--- a/docs/04_System_Architecture.docx
+++ b/docs/04_System_Architecture.docx
@@ -38,8 +38,8 @@
           <w:rFonts w:ascii="Times New Roman" w:eastAsia="Times New Roman" w:hAnsi="Times New Roman" w:cs="Times New Roman"/>
           <w:b/>
           <w:bCs/>
-          <w:sz w:val="27"/>
-          <w:szCs w:val="27"/>
+          <w:sz w:val="24"/>
+          <w:szCs w:val="24"/>
         </w:rPr>
       </w:pPr>
       <w:r>
@@ -47,8 +47,8 @@
           <w:rFonts w:ascii="Times New Roman" w:eastAsia="Times New Roman" w:hAnsi="Times New Roman" w:cs="Times New Roman"/>
           <w:b/>
           <w:bCs/>
-          <w:sz w:val="27"/>
-          <w:szCs w:val="27"/>
+          <w:sz w:val="24"/>
+          <w:szCs w:val="24"/>
         </w:rPr>
         <w:t>Objective</w:t>
       </w:r>
@@ -79,8 +79,8 @@
           <w:rFonts w:ascii="Times New Roman" w:eastAsia="Times New Roman" w:hAnsi="Times New Roman" w:cs="Times New Roman"/>
           <w:b/>
           <w:bCs/>
-          <w:sz w:val="27"/>
-          <w:szCs w:val="27"/>
+          <w:sz w:val="24"/>
+          <w:szCs w:val="24"/>
         </w:rPr>
       </w:pPr>
       <w:r>
@@ -88,8 +88,8 @@
           <w:rFonts w:ascii="Times New Roman" w:eastAsia="Times New Roman" w:hAnsi="Times New Roman" w:cs="Times New Roman"/>
           <w:b/>
           <w:bCs/>
-          <w:sz w:val="27"/>
-          <w:szCs w:val="27"/>
+          <w:sz w:val="24"/>
+          <w:szCs w:val="24"/>
         </w:rPr>
         <w:t>Design Constraints</w:t>
       </w:r>
@@ -190,8 +190,8 @@
           <w:rFonts w:ascii="Times New Roman" w:eastAsia="Times New Roman" w:hAnsi="Times New Roman" w:cs="Times New Roman"/>
           <w:b/>
           <w:bCs/>
-          <w:sz w:val="27"/>
-          <w:szCs w:val="27"/>
+          <w:sz w:val="24"/>
+          <w:szCs w:val="24"/>
         </w:rPr>
       </w:pPr>
       <w:r>
@@ -199,8 +199,8 @@
           <w:rFonts w:ascii="Times New Roman" w:eastAsia="Times New Roman" w:hAnsi="Times New Roman" w:cs="Times New Roman"/>
           <w:b/>
           <w:bCs/>
-          <w:sz w:val="27"/>
-          <w:szCs w:val="27"/>
+          <w:sz w:val="24"/>
+          <w:szCs w:val="24"/>
         </w:rPr>
         <w:t>Architecture Overview</w:t>
       </w:r>
@@ -429,8 +429,8 @@
           <w:rFonts w:ascii="Times New Roman" w:eastAsia="Times New Roman" w:hAnsi="Times New Roman" w:cs="Times New Roman"/>
           <w:b/>
           <w:bCs/>
-          <w:sz w:val="27"/>
-          <w:szCs w:val="27"/>
+          <w:sz w:val="24"/>
+          <w:szCs w:val="24"/>
         </w:rPr>
       </w:pPr>
       <w:r>
@@ -438,8 +438,8 @@
           <w:rFonts w:ascii="Times New Roman" w:eastAsia="Times New Roman" w:hAnsi="Times New Roman" w:cs="Times New Roman"/>
           <w:b/>
           <w:bCs/>
-          <w:sz w:val="27"/>
-          <w:szCs w:val="27"/>
+          <w:sz w:val="24"/>
+          <w:szCs w:val="24"/>
         </w:rPr>
         <w:t>Key Design Principle</w:t>
       </w:r>
@@ -465,8 +465,16 @@
     <w:p>
       <w:pPr>
         <w:pStyle w:val="Heading3"/>
-      </w:pPr>
-      <w:r>
+        <w:rPr>
+          <w:sz w:val="24"/>
+          <w:szCs w:val="24"/>
+        </w:rPr>
+      </w:pPr>
+      <w:r>
+        <w:rPr>
+          <w:sz w:val="24"/>
+          <w:szCs w:val="24"/>
+        </w:rPr>
         <w:t>Future Extensions (Planned)</w:t>
       </w:r>
     </w:p>
@@ -532,6 +540,8 @@
       <w:pPr>
         <w:rPr>
           <w:rFonts w:ascii="Times New Roman" w:hAnsi="Times New Roman" w:cs="Times New Roman"/>
+          <w:sz w:val="24"/>
+          <w:szCs w:val="24"/>
         </w:rPr>
       </w:pPr>
     </w:p>
@@ -539,6 +549,8 @@
       <w:pPr>
         <w:rPr>
           <w:rFonts w:ascii="Times New Roman" w:hAnsi="Times New Roman" w:cs="Times New Roman"/>
+          <w:sz w:val="24"/>
+          <w:szCs w:val="24"/>
         </w:rPr>
       </w:pPr>
     </w:p>
@@ -547,16 +559,20 @@
         <w:jc w:val="center"/>
         <w:rPr>
           <w:rFonts w:ascii="Times New Roman" w:hAnsi="Times New Roman" w:cs="Times New Roman"/>
+          <w:sz w:val="24"/>
+          <w:szCs w:val="24"/>
         </w:rPr>
       </w:pPr>
       <w:r>
         <w:rPr>
           <w:rFonts w:ascii="Times New Roman" w:hAnsi="Times New Roman" w:cs="Times New Roman"/>
           <w:noProof/>
+          <w:sz w:val="24"/>
+          <w:szCs w:val="24"/>
         </w:rPr>
         <w:lastRenderedPageBreak/>
         <w:drawing>
-          <wp:anchor distT="0" distB="0" distL="114300" distR="114300" simplePos="0" relativeHeight="251658240" behindDoc="0" locked="0" layoutInCell="1" allowOverlap="1" wp14:anchorId="52E627C5" wp14:editId="62909664">
+          <wp:anchor distT="0" distB="0" distL="114300" distR="114300" simplePos="0" relativeHeight="251658240" behindDoc="0" locked="0" layoutInCell="1" allowOverlap="1" wp14:anchorId="2E8B7489" wp14:editId="37026EC2">
             <wp:simplePos x="0" y="0"/>
             <wp:positionH relativeFrom="margin">
               <wp:align>center</wp:align>
@@ -612,6 +628,8 @@
       <w:r>
         <w:rPr>
           <w:rFonts w:ascii="Times New Roman" w:hAnsi="Times New Roman" w:cs="Times New Roman"/>
+          <w:sz w:val="24"/>
+          <w:szCs w:val="24"/>
         </w:rPr>
         <w:t>Offline Industrial Data Intelligence Platform Full Advanced Architecture</w:t>
       </w:r>
@@ -620,6 +638,8 @@
       <w:pPr>
         <w:rPr>
           <w:rFonts w:ascii="Times New Roman" w:hAnsi="Times New Roman" w:cs="Times New Roman"/>
+          <w:sz w:val="24"/>
+          <w:szCs w:val="24"/>
         </w:rPr>
       </w:pPr>
     </w:p>
@@ -627,14 +647,24 @@
       <w:pPr>
         <w:rPr>
           <w:rFonts w:ascii="Times New Roman" w:hAnsi="Times New Roman" w:cs="Times New Roman"/>
+          <w:sz w:val="24"/>
+          <w:szCs w:val="24"/>
         </w:rPr>
       </w:pPr>
     </w:p>
     <w:p>
       <w:pPr>
         <w:pStyle w:val="Heading3"/>
-      </w:pPr>
-      <w:r>
+        <w:rPr>
+          <w:sz w:val="24"/>
+          <w:szCs w:val="24"/>
+        </w:rPr>
+      </w:pPr>
+      <w:r>
+        <w:rPr>
+          <w:sz w:val="24"/>
+          <w:szCs w:val="24"/>
+        </w:rPr>
         <w:t>Operational Excel Ingestion Layer</w:t>
       </w:r>
     </w:p>
@@ -669,14 +699,24 @@
       <w:pPr>
         <w:rPr>
           <w:rFonts w:ascii="Times New Roman" w:hAnsi="Times New Roman" w:cs="Times New Roman"/>
+          <w:sz w:val="24"/>
+          <w:szCs w:val="24"/>
         </w:rPr>
       </w:pPr>
     </w:p>
     <w:p>
       <w:pPr>
         <w:pStyle w:val="Heading3"/>
-      </w:pPr>
-      <w:r>
+        <w:rPr>
+          <w:sz w:val="24"/>
+          <w:szCs w:val="24"/>
+        </w:rPr>
+      </w:pPr>
+      <w:r>
+        <w:rPr>
+          <w:sz w:val="24"/>
+          <w:szCs w:val="24"/>
+        </w:rPr>
         <w:lastRenderedPageBreak/>
         <w:t>Feature Store &amp; Normalization Layer</w:t>
       </w:r>
@@ -811,13 +851,7 @@
         <w:rPr>
           <w:rStyle w:val="Strong"/>
         </w:rPr>
-        <w:t xml:space="preserve">Day 6: - </w:t>
-      </w:r>
-      <w:r>
-        <w:rPr>
-          <w:rStyle w:val="Strong"/>
-        </w:rPr>
-        <w:t>No architectural layer changes were introduced.</w:t>
+        <w:t>Day 6: - No architectural layer changes were introduced.</w:t>
       </w:r>
     </w:p>
     <w:p>
@@ -874,27 +908,326 @@
     </w:p>
     <w:p>
       <w:pPr>
+        <w:pStyle w:val="Heading2"/>
         <w:rPr>
           <w:rFonts w:ascii="Times New Roman" w:hAnsi="Times New Roman" w:cs="Times New Roman"/>
-        </w:rPr>
-      </w:pPr>
-    </w:p>
-    <w:p>
-      <w:pPr>
-        <w:rPr>
+          <w:color w:val="auto"/>
+          <w:sz w:val="24"/>
+          <w:szCs w:val="24"/>
+        </w:rPr>
+      </w:pPr>
+      <w:r>
+        <w:rPr>
+          <w:rStyle w:val="Strong"/>
           <w:rFonts w:ascii="Times New Roman" w:hAnsi="Times New Roman" w:cs="Times New Roman"/>
-        </w:rPr>
-      </w:pPr>
+          <w:bCs w:val="0"/>
+          <w:color w:val="auto"/>
+          <w:sz w:val="24"/>
+          <w:szCs w:val="24"/>
+        </w:rPr>
+        <w:t>Day-7 Architectural Confirmation</w:t>
+      </w:r>
+    </w:p>
+    <w:p>
+      <w:pPr>
+        <w:pStyle w:val="Heading3"/>
+        <w:rPr>
+          <w:sz w:val="24"/>
+          <w:szCs w:val="24"/>
+        </w:rPr>
+      </w:pPr>
+      <w:r>
+        <w:rPr>
+          <w:rStyle w:val="Strong"/>
+          <w:b/>
+          <w:bCs/>
+          <w:sz w:val="24"/>
+          <w:szCs w:val="24"/>
+        </w:rPr>
+        <w:t>Frontend Layer Clarification</w:t>
+      </w:r>
+    </w:p>
+    <w:p>
+      <w:pPr>
+        <w:pStyle w:val="NormalWeb"/>
+        <w:numPr>
+          <w:ilvl w:val="0"/>
+          <w:numId w:val="8"/>
+        </w:numPr>
+      </w:pPr>
+      <w:r>
+        <w:t>Confirmed desktop architecture using:</w:t>
+      </w:r>
+    </w:p>
+    <w:p>
+      <w:pPr>
+        <w:pStyle w:val="NormalWeb"/>
+        <w:numPr>
+          <w:ilvl w:val="1"/>
+          <w:numId w:val="8"/>
+        </w:numPr>
+      </w:pPr>
+      <w:proofErr w:type="spellStart"/>
+      <w:r>
+        <w:t>Qt</w:t>
+      </w:r>
+      <w:proofErr w:type="spellEnd"/>
+      <w:r>
+        <w:t xml:space="preserve"> </w:t>
+      </w:r>
+      <w:proofErr w:type="spellStart"/>
+      <w:r>
+        <w:t>WebEngine</w:t>
+      </w:r>
+      <w:proofErr w:type="spellEnd"/>
+      <w:r>
+        <w:t xml:space="preserve"> (Python, in-process)</w:t>
+      </w:r>
+    </w:p>
+    <w:p>
+      <w:pPr>
+        <w:pStyle w:val="NormalWeb"/>
+        <w:numPr>
+          <w:ilvl w:val="1"/>
+          <w:numId w:val="8"/>
+        </w:numPr>
+      </w:pPr>
+      <w:r>
+        <w:t xml:space="preserve">React + </w:t>
+      </w:r>
+      <w:proofErr w:type="spellStart"/>
+      <w:r>
+        <w:t>TypeScript</w:t>
+      </w:r>
+      <w:proofErr w:type="spellEnd"/>
+      <w:r>
+        <w:t xml:space="preserve"> renderer (</w:t>
+      </w:r>
+      <w:proofErr w:type="spellStart"/>
+      <w:r>
+        <w:t>Vite</w:t>
+      </w:r>
+      <w:proofErr w:type="spellEnd"/>
+      <w:r>
+        <w:t>)</w:t>
+      </w:r>
+    </w:p>
+    <w:p>
+      <w:pPr>
+        <w:pStyle w:val="NormalWeb"/>
+        <w:numPr>
+          <w:ilvl w:val="0"/>
+          <w:numId w:val="8"/>
+        </w:numPr>
+      </w:pPr>
+      <w:r>
+        <w:t xml:space="preserve">All frontend-backend communication occurs </w:t>
+      </w:r>
+      <w:r>
+        <w:rPr>
+          <w:rStyle w:val="Strong"/>
+        </w:rPr>
+        <w:t>in-process</w:t>
+      </w:r>
+      <w:r>
+        <w:t xml:space="preserve"> via secure bridge interfaces.</w:t>
+      </w:r>
+    </w:p>
+    <w:p>
+      <w:pPr>
+        <w:pStyle w:val="NormalWeb"/>
+        <w:numPr>
+          <w:ilvl w:val="0"/>
+          <w:numId w:val="8"/>
+        </w:numPr>
+      </w:pPr>
+      <w:r>
+        <w:t>No HTTP servers, localhost APIs, or network ports are used.</w:t>
+      </w:r>
+    </w:p>
+    <w:p>
+      <w:pPr>
+        <w:pStyle w:val="Heading3"/>
+        <w:rPr>
+          <w:sz w:val="24"/>
+          <w:szCs w:val="24"/>
+        </w:rPr>
+      </w:pPr>
+      <w:r>
+        <w:rPr>
+          <w:rStyle w:val="Strong"/>
+          <w:b/>
+          <w:bCs/>
+          <w:sz w:val="24"/>
+          <w:szCs w:val="24"/>
+        </w:rPr>
+        <w:t>Architecture Status</w:t>
+      </w:r>
+    </w:p>
+    <w:p>
+      <w:pPr>
+        <w:pStyle w:val="NormalWeb"/>
+        <w:numPr>
+          <w:ilvl w:val="0"/>
+          <w:numId w:val="9"/>
+        </w:numPr>
+      </w:pPr>
+      <w:r>
+        <w:t>No architectural changes required.</w:t>
+      </w:r>
+    </w:p>
+    <w:p>
+      <w:pPr>
+        <w:pStyle w:val="NormalWeb"/>
+        <w:numPr>
+          <w:ilvl w:val="0"/>
+          <w:numId w:val="9"/>
+        </w:numPr>
+      </w:pPr>
+      <w:r>
+        <w:t>Frontend cleanly aligns with previously defined layered system design.</w:t>
+      </w:r>
+    </w:p>
+    <w:p>
+      <w:pPr>
+        <w:pStyle w:val="Heading1"/>
+        <w:rPr>
+          <w:rStyle w:val="Strong"/>
+          <w:rFonts w:ascii="Times New Roman" w:hAnsi="Times New Roman" w:cs="Times New Roman"/>
+          <w:bCs w:val="0"/>
+          <w:color w:val="auto"/>
+        </w:rPr>
+      </w:pPr>
+      <w:r>
+        <w:rPr>
+          <w:rStyle w:val="Strong"/>
+          <w:rFonts w:ascii="Times New Roman" w:hAnsi="Times New Roman" w:cs="Times New Roman"/>
+          <w:bCs w:val="0"/>
+          <w:color w:val="auto"/>
+        </w:rPr>
+        <w:lastRenderedPageBreak/>
+        <w:t>Day-8 Update</w:t>
+      </w:r>
+    </w:p>
+    <w:p>
       <w:bookmarkStart w:id="0" w:name="_GoBack"/>
       <w:bookmarkEnd w:id="0"/>
     </w:p>
+    <w:p>
+      <w:pPr>
+        <w:pStyle w:val="Heading3"/>
+        <w:spacing w:before="0" w:beforeAutospacing="0" w:after="0" w:afterAutospacing="0"/>
+      </w:pPr>
+      <w:r>
+        <w:t>Update Summary</w:t>
+      </w:r>
+    </w:p>
+    <w:p>
+      <w:pPr>
+        <w:pStyle w:val="NormalWeb"/>
+        <w:numPr>
+          <w:ilvl w:val="0"/>
+          <w:numId w:val="10"/>
+        </w:numPr>
+        <w:spacing w:before="0" w:beforeAutospacing="0" w:after="0" w:afterAutospacing="0"/>
+      </w:pPr>
+      <w:r>
+        <w:t>No backend or pipeline architecture changes introduced.</w:t>
+      </w:r>
+    </w:p>
+    <w:p>
+      <w:pPr>
+        <w:pStyle w:val="NormalWeb"/>
+        <w:numPr>
+          <w:ilvl w:val="0"/>
+          <w:numId w:val="10"/>
+        </w:numPr>
+      </w:pPr>
+      <w:r>
+        <w:t>Frontend architecture extended to include:</w:t>
+      </w:r>
+    </w:p>
+    <w:p>
+      <w:pPr>
+        <w:pStyle w:val="NormalWeb"/>
+        <w:numPr>
+          <w:ilvl w:val="1"/>
+          <w:numId w:val="10"/>
+        </w:numPr>
+      </w:pPr>
+      <w:r>
+        <w:t>Run-aware UI layer</w:t>
+      </w:r>
+    </w:p>
+    <w:p>
+      <w:pPr>
+        <w:pStyle w:val="NormalWeb"/>
+        <w:numPr>
+          <w:ilvl w:val="1"/>
+          <w:numId w:val="10"/>
+        </w:numPr>
+      </w:pPr>
+      <w:r>
+        <w:t>Centralized run context store</w:t>
+      </w:r>
+    </w:p>
+    <w:p>
+      <w:pPr>
+        <w:pStyle w:val="NormalWeb"/>
+        <w:numPr>
+          <w:ilvl w:val="1"/>
+          <w:numId w:val="10"/>
+        </w:numPr>
+      </w:pPr>
+      <w:r>
+        <w:t>Explicit separation of UX guarding vs routing enforcement</w:t>
+      </w:r>
+    </w:p>
+    <w:p>
+      <w:pPr>
+        <w:pStyle w:val="Heading3"/>
+        <w:spacing w:before="0" w:beforeAutospacing="0" w:after="0" w:afterAutospacing="0"/>
+      </w:pPr>
+      <w:r>
+        <w:t>Impact</w:t>
+      </w:r>
+    </w:p>
+    <w:p>
+      <w:pPr>
+        <w:pStyle w:val="NormalWeb"/>
+        <w:numPr>
+          <w:ilvl w:val="0"/>
+          <w:numId w:val="11"/>
+        </w:numPr>
+        <w:spacing w:before="0" w:beforeAutospacing="0" w:after="0" w:afterAutospacing="0"/>
+      </w:pPr>
+      <w:r>
+        <w:t>Improves system robustness without altering ingestion, feature store, or profiling layers.</w:t>
+      </w:r>
+    </w:p>
+    <w:p>
+      <w:pPr>
+        <w:pStyle w:val="NormalWeb"/>
+        <w:numPr>
+          <w:ilvl w:val="0"/>
+          <w:numId w:val="11"/>
+        </w:numPr>
+        <w:spacing w:before="0" w:beforeAutospacing="0" w:after="0" w:afterAutospacing="0"/>
+      </w:pPr>
+      <w:r>
+        <w:t>Maintains full offline and confidentiality guarantees.</w:t>
+      </w:r>
+    </w:p>
+    <w:p>
+      <w:pPr>
+        <w:rPr>
+          <w:rFonts w:ascii="Times New Roman" w:hAnsi="Times New Roman" w:cs="Times New Roman"/>
+          <w:sz w:val="24"/>
+          <w:szCs w:val="24"/>
+        </w:rPr>
+      </w:pPr>
+    </w:p>
     <w:sectPr>
-      <w:headerReference w:type="even" r:id="rId8"/>
-      <w:headerReference w:type="default" r:id="rId9"/>
-      <w:footerReference w:type="even" r:id="rId10"/>
-      <w:footerReference w:type="default" r:id="rId11"/>
-      <w:headerReference w:type="first" r:id="rId12"/>
-      <w:footerReference w:type="first" r:id="rId13"/>
       <w:pgSz w:w="12240" w:h="15840"/>
       <w:pgMar w:top="1440" w:right="1440" w:bottom="1440" w:left="1440" w:header="720" w:footer="720" w:gutter="0"/>
       <w:cols w:space="720"/>
@@ -929,36 +1262,6 @@
 </w:endnotes>
 </file>
 
-<file path=word/footer1.xml><?xml version="1.0" encoding="utf-8"?>
-<w:ftr xmlns:wpc="http://schemas.microsoft.com/office/word/2010/wordprocessingCanvas" xmlns:cx="http://schemas.microsoft.com/office/drawing/2014/chartex" xmlns:mc="http://schemas.openxmlformats.org/markup-compatibility/2006" xmlns:o="urn:schemas-microsoft-com:office:office" xmlns:r="http://schemas.openxmlformats.org/officeDocument/2006/relationships" xmlns:m="http://schemas.openxmlformats.org/officeDocument/2006/math" xmlns:v="urn:schemas-microsoft-com:vml" xmlns:wp14="http://schemas.microsoft.com/office/word/2010/wordprocessingDrawing" xmlns:wp="http://schemas.openxmlformats.org/drawingml/2006/wordprocessingDrawing" xmlns:w10="urn:schemas-microsoft-com:office:word" xmlns:w="http://schemas.openxmlformats.org/wordprocessingml/2006/main" xmlns:w14="http://schemas.microsoft.com/office/word/2010/wordml" xmlns:w15="http://schemas.microsoft.com/office/word/2012/wordml" xmlns:w16se="http://schemas.microsoft.com/office/word/2015/wordml/symex" xmlns:wpg="http://schemas.microsoft.com/office/word/2010/wordprocessingGroup" xmlns:wpi="http://schemas.microsoft.com/office/word/2010/wordprocessingInk" xmlns:wne="http://schemas.microsoft.com/office/word/2006/wordml" xmlns:wps="http://schemas.microsoft.com/office/word/2010/wordprocessingShape" mc:Ignorable="w14 w15 w16se wp14">
-  <w:p>
-    <w:pPr>
-      <w:pStyle w:val="Footer"/>
-    </w:pPr>
-  </w:p>
-</w:ftr>
-</file>
-
-<file path=word/footer2.xml><?xml version="1.0" encoding="utf-8"?>
-<w:ftr xmlns:wpc="http://schemas.microsoft.com/office/word/2010/wordprocessingCanvas" xmlns:cx="http://schemas.microsoft.com/office/drawing/2014/chartex" xmlns:mc="http://schemas.openxmlformats.org/markup-compatibility/2006" xmlns:o="urn:schemas-microsoft-com:office:office" xmlns:r="http://schemas.openxmlformats.org/officeDocument/2006/relationships" xmlns:m="http://schemas.openxmlformats.org/officeDocument/2006/math" xmlns:v="urn:schemas-microsoft-com:vml" xmlns:wp14="http://schemas.microsoft.com/office/word/2010/wordprocessingDrawing" xmlns:wp="http://schemas.openxmlformats.org/drawingml/2006/wordprocessingDrawing" xmlns:w10="urn:schemas-microsoft-com:office:word" xmlns:w="http://schemas.openxmlformats.org/wordprocessingml/2006/main" xmlns:w14="http://schemas.microsoft.com/office/word/2010/wordml" xmlns:w15="http://schemas.microsoft.com/office/word/2012/wordml" xmlns:w16se="http://schemas.microsoft.com/office/word/2015/wordml/symex" xmlns:wpg="http://schemas.microsoft.com/office/word/2010/wordprocessingGroup" xmlns:wpi="http://schemas.microsoft.com/office/word/2010/wordprocessingInk" xmlns:wne="http://schemas.microsoft.com/office/word/2006/wordml" xmlns:wps="http://schemas.microsoft.com/office/word/2010/wordprocessingShape" mc:Ignorable="w14 w15 w16se wp14">
-  <w:p>
-    <w:pPr>
-      <w:pStyle w:val="Footer"/>
-    </w:pPr>
-  </w:p>
-</w:ftr>
-</file>
-
-<file path=word/footer3.xml><?xml version="1.0" encoding="utf-8"?>
-<w:ftr xmlns:wpc="http://schemas.microsoft.com/office/word/2010/wordprocessingCanvas" xmlns:cx="http://schemas.microsoft.com/office/drawing/2014/chartex" xmlns:mc="http://schemas.openxmlformats.org/markup-compatibility/2006" xmlns:o="urn:schemas-microsoft-com:office:office" xmlns:r="http://schemas.openxmlformats.org/officeDocument/2006/relationships" xmlns:m="http://schemas.openxmlformats.org/officeDocument/2006/math" xmlns:v="urn:schemas-microsoft-com:vml" xmlns:wp14="http://schemas.microsoft.com/office/word/2010/wordprocessingDrawing" xmlns:wp="http://schemas.openxmlformats.org/drawingml/2006/wordprocessingDrawing" xmlns:w10="urn:schemas-microsoft-com:office:word" xmlns:w="http://schemas.openxmlformats.org/wordprocessingml/2006/main" xmlns:w14="http://schemas.microsoft.com/office/word/2010/wordml" xmlns:w15="http://schemas.microsoft.com/office/word/2012/wordml" xmlns:w16se="http://schemas.microsoft.com/office/word/2015/wordml/symex" xmlns:wpg="http://schemas.microsoft.com/office/word/2010/wordprocessingGroup" xmlns:wpi="http://schemas.microsoft.com/office/word/2010/wordprocessingInk" xmlns:wne="http://schemas.microsoft.com/office/word/2006/wordml" xmlns:wps="http://schemas.microsoft.com/office/word/2010/wordprocessingShape" mc:Ignorable="w14 w15 w16se wp14">
-  <w:p>
-    <w:pPr>
-      <w:pStyle w:val="Footer"/>
-    </w:pPr>
-  </w:p>
-</w:ftr>
-</file>
-
 <file path=word/footnotes.xml><?xml version="1.0" encoding="utf-8"?>
 <w:footnotes xmlns:wpc="http://schemas.microsoft.com/office/word/2010/wordprocessingCanvas" xmlns:cx="http://schemas.microsoft.com/office/drawing/2014/chartex" xmlns:mc="http://schemas.openxmlformats.org/markup-compatibility/2006" xmlns:o="urn:schemas-microsoft-com:office:office" xmlns:r="http://schemas.openxmlformats.org/officeDocument/2006/relationships" xmlns:m="http://schemas.openxmlformats.org/officeDocument/2006/math" xmlns:v="urn:schemas-microsoft-com:vml" xmlns:wp14="http://schemas.microsoft.com/office/word/2010/wordprocessingDrawing" xmlns:wp="http://schemas.openxmlformats.org/drawingml/2006/wordprocessingDrawing" xmlns:w10="urn:schemas-microsoft-com:office:word" xmlns:w="http://schemas.openxmlformats.org/wordprocessingml/2006/main" xmlns:w14="http://schemas.microsoft.com/office/word/2010/wordml" xmlns:w15="http://schemas.microsoft.com/office/word/2012/wordml" xmlns:w16se="http://schemas.microsoft.com/office/word/2015/wordml/symex" xmlns:wpg="http://schemas.microsoft.com/office/word/2010/wordprocessingGroup" xmlns:wpi="http://schemas.microsoft.com/office/word/2010/wordprocessingInk" xmlns:wne="http://schemas.microsoft.com/office/word/2006/wordml" xmlns:wps="http://schemas.microsoft.com/office/word/2010/wordprocessingShape" mc:Ignorable="w14 w15 w16se wp14">
   <w:footnote w:type="separator" w:id="-1">
@@ -982,36 +1285,6 @@
     </w:p>
   </w:footnote>
 </w:footnotes>
-</file>
-
-<file path=word/header1.xml><?xml version="1.0" encoding="utf-8"?>
-<w:hdr xmlns:wpc="http://schemas.microsoft.com/office/word/2010/wordprocessingCanvas" xmlns:cx="http://schemas.microsoft.com/office/drawing/2014/chartex" xmlns:mc="http://schemas.openxmlformats.org/markup-compatibility/2006" xmlns:o="urn:schemas-microsoft-com:office:office" xmlns:r="http://schemas.openxmlformats.org/officeDocument/2006/relationships" xmlns:m="http://schemas.openxmlformats.org/officeDocument/2006/math" xmlns:v="urn:schemas-microsoft-com:vml" xmlns:wp14="http://schemas.microsoft.com/office/word/2010/wordprocessingDrawing" xmlns:wp="http://schemas.openxmlformats.org/drawingml/2006/wordprocessingDrawing" xmlns:w10="urn:schemas-microsoft-com:office:word" xmlns:w="http://schemas.openxmlformats.org/wordprocessingml/2006/main" xmlns:w14="http://schemas.microsoft.com/office/word/2010/wordml" xmlns:w15="http://schemas.microsoft.com/office/word/2012/wordml" xmlns:w16se="http://schemas.microsoft.com/office/word/2015/wordml/symex" xmlns:wpg="http://schemas.microsoft.com/office/word/2010/wordprocessingGroup" xmlns:wpi="http://schemas.microsoft.com/office/word/2010/wordprocessingInk" xmlns:wne="http://schemas.microsoft.com/office/word/2006/wordml" xmlns:wps="http://schemas.microsoft.com/office/word/2010/wordprocessingShape" mc:Ignorable="w14 w15 w16se wp14">
-  <w:p>
-    <w:pPr>
-      <w:pStyle w:val="Header"/>
-    </w:pPr>
-  </w:p>
-</w:hdr>
-</file>
-
-<file path=word/header2.xml><?xml version="1.0" encoding="utf-8"?>
-<w:hdr xmlns:wpc="http://schemas.microsoft.com/office/word/2010/wordprocessingCanvas" xmlns:cx="http://schemas.microsoft.com/office/drawing/2014/chartex" xmlns:mc="http://schemas.openxmlformats.org/markup-compatibility/2006" xmlns:o="urn:schemas-microsoft-com:office:office" xmlns:r="http://schemas.openxmlformats.org/officeDocument/2006/relationships" xmlns:m="http://schemas.openxmlformats.org/officeDocument/2006/math" xmlns:v="urn:schemas-microsoft-com:vml" xmlns:wp14="http://schemas.microsoft.com/office/word/2010/wordprocessingDrawing" xmlns:wp="http://schemas.openxmlformats.org/drawingml/2006/wordprocessingDrawing" xmlns:w10="urn:schemas-microsoft-com:office:word" xmlns:w="http://schemas.openxmlformats.org/wordprocessingml/2006/main" xmlns:w14="http://schemas.microsoft.com/office/word/2010/wordml" xmlns:w15="http://schemas.microsoft.com/office/word/2012/wordml" xmlns:w16se="http://schemas.microsoft.com/office/word/2015/wordml/symex" xmlns:wpg="http://schemas.microsoft.com/office/word/2010/wordprocessingGroup" xmlns:wpi="http://schemas.microsoft.com/office/word/2010/wordprocessingInk" xmlns:wne="http://schemas.microsoft.com/office/word/2006/wordml" xmlns:wps="http://schemas.microsoft.com/office/word/2010/wordprocessingShape" mc:Ignorable="w14 w15 w16se wp14">
-  <w:p>
-    <w:pPr>
-      <w:pStyle w:val="Header"/>
-    </w:pPr>
-  </w:p>
-</w:hdr>
-</file>
-
-<file path=word/header3.xml><?xml version="1.0" encoding="utf-8"?>
-<w:hdr xmlns:wpc="http://schemas.microsoft.com/office/word/2010/wordprocessingCanvas" xmlns:cx="http://schemas.microsoft.com/office/drawing/2014/chartex" xmlns:mc="http://schemas.openxmlformats.org/markup-compatibility/2006" xmlns:o="urn:schemas-microsoft-com:office:office" xmlns:r="http://schemas.openxmlformats.org/officeDocument/2006/relationships" xmlns:m="http://schemas.openxmlformats.org/officeDocument/2006/math" xmlns:v="urn:schemas-microsoft-com:vml" xmlns:wp14="http://schemas.microsoft.com/office/word/2010/wordprocessingDrawing" xmlns:wp="http://schemas.openxmlformats.org/drawingml/2006/wordprocessingDrawing" xmlns:w10="urn:schemas-microsoft-com:office:word" xmlns:w="http://schemas.openxmlformats.org/wordprocessingml/2006/main" xmlns:w14="http://schemas.microsoft.com/office/word/2010/wordml" xmlns:w15="http://schemas.microsoft.com/office/word/2012/wordml" xmlns:w16se="http://schemas.microsoft.com/office/word/2015/wordml/symex" xmlns:wpg="http://schemas.microsoft.com/office/word/2010/wordprocessingGroup" xmlns:wpi="http://schemas.microsoft.com/office/word/2010/wordprocessingInk" xmlns:wne="http://schemas.microsoft.com/office/word/2006/wordml" xmlns:wps="http://schemas.microsoft.com/office/word/2010/wordprocessingShape" mc:Ignorable="w14 w15 w16se wp14">
-  <w:p>
-    <w:pPr>
-      <w:pStyle w:val="Header"/>
-    </w:pPr>
-  </w:p>
-</w:hdr>
 </file>
 
 <file path=word/numbering.xml><?xml version="1.0" encoding="utf-8"?>
@@ -1279,6 +1552,155 @@
     </w:lvl>
   </w:abstractNum>
   <w:abstractNum w:abstractNumId="2" w15:restartNumberingAfterBreak="0">
+    <w:nsid w:val="23E8403D"/>
+    <w:multiLevelType w:val="multilevel"/>
+    <w:tmpl w:val="388A688C"/>
+    <w:lvl w:ilvl="0">
+      <w:start w:val="1"/>
+      <w:numFmt w:val="bullet"/>
+      <w:lvlText w:val=""/>
+      <w:lvlJc w:val="left"/>
+      <w:pPr>
+        <w:tabs>
+          <w:tab w:val="num" w:pos="720"/>
+        </w:tabs>
+        <w:ind w:left="720" w:hanging="360"/>
+      </w:pPr>
+      <w:rPr>
+        <w:rFonts w:ascii="Symbol" w:hAnsi="Symbol" w:hint="default"/>
+        <w:sz w:val="20"/>
+      </w:rPr>
+    </w:lvl>
+    <w:lvl w:ilvl="1" w:tentative="1">
+      <w:start w:val="1"/>
+      <w:numFmt w:val="bullet"/>
+      <w:lvlText w:val="o"/>
+      <w:lvlJc w:val="left"/>
+      <w:pPr>
+        <w:tabs>
+          <w:tab w:val="num" w:pos="1440"/>
+        </w:tabs>
+        <w:ind w:left="1440" w:hanging="360"/>
+      </w:pPr>
+      <w:rPr>
+        <w:rFonts w:ascii="Courier New" w:hAnsi="Courier New" w:hint="default"/>
+        <w:sz w:val="20"/>
+      </w:rPr>
+    </w:lvl>
+    <w:lvl w:ilvl="2" w:tentative="1">
+      <w:start w:val="1"/>
+      <w:numFmt w:val="bullet"/>
+      <w:lvlText w:val=""/>
+      <w:lvlJc w:val="left"/>
+      <w:pPr>
+        <w:tabs>
+          <w:tab w:val="num" w:pos="2160"/>
+        </w:tabs>
+        <w:ind w:left="2160" w:hanging="360"/>
+      </w:pPr>
+      <w:rPr>
+        <w:rFonts w:ascii="Wingdings" w:hAnsi="Wingdings" w:hint="default"/>
+        <w:sz w:val="20"/>
+      </w:rPr>
+    </w:lvl>
+    <w:lvl w:ilvl="3" w:tentative="1">
+      <w:start w:val="1"/>
+      <w:numFmt w:val="bullet"/>
+      <w:lvlText w:val=""/>
+      <w:lvlJc w:val="left"/>
+      <w:pPr>
+        <w:tabs>
+          <w:tab w:val="num" w:pos="2880"/>
+        </w:tabs>
+        <w:ind w:left="2880" w:hanging="360"/>
+      </w:pPr>
+      <w:rPr>
+        <w:rFonts w:ascii="Wingdings" w:hAnsi="Wingdings" w:hint="default"/>
+        <w:sz w:val="20"/>
+      </w:rPr>
+    </w:lvl>
+    <w:lvl w:ilvl="4" w:tentative="1">
+      <w:start w:val="1"/>
+      <w:numFmt w:val="bullet"/>
+      <w:lvlText w:val=""/>
+      <w:lvlJc w:val="left"/>
+      <w:pPr>
+        <w:tabs>
+          <w:tab w:val="num" w:pos="3600"/>
+        </w:tabs>
+        <w:ind w:left="3600" w:hanging="360"/>
+      </w:pPr>
+      <w:rPr>
+        <w:rFonts w:ascii="Wingdings" w:hAnsi="Wingdings" w:hint="default"/>
+        <w:sz w:val="20"/>
+      </w:rPr>
+    </w:lvl>
+    <w:lvl w:ilvl="5" w:tentative="1">
+      <w:start w:val="1"/>
+      <w:numFmt w:val="bullet"/>
+      <w:lvlText w:val=""/>
+      <w:lvlJc w:val="left"/>
+      <w:pPr>
+        <w:tabs>
+          <w:tab w:val="num" w:pos="4320"/>
+        </w:tabs>
+        <w:ind w:left="4320" w:hanging="360"/>
+      </w:pPr>
+      <w:rPr>
+        <w:rFonts w:ascii="Wingdings" w:hAnsi="Wingdings" w:hint="default"/>
+        <w:sz w:val="20"/>
+      </w:rPr>
+    </w:lvl>
+    <w:lvl w:ilvl="6" w:tentative="1">
+      <w:start w:val="1"/>
+      <w:numFmt w:val="bullet"/>
+      <w:lvlText w:val=""/>
+      <w:lvlJc w:val="left"/>
+      <w:pPr>
+        <w:tabs>
+          <w:tab w:val="num" w:pos="5040"/>
+        </w:tabs>
+        <w:ind w:left="5040" w:hanging="360"/>
+      </w:pPr>
+      <w:rPr>
+        <w:rFonts w:ascii="Wingdings" w:hAnsi="Wingdings" w:hint="default"/>
+        <w:sz w:val="20"/>
+      </w:rPr>
+    </w:lvl>
+    <w:lvl w:ilvl="7" w:tentative="1">
+      <w:start w:val="1"/>
+      <w:numFmt w:val="bullet"/>
+      <w:lvlText w:val=""/>
+      <w:lvlJc w:val="left"/>
+      <w:pPr>
+        <w:tabs>
+          <w:tab w:val="num" w:pos="5760"/>
+        </w:tabs>
+        <w:ind w:left="5760" w:hanging="360"/>
+      </w:pPr>
+      <w:rPr>
+        <w:rFonts w:ascii="Wingdings" w:hAnsi="Wingdings" w:hint="default"/>
+        <w:sz w:val="20"/>
+      </w:rPr>
+    </w:lvl>
+    <w:lvl w:ilvl="8" w:tentative="1">
+      <w:start w:val="1"/>
+      <w:numFmt w:val="bullet"/>
+      <w:lvlText w:val=""/>
+      <w:lvlJc w:val="left"/>
+      <w:pPr>
+        <w:tabs>
+          <w:tab w:val="num" w:pos="6480"/>
+        </w:tabs>
+        <w:ind w:left="6480" w:hanging="360"/>
+      </w:pPr>
+      <w:rPr>
+        <w:rFonts w:ascii="Wingdings" w:hAnsi="Wingdings" w:hint="default"/>
+        <w:sz w:val="20"/>
+      </w:rPr>
+    </w:lvl>
+  </w:abstractNum>
+  <w:abstractNum w:abstractNumId="3" w15:restartNumberingAfterBreak="0">
     <w:nsid w:val="31B948A4"/>
     <w:multiLevelType w:val="multilevel"/>
     <w:tmpl w:val="06DC64A6"/>
@@ -1427,7 +1849,7 @@
       </w:rPr>
     </w:lvl>
   </w:abstractNum>
-  <w:abstractNum w:abstractNumId="3" w15:restartNumberingAfterBreak="0">
+  <w:abstractNum w:abstractNumId="4" w15:restartNumberingAfterBreak="0">
     <w:nsid w:val="35F10E6A"/>
     <w:multiLevelType w:val="multilevel"/>
     <w:tmpl w:val="7668EB2C"/>
@@ -1576,7 +1998,156 @@
       </w:rPr>
     </w:lvl>
   </w:abstractNum>
-  <w:abstractNum w:abstractNumId="4" w15:restartNumberingAfterBreak="0">
+  <w:abstractNum w:abstractNumId="5" w15:restartNumberingAfterBreak="0">
+    <w:nsid w:val="383916B1"/>
+    <w:multiLevelType w:val="multilevel"/>
+    <w:tmpl w:val="6CA21336"/>
+    <w:lvl w:ilvl="0">
+      <w:start w:val="1"/>
+      <w:numFmt w:val="bullet"/>
+      <w:lvlText w:val=""/>
+      <w:lvlJc w:val="left"/>
+      <w:pPr>
+        <w:tabs>
+          <w:tab w:val="num" w:pos="720"/>
+        </w:tabs>
+        <w:ind w:left="720" w:hanging="360"/>
+      </w:pPr>
+      <w:rPr>
+        <w:rFonts w:ascii="Symbol" w:hAnsi="Symbol" w:hint="default"/>
+        <w:sz w:val="20"/>
+      </w:rPr>
+    </w:lvl>
+    <w:lvl w:ilvl="1" w:tentative="1">
+      <w:start w:val="1"/>
+      <w:numFmt w:val="bullet"/>
+      <w:lvlText w:val="o"/>
+      <w:lvlJc w:val="left"/>
+      <w:pPr>
+        <w:tabs>
+          <w:tab w:val="num" w:pos="1440"/>
+        </w:tabs>
+        <w:ind w:left="1440" w:hanging="360"/>
+      </w:pPr>
+      <w:rPr>
+        <w:rFonts w:ascii="Courier New" w:hAnsi="Courier New" w:hint="default"/>
+        <w:sz w:val="20"/>
+      </w:rPr>
+    </w:lvl>
+    <w:lvl w:ilvl="2" w:tentative="1">
+      <w:start w:val="1"/>
+      <w:numFmt w:val="bullet"/>
+      <w:lvlText w:val=""/>
+      <w:lvlJc w:val="left"/>
+      <w:pPr>
+        <w:tabs>
+          <w:tab w:val="num" w:pos="2160"/>
+        </w:tabs>
+        <w:ind w:left="2160" w:hanging="360"/>
+      </w:pPr>
+      <w:rPr>
+        <w:rFonts w:ascii="Wingdings" w:hAnsi="Wingdings" w:hint="default"/>
+        <w:sz w:val="20"/>
+      </w:rPr>
+    </w:lvl>
+    <w:lvl w:ilvl="3" w:tentative="1">
+      <w:start w:val="1"/>
+      <w:numFmt w:val="bullet"/>
+      <w:lvlText w:val=""/>
+      <w:lvlJc w:val="left"/>
+      <w:pPr>
+        <w:tabs>
+          <w:tab w:val="num" w:pos="2880"/>
+        </w:tabs>
+        <w:ind w:left="2880" w:hanging="360"/>
+      </w:pPr>
+      <w:rPr>
+        <w:rFonts w:ascii="Wingdings" w:hAnsi="Wingdings" w:hint="default"/>
+        <w:sz w:val="20"/>
+      </w:rPr>
+    </w:lvl>
+    <w:lvl w:ilvl="4" w:tentative="1">
+      <w:start w:val="1"/>
+      <w:numFmt w:val="bullet"/>
+      <w:lvlText w:val=""/>
+      <w:lvlJc w:val="left"/>
+      <w:pPr>
+        <w:tabs>
+          <w:tab w:val="num" w:pos="3600"/>
+        </w:tabs>
+        <w:ind w:left="3600" w:hanging="360"/>
+      </w:pPr>
+      <w:rPr>
+        <w:rFonts w:ascii="Wingdings" w:hAnsi="Wingdings" w:hint="default"/>
+        <w:sz w:val="20"/>
+      </w:rPr>
+    </w:lvl>
+    <w:lvl w:ilvl="5" w:tentative="1">
+      <w:start w:val="1"/>
+      <w:numFmt w:val="bullet"/>
+      <w:lvlText w:val=""/>
+      <w:lvlJc w:val="left"/>
+      <w:pPr>
+        <w:tabs>
+          <w:tab w:val="num" w:pos="4320"/>
+        </w:tabs>
+        <w:ind w:left="4320" w:hanging="360"/>
+      </w:pPr>
+      <w:rPr>
+        <w:rFonts w:ascii="Wingdings" w:hAnsi="Wingdings" w:hint="default"/>
+        <w:sz w:val="20"/>
+      </w:rPr>
+    </w:lvl>
+    <w:lvl w:ilvl="6" w:tentative="1">
+      <w:start w:val="1"/>
+      <w:numFmt w:val="bullet"/>
+      <w:lvlText w:val=""/>
+      <w:lvlJc w:val="left"/>
+      <w:pPr>
+        <w:tabs>
+          <w:tab w:val="num" w:pos="5040"/>
+        </w:tabs>
+        <w:ind w:left="5040" w:hanging="360"/>
+      </w:pPr>
+      <w:rPr>
+        <w:rFonts w:ascii="Wingdings" w:hAnsi="Wingdings" w:hint="default"/>
+        <w:sz w:val="20"/>
+      </w:rPr>
+    </w:lvl>
+    <w:lvl w:ilvl="7" w:tentative="1">
+      <w:start w:val="1"/>
+      <w:numFmt w:val="bullet"/>
+      <w:lvlText w:val=""/>
+      <w:lvlJc w:val="left"/>
+      <w:pPr>
+        <w:tabs>
+          <w:tab w:val="num" w:pos="5760"/>
+        </w:tabs>
+        <w:ind w:left="5760" w:hanging="360"/>
+      </w:pPr>
+      <w:rPr>
+        <w:rFonts w:ascii="Wingdings" w:hAnsi="Wingdings" w:hint="default"/>
+        <w:sz w:val="20"/>
+      </w:rPr>
+    </w:lvl>
+    <w:lvl w:ilvl="8" w:tentative="1">
+      <w:start w:val="1"/>
+      <w:numFmt w:val="bullet"/>
+      <w:lvlText w:val=""/>
+      <w:lvlJc w:val="left"/>
+      <w:pPr>
+        <w:tabs>
+          <w:tab w:val="num" w:pos="6480"/>
+        </w:tabs>
+        <w:ind w:left="6480" w:hanging="360"/>
+      </w:pPr>
+      <w:rPr>
+        <w:rFonts w:ascii="Wingdings" w:hAnsi="Wingdings" w:hint="default"/>
+        <w:sz w:val="20"/>
+      </w:rPr>
+    </w:lvl>
+  </w:abstractNum>
+  <w:abstractNum w:abstractNumId="6" w15:restartNumberingAfterBreak="0">
     <w:nsid w:val="46043C1A"/>
     <w:multiLevelType w:val="multilevel"/>
     <w:tmpl w:val="F3222646"/>
@@ -1725,7 +2296,7 @@
       </w:rPr>
     </w:lvl>
   </w:abstractNum>
-  <w:abstractNum w:abstractNumId="5" w15:restartNumberingAfterBreak="0">
+  <w:abstractNum w:abstractNumId="7" w15:restartNumberingAfterBreak="0">
     <w:nsid w:val="484959E9"/>
     <w:multiLevelType w:val="multilevel"/>
     <w:tmpl w:val="1CB8099C"/>
@@ -1874,7 +2445,305 @@
       </w:rPr>
     </w:lvl>
   </w:abstractNum>
-  <w:abstractNum w:abstractNumId="6" w15:restartNumberingAfterBreak="0">
+  <w:abstractNum w:abstractNumId="8" w15:restartNumberingAfterBreak="0">
+    <w:nsid w:val="575518D8"/>
+    <w:multiLevelType w:val="multilevel"/>
+    <w:tmpl w:val="9D8C8972"/>
+    <w:lvl w:ilvl="0">
+      <w:start w:val="1"/>
+      <w:numFmt w:val="bullet"/>
+      <w:lvlText w:val=""/>
+      <w:lvlJc w:val="left"/>
+      <w:pPr>
+        <w:tabs>
+          <w:tab w:val="num" w:pos="720"/>
+        </w:tabs>
+        <w:ind w:left="720" w:hanging="360"/>
+      </w:pPr>
+      <w:rPr>
+        <w:rFonts w:ascii="Symbol" w:hAnsi="Symbol" w:hint="default"/>
+        <w:sz w:val="20"/>
+      </w:rPr>
+    </w:lvl>
+    <w:lvl w:ilvl="1">
+      <w:start w:val="1"/>
+      <w:numFmt w:val="bullet"/>
+      <w:lvlText w:val="o"/>
+      <w:lvlJc w:val="left"/>
+      <w:pPr>
+        <w:tabs>
+          <w:tab w:val="num" w:pos="1440"/>
+        </w:tabs>
+        <w:ind w:left="1440" w:hanging="360"/>
+      </w:pPr>
+      <w:rPr>
+        <w:rFonts w:ascii="Courier New" w:hAnsi="Courier New" w:hint="default"/>
+        <w:sz w:val="20"/>
+      </w:rPr>
+    </w:lvl>
+    <w:lvl w:ilvl="2" w:tentative="1">
+      <w:start w:val="1"/>
+      <w:numFmt w:val="bullet"/>
+      <w:lvlText w:val=""/>
+      <w:lvlJc w:val="left"/>
+      <w:pPr>
+        <w:tabs>
+          <w:tab w:val="num" w:pos="2160"/>
+        </w:tabs>
+        <w:ind w:left="2160" w:hanging="360"/>
+      </w:pPr>
+      <w:rPr>
+        <w:rFonts w:ascii="Wingdings" w:hAnsi="Wingdings" w:hint="default"/>
+        <w:sz w:val="20"/>
+      </w:rPr>
+    </w:lvl>
+    <w:lvl w:ilvl="3" w:tentative="1">
+      <w:start w:val="1"/>
+      <w:numFmt w:val="bullet"/>
+      <w:lvlText w:val=""/>
+      <w:lvlJc w:val="left"/>
+      <w:pPr>
+        <w:tabs>
+          <w:tab w:val="num" w:pos="2880"/>
+        </w:tabs>
+        <w:ind w:left="2880" w:hanging="360"/>
+      </w:pPr>
+      <w:rPr>
+        <w:rFonts w:ascii="Wingdings" w:hAnsi="Wingdings" w:hint="default"/>
+        <w:sz w:val="20"/>
+      </w:rPr>
+    </w:lvl>
+    <w:lvl w:ilvl="4" w:tentative="1">
+      <w:start w:val="1"/>
+      <w:numFmt w:val="bullet"/>
+      <w:lvlText w:val=""/>
+      <w:lvlJc w:val="left"/>
+      <w:pPr>
+        <w:tabs>
+          <w:tab w:val="num" w:pos="3600"/>
+        </w:tabs>
+        <w:ind w:left="3600" w:hanging="360"/>
+      </w:pPr>
+      <w:rPr>
+        <w:rFonts w:ascii="Wingdings" w:hAnsi="Wingdings" w:hint="default"/>
+        <w:sz w:val="20"/>
+      </w:rPr>
+    </w:lvl>
+    <w:lvl w:ilvl="5" w:tentative="1">
+      <w:start w:val="1"/>
+      <w:numFmt w:val="bullet"/>
+      <w:lvlText w:val=""/>
+      <w:lvlJc w:val="left"/>
+      <w:pPr>
+        <w:tabs>
+          <w:tab w:val="num" w:pos="4320"/>
+        </w:tabs>
+        <w:ind w:left="4320" w:hanging="360"/>
+      </w:pPr>
+      <w:rPr>
+        <w:rFonts w:ascii="Wingdings" w:hAnsi="Wingdings" w:hint="default"/>
+        <w:sz w:val="20"/>
+      </w:rPr>
+    </w:lvl>
+    <w:lvl w:ilvl="6" w:tentative="1">
+      <w:start w:val="1"/>
+      <w:numFmt w:val="bullet"/>
+      <w:lvlText w:val=""/>
+      <w:lvlJc w:val="left"/>
+      <w:pPr>
+        <w:tabs>
+          <w:tab w:val="num" w:pos="5040"/>
+        </w:tabs>
+        <w:ind w:left="5040" w:hanging="360"/>
+      </w:pPr>
+      <w:rPr>
+        <w:rFonts w:ascii="Wingdings" w:hAnsi="Wingdings" w:hint="default"/>
+        <w:sz w:val="20"/>
+      </w:rPr>
+    </w:lvl>
+    <w:lvl w:ilvl="7" w:tentative="1">
+      <w:start w:val="1"/>
+      <w:numFmt w:val="bullet"/>
+      <w:lvlText w:val=""/>
+      <w:lvlJc w:val="left"/>
+      <w:pPr>
+        <w:tabs>
+          <w:tab w:val="num" w:pos="5760"/>
+        </w:tabs>
+        <w:ind w:left="5760" w:hanging="360"/>
+      </w:pPr>
+      <w:rPr>
+        <w:rFonts w:ascii="Wingdings" w:hAnsi="Wingdings" w:hint="default"/>
+        <w:sz w:val="20"/>
+      </w:rPr>
+    </w:lvl>
+    <w:lvl w:ilvl="8" w:tentative="1">
+      <w:start w:val="1"/>
+      <w:numFmt w:val="bullet"/>
+      <w:lvlText w:val=""/>
+      <w:lvlJc w:val="left"/>
+      <w:pPr>
+        <w:tabs>
+          <w:tab w:val="num" w:pos="6480"/>
+        </w:tabs>
+        <w:ind w:left="6480" w:hanging="360"/>
+      </w:pPr>
+      <w:rPr>
+        <w:rFonts w:ascii="Wingdings" w:hAnsi="Wingdings" w:hint="default"/>
+        <w:sz w:val="20"/>
+      </w:rPr>
+    </w:lvl>
+  </w:abstractNum>
+  <w:abstractNum w:abstractNumId="9" w15:restartNumberingAfterBreak="0">
+    <w:nsid w:val="605E4F6E"/>
+    <w:multiLevelType w:val="multilevel"/>
+    <w:tmpl w:val="029C7A7C"/>
+    <w:lvl w:ilvl="0">
+      <w:start w:val="1"/>
+      <w:numFmt w:val="bullet"/>
+      <w:lvlText w:val=""/>
+      <w:lvlJc w:val="left"/>
+      <w:pPr>
+        <w:tabs>
+          <w:tab w:val="num" w:pos="720"/>
+        </w:tabs>
+        <w:ind w:left="720" w:hanging="360"/>
+      </w:pPr>
+      <w:rPr>
+        <w:rFonts w:ascii="Symbol" w:hAnsi="Symbol" w:hint="default"/>
+        <w:sz w:val="20"/>
+      </w:rPr>
+    </w:lvl>
+    <w:lvl w:ilvl="1">
+      <w:start w:val="1"/>
+      <w:numFmt w:val="bullet"/>
+      <w:lvlText w:val="o"/>
+      <w:lvlJc w:val="left"/>
+      <w:pPr>
+        <w:tabs>
+          <w:tab w:val="num" w:pos="1440"/>
+        </w:tabs>
+        <w:ind w:left="1440" w:hanging="360"/>
+      </w:pPr>
+      <w:rPr>
+        <w:rFonts w:ascii="Courier New" w:hAnsi="Courier New" w:hint="default"/>
+        <w:sz w:val="20"/>
+      </w:rPr>
+    </w:lvl>
+    <w:lvl w:ilvl="2" w:tentative="1">
+      <w:start w:val="1"/>
+      <w:numFmt w:val="bullet"/>
+      <w:lvlText w:val=""/>
+      <w:lvlJc w:val="left"/>
+      <w:pPr>
+        <w:tabs>
+          <w:tab w:val="num" w:pos="2160"/>
+        </w:tabs>
+        <w:ind w:left="2160" w:hanging="360"/>
+      </w:pPr>
+      <w:rPr>
+        <w:rFonts w:ascii="Wingdings" w:hAnsi="Wingdings" w:hint="default"/>
+        <w:sz w:val="20"/>
+      </w:rPr>
+    </w:lvl>
+    <w:lvl w:ilvl="3" w:tentative="1">
+      <w:start w:val="1"/>
+      <w:numFmt w:val="bullet"/>
+      <w:lvlText w:val=""/>
+      <w:lvlJc w:val="left"/>
+      <w:pPr>
+        <w:tabs>
+          <w:tab w:val="num" w:pos="2880"/>
+        </w:tabs>
+        <w:ind w:left="2880" w:hanging="360"/>
+      </w:pPr>
+      <w:rPr>
+        <w:rFonts w:ascii="Wingdings" w:hAnsi="Wingdings" w:hint="default"/>
+        <w:sz w:val="20"/>
+      </w:rPr>
+    </w:lvl>
+    <w:lvl w:ilvl="4" w:tentative="1">
+      <w:start w:val="1"/>
+      <w:numFmt w:val="bullet"/>
+      <w:lvlText w:val=""/>
+      <w:lvlJc w:val="left"/>
+      <w:pPr>
+        <w:tabs>
+          <w:tab w:val="num" w:pos="3600"/>
+        </w:tabs>
+        <w:ind w:left="3600" w:hanging="360"/>
+      </w:pPr>
+      <w:rPr>
+        <w:rFonts w:ascii="Wingdings" w:hAnsi="Wingdings" w:hint="default"/>
+        <w:sz w:val="20"/>
+      </w:rPr>
+    </w:lvl>
+    <w:lvl w:ilvl="5" w:tentative="1">
+      <w:start w:val="1"/>
+      <w:numFmt w:val="bullet"/>
+      <w:lvlText w:val=""/>
+      <w:lvlJc w:val="left"/>
+      <w:pPr>
+        <w:tabs>
+          <w:tab w:val="num" w:pos="4320"/>
+        </w:tabs>
+        <w:ind w:left="4320" w:hanging="360"/>
+      </w:pPr>
+      <w:rPr>
+        <w:rFonts w:ascii="Wingdings" w:hAnsi="Wingdings" w:hint="default"/>
+        <w:sz w:val="20"/>
+      </w:rPr>
+    </w:lvl>
+    <w:lvl w:ilvl="6" w:tentative="1">
+      <w:start w:val="1"/>
+      <w:numFmt w:val="bullet"/>
+      <w:lvlText w:val=""/>
+      <w:lvlJc w:val="left"/>
+      <w:pPr>
+        <w:tabs>
+          <w:tab w:val="num" w:pos="5040"/>
+        </w:tabs>
+        <w:ind w:left="5040" w:hanging="360"/>
+      </w:pPr>
+      <w:rPr>
+        <w:rFonts w:ascii="Wingdings" w:hAnsi="Wingdings" w:hint="default"/>
+        <w:sz w:val="20"/>
+      </w:rPr>
+    </w:lvl>
+    <w:lvl w:ilvl="7" w:tentative="1">
+      <w:start w:val="1"/>
+      <w:numFmt w:val="bullet"/>
+      <w:lvlText w:val=""/>
+      <w:lvlJc w:val="left"/>
+      <w:pPr>
+        <w:tabs>
+          <w:tab w:val="num" w:pos="5760"/>
+        </w:tabs>
+        <w:ind w:left="5760" w:hanging="360"/>
+      </w:pPr>
+      <w:rPr>
+        <w:rFonts w:ascii="Wingdings" w:hAnsi="Wingdings" w:hint="default"/>
+        <w:sz w:val="20"/>
+      </w:rPr>
+    </w:lvl>
+    <w:lvl w:ilvl="8" w:tentative="1">
+      <w:start w:val="1"/>
+      <w:numFmt w:val="bullet"/>
+      <w:lvlText w:val=""/>
+      <w:lvlJc w:val="left"/>
+      <w:pPr>
+        <w:tabs>
+          <w:tab w:val="num" w:pos="6480"/>
+        </w:tabs>
+        <w:ind w:left="6480" w:hanging="360"/>
+      </w:pPr>
+      <w:rPr>
+        <w:rFonts w:ascii="Wingdings" w:hAnsi="Wingdings" w:hint="default"/>
+        <w:sz w:val="20"/>
+      </w:rPr>
+    </w:lvl>
+  </w:abstractNum>
+  <w:abstractNum w:abstractNumId="10" w15:restartNumberingAfterBreak="0">
     <w:nsid w:val="67BD7AC0"/>
     <w:multiLevelType w:val="multilevel"/>
     <w:tmpl w:val="DF1CE2A8"/>
@@ -2030,19 +2899,31 @@
     <w:abstractNumId w:val="1"/>
   </w:num>
   <w:num w:numId="3">
-    <w:abstractNumId w:val="2"/>
+    <w:abstractNumId w:val="3"/>
   </w:num>
   <w:num w:numId="4">
-    <w:abstractNumId w:val="3"/>
+    <w:abstractNumId w:val="4"/>
   </w:num>
   <w:num w:numId="5">
-    <w:abstractNumId w:val="4"/>
+    <w:abstractNumId w:val="6"/>
   </w:num>
   <w:num w:numId="6">
+    <w:abstractNumId w:val="7"/>
+  </w:num>
+  <w:num w:numId="7">
+    <w:abstractNumId w:val="10"/>
+  </w:num>
+  <w:num w:numId="8">
+    <w:abstractNumId w:val="9"/>
+  </w:num>
+  <w:num w:numId="9">
     <w:abstractNumId w:val="5"/>
   </w:num>
-  <w:num w:numId="7">
-    <w:abstractNumId w:val="6"/>
+  <w:num w:numId="10">
+    <w:abstractNumId w:val="8"/>
+  </w:num>
+  <w:num w:numId="11">
+    <w:abstractNumId w:val="2"/>
   </w:num>
 </w:numbering>
 </file>
@@ -2441,6 +3322,50 @@
     <w:name w:val="Normal"/>
     <w:qFormat/>
   </w:style>
+  <w:style w:type="paragraph" w:styleId="Heading1">
+    <w:name w:val="heading 1"/>
+    <w:basedOn w:val="Normal"/>
+    <w:next w:val="Normal"/>
+    <w:link w:val="Heading1Char"/>
+    <w:uiPriority w:val="9"/>
+    <w:qFormat/>
+    <w:rsid w:val="008D4E8F"/>
+    <w:pPr>
+      <w:keepNext/>
+      <w:keepLines/>
+      <w:spacing w:before="240" w:after="0"/>
+      <w:outlineLvl w:val="0"/>
+    </w:pPr>
+    <w:rPr>
+      <w:rFonts w:asciiTheme="majorHAnsi" w:eastAsiaTheme="majorEastAsia" w:hAnsiTheme="majorHAnsi" w:cstheme="majorBidi"/>
+      <w:color w:val="2E74B5" w:themeColor="accent1" w:themeShade="BF"/>
+      <w:sz w:val="32"/>
+      <w:szCs w:val="32"/>
+    </w:rPr>
+  </w:style>
+  <w:style w:type="paragraph" w:styleId="Heading2">
+    <w:name w:val="heading 2"/>
+    <w:basedOn w:val="Normal"/>
+    <w:next w:val="Normal"/>
+    <w:link w:val="Heading2Char"/>
+    <w:uiPriority w:val="9"/>
+    <w:semiHidden/>
+    <w:unhideWhenUsed/>
+    <w:qFormat/>
+    <w:rsid w:val="00A16DED"/>
+    <w:pPr>
+      <w:keepNext/>
+      <w:keepLines/>
+      <w:spacing w:before="40" w:after="0"/>
+      <w:outlineLvl w:val="1"/>
+    </w:pPr>
+    <w:rPr>
+      <w:rFonts w:asciiTheme="majorHAnsi" w:eastAsiaTheme="majorEastAsia" w:hAnsiTheme="majorHAnsi" w:cstheme="majorBidi"/>
+      <w:color w:val="2E74B5" w:themeColor="accent1" w:themeShade="BF"/>
+      <w:sz w:val="26"/>
+      <w:szCs w:val="26"/>
+    </w:rPr>
+  </w:style>
   <w:style w:type="paragraph" w:styleId="Heading3">
     <w:name w:val="heading 3"/>
     <w:basedOn w:val="Normal"/>
@@ -2570,6 +3495,33 @@
     <w:link w:val="Footer"/>
     <w:uiPriority w:val="99"/>
     <w:rsid w:val="009D1554"/>
+  </w:style>
+  <w:style w:type="character" w:customStyle="1" w:styleId="Heading2Char">
+    <w:name w:val="Heading 2 Char"/>
+    <w:basedOn w:val="DefaultParagraphFont"/>
+    <w:link w:val="Heading2"/>
+    <w:uiPriority w:val="9"/>
+    <w:semiHidden/>
+    <w:rsid w:val="00A16DED"/>
+    <w:rPr>
+      <w:rFonts w:asciiTheme="majorHAnsi" w:eastAsiaTheme="majorEastAsia" w:hAnsiTheme="majorHAnsi" w:cstheme="majorBidi"/>
+      <w:color w:val="2E74B5" w:themeColor="accent1" w:themeShade="BF"/>
+      <w:sz w:val="26"/>
+      <w:szCs w:val="26"/>
+    </w:rPr>
+  </w:style>
+  <w:style w:type="character" w:customStyle="1" w:styleId="Heading1Char">
+    <w:name w:val="Heading 1 Char"/>
+    <w:basedOn w:val="DefaultParagraphFont"/>
+    <w:link w:val="Heading1"/>
+    <w:uiPriority w:val="9"/>
+    <w:rsid w:val="008D4E8F"/>
+    <w:rPr>
+      <w:rFonts w:asciiTheme="majorHAnsi" w:eastAsiaTheme="majorEastAsia" w:hAnsiTheme="majorHAnsi" w:cstheme="majorBidi"/>
+      <w:color w:val="2E74B5" w:themeColor="accent1" w:themeShade="BF"/>
+      <w:sz w:val="32"/>
+      <w:szCs w:val="32"/>
+    </w:rPr>
   </w:style>
 </w:styles>
 </file>

--- a/docs/04_System_Architecture.docx
+++ b/docs/04_System_Architecture.docx
@@ -967,21 +967,8 @@
           <w:numId w:val="8"/>
         </w:numPr>
       </w:pPr>
-      <w:proofErr w:type="spellStart"/>
-      <w:r>
-        <w:t>Qt</w:t>
-      </w:r>
-      <w:proofErr w:type="spellEnd"/>
-      <w:r>
-        <w:t xml:space="preserve"> </w:t>
-      </w:r>
-      <w:proofErr w:type="spellStart"/>
-      <w:r>
-        <w:t>WebEngine</w:t>
-      </w:r>
-      <w:proofErr w:type="spellEnd"/>
-      <w:r>
-        <w:t xml:space="preserve"> (Python, in-process)</w:t>
+      <w:r>
+        <w:t>Qt WebEngine (Python, in-process)</w:t>
       </w:r>
     </w:p>
     <w:p>
@@ -993,23 +980,7 @@
         </w:numPr>
       </w:pPr>
       <w:r>
-        <w:t xml:space="preserve">React + </w:t>
-      </w:r>
-      <w:proofErr w:type="spellStart"/>
-      <w:r>
-        <w:t>TypeScript</w:t>
-      </w:r>
-      <w:proofErr w:type="spellEnd"/>
-      <w:r>
-        <w:t xml:space="preserve"> renderer (</w:t>
-      </w:r>
-      <w:proofErr w:type="spellStart"/>
-      <w:r>
-        <w:t>Vite</w:t>
-      </w:r>
-      <w:proofErr w:type="spellEnd"/>
-      <w:r>
-        <w:t>)</w:t>
+        <w:t>React + TypeScript renderer (Vite)</w:t>
       </w:r>
     </w:p>
     <w:p>
@@ -1109,7 +1080,312 @@
         <w:t>Day-8 Update</w:t>
       </w:r>
     </w:p>
-    <w:p>
+    <w:p/>
+    <w:p>
+      <w:pPr>
+        <w:pStyle w:val="Heading3"/>
+        <w:spacing w:before="0" w:beforeAutospacing="0" w:after="0" w:afterAutospacing="0"/>
+      </w:pPr>
+      <w:r>
+        <w:t>Update Summary</w:t>
+      </w:r>
+    </w:p>
+    <w:p>
+      <w:pPr>
+        <w:pStyle w:val="NormalWeb"/>
+        <w:numPr>
+          <w:ilvl w:val="0"/>
+          <w:numId w:val="10"/>
+        </w:numPr>
+        <w:spacing w:before="0" w:beforeAutospacing="0" w:after="0" w:afterAutospacing="0"/>
+      </w:pPr>
+      <w:r>
+        <w:t>No backend or pipeline architecture changes introduced.</w:t>
+      </w:r>
+    </w:p>
+    <w:p>
+      <w:pPr>
+        <w:pStyle w:val="NormalWeb"/>
+        <w:numPr>
+          <w:ilvl w:val="0"/>
+          <w:numId w:val="10"/>
+        </w:numPr>
+      </w:pPr>
+      <w:r>
+        <w:t>Frontend architecture extended to include:</w:t>
+      </w:r>
+    </w:p>
+    <w:p>
+      <w:pPr>
+        <w:pStyle w:val="NormalWeb"/>
+        <w:numPr>
+          <w:ilvl w:val="1"/>
+          <w:numId w:val="10"/>
+        </w:numPr>
+      </w:pPr>
+      <w:r>
+        <w:t>Run-aware UI layer</w:t>
+      </w:r>
+    </w:p>
+    <w:p>
+      <w:pPr>
+        <w:pStyle w:val="NormalWeb"/>
+        <w:numPr>
+          <w:ilvl w:val="1"/>
+          <w:numId w:val="10"/>
+        </w:numPr>
+      </w:pPr>
+      <w:r>
+        <w:t>Centralized run context store</w:t>
+      </w:r>
+    </w:p>
+    <w:p>
+      <w:pPr>
+        <w:pStyle w:val="NormalWeb"/>
+        <w:numPr>
+          <w:ilvl w:val="1"/>
+          <w:numId w:val="10"/>
+        </w:numPr>
+      </w:pPr>
+      <w:r>
+        <w:t>Explicit separation of UX guarding vs routing enforcement</w:t>
+      </w:r>
+    </w:p>
+    <w:p>
+      <w:pPr>
+        <w:pStyle w:val="Heading3"/>
+        <w:spacing w:before="0" w:beforeAutospacing="0" w:after="0" w:afterAutospacing="0"/>
+      </w:pPr>
+      <w:r>
+        <w:t>Impact</w:t>
+      </w:r>
+    </w:p>
+    <w:p>
+      <w:pPr>
+        <w:pStyle w:val="NormalWeb"/>
+        <w:numPr>
+          <w:ilvl w:val="0"/>
+          <w:numId w:val="11"/>
+        </w:numPr>
+        <w:spacing w:before="0" w:beforeAutospacing="0" w:after="0" w:afterAutospacing="0"/>
+      </w:pPr>
+      <w:r>
+        <w:t>Improves system robustness without altering ingestion, feature store, or profiling layers.</w:t>
+      </w:r>
+    </w:p>
+    <w:p>
+      <w:pPr>
+        <w:pStyle w:val="NormalWeb"/>
+        <w:numPr>
+          <w:ilvl w:val="0"/>
+          <w:numId w:val="11"/>
+        </w:numPr>
+        <w:spacing w:before="0" w:beforeAutospacing="0" w:after="0" w:afterAutospacing="0"/>
+      </w:pPr>
+      <w:r>
+        <w:t>Maintains full offline and confidentiality guarantees.</w:t>
+      </w:r>
+    </w:p>
+    <w:p>
+      <w:pPr>
+        <w:rPr>
+          <w:rFonts w:ascii="Times New Roman" w:hAnsi="Times New Roman" w:cs="Times New Roman"/>
+          <w:sz w:val="24"/>
+          <w:szCs w:val="24"/>
+        </w:rPr>
+      </w:pPr>
+    </w:p>
+    <w:p>
+      <w:pPr>
+        <w:pStyle w:val="Heading3"/>
+        <w:spacing w:before="0" w:beforeAutospacing="0" w:after="0" w:afterAutospacing="0"/>
+      </w:pPr>
+      <w:r>
+        <w:rPr>
+          <w:rStyle w:val="Strong"/>
+          <w:b/>
+          <w:bCs/>
+        </w:rPr>
+        <w:t>Day 9 – Frontend Architecture Confirmation</w:t>
+      </w:r>
+    </w:p>
+    <w:p>
+      <w:pPr>
+        <w:pStyle w:val="Heading3"/>
+        <w:spacing w:before="0" w:beforeAutospacing="0" w:after="0" w:afterAutospacing="0"/>
+      </w:pPr>
+      <w:r>
+        <w:rPr>
+          <w:rStyle w:val="Strong"/>
+          <w:b/>
+          <w:bCs/>
+        </w:rPr>
+        <w:t>Frontend Intelligence Layer Clarification</w:t>
+      </w:r>
+    </w:p>
+    <w:p>
+      <w:pPr>
+        <w:pStyle w:val="NormalWeb"/>
+        <w:spacing w:before="0" w:beforeAutospacing="0" w:after="0" w:afterAutospacing="0"/>
+      </w:pPr>
+      <w:r>
+        <w:t>The frontend layer was formally defined as:</w:t>
+      </w:r>
+    </w:p>
+    <w:p>
+      <w:pPr>
+        <w:pStyle w:val="NormalWeb"/>
+        <w:numPr>
+          <w:ilvl w:val="0"/>
+          <w:numId w:val="12"/>
+        </w:numPr>
+        <w:spacing w:before="0" w:beforeAutospacing="0" w:after="0" w:afterAutospacing="0"/>
+      </w:pPr>
+      <w:r>
+        <w:t>A read-only intelligence consumer</w:t>
+      </w:r>
+    </w:p>
+    <w:p>
+      <w:pPr>
+        <w:pStyle w:val="NormalWeb"/>
+        <w:numPr>
+          <w:ilvl w:val="0"/>
+          <w:numId w:val="12"/>
+        </w:numPr>
+        <w:spacing w:before="0" w:beforeAutospacing="0" w:after="0" w:afterAutospacing="0"/>
+      </w:pPr>
+      <w:r>
+        <w:t>A run-scoped visualization layer</w:t>
+      </w:r>
+    </w:p>
+    <w:p>
+      <w:pPr>
+        <w:pStyle w:val="NormalWeb"/>
+        <w:numPr>
+          <w:ilvl w:val="0"/>
+          <w:numId w:val="12"/>
+        </w:numPr>
+        <w:spacing w:before="0" w:beforeAutospacing="0" w:after="0" w:afterAutospacing="0"/>
+      </w:pPr>
+      <w:r>
+        <w:t>An export orchestration interface</w:t>
+      </w:r>
+    </w:p>
+    <w:p>
+      <w:pPr>
+        <w:pStyle w:val="Heading3"/>
+        <w:spacing w:before="0" w:beforeAutospacing="0" w:after="0" w:afterAutospacing="0"/>
+      </w:pPr>
+      <w:r>
+        <w:rPr>
+          <w:rStyle w:val="Strong"/>
+          <w:b/>
+          <w:bCs/>
+        </w:rPr>
+        <w:t>Key Architectural Rules</w:t>
+      </w:r>
+    </w:p>
+    <w:p>
+      <w:pPr>
+        <w:pStyle w:val="NormalWeb"/>
+        <w:numPr>
+          <w:ilvl w:val="0"/>
+          <w:numId w:val="13"/>
+        </w:numPr>
+        <w:spacing w:before="0" w:beforeAutospacing="0" w:after="0" w:afterAutospacing="0"/>
+      </w:pPr>
+      <w:r>
+        <w:t>All UI screens operate strictly on a selected run ID.</w:t>
+      </w:r>
+    </w:p>
+    <w:p>
+      <w:pPr>
+        <w:pStyle w:val="NormalWeb"/>
+        <w:numPr>
+          <w:ilvl w:val="0"/>
+          <w:numId w:val="13"/>
+        </w:numPr>
+        <w:spacing w:before="0" w:beforeAutospacing="0" w:after="0" w:afterAutospacing="0"/>
+      </w:pPr>
+      <w:r>
+        <w:t>No frontend screen triggers recomputation of analytics or models.</w:t>
+      </w:r>
+    </w:p>
+    <w:p>
+      <w:pPr>
+        <w:pStyle w:val="NormalWeb"/>
+        <w:numPr>
+          <w:ilvl w:val="0"/>
+          <w:numId w:val="13"/>
+        </w:numPr>
+        <w:spacing w:before="0" w:beforeAutospacing="0" w:after="0" w:afterAutospacing="0"/>
+      </w:pPr>
+      <w:r>
+        <w:t>Exports operate on persisted insights and dashboard layouts only.</w:t>
+      </w:r>
+    </w:p>
+    <w:p>
+      <w:pPr>
+        <w:pStyle w:val="NormalWeb"/>
+        <w:numPr>
+          <w:ilvl w:val="0"/>
+          <w:numId w:val="13"/>
+        </w:numPr>
+        <w:spacing w:before="0" w:beforeAutospacing="0" w:after="0" w:afterAutospacing="0"/>
+      </w:pPr>
+      <w:r>
+        <w:t>Home acts as a context selector, not an analytical dashboard.</w:t>
+      </w:r>
+    </w:p>
+    <w:p>
+      <w:pPr>
+        <w:pStyle w:val="Heading3"/>
+        <w:spacing w:before="0" w:beforeAutospacing="0" w:after="0" w:afterAutospacing="0"/>
+      </w:pPr>
+      <w:r>
+        <w:rPr>
+          <w:rStyle w:val="Strong"/>
+          <w:b/>
+          <w:bCs/>
+        </w:rPr>
+        <w:t>Communication Model</w:t>
+      </w:r>
+    </w:p>
+    <w:p>
+      <w:pPr>
+        <w:pStyle w:val="NormalWeb"/>
+        <w:numPr>
+          <w:ilvl w:val="0"/>
+          <w:numId w:val="14"/>
+        </w:numPr>
+        <w:spacing w:before="0" w:beforeAutospacing="0" w:after="0" w:afterAutospacing="0"/>
+      </w:pPr>
+      <w:r>
+        <w:t>Frontend communicates with backend via in-process APIs.</w:t>
+      </w:r>
+    </w:p>
+    <w:p>
+      <w:pPr>
+        <w:pStyle w:val="NormalWeb"/>
+        <w:numPr>
+          <w:ilvl w:val="0"/>
+          <w:numId w:val="14"/>
+        </w:numPr>
+        <w:spacing w:before="0" w:beforeAutospacing="0" w:after="0" w:afterAutospacing="0"/>
+      </w:pPr>
+      <w:r>
+        <w:t>No HTTP servers, localhost endpoints, or network dependencies are introduced.</w:t>
+      </w:r>
+    </w:p>
+    <w:p>
+      <w:pPr>
+        <w:pStyle w:val="NormalWeb"/>
+        <w:numPr>
+          <w:ilvl w:val="0"/>
+          <w:numId w:val="14"/>
+        </w:numPr>
+        <w:spacing w:before="0" w:beforeAutospacing="0" w:after="0" w:afterAutospacing="0"/>
+      </w:pPr>
       <w:bookmarkStart w:id="0" w:name="_GoBack"/>
       <w:bookmarkEnd w:id="0"/>
     </w:p>
@@ -1119,68 +1395,21 @@
         <w:spacing w:before="0" w:beforeAutospacing="0" w:after="0" w:afterAutospacing="0"/>
       </w:pPr>
       <w:r>
-        <w:t>Update Summary</w:t>
-      </w:r>
-    </w:p>
-    <w:p>
-      <w:pPr>
-        <w:pStyle w:val="NormalWeb"/>
-        <w:numPr>
-          <w:ilvl w:val="0"/>
-          <w:numId w:val="10"/>
-        </w:numPr>
+        <w:rPr>
+          <w:rStyle w:val="Strong"/>
+          <w:b/>
+          <w:bCs/>
+        </w:rPr>
+        <w:t>Architecture Status</w:t>
+      </w:r>
+    </w:p>
+    <w:p>
+      <w:pPr>
+        <w:pStyle w:val="NormalWeb"/>
         <w:spacing w:before="0" w:beforeAutospacing="0" w:after="0" w:afterAutospacing="0"/>
       </w:pPr>
       <w:r>
-        <w:t>No backend or pipeline architecture changes introduced.</w:t>
-      </w:r>
-    </w:p>
-    <w:p>
-      <w:pPr>
-        <w:pStyle w:val="NormalWeb"/>
-        <w:numPr>
-          <w:ilvl w:val="0"/>
-          <w:numId w:val="10"/>
-        </w:numPr>
-      </w:pPr>
-      <w:r>
-        <w:t>Frontend architecture extended to include:</w:t>
-      </w:r>
-    </w:p>
-    <w:p>
-      <w:pPr>
-        <w:pStyle w:val="NormalWeb"/>
-        <w:numPr>
-          <w:ilvl w:val="1"/>
-          <w:numId w:val="10"/>
-        </w:numPr>
-      </w:pPr>
-      <w:r>
-        <w:t>Run-aware UI layer</w:t>
-      </w:r>
-    </w:p>
-    <w:p>
-      <w:pPr>
-        <w:pStyle w:val="NormalWeb"/>
-        <w:numPr>
-          <w:ilvl w:val="1"/>
-          <w:numId w:val="10"/>
-        </w:numPr>
-      </w:pPr>
-      <w:r>
-        <w:t>Centralized run context store</w:t>
-      </w:r>
-    </w:p>
-    <w:p>
-      <w:pPr>
-        <w:pStyle w:val="NormalWeb"/>
-        <w:numPr>
-          <w:ilvl w:val="1"/>
-          <w:numId w:val="10"/>
-        </w:numPr>
-      </w:pPr>
-      <w:r>
-        <w:t>Explicit separation of UX guarding vs routing enforcement</w:t>
+        <w:t>No changes were required to existing ingestion, feature store, profiling, or ML layers.</w:t>
       </w:r>
     </w:p>
     <w:p>
@@ -1189,33 +1418,78 @@
         <w:spacing w:before="0" w:beforeAutospacing="0" w:after="0" w:afterAutospacing="0"/>
       </w:pPr>
       <w:r>
-        <w:t>Impact</w:t>
-      </w:r>
-    </w:p>
-    <w:p>
-      <w:pPr>
-        <w:pStyle w:val="NormalWeb"/>
-        <w:numPr>
-          <w:ilvl w:val="0"/>
-          <w:numId w:val="11"/>
-        </w:numPr>
+        <w:rPr>
+          <w:rStyle w:val="Strong"/>
+          <w:b/>
+          <w:bCs/>
+        </w:rPr>
+        <w:t>System Architecture Update – Day 10</w:t>
+      </w:r>
+    </w:p>
+    <w:p>
+      <w:pPr>
+        <w:pStyle w:val="NormalWeb"/>
         <w:spacing w:before="0" w:beforeAutospacing="0" w:after="0" w:afterAutospacing="0"/>
       </w:pPr>
       <w:r>
-        <w:t>Improves system robustness without altering ingestion, feature store, or profiling layers.</w:t>
-      </w:r>
-    </w:p>
-    <w:p>
-      <w:pPr>
-        <w:pStyle w:val="NormalWeb"/>
-        <w:numPr>
-          <w:ilvl w:val="0"/>
-          <w:numId w:val="11"/>
-        </w:numPr>
+        <w:t>The frontend architecture was refined to enforce strict separation of concerns. Dashboard initialization was decoupled from rendering logic and moved into a centralized run orchestration layer.</w:t>
+      </w:r>
+    </w:p>
+    <w:p>
+      <w:pPr>
+        <w:pStyle w:val="NormalWeb"/>
         <w:spacing w:before="0" w:beforeAutospacing="0" w:after="0" w:afterAutospacing="0"/>
       </w:pPr>
       <w:r>
-        <w:t>Maintains full offline and confidentiality guarantees.</w:t>
+        <w:t>The architecture now consists of:</w:t>
+      </w:r>
+    </w:p>
+    <w:p>
+      <w:pPr>
+        <w:pStyle w:val="NormalWeb"/>
+        <w:numPr>
+          <w:ilvl w:val="0"/>
+          <w:numId w:val="15"/>
+        </w:numPr>
+        <w:spacing w:before="0" w:beforeAutospacing="0" w:after="0" w:afterAutospacing="0"/>
+      </w:pPr>
+      <w:r>
+        <w:t>A run management layer to track the active dataset.</w:t>
+      </w:r>
+    </w:p>
+    <w:p>
+      <w:pPr>
+        <w:pStyle w:val="NormalWeb"/>
+        <w:numPr>
+          <w:ilvl w:val="0"/>
+          <w:numId w:val="15"/>
+        </w:numPr>
+        <w:spacing w:before="0" w:beforeAutospacing="0" w:after="0" w:afterAutospacing="0"/>
+      </w:pPr>
+      <w:r>
+        <w:t>A dashboard UI state store to manage blueprint, interaction state, and undo/redo history.</w:t>
+      </w:r>
+    </w:p>
+    <w:p>
+      <w:pPr>
+        <w:pStyle w:val="NormalWeb"/>
+        <w:numPr>
+          <w:ilvl w:val="0"/>
+          <w:numId w:val="15"/>
+        </w:numPr>
+        <w:spacing w:before="0" w:beforeAutospacing="0" w:after="0" w:afterAutospacing="0"/>
+      </w:pPr>
+      <w:r>
+        <w:t>A pure dashboard rendering layer that reacts to state changes without performing side effects.</w:t>
+      </w:r>
+    </w:p>
+    <w:p>
+      <w:pPr>
+        <w:pStyle w:val="NormalWeb"/>
+        <w:spacing w:before="0" w:beforeAutospacing="0" w:after="0" w:afterAutospacing="0"/>
+      </w:pPr>
+      <w:r>
+        <w:t>This structure improves stability, scalability, and alignment with professional analytics system design.</w:t>
       </w:r>
     </w:p>
     <w:p>
@@ -1552,6 +1826,304 @@
     </w:lvl>
   </w:abstractNum>
   <w:abstractNum w:abstractNumId="2" w15:restartNumberingAfterBreak="0">
+    <w:nsid w:val="1BFE284C"/>
+    <w:multiLevelType w:val="multilevel"/>
+    <w:tmpl w:val="524EF916"/>
+    <w:lvl w:ilvl="0">
+      <w:start w:val="1"/>
+      <w:numFmt w:val="bullet"/>
+      <w:lvlText w:val=""/>
+      <w:lvlJc w:val="left"/>
+      <w:pPr>
+        <w:tabs>
+          <w:tab w:val="num" w:pos="720"/>
+        </w:tabs>
+        <w:ind w:left="720" w:hanging="360"/>
+      </w:pPr>
+      <w:rPr>
+        <w:rFonts w:ascii="Symbol" w:hAnsi="Symbol" w:hint="default"/>
+        <w:sz w:val="20"/>
+      </w:rPr>
+    </w:lvl>
+    <w:lvl w:ilvl="1" w:tentative="1">
+      <w:start w:val="1"/>
+      <w:numFmt w:val="bullet"/>
+      <w:lvlText w:val="o"/>
+      <w:lvlJc w:val="left"/>
+      <w:pPr>
+        <w:tabs>
+          <w:tab w:val="num" w:pos="1440"/>
+        </w:tabs>
+        <w:ind w:left="1440" w:hanging="360"/>
+      </w:pPr>
+      <w:rPr>
+        <w:rFonts w:ascii="Courier New" w:hAnsi="Courier New" w:hint="default"/>
+        <w:sz w:val="20"/>
+      </w:rPr>
+    </w:lvl>
+    <w:lvl w:ilvl="2" w:tentative="1">
+      <w:start w:val="1"/>
+      <w:numFmt w:val="bullet"/>
+      <w:lvlText w:val=""/>
+      <w:lvlJc w:val="left"/>
+      <w:pPr>
+        <w:tabs>
+          <w:tab w:val="num" w:pos="2160"/>
+        </w:tabs>
+        <w:ind w:left="2160" w:hanging="360"/>
+      </w:pPr>
+      <w:rPr>
+        <w:rFonts w:ascii="Wingdings" w:hAnsi="Wingdings" w:hint="default"/>
+        <w:sz w:val="20"/>
+      </w:rPr>
+    </w:lvl>
+    <w:lvl w:ilvl="3" w:tentative="1">
+      <w:start w:val="1"/>
+      <w:numFmt w:val="bullet"/>
+      <w:lvlText w:val=""/>
+      <w:lvlJc w:val="left"/>
+      <w:pPr>
+        <w:tabs>
+          <w:tab w:val="num" w:pos="2880"/>
+        </w:tabs>
+        <w:ind w:left="2880" w:hanging="360"/>
+      </w:pPr>
+      <w:rPr>
+        <w:rFonts w:ascii="Wingdings" w:hAnsi="Wingdings" w:hint="default"/>
+        <w:sz w:val="20"/>
+      </w:rPr>
+    </w:lvl>
+    <w:lvl w:ilvl="4" w:tentative="1">
+      <w:start w:val="1"/>
+      <w:numFmt w:val="bullet"/>
+      <w:lvlText w:val=""/>
+      <w:lvlJc w:val="left"/>
+      <w:pPr>
+        <w:tabs>
+          <w:tab w:val="num" w:pos="3600"/>
+        </w:tabs>
+        <w:ind w:left="3600" w:hanging="360"/>
+      </w:pPr>
+      <w:rPr>
+        <w:rFonts w:ascii="Wingdings" w:hAnsi="Wingdings" w:hint="default"/>
+        <w:sz w:val="20"/>
+      </w:rPr>
+    </w:lvl>
+    <w:lvl w:ilvl="5" w:tentative="1">
+      <w:start w:val="1"/>
+      <w:numFmt w:val="bullet"/>
+      <w:lvlText w:val=""/>
+      <w:lvlJc w:val="left"/>
+      <w:pPr>
+        <w:tabs>
+          <w:tab w:val="num" w:pos="4320"/>
+        </w:tabs>
+        <w:ind w:left="4320" w:hanging="360"/>
+      </w:pPr>
+      <w:rPr>
+        <w:rFonts w:ascii="Wingdings" w:hAnsi="Wingdings" w:hint="default"/>
+        <w:sz w:val="20"/>
+      </w:rPr>
+    </w:lvl>
+    <w:lvl w:ilvl="6" w:tentative="1">
+      <w:start w:val="1"/>
+      <w:numFmt w:val="bullet"/>
+      <w:lvlText w:val=""/>
+      <w:lvlJc w:val="left"/>
+      <w:pPr>
+        <w:tabs>
+          <w:tab w:val="num" w:pos="5040"/>
+        </w:tabs>
+        <w:ind w:left="5040" w:hanging="360"/>
+      </w:pPr>
+      <w:rPr>
+        <w:rFonts w:ascii="Wingdings" w:hAnsi="Wingdings" w:hint="default"/>
+        <w:sz w:val="20"/>
+      </w:rPr>
+    </w:lvl>
+    <w:lvl w:ilvl="7" w:tentative="1">
+      <w:start w:val="1"/>
+      <w:numFmt w:val="bullet"/>
+      <w:lvlText w:val=""/>
+      <w:lvlJc w:val="left"/>
+      <w:pPr>
+        <w:tabs>
+          <w:tab w:val="num" w:pos="5760"/>
+        </w:tabs>
+        <w:ind w:left="5760" w:hanging="360"/>
+      </w:pPr>
+      <w:rPr>
+        <w:rFonts w:ascii="Wingdings" w:hAnsi="Wingdings" w:hint="default"/>
+        <w:sz w:val="20"/>
+      </w:rPr>
+    </w:lvl>
+    <w:lvl w:ilvl="8" w:tentative="1">
+      <w:start w:val="1"/>
+      <w:numFmt w:val="bullet"/>
+      <w:lvlText w:val=""/>
+      <w:lvlJc w:val="left"/>
+      <w:pPr>
+        <w:tabs>
+          <w:tab w:val="num" w:pos="6480"/>
+        </w:tabs>
+        <w:ind w:left="6480" w:hanging="360"/>
+      </w:pPr>
+      <w:rPr>
+        <w:rFonts w:ascii="Wingdings" w:hAnsi="Wingdings" w:hint="default"/>
+        <w:sz w:val="20"/>
+      </w:rPr>
+    </w:lvl>
+  </w:abstractNum>
+  <w:abstractNum w:abstractNumId="3" w15:restartNumberingAfterBreak="0">
+    <w:nsid w:val="21893A0A"/>
+    <w:multiLevelType w:val="multilevel"/>
+    <w:tmpl w:val="B192CD78"/>
+    <w:lvl w:ilvl="0">
+      <w:start w:val="1"/>
+      <w:numFmt w:val="bullet"/>
+      <w:lvlText w:val=""/>
+      <w:lvlJc w:val="left"/>
+      <w:pPr>
+        <w:tabs>
+          <w:tab w:val="num" w:pos="720"/>
+        </w:tabs>
+        <w:ind w:left="720" w:hanging="360"/>
+      </w:pPr>
+      <w:rPr>
+        <w:rFonts w:ascii="Symbol" w:hAnsi="Symbol" w:hint="default"/>
+        <w:sz w:val="20"/>
+      </w:rPr>
+    </w:lvl>
+    <w:lvl w:ilvl="1" w:tentative="1">
+      <w:start w:val="1"/>
+      <w:numFmt w:val="bullet"/>
+      <w:lvlText w:val="o"/>
+      <w:lvlJc w:val="left"/>
+      <w:pPr>
+        <w:tabs>
+          <w:tab w:val="num" w:pos="1440"/>
+        </w:tabs>
+        <w:ind w:left="1440" w:hanging="360"/>
+      </w:pPr>
+      <w:rPr>
+        <w:rFonts w:ascii="Courier New" w:hAnsi="Courier New" w:hint="default"/>
+        <w:sz w:val="20"/>
+      </w:rPr>
+    </w:lvl>
+    <w:lvl w:ilvl="2" w:tentative="1">
+      <w:start w:val="1"/>
+      <w:numFmt w:val="bullet"/>
+      <w:lvlText w:val=""/>
+      <w:lvlJc w:val="left"/>
+      <w:pPr>
+        <w:tabs>
+          <w:tab w:val="num" w:pos="2160"/>
+        </w:tabs>
+        <w:ind w:left="2160" w:hanging="360"/>
+      </w:pPr>
+      <w:rPr>
+        <w:rFonts w:ascii="Wingdings" w:hAnsi="Wingdings" w:hint="default"/>
+        <w:sz w:val="20"/>
+      </w:rPr>
+    </w:lvl>
+    <w:lvl w:ilvl="3" w:tentative="1">
+      <w:start w:val="1"/>
+      <w:numFmt w:val="bullet"/>
+      <w:lvlText w:val=""/>
+      <w:lvlJc w:val="left"/>
+      <w:pPr>
+        <w:tabs>
+          <w:tab w:val="num" w:pos="2880"/>
+        </w:tabs>
+        <w:ind w:left="2880" w:hanging="360"/>
+      </w:pPr>
+      <w:rPr>
+        <w:rFonts w:ascii="Wingdings" w:hAnsi="Wingdings" w:hint="default"/>
+        <w:sz w:val="20"/>
+      </w:rPr>
+    </w:lvl>
+    <w:lvl w:ilvl="4" w:tentative="1">
+      <w:start w:val="1"/>
+      <w:numFmt w:val="bullet"/>
+      <w:lvlText w:val=""/>
+      <w:lvlJc w:val="left"/>
+      <w:pPr>
+        <w:tabs>
+          <w:tab w:val="num" w:pos="3600"/>
+        </w:tabs>
+        <w:ind w:left="3600" w:hanging="360"/>
+      </w:pPr>
+      <w:rPr>
+        <w:rFonts w:ascii="Wingdings" w:hAnsi="Wingdings" w:hint="default"/>
+        <w:sz w:val="20"/>
+      </w:rPr>
+    </w:lvl>
+    <w:lvl w:ilvl="5" w:tentative="1">
+      <w:start w:val="1"/>
+      <w:numFmt w:val="bullet"/>
+      <w:lvlText w:val=""/>
+      <w:lvlJc w:val="left"/>
+      <w:pPr>
+        <w:tabs>
+          <w:tab w:val="num" w:pos="4320"/>
+        </w:tabs>
+        <w:ind w:left="4320" w:hanging="360"/>
+      </w:pPr>
+      <w:rPr>
+        <w:rFonts w:ascii="Wingdings" w:hAnsi="Wingdings" w:hint="default"/>
+        <w:sz w:val="20"/>
+      </w:rPr>
+    </w:lvl>
+    <w:lvl w:ilvl="6" w:tentative="1">
+      <w:start w:val="1"/>
+      <w:numFmt w:val="bullet"/>
+      <w:lvlText w:val=""/>
+      <w:lvlJc w:val="left"/>
+      <w:pPr>
+        <w:tabs>
+          <w:tab w:val="num" w:pos="5040"/>
+        </w:tabs>
+        <w:ind w:left="5040" w:hanging="360"/>
+      </w:pPr>
+      <w:rPr>
+        <w:rFonts w:ascii="Wingdings" w:hAnsi="Wingdings" w:hint="default"/>
+        <w:sz w:val="20"/>
+      </w:rPr>
+    </w:lvl>
+    <w:lvl w:ilvl="7" w:tentative="1">
+      <w:start w:val="1"/>
+      <w:numFmt w:val="bullet"/>
+      <w:lvlText w:val=""/>
+      <w:lvlJc w:val="left"/>
+      <w:pPr>
+        <w:tabs>
+          <w:tab w:val="num" w:pos="5760"/>
+        </w:tabs>
+        <w:ind w:left="5760" w:hanging="360"/>
+      </w:pPr>
+      <w:rPr>
+        <w:rFonts w:ascii="Wingdings" w:hAnsi="Wingdings" w:hint="default"/>
+        <w:sz w:val="20"/>
+      </w:rPr>
+    </w:lvl>
+    <w:lvl w:ilvl="8" w:tentative="1">
+      <w:start w:val="1"/>
+      <w:numFmt w:val="bullet"/>
+      <w:lvlText w:val=""/>
+      <w:lvlJc w:val="left"/>
+      <w:pPr>
+        <w:tabs>
+          <w:tab w:val="num" w:pos="6480"/>
+        </w:tabs>
+        <w:ind w:left="6480" w:hanging="360"/>
+      </w:pPr>
+      <w:rPr>
+        <w:rFonts w:ascii="Wingdings" w:hAnsi="Wingdings" w:hint="default"/>
+        <w:sz w:val="20"/>
+      </w:rPr>
+    </w:lvl>
+  </w:abstractNum>
+  <w:abstractNum w:abstractNumId="4" w15:restartNumberingAfterBreak="0">
     <w:nsid w:val="23E8403D"/>
     <w:multiLevelType w:val="multilevel"/>
     <w:tmpl w:val="388A688C"/>
@@ -1700,7 +2272,7 @@
       </w:rPr>
     </w:lvl>
   </w:abstractNum>
-  <w:abstractNum w:abstractNumId="3" w15:restartNumberingAfterBreak="0">
+  <w:abstractNum w:abstractNumId="5" w15:restartNumberingAfterBreak="0">
     <w:nsid w:val="31B948A4"/>
     <w:multiLevelType w:val="multilevel"/>
     <w:tmpl w:val="06DC64A6"/>
@@ -1849,7 +2421,7 @@
       </w:rPr>
     </w:lvl>
   </w:abstractNum>
-  <w:abstractNum w:abstractNumId="4" w15:restartNumberingAfterBreak="0">
+  <w:abstractNum w:abstractNumId="6" w15:restartNumberingAfterBreak="0">
     <w:nsid w:val="35F10E6A"/>
     <w:multiLevelType w:val="multilevel"/>
     <w:tmpl w:val="7668EB2C"/>
@@ -1998,7 +2570,7 @@
       </w:rPr>
     </w:lvl>
   </w:abstractNum>
-  <w:abstractNum w:abstractNumId="5" w15:restartNumberingAfterBreak="0">
+  <w:abstractNum w:abstractNumId="7" w15:restartNumberingAfterBreak="0">
     <w:nsid w:val="383916B1"/>
     <w:multiLevelType w:val="multilevel"/>
     <w:tmpl w:val="6CA21336"/>
@@ -2147,7 +2719,7 @@
       </w:rPr>
     </w:lvl>
   </w:abstractNum>
-  <w:abstractNum w:abstractNumId="6" w15:restartNumberingAfterBreak="0">
+  <w:abstractNum w:abstractNumId="8" w15:restartNumberingAfterBreak="0">
     <w:nsid w:val="46043C1A"/>
     <w:multiLevelType w:val="multilevel"/>
     <w:tmpl w:val="F3222646"/>
@@ -2296,7 +2868,7 @@
       </w:rPr>
     </w:lvl>
   </w:abstractNum>
-  <w:abstractNum w:abstractNumId="7" w15:restartNumberingAfterBreak="0">
+  <w:abstractNum w:abstractNumId="9" w15:restartNumberingAfterBreak="0">
     <w:nsid w:val="484959E9"/>
     <w:multiLevelType w:val="multilevel"/>
     <w:tmpl w:val="1CB8099C"/>
@@ -2445,7 +3017,156 @@
       </w:rPr>
     </w:lvl>
   </w:abstractNum>
-  <w:abstractNum w:abstractNumId="8" w15:restartNumberingAfterBreak="0">
+  <w:abstractNum w:abstractNumId="10" w15:restartNumberingAfterBreak="0">
+    <w:nsid w:val="48FC2351"/>
+    <w:multiLevelType w:val="multilevel"/>
+    <w:tmpl w:val="1AA0B728"/>
+    <w:lvl w:ilvl="0">
+      <w:start w:val="1"/>
+      <w:numFmt w:val="bullet"/>
+      <w:lvlText w:val=""/>
+      <w:lvlJc w:val="left"/>
+      <w:pPr>
+        <w:tabs>
+          <w:tab w:val="num" w:pos="720"/>
+        </w:tabs>
+        <w:ind w:left="720" w:hanging="360"/>
+      </w:pPr>
+      <w:rPr>
+        <w:rFonts w:ascii="Symbol" w:hAnsi="Symbol" w:hint="default"/>
+        <w:sz w:val="20"/>
+      </w:rPr>
+    </w:lvl>
+    <w:lvl w:ilvl="1" w:tentative="1">
+      <w:start w:val="1"/>
+      <w:numFmt w:val="bullet"/>
+      <w:lvlText w:val="o"/>
+      <w:lvlJc w:val="left"/>
+      <w:pPr>
+        <w:tabs>
+          <w:tab w:val="num" w:pos="1440"/>
+        </w:tabs>
+        <w:ind w:left="1440" w:hanging="360"/>
+      </w:pPr>
+      <w:rPr>
+        <w:rFonts w:ascii="Courier New" w:hAnsi="Courier New" w:hint="default"/>
+        <w:sz w:val="20"/>
+      </w:rPr>
+    </w:lvl>
+    <w:lvl w:ilvl="2" w:tentative="1">
+      <w:start w:val="1"/>
+      <w:numFmt w:val="bullet"/>
+      <w:lvlText w:val=""/>
+      <w:lvlJc w:val="left"/>
+      <w:pPr>
+        <w:tabs>
+          <w:tab w:val="num" w:pos="2160"/>
+        </w:tabs>
+        <w:ind w:left="2160" w:hanging="360"/>
+      </w:pPr>
+      <w:rPr>
+        <w:rFonts w:ascii="Wingdings" w:hAnsi="Wingdings" w:hint="default"/>
+        <w:sz w:val="20"/>
+      </w:rPr>
+    </w:lvl>
+    <w:lvl w:ilvl="3" w:tentative="1">
+      <w:start w:val="1"/>
+      <w:numFmt w:val="bullet"/>
+      <w:lvlText w:val=""/>
+      <w:lvlJc w:val="left"/>
+      <w:pPr>
+        <w:tabs>
+          <w:tab w:val="num" w:pos="2880"/>
+        </w:tabs>
+        <w:ind w:left="2880" w:hanging="360"/>
+      </w:pPr>
+      <w:rPr>
+        <w:rFonts w:ascii="Wingdings" w:hAnsi="Wingdings" w:hint="default"/>
+        <w:sz w:val="20"/>
+      </w:rPr>
+    </w:lvl>
+    <w:lvl w:ilvl="4" w:tentative="1">
+      <w:start w:val="1"/>
+      <w:numFmt w:val="bullet"/>
+      <w:lvlText w:val=""/>
+      <w:lvlJc w:val="left"/>
+      <w:pPr>
+        <w:tabs>
+          <w:tab w:val="num" w:pos="3600"/>
+        </w:tabs>
+        <w:ind w:left="3600" w:hanging="360"/>
+      </w:pPr>
+      <w:rPr>
+        <w:rFonts w:ascii="Wingdings" w:hAnsi="Wingdings" w:hint="default"/>
+        <w:sz w:val="20"/>
+      </w:rPr>
+    </w:lvl>
+    <w:lvl w:ilvl="5" w:tentative="1">
+      <w:start w:val="1"/>
+      <w:numFmt w:val="bullet"/>
+      <w:lvlText w:val=""/>
+      <w:lvlJc w:val="left"/>
+      <w:pPr>
+        <w:tabs>
+          <w:tab w:val="num" w:pos="4320"/>
+        </w:tabs>
+        <w:ind w:left="4320" w:hanging="360"/>
+      </w:pPr>
+      <w:rPr>
+        <w:rFonts w:ascii="Wingdings" w:hAnsi="Wingdings" w:hint="default"/>
+        <w:sz w:val="20"/>
+      </w:rPr>
+    </w:lvl>
+    <w:lvl w:ilvl="6" w:tentative="1">
+      <w:start w:val="1"/>
+      <w:numFmt w:val="bullet"/>
+      <w:lvlText w:val=""/>
+      <w:lvlJc w:val="left"/>
+      <w:pPr>
+        <w:tabs>
+          <w:tab w:val="num" w:pos="5040"/>
+        </w:tabs>
+        <w:ind w:left="5040" w:hanging="360"/>
+      </w:pPr>
+      <w:rPr>
+        <w:rFonts w:ascii="Wingdings" w:hAnsi="Wingdings" w:hint="default"/>
+        <w:sz w:val="20"/>
+      </w:rPr>
+    </w:lvl>
+    <w:lvl w:ilvl="7" w:tentative="1">
+      <w:start w:val="1"/>
+      <w:numFmt w:val="bullet"/>
+      <w:lvlText w:val=""/>
+      <w:lvlJc w:val="left"/>
+      <w:pPr>
+        <w:tabs>
+          <w:tab w:val="num" w:pos="5760"/>
+        </w:tabs>
+        <w:ind w:left="5760" w:hanging="360"/>
+      </w:pPr>
+      <w:rPr>
+        <w:rFonts w:ascii="Wingdings" w:hAnsi="Wingdings" w:hint="default"/>
+        <w:sz w:val="20"/>
+      </w:rPr>
+    </w:lvl>
+    <w:lvl w:ilvl="8" w:tentative="1">
+      <w:start w:val="1"/>
+      <w:numFmt w:val="bullet"/>
+      <w:lvlText w:val=""/>
+      <w:lvlJc w:val="left"/>
+      <w:pPr>
+        <w:tabs>
+          <w:tab w:val="num" w:pos="6480"/>
+        </w:tabs>
+        <w:ind w:left="6480" w:hanging="360"/>
+      </w:pPr>
+      <w:rPr>
+        <w:rFonts w:ascii="Wingdings" w:hAnsi="Wingdings" w:hint="default"/>
+        <w:sz w:val="20"/>
+      </w:rPr>
+    </w:lvl>
+  </w:abstractNum>
+  <w:abstractNum w:abstractNumId="11" w15:restartNumberingAfterBreak="0">
     <w:nsid w:val="575518D8"/>
     <w:multiLevelType w:val="multilevel"/>
     <w:tmpl w:val="9D8C8972"/>
@@ -2594,7 +3315,7 @@
       </w:rPr>
     </w:lvl>
   </w:abstractNum>
-  <w:abstractNum w:abstractNumId="9" w15:restartNumberingAfterBreak="0">
+  <w:abstractNum w:abstractNumId="12" w15:restartNumberingAfterBreak="0">
     <w:nsid w:val="605E4F6E"/>
     <w:multiLevelType w:val="multilevel"/>
     <w:tmpl w:val="029C7A7C"/>
@@ -2743,10 +3464,159 @@
       </w:rPr>
     </w:lvl>
   </w:abstractNum>
-  <w:abstractNum w:abstractNumId="10" w15:restartNumberingAfterBreak="0">
+  <w:abstractNum w:abstractNumId="13" w15:restartNumberingAfterBreak="0">
     <w:nsid w:val="67BD7AC0"/>
     <w:multiLevelType w:val="multilevel"/>
     <w:tmpl w:val="DF1CE2A8"/>
+    <w:lvl w:ilvl="0">
+      <w:start w:val="1"/>
+      <w:numFmt w:val="bullet"/>
+      <w:lvlText w:val=""/>
+      <w:lvlJc w:val="left"/>
+      <w:pPr>
+        <w:tabs>
+          <w:tab w:val="num" w:pos="720"/>
+        </w:tabs>
+        <w:ind w:left="720" w:hanging="360"/>
+      </w:pPr>
+      <w:rPr>
+        <w:rFonts w:ascii="Symbol" w:hAnsi="Symbol" w:hint="default"/>
+        <w:sz w:val="20"/>
+      </w:rPr>
+    </w:lvl>
+    <w:lvl w:ilvl="1" w:tentative="1">
+      <w:start w:val="1"/>
+      <w:numFmt w:val="bullet"/>
+      <w:lvlText w:val="o"/>
+      <w:lvlJc w:val="left"/>
+      <w:pPr>
+        <w:tabs>
+          <w:tab w:val="num" w:pos="1440"/>
+        </w:tabs>
+        <w:ind w:left="1440" w:hanging="360"/>
+      </w:pPr>
+      <w:rPr>
+        <w:rFonts w:ascii="Courier New" w:hAnsi="Courier New" w:hint="default"/>
+        <w:sz w:val="20"/>
+      </w:rPr>
+    </w:lvl>
+    <w:lvl w:ilvl="2" w:tentative="1">
+      <w:start w:val="1"/>
+      <w:numFmt w:val="bullet"/>
+      <w:lvlText w:val=""/>
+      <w:lvlJc w:val="left"/>
+      <w:pPr>
+        <w:tabs>
+          <w:tab w:val="num" w:pos="2160"/>
+        </w:tabs>
+        <w:ind w:left="2160" w:hanging="360"/>
+      </w:pPr>
+      <w:rPr>
+        <w:rFonts w:ascii="Wingdings" w:hAnsi="Wingdings" w:hint="default"/>
+        <w:sz w:val="20"/>
+      </w:rPr>
+    </w:lvl>
+    <w:lvl w:ilvl="3" w:tentative="1">
+      <w:start w:val="1"/>
+      <w:numFmt w:val="bullet"/>
+      <w:lvlText w:val=""/>
+      <w:lvlJc w:val="left"/>
+      <w:pPr>
+        <w:tabs>
+          <w:tab w:val="num" w:pos="2880"/>
+        </w:tabs>
+        <w:ind w:left="2880" w:hanging="360"/>
+      </w:pPr>
+      <w:rPr>
+        <w:rFonts w:ascii="Wingdings" w:hAnsi="Wingdings" w:hint="default"/>
+        <w:sz w:val="20"/>
+      </w:rPr>
+    </w:lvl>
+    <w:lvl w:ilvl="4" w:tentative="1">
+      <w:start w:val="1"/>
+      <w:numFmt w:val="bullet"/>
+      <w:lvlText w:val=""/>
+      <w:lvlJc w:val="left"/>
+      <w:pPr>
+        <w:tabs>
+          <w:tab w:val="num" w:pos="3600"/>
+        </w:tabs>
+        <w:ind w:left="3600" w:hanging="360"/>
+      </w:pPr>
+      <w:rPr>
+        <w:rFonts w:ascii="Wingdings" w:hAnsi="Wingdings" w:hint="default"/>
+        <w:sz w:val="20"/>
+      </w:rPr>
+    </w:lvl>
+    <w:lvl w:ilvl="5" w:tentative="1">
+      <w:start w:val="1"/>
+      <w:numFmt w:val="bullet"/>
+      <w:lvlText w:val=""/>
+      <w:lvlJc w:val="left"/>
+      <w:pPr>
+        <w:tabs>
+          <w:tab w:val="num" w:pos="4320"/>
+        </w:tabs>
+        <w:ind w:left="4320" w:hanging="360"/>
+      </w:pPr>
+      <w:rPr>
+        <w:rFonts w:ascii="Wingdings" w:hAnsi="Wingdings" w:hint="default"/>
+        <w:sz w:val="20"/>
+      </w:rPr>
+    </w:lvl>
+    <w:lvl w:ilvl="6" w:tentative="1">
+      <w:start w:val="1"/>
+      <w:numFmt w:val="bullet"/>
+      <w:lvlText w:val=""/>
+      <w:lvlJc w:val="left"/>
+      <w:pPr>
+        <w:tabs>
+          <w:tab w:val="num" w:pos="5040"/>
+        </w:tabs>
+        <w:ind w:left="5040" w:hanging="360"/>
+      </w:pPr>
+      <w:rPr>
+        <w:rFonts w:ascii="Wingdings" w:hAnsi="Wingdings" w:hint="default"/>
+        <w:sz w:val="20"/>
+      </w:rPr>
+    </w:lvl>
+    <w:lvl w:ilvl="7" w:tentative="1">
+      <w:start w:val="1"/>
+      <w:numFmt w:val="bullet"/>
+      <w:lvlText w:val=""/>
+      <w:lvlJc w:val="left"/>
+      <w:pPr>
+        <w:tabs>
+          <w:tab w:val="num" w:pos="5760"/>
+        </w:tabs>
+        <w:ind w:left="5760" w:hanging="360"/>
+      </w:pPr>
+      <w:rPr>
+        <w:rFonts w:ascii="Wingdings" w:hAnsi="Wingdings" w:hint="default"/>
+        <w:sz w:val="20"/>
+      </w:rPr>
+    </w:lvl>
+    <w:lvl w:ilvl="8" w:tentative="1">
+      <w:start w:val="1"/>
+      <w:numFmt w:val="bullet"/>
+      <w:lvlText w:val=""/>
+      <w:lvlJc w:val="left"/>
+      <w:pPr>
+        <w:tabs>
+          <w:tab w:val="num" w:pos="6480"/>
+        </w:tabs>
+        <w:ind w:left="6480" w:hanging="360"/>
+      </w:pPr>
+      <w:rPr>
+        <w:rFonts w:ascii="Wingdings" w:hAnsi="Wingdings" w:hint="default"/>
+        <w:sz w:val="20"/>
+      </w:rPr>
+    </w:lvl>
+  </w:abstractNum>
+  <w:abstractNum w:abstractNumId="14" w15:restartNumberingAfterBreak="0">
+    <w:nsid w:val="7DEC2CD9"/>
+    <w:multiLevelType w:val="multilevel"/>
+    <w:tmpl w:val="7352AA6A"/>
     <w:lvl w:ilvl="0">
       <w:start w:val="1"/>
       <w:numFmt w:val="bullet"/>
@@ -2899,30 +3769,42 @@
     <w:abstractNumId w:val="1"/>
   </w:num>
   <w:num w:numId="3">
+    <w:abstractNumId w:val="5"/>
+  </w:num>
+  <w:num w:numId="4">
+    <w:abstractNumId w:val="6"/>
+  </w:num>
+  <w:num w:numId="5">
+    <w:abstractNumId w:val="8"/>
+  </w:num>
+  <w:num w:numId="6">
+    <w:abstractNumId w:val="9"/>
+  </w:num>
+  <w:num w:numId="7">
+    <w:abstractNumId w:val="13"/>
+  </w:num>
+  <w:num w:numId="8">
+    <w:abstractNumId w:val="12"/>
+  </w:num>
+  <w:num w:numId="9">
+    <w:abstractNumId w:val="7"/>
+  </w:num>
+  <w:num w:numId="10">
+    <w:abstractNumId w:val="11"/>
+  </w:num>
+  <w:num w:numId="11">
+    <w:abstractNumId w:val="4"/>
+  </w:num>
+  <w:num w:numId="12">
+    <w:abstractNumId w:val="10"/>
+  </w:num>
+  <w:num w:numId="13">
+    <w:abstractNumId w:val="14"/>
+  </w:num>
+  <w:num w:numId="14">
     <w:abstractNumId w:val="3"/>
   </w:num>
-  <w:num w:numId="4">
-    <w:abstractNumId w:val="4"/>
-  </w:num>
-  <w:num w:numId="5">
-    <w:abstractNumId w:val="6"/>
-  </w:num>
-  <w:num w:numId="6">
-    <w:abstractNumId w:val="7"/>
-  </w:num>
-  <w:num w:numId="7">
-    <w:abstractNumId w:val="10"/>
-  </w:num>
-  <w:num w:numId="8">
-    <w:abstractNumId w:val="9"/>
-  </w:num>
-  <w:num w:numId="9">
-    <w:abstractNumId w:val="5"/>
-  </w:num>
-  <w:num w:numId="10">
-    <w:abstractNumId w:val="8"/>
-  </w:num>
-  <w:num w:numId="11">
+  <w:num w:numId="15">
     <w:abstractNumId w:val="2"/>
   </w:num>
 </w:numbering>

--- a/docs/04_System_Architecture.docx
+++ b/docs/04_System_Architecture.docx
@@ -1386,8 +1386,6 @@
         </w:numPr>
         <w:spacing w:before="0" w:beforeAutospacing="0" w:after="0" w:afterAutospacing="0"/>
       </w:pPr>
-      <w:bookmarkStart w:id="0" w:name="_GoBack"/>
-      <w:bookmarkEnd w:id="0"/>
     </w:p>
     <w:p>
       <w:pPr>
@@ -1500,6 +1498,385 @@
           <w:szCs w:val="24"/>
         </w:rPr>
       </w:pPr>
+    </w:p>
+    <w:p>
+      <w:pPr>
+        <w:rPr>
+          <w:rFonts w:ascii="Times New Roman" w:hAnsi="Times New Roman" w:cs="Times New Roman"/>
+          <w:sz w:val="24"/>
+          <w:szCs w:val="24"/>
+        </w:rPr>
+      </w:pPr>
+    </w:p>
+    <w:p>
+      <w:pPr>
+        <w:pStyle w:val="Heading3"/>
+      </w:pPr>
+      <w:r>
+        <w:rPr>
+          <w:rStyle w:val="Strong"/>
+          <w:b/>
+          <w:bCs/>
+        </w:rPr>
+        <w:lastRenderedPageBreak/>
+        <w:t>System Architecture Update – Day 11</w:t>
+      </w:r>
+    </w:p>
+    <w:p>
+      <w:pPr>
+        <w:pStyle w:val="NormalWeb"/>
+      </w:pPr>
+      <w:r>
+        <w:t>No changes were made to the core system architecture layers. However, a significant architectural extension was formally designed for the dashboard layer.</w:t>
+      </w:r>
+    </w:p>
+    <w:p>
+      <w:pPr>
+        <w:pStyle w:val="NormalWeb"/>
+      </w:pPr>
+      <w:r>
+        <w:t>Dashboards are now conceptually treated as persistent analytical documents scoped to a specific run. A clear separation was defined between live, in-memory dashboard interaction state and explicitly saved dashboard state stored offline.</w:t>
+      </w:r>
+    </w:p>
+    <w:p>
+      <w:pPr>
+        <w:pStyle w:val="NormalWeb"/>
+      </w:pPr>
+      <w:r>
+        <w:t>File naming conventions, storage location, and load precedence rules were frozen to ensure deterministic dashboard behavior across sessions without violating offline or confidentiality constraints.</w:t>
+      </w:r>
+    </w:p>
+    <w:p>
+      <w:pPr>
+        <w:pStyle w:val="Heading3"/>
+      </w:pPr>
+      <w:r>
+        <w:rPr>
+          <w:rStyle w:val="Strong"/>
+          <w:b/>
+          <w:bCs/>
+        </w:rPr>
+        <w:t>Frontend Architecture Updates: Day 12</w:t>
+      </w:r>
+    </w:p>
+    <w:p>
+      <w:pPr>
+        <w:pStyle w:val="NormalWeb"/>
+        <w:numPr>
+          <w:ilvl w:val="0"/>
+          <w:numId w:val="16"/>
+        </w:numPr>
+      </w:pPr>
+      <w:r>
+        <w:t xml:space="preserve">Adopted </w:t>
+      </w:r>
+      <w:r>
+        <w:rPr>
+          <w:rStyle w:val="Strong"/>
+        </w:rPr>
+        <w:t>single root layout (AppLayout)</w:t>
+      </w:r>
+      <w:r>
+        <w:t xml:space="preserve"> for application rendering.</w:t>
+      </w:r>
+    </w:p>
+    <w:p>
+      <w:pPr>
+        <w:pStyle w:val="NormalWeb"/>
+        <w:numPr>
+          <w:ilvl w:val="0"/>
+          <w:numId w:val="16"/>
+        </w:numPr>
+      </w:pPr>
+      <w:r>
+        <w:t>Removed dependency on legacy layout component.</w:t>
+      </w:r>
+    </w:p>
+    <w:p>
+      <w:pPr>
+        <w:pStyle w:val="NormalWeb"/>
+        <w:numPr>
+          <w:ilvl w:val="0"/>
+          <w:numId w:val="16"/>
+        </w:numPr>
+      </w:pPr>
+      <w:r>
+        <w:t xml:space="preserve">Sidebar implemented as a </w:t>
+      </w:r>
+      <w:r>
+        <w:rPr>
+          <w:rStyle w:val="Strong"/>
+        </w:rPr>
+        <w:t>collapsible navigation panel</w:t>
+      </w:r>
+      <w:r>
+        <w:t xml:space="preserve"> with responsive behavior.</w:t>
+      </w:r>
+    </w:p>
+    <w:p>
+      <w:pPr>
+        <w:pStyle w:val="NormalWeb"/>
+        <w:numPr>
+          <w:ilvl w:val="0"/>
+          <w:numId w:val="16"/>
+        </w:numPr>
+      </w:pPr>
+      <w:r>
+        <w:t xml:space="preserve">Routing stabilized using React Router with proper </w:t>
+      </w:r>
+      <w:r>
+        <w:rPr>
+          <w:rStyle w:val="HTMLCode"/>
+        </w:rPr>
+        <w:t>&lt;Outlet /&gt;</w:t>
+      </w:r>
+      <w:r>
+        <w:t xml:space="preserve"> handling.</w:t>
+      </w:r>
+    </w:p>
+    <w:p>
+      <w:pPr>
+        <w:pStyle w:val="NormalWeb"/>
+        <w:numPr>
+          <w:ilvl w:val="0"/>
+          <w:numId w:val="16"/>
+        </w:numPr>
+      </w:pPr>
+      <w:r>
+        <w:t xml:space="preserve">Dashboard UI architecture aligned with </w:t>
+      </w:r>
+      <w:r>
+        <w:rPr>
+          <w:rStyle w:val="Strong"/>
+        </w:rPr>
+        <w:t>Power BI–style analytical flow</w:t>
+      </w:r>
+      <w:r>
+        <w:t>.</w:t>
+      </w:r>
+    </w:p>
+    <w:p>
+      <w:pPr>
+        <w:pStyle w:val="NormalWeb"/>
+        <w:numPr>
+          <w:ilvl w:val="0"/>
+          <w:numId w:val="16"/>
+        </w:numPr>
+      </w:pPr>
+      <w:r>
+        <w:t>State-driven rendering ensures dashboards update based on selected ingestion run.</w:t>
+      </w:r>
+    </w:p>
+    <w:p>
+      <w:pPr>
+        <w:pStyle w:val="NormalWeb"/>
+        <w:rPr>
+          <w:sz w:val="28"/>
+          <w:szCs w:val="28"/>
+        </w:rPr>
+      </w:pPr>
+      <w:r>
+        <w:rPr>
+          <w:rStyle w:val="Strong"/>
+          <w:sz w:val="28"/>
+          <w:szCs w:val="28"/>
+        </w:rPr>
+        <w:t>Day 13</w:t>
+      </w:r>
+    </w:p>
+    <w:p>
+      <w:pPr>
+        <w:pStyle w:val="Heading3"/>
+      </w:pPr>
+      <w:r>
+        <w:rPr>
+          <w:rStyle w:val="Strong"/>
+          <w:b/>
+          <w:bCs/>
+        </w:rPr>
+        <w:t>UI Architecture Refinement</w:t>
+      </w:r>
+    </w:p>
+    <w:p>
+      <w:pPr>
+        <w:pStyle w:val="NormalWeb"/>
+        <w:numPr>
+          <w:ilvl w:val="0"/>
+          <w:numId w:val="17"/>
+        </w:numPr>
+      </w:pPr>
+      <w:r>
+        <w:t xml:space="preserve">Introduced </w:t>
+      </w:r>
+      <w:r>
+        <w:rPr>
+          <w:rStyle w:val="Strong"/>
+        </w:rPr>
+        <w:t>global top bar</w:t>
+      </w:r>
+      <w:r>
+        <w:t>:</w:t>
+      </w:r>
+    </w:p>
+    <w:p>
+      <w:pPr>
+        <w:pStyle w:val="NormalWeb"/>
+        <w:numPr>
+          <w:ilvl w:val="1"/>
+          <w:numId w:val="17"/>
+        </w:numPr>
+      </w:pPr>
+      <w:r>
+        <w:t>Displays application branding.</w:t>
+      </w:r>
+    </w:p>
+    <w:p>
+      <w:pPr>
+        <w:pStyle w:val="NormalWeb"/>
+        <w:numPr>
+          <w:ilvl w:val="1"/>
+          <w:numId w:val="17"/>
+        </w:numPr>
+      </w:pPr>
+      <w:r>
+        <w:t>Displays Active Run state.</w:t>
+      </w:r>
+    </w:p>
+    <w:p>
+      <w:pPr>
+        <w:pStyle w:val="NormalWeb"/>
+        <w:numPr>
+          <w:ilvl w:val="1"/>
+          <w:numId w:val="17"/>
+        </w:numPr>
+      </w:pPr>
+      <w:r>
+        <w:t>Independent of sidebar visibility.</w:t>
+      </w:r>
+    </w:p>
+    <w:p>
+      <w:pPr>
+        <w:pStyle w:val="NormalWeb"/>
+        <w:numPr>
+          <w:ilvl w:val="0"/>
+          <w:numId w:val="17"/>
+        </w:numPr>
+      </w:pPr>
+      <w:r>
+        <w:t>Sidebar redesigned to be:</w:t>
+      </w:r>
+    </w:p>
+    <w:p>
+      <w:pPr>
+        <w:pStyle w:val="NormalWeb"/>
+        <w:numPr>
+          <w:ilvl w:val="1"/>
+          <w:numId w:val="17"/>
+        </w:numPr>
+      </w:pPr>
+      <w:r>
+        <w:t>Collapsible.</w:t>
+      </w:r>
+    </w:p>
+    <w:p>
+      <w:pPr>
+        <w:pStyle w:val="NormalWeb"/>
+        <w:numPr>
+          <w:ilvl w:val="1"/>
+          <w:numId w:val="17"/>
+        </w:numPr>
+      </w:pPr>
+      <w:r>
+        <w:t>Navigation-only.</w:t>
+      </w:r>
+    </w:p>
+    <w:p>
+      <w:pPr>
+        <w:pStyle w:val="NormalWeb"/>
+        <w:numPr>
+          <w:ilvl w:val="1"/>
+          <w:numId w:val="17"/>
+        </w:numPr>
+      </w:pPr>
+      <w:r>
+        <w:t>Visually consistent with top bar color grading.</w:t>
+      </w:r>
+    </w:p>
+    <w:p>
+      <w:pPr>
+        <w:pStyle w:val="Heading3"/>
+      </w:pPr>
+      <w:r>
+        <w:rPr>
+          <w:rStyle w:val="Strong"/>
+          <w:b/>
+          <w:bCs/>
+        </w:rPr>
+        <w:t>Separation of Concerns</w:t>
+      </w:r>
+    </w:p>
+    <w:p>
+      <w:pPr>
+        <w:pStyle w:val="NormalWeb"/>
+        <w:numPr>
+          <w:ilvl w:val="0"/>
+          <w:numId w:val="18"/>
+        </w:numPr>
+      </w:pPr>
+      <w:r>
+        <w:t>Active Run state moved out of sidebar into global layout.</w:t>
+      </w:r>
+    </w:p>
+    <w:p>
+      <w:pPr>
+        <w:pStyle w:val="NormalWeb"/>
+        <w:numPr>
+          <w:ilvl w:val="0"/>
+          <w:numId w:val="18"/>
+        </w:numPr>
+      </w:pPr>
+      <w:r>
+        <w:t>Ensures visibility across all pages and UI states.</w:t>
+      </w:r>
+    </w:p>
+    <w:p>
+      <w:pPr>
+        <w:pStyle w:val="Heading3"/>
+      </w:pPr>
+      <w:r>
+        <w:rPr>
+          <w:rStyle w:val="Strong"/>
+          <w:b/>
+          <w:bCs/>
+        </w:rPr>
+        <w:t>Impact</w:t>
+      </w:r>
+    </w:p>
+    <w:p>
+      <w:pPr>
+        <w:pStyle w:val="NormalWeb"/>
+        <w:numPr>
+          <w:ilvl w:val="0"/>
+          <w:numId w:val="19"/>
+        </w:numPr>
+      </w:pPr>
+      <w:r>
+        <w:t>Improved UX consistency.</w:t>
+      </w:r>
+    </w:p>
+    <w:p>
+      <w:pPr>
+        <w:pStyle w:val="NormalWeb"/>
+        <w:numPr>
+          <w:ilvl w:val="0"/>
+          <w:numId w:val="19"/>
+        </w:numPr>
+      </w:pPr>
+      <w:r>
+        <w:t>Layout now aligns with enterprise BI tools (Power BI–style behavior).</w:t>
+      </w:r>
+      <w:bookmarkStart w:id="0" w:name="_GoBack"/>
+      <w:bookmarkEnd w:id="0"/>
     </w:p>
     <w:sectPr>
       <w:pgSz w:w="12240" w:h="15840"/>
@@ -1975,6 +2352,155 @@
     </w:lvl>
   </w:abstractNum>
   <w:abstractNum w:abstractNumId="3" w15:restartNumberingAfterBreak="0">
+    <w:nsid w:val="1FEF5756"/>
+    <w:multiLevelType w:val="multilevel"/>
+    <w:tmpl w:val="9FEED6DA"/>
+    <w:lvl w:ilvl="0">
+      <w:start w:val="1"/>
+      <w:numFmt w:val="bullet"/>
+      <w:lvlText w:val=""/>
+      <w:lvlJc w:val="left"/>
+      <w:pPr>
+        <w:tabs>
+          <w:tab w:val="num" w:pos="720"/>
+        </w:tabs>
+        <w:ind w:left="720" w:hanging="360"/>
+      </w:pPr>
+      <w:rPr>
+        <w:rFonts w:ascii="Symbol" w:hAnsi="Symbol" w:hint="default"/>
+        <w:sz w:val="20"/>
+      </w:rPr>
+    </w:lvl>
+    <w:lvl w:ilvl="1">
+      <w:start w:val="1"/>
+      <w:numFmt w:val="bullet"/>
+      <w:lvlText w:val="o"/>
+      <w:lvlJc w:val="left"/>
+      <w:pPr>
+        <w:tabs>
+          <w:tab w:val="num" w:pos="1440"/>
+        </w:tabs>
+        <w:ind w:left="1440" w:hanging="360"/>
+      </w:pPr>
+      <w:rPr>
+        <w:rFonts w:ascii="Courier New" w:hAnsi="Courier New" w:hint="default"/>
+        <w:sz w:val="20"/>
+      </w:rPr>
+    </w:lvl>
+    <w:lvl w:ilvl="2" w:tentative="1">
+      <w:start w:val="1"/>
+      <w:numFmt w:val="bullet"/>
+      <w:lvlText w:val=""/>
+      <w:lvlJc w:val="left"/>
+      <w:pPr>
+        <w:tabs>
+          <w:tab w:val="num" w:pos="2160"/>
+        </w:tabs>
+        <w:ind w:left="2160" w:hanging="360"/>
+      </w:pPr>
+      <w:rPr>
+        <w:rFonts w:ascii="Wingdings" w:hAnsi="Wingdings" w:hint="default"/>
+        <w:sz w:val="20"/>
+      </w:rPr>
+    </w:lvl>
+    <w:lvl w:ilvl="3" w:tentative="1">
+      <w:start w:val="1"/>
+      <w:numFmt w:val="bullet"/>
+      <w:lvlText w:val=""/>
+      <w:lvlJc w:val="left"/>
+      <w:pPr>
+        <w:tabs>
+          <w:tab w:val="num" w:pos="2880"/>
+        </w:tabs>
+        <w:ind w:left="2880" w:hanging="360"/>
+      </w:pPr>
+      <w:rPr>
+        <w:rFonts w:ascii="Wingdings" w:hAnsi="Wingdings" w:hint="default"/>
+        <w:sz w:val="20"/>
+      </w:rPr>
+    </w:lvl>
+    <w:lvl w:ilvl="4" w:tentative="1">
+      <w:start w:val="1"/>
+      <w:numFmt w:val="bullet"/>
+      <w:lvlText w:val=""/>
+      <w:lvlJc w:val="left"/>
+      <w:pPr>
+        <w:tabs>
+          <w:tab w:val="num" w:pos="3600"/>
+        </w:tabs>
+        <w:ind w:left="3600" w:hanging="360"/>
+      </w:pPr>
+      <w:rPr>
+        <w:rFonts w:ascii="Wingdings" w:hAnsi="Wingdings" w:hint="default"/>
+        <w:sz w:val="20"/>
+      </w:rPr>
+    </w:lvl>
+    <w:lvl w:ilvl="5" w:tentative="1">
+      <w:start w:val="1"/>
+      <w:numFmt w:val="bullet"/>
+      <w:lvlText w:val=""/>
+      <w:lvlJc w:val="left"/>
+      <w:pPr>
+        <w:tabs>
+          <w:tab w:val="num" w:pos="4320"/>
+        </w:tabs>
+        <w:ind w:left="4320" w:hanging="360"/>
+      </w:pPr>
+      <w:rPr>
+        <w:rFonts w:ascii="Wingdings" w:hAnsi="Wingdings" w:hint="default"/>
+        <w:sz w:val="20"/>
+      </w:rPr>
+    </w:lvl>
+    <w:lvl w:ilvl="6" w:tentative="1">
+      <w:start w:val="1"/>
+      <w:numFmt w:val="bullet"/>
+      <w:lvlText w:val=""/>
+      <w:lvlJc w:val="left"/>
+      <w:pPr>
+        <w:tabs>
+          <w:tab w:val="num" w:pos="5040"/>
+        </w:tabs>
+        <w:ind w:left="5040" w:hanging="360"/>
+      </w:pPr>
+      <w:rPr>
+        <w:rFonts w:ascii="Wingdings" w:hAnsi="Wingdings" w:hint="default"/>
+        <w:sz w:val="20"/>
+      </w:rPr>
+    </w:lvl>
+    <w:lvl w:ilvl="7" w:tentative="1">
+      <w:start w:val="1"/>
+      <w:numFmt w:val="bullet"/>
+      <w:lvlText w:val=""/>
+      <w:lvlJc w:val="left"/>
+      <w:pPr>
+        <w:tabs>
+          <w:tab w:val="num" w:pos="5760"/>
+        </w:tabs>
+        <w:ind w:left="5760" w:hanging="360"/>
+      </w:pPr>
+      <w:rPr>
+        <w:rFonts w:ascii="Wingdings" w:hAnsi="Wingdings" w:hint="default"/>
+        <w:sz w:val="20"/>
+      </w:rPr>
+    </w:lvl>
+    <w:lvl w:ilvl="8" w:tentative="1">
+      <w:start w:val="1"/>
+      <w:numFmt w:val="bullet"/>
+      <w:lvlText w:val=""/>
+      <w:lvlJc w:val="left"/>
+      <w:pPr>
+        <w:tabs>
+          <w:tab w:val="num" w:pos="6480"/>
+        </w:tabs>
+        <w:ind w:left="6480" w:hanging="360"/>
+      </w:pPr>
+      <w:rPr>
+        <w:rFonts w:ascii="Wingdings" w:hAnsi="Wingdings" w:hint="default"/>
+        <w:sz w:val="20"/>
+      </w:rPr>
+    </w:lvl>
+  </w:abstractNum>
+  <w:abstractNum w:abstractNumId="4" w15:restartNumberingAfterBreak="0">
     <w:nsid w:val="21893A0A"/>
     <w:multiLevelType w:val="multilevel"/>
     <w:tmpl w:val="B192CD78"/>
@@ -2123,7 +2649,7 @@
       </w:rPr>
     </w:lvl>
   </w:abstractNum>
-  <w:abstractNum w:abstractNumId="4" w15:restartNumberingAfterBreak="0">
+  <w:abstractNum w:abstractNumId="5" w15:restartNumberingAfterBreak="0">
     <w:nsid w:val="23E8403D"/>
     <w:multiLevelType w:val="multilevel"/>
     <w:tmpl w:val="388A688C"/>
@@ -2272,7 +2798,7 @@
       </w:rPr>
     </w:lvl>
   </w:abstractNum>
-  <w:abstractNum w:abstractNumId="5" w15:restartNumberingAfterBreak="0">
+  <w:abstractNum w:abstractNumId="6" w15:restartNumberingAfterBreak="0">
     <w:nsid w:val="31B948A4"/>
     <w:multiLevelType w:val="multilevel"/>
     <w:tmpl w:val="06DC64A6"/>
@@ -2421,7 +2947,7 @@
       </w:rPr>
     </w:lvl>
   </w:abstractNum>
-  <w:abstractNum w:abstractNumId="6" w15:restartNumberingAfterBreak="0">
+  <w:abstractNum w:abstractNumId="7" w15:restartNumberingAfterBreak="0">
     <w:nsid w:val="35F10E6A"/>
     <w:multiLevelType w:val="multilevel"/>
     <w:tmpl w:val="7668EB2C"/>
@@ -2570,7 +3096,7 @@
       </w:rPr>
     </w:lvl>
   </w:abstractNum>
-  <w:abstractNum w:abstractNumId="7" w15:restartNumberingAfterBreak="0">
+  <w:abstractNum w:abstractNumId="8" w15:restartNumberingAfterBreak="0">
     <w:nsid w:val="383916B1"/>
     <w:multiLevelType w:val="multilevel"/>
     <w:tmpl w:val="6CA21336"/>
@@ -2719,7 +3245,156 @@
       </w:rPr>
     </w:lvl>
   </w:abstractNum>
-  <w:abstractNum w:abstractNumId="8" w15:restartNumberingAfterBreak="0">
+  <w:abstractNum w:abstractNumId="9" w15:restartNumberingAfterBreak="0">
+    <w:nsid w:val="43F72404"/>
+    <w:multiLevelType w:val="multilevel"/>
+    <w:tmpl w:val="C566828A"/>
+    <w:lvl w:ilvl="0">
+      <w:start w:val="1"/>
+      <w:numFmt w:val="bullet"/>
+      <w:lvlText w:val=""/>
+      <w:lvlJc w:val="left"/>
+      <w:pPr>
+        <w:tabs>
+          <w:tab w:val="num" w:pos="720"/>
+        </w:tabs>
+        <w:ind w:left="720" w:hanging="360"/>
+      </w:pPr>
+      <w:rPr>
+        <w:rFonts w:ascii="Symbol" w:hAnsi="Symbol" w:hint="default"/>
+        <w:sz w:val="20"/>
+      </w:rPr>
+    </w:lvl>
+    <w:lvl w:ilvl="1" w:tentative="1">
+      <w:start w:val="1"/>
+      <w:numFmt w:val="bullet"/>
+      <w:lvlText w:val="o"/>
+      <w:lvlJc w:val="left"/>
+      <w:pPr>
+        <w:tabs>
+          <w:tab w:val="num" w:pos="1440"/>
+        </w:tabs>
+        <w:ind w:left="1440" w:hanging="360"/>
+      </w:pPr>
+      <w:rPr>
+        <w:rFonts w:ascii="Courier New" w:hAnsi="Courier New" w:hint="default"/>
+        <w:sz w:val="20"/>
+      </w:rPr>
+    </w:lvl>
+    <w:lvl w:ilvl="2" w:tentative="1">
+      <w:start w:val="1"/>
+      <w:numFmt w:val="bullet"/>
+      <w:lvlText w:val=""/>
+      <w:lvlJc w:val="left"/>
+      <w:pPr>
+        <w:tabs>
+          <w:tab w:val="num" w:pos="2160"/>
+        </w:tabs>
+        <w:ind w:left="2160" w:hanging="360"/>
+      </w:pPr>
+      <w:rPr>
+        <w:rFonts w:ascii="Wingdings" w:hAnsi="Wingdings" w:hint="default"/>
+        <w:sz w:val="20"/>
+      </w:rPr>
+    </w:lvl>
+    <w:lvl w:ilvl="3" w:tentative="1">
+      <w:start w:val="1"/>
+      <w:numFmt w:val="bullet"/>
+      <w:lvlText w:val=""/>
+      <w:lvlJc w:val="left"/>
+      <w:pPr>
+        <w:tabs>
+          <w:tab w:val="num" w:pos="2880"/>
+        </w:tabs>
+        <w:ind w:left="2880" w:hanging="360"/>
+      </w:pPr>
+      <w:rPr>
+        <w:rFonts w:ascii="Wingdings" w:hAnsi="Wingdings" w:hint="default"/>
+        <w:sz w:val="20"/>
+      </w:rPr>
+    </w:lvl>
+    <w:lvl w:ilvl="4" w:tentative="1">
+      <w:start w:val="1"/>
+      <w:numFmt w:val="bullet"/>
+      <w:lvlText w:val=""/>
+      <w:lvlJc w:val="left"/>
+      <w:pPr>
+        <w:tabs>
+          <w:tab w:val="num" w:pos="3600"/>
+        </w:tabs>
+        <w:ind w:left="3600" w:hanging="360"/>
+      </w:pPr>
+      <w:rPr>
+        <w:rFonts w:ascii="Wingdings" w:hAnsi="Wingdings" w:hint="default"/>
+        <w:sz w:val="20"/>
+      </w:rPr>
+    </w:lvl>
+    <w:lvl w:ilvl="5" w:tentative="1">
+      <w:start w:val="1"/>
+      <w:numFmt w:val="bullet"/>
+      <w:lvlText w:val=""/>
+      <w:lvlJc w:val="left"/>
+      <w:pPr>
+        <w:tabs>
+          <w:tab w:val="num" w:pos="4320"/>
+        </w:tabs>
+        <w:ind w:left="4320" w:hanging="360"/>
+      </w:pPr>
+      <w:rPr>
+        <w:rFonts w:ascii="Wingdings" w:hAnsi="Wingdings" w:hint="default"/>
+        <w:sz w:val="20"/>
+      </w:rPr>
+    </w:lvl>
+    <w:lvl w:ilvl="6" w:tentative="1">
+      <w:start w:val="1"/>
+      <w:numFmt w:val="bullet"/>
+      <w:lvlText w:val=""/>
+      <w:lvlJc w:val="left"/>
+      <w:pPr>
+        <w:tabs>
+          <w:tab w:val="num" w:pos="5040"/>
+        </w:tabs>
+        <w:ind w:left="5040" w:hanging="360"/>
+      </w:pPr>
+      <w:rPr>
+        <w:rFonts w:ascii="Wingdings" w:hAnsi="Wingdings" w:hint="default"/>
+        <w:sz w:val="20"/>
+      </w:rPr>
+    </w:lvl>
+    <w:lvl w:ilvl="7" w:tentative="1">
+      <w:start w:val="1"/>
+      <w:numFmt w:val="bullet"/>
+      <w:lvlText w:val=""/>
+      <w:lvlJc w:val="left"/>
+      <w:pPr>
+        <w:tabs>
+          <w:tab w:val="num" w:pos="5760"/>
+        </w:tabs>
+        <w:ind w:left="5760" w:hanging="360"/>
+      </w:pPr>
+      <w:rPr>
+        <w:rFonts w:ascii="Wingdings" w:hAnsi="Wingdings" w:hint="default"/>
+        <w:sz w:val="20"/>
+      </w:rPr>
+    </w:lvl>
+    <w:lvl w:ilvl="8" w:tentative="1">
+      <w:start w:val="1"/>
+      <w:numFmt w:val="bullet"/>
+      <w:lvlText w:val=""/>
+      <w:lvlJc w:val="left"/>
+      <w:pPr>
+        <w:tabs>
+          <w:tab w:val="num" w:pos="6480"/>
+        </w:tabs>
+        <w:ind w:left="6480" w:hanging="360"/>
+      </w:pPr>
+      <w:rPr>
+        <w:rFonts w:ascii="Wingdings" w:hAnsi="Wingdings" w:hint="default"/>
+        <w:sz w:val="20"/>
+      </w:rPr>
+    </w:lvl>
+  </w:abstractNum>
+  <w:abstractNum w:abstractNumId="10" w15:restartNumberingAfterBreak="0">
     <w:nsid w:val="46043C1A"/>
     <w:multiLevelType w:val="multilevel"/>
     <w:tmpl w:val="F3222646"/>
@@ -2868,7 +3543,7 @@
       </w:rPr>
     </w:lvl>
   </w:abstractNum>
-  <w:abstractNum w:abstractNumId="9" w15:restartNumberingAfterBreak="0">
+  <w:abstractNum w:abstractNumId="11" w15:restartNumberingAfterBreak="0">
     <w:nsid w:val="484959E9"/>
     <w:multiLevelType w:val="multilevel"/>
     <w:tmpl w:val="1CB8099C"/>
@@ -3017,7 +3692,7 @@
       </w:rPr>
     </w:lvl>
   </w:abstractNum>
-  <w:abstractNum w:abstractNumId="10" w15:restartNumberingAfterBreak="0">
+  <w:abstractNum w:abstractNumId="12" w15:restartNumberingAfterBreak="0">
     <w:nsid w:val="48FC2351"/>
     <w:multiLevelType w:val="multilevel"/>
     <w:tmpl w:val="1AA0B728"/>
@@ -3166,7 +3841,156 @@
       </w:rPr>
     </w:lvl>
   </w:abstractNum>
-  <w:abstractNum w:abstractNumId="11" w15:restartNumberingAfterBreak="0">
+  <w:abstractNum w:abstractNumId="13" w15:restartNumberingAfterBreak="0">
+    <w:nsid w:val="4B703F60"/>
+    <w:multiLevelType w:val="multilevel"/>
+    <w:tmpl w:val="F7D6893A"/>
+    <w:lvl w:ilvl="0">
+      <w:start w:val="1"/>
+      <w:numFmt w:val="bullet"/>
+      <w:lvlText w:val=""/>
+      <w:lvlJc w:val="left"/>
+      <w:pPr>
+        <w:tabs>
+          <w:tab w:val="num" w:pos="720"/>
+        </w:tabs>
+        <w:ind w:left="720" w:hanging="360"/>
+      </w:pPr>
+      <w:rPr>
+        <w:rFonts w:ascii="Symbol" w:hAnsi="Symbol" w:hint="default"/>
+        <w:sz w:val="20"/>
+      </w:rPr>
+    </w:lvl>
+    <w:lvl w:ilvl="1" w:tentative="1">
+      <w:start w:val="1"/>
+      <w:numFmt w:val="bullet"/>
+      <w:lvlText w:val="o"/>
+      <w:lvlJc w:val="left"/>
+      <w:pPr>
+        <w:tabs>
+          <w:tab w:val="num" w:pos="1440"/>
+        </w:tabs>
+        <w:ind w:left="1440" w:hanging="360"/>
+      </w:pPr>
+      <w:rPr>
+        <w:rFonts w:ascii="Courier New" w:hAnsi="Courier New" w:hint="default"/>
+        <w:sz w:val="20"/>
+      </w:rPr>
+    </w:lvl>
+    <w:lvl w:ilvl="2" w:tentative="1">
+      <w:start w:val="1"/>
+      <w:numFmt w:val="bullet"/>
+      <w:lvlText w:val=""/>
+      <w:lvlJc w:val="left"/>
+      <w:pPr>
+        <w:tabs>
+          <w:tab w:val="num" w:pos="2160"/>
+        </w:tabs>
+        <w:ind w:left="2160" w:hanging="360"/>
+      </w:pPr>
+      <w:rPr>
+        <w:rFonts w:ascii="Wingdings" w:hAnsi="Wingdings" w:hint="default"/>
+        <w:sz w:val="20"/>
+      </w:rPr>
+    </w:lvl>
+    <w:lvl w:ilvl="3" w:tentative="1">
+      <w:start w:val="1"/>
+      <w:numFmt w:val="bullet"/>
+      <w:lvlText w:val=""/>
+      <w:lvlJc w:val="left"/>
+      <w:pPr>
+        <w:tabs>
+          <w:tab w:val="num" w:pos="2880"/>
+        </w:tabs>
+        <w:ind w:left="2880" w:hanging="360"/>
+      </w:pPr>
+      <w:rPr>
+        <w:rFonts w:ascii="Wingdings" w:hAnsi="Wingdings" w:hint="default"/>
+        <w:sz w:val="20"/>
+      </w:rPr>
+    </w:lvl>
+    <w:lvl w:ilvl="4" w:tentative="1">
+      <w:start w:val="1"/>
+      <w:numFmt w:val="bullet"/>
+      <w:lvlText w:val=""/>
+      <w:lvlJc w:val="left"/>
+      <w:pPr>
+        <w:tabs>
+          <w:tab w:val="num" w:pos="3600"/>
+        </w:tabs>
+        <w:ind w:left="3600" w:hanging="360"/>
+      </w:pPr>
+      <w:rPr>
+        <w:rFonts w:ascii="Wingdings" w:hAnsi="Wingdings" w:hint="default"/>
+        <w:sz w:val="20"/>
+      </w:rPr>
+    </w:lvl>
+    <w:lvl w:ilvl="5" w:tentative="1">
+      <w:start w:val="1"/>
+      <w:numFmt w:val="bullet"/>
+      <w:lvlText w:val=""/>
+      <w:lvlJc w:val="left"/>
+      <w:pPr>
+        <w:tabs>
+          <w:tab w:val="num" w:pos="4320"/>
+        </w:tabs>
+        <w:ind w:left="4320" w:hanging="360"/>
+      </w:pPr>
+      <w:rPr>
+        <w:rFonts w:ascii="Wingdings" w:hAnsi="Wingdings" w:hint="default"/>
+        <w:sz w:val="20"/>
+      </w:rPr>
+    </w:lvl>
+    <w:lvl w:ilvl="6" w:tentative="1">
+      <w:start w:val="1"/>
+      <w:numFmt w:val="bullet"/>
+      <w:lvlText w:val=""/>
+      <w:lvlJc w:val="left"/>
+      <w:pPr>
+        <w:tabs>
+          <w:tab w:val="num" w:pos="5040"/>
+        </w:tabs>
+        <w:ind w:left="5040" w:hanging="360"/>
+      </w:pPr>
+      <w:rPr>
+        <w:rFonts w:ascii="Wingdings" w:hAnsi="Wingdings" w:hint="default"/>
+        <w:sz w:val="20"/>
+      </w:rPr>
+    </w:lvl>
+    <w:lvl w:ilvl="7" w:tentative="1">
+      <w:start w:val="1"/>
+      <w:numFmt w:val="bullet"/>
+      <w:lvlText w:val=""/>
+      <w:lvlJc w:val="left"/>
+      <w:pPr>
+        <w:tabs>
+          <w:tab w:val="num" w:pos="5760"/>
+        </w:tabs>
+        <w:ind w:left="5760" w:hanging="360"/>
+      </w:pPr>
+      <w:rPr>
+        <w:rFonts w:ascii="Wingdings" w:hAnsi="Wingdings" w:hint="default"/>
+        <w:sz w:val="20"/>
+      </w:rPr>
+    </w:lvl>
+    <w:lvl w:ilvl="8" w:tentative="1">
+      <w:start w:val="1"/>
+      <w:numFmt w:val="bullet"/>
+      <w:lvlText w:val=""/>
+      <w:lvlJc w:val="left"/>
+      <w:pPr>
+        <w:tabs>
+          <w:tab w:val="num" w:pos="6480"/>
+        </w:tabs>
+        <w:ind w:left="6480" w:hanging="360"/>
+      </w:pPr>
+      <w:rPr>
+        <w:rFonts w:ascii="Wingdings" w:hAnsi="Wingdings" w:hint="default"/>
+        <w:sz w:val="20"/>
+      </w:rPr>
+    </w:lvl>
+  </w:abstractNum>
+  <w:abstractNum w:abstractNumId="14" w15:restartNumberingAfterBreak="0">
     <w:nsid w:val="575518D8"/>
     <w:multiLevelType w:val="multilevel"/>
     <w:tmpl w:val="9D8C8972"/>
@@ -3315,7 +4139,7 @@
       </w:rPr>
     </w:lvl>
   </w:abstractNum>
-  <w:abstractNum w:abstractNumId="12" w15:restartNumberingAfterBreak="0">
+  <w:abstractNum w:abstractNumId="15" w15:restartNumberingAfterBreak="0">
     <w:nsid w:val="605E4F6E"/>
     <w:multiLevelType w:val="multilevel"/>
     <w:tmpl w:val="029C7A7C"/>
@@ -3464,7 +4288,7 @@
       </w:rPr>
     </w:lvl>
   </w:abstractNum>
-  <w:abstractNum w:abstractNumId="13" w15:restartNumberingAfterBreak="0">
+  <w:abstractNum w:abstractNumId="16" w15:restartNumberingAfterBreak="0">
     <w:nsid w:val="67BD7AC0"/>
     <w:multiLevelType w:val="multilevel"/>
     <w:tmpl w:val="DF1CE2A8"/>
@@ -3613,7 +4437,156 @@
       </w:rPr>
     </w:lvl>
   </w:abstractNum>
-  <w:abstractNum w:abstractNumId="14" w15:restartNumberingAfterBreak="0">
+  <w:abstractNum w:abstractNumId="17" w15:restartNumberingAfterBreak="0">
+    <w:nsid w:val="73443832"/>
+    <w:multiLevelType w:val="multilevel"/>
+    <w:tmpl w:val="0CE05C7C"/>
+    <w:lvl w:ilvl="0">
+      <w:start w:val="1"/>
+      <w:numFmt w:val="bullet"/>
+      <w:lvlText w:val=""/>
+      <w:lvlJc w:val="left"/>
+      <w:pPr>
+        <w:tabs>
+          <w:tab w:val="num" w:pos="720"/>
+        </w:tabs>
+        <w:ind w:left="720" w:hanging="360"/>
+      </w:pPr>
+      <w:rPr>
+        <w:rFonts w:ascii="Symbol" w:hAnsi="Symbol" w:hint="default"/>
+        <w:sz w:val="20"/>
+      </w:rPr>
+    </w:lvl>
+    <w:lvl w:ilvl="1" w:tentative="1">
+      <w:start w:val="1"/>
+      <w:numFmt w:val="bullet"/>
+      <w:lvlText w:val="o"/>
+      <w:lvlJc w:val="left"/>
+      <w:pPr>
+        <w:tabs>
+          <w:tab w:val="num" w:pos="1440"/>
+        </w:tabs>
+        <w:ind w:left="1440" w:hanging="360"/>
+      </w:pPr>
+      <w:rPr>
+        <w:rFonts w:ascii="Courier New" w:hAnsi="Courier New" w:hint="default"/>
+        <w:sz w:val="20"/>
+      </w:rPr>
+    </w:lvl>
+    <w:lvl w:ilvl="2" w:tentative="1">
+      <w:start w:val="1"/>
+      <w:numFmt w:val="bullet"/>
+      <w:lvlText w:val=""/>
+      <w:lvlJc w:val="left"/>
+      <w:pPr>
+        <w:tabs>
+          <w:tab w:val="num" w:pos="2160"/>
+        </w:tabs>
+        <w:ind w:left="2160" w:hanging="360"/>
+      </w:pPr>
+      <w:rPr>
+        <w:rFonts w:ascii="Wingdings" w:hAnsi="Wingdings" w:hint="default"/>
+        <w:sz w:val="20"/>
+      </w:rPr>
+    </w:lvl>
+    <w:lvl w:ilvl="3" w:tentative="1">
+      <w:start w:val="1"/>
+      <w:numFmt w:val="bullet"/>
+      <w:lvlText w:val=""/>
+      <w:lvlJc w:val="left"/>
+      <w:pPr>
+        <w:tabs>
+          <w:tab w:val="num" w:pos="2880"/>
+        </w:tabs>
+        <w:ind w:left="2880" w:hanging="360"/>
+      </w:pPr>
+      <w:rPr>
+        <w:rFonts w:ascii="Wingdings" w:hAnsi="Wingdings" w:hint="default"/>
+        <w:sz w:val="20"/>
+      </w:rPr>
+    </w:lvl>
+    <w:lvl w:ilvl="4" w:tentative="1">
+      <w:start w:val="1"/>
+      <w:numFmt w:val="bullet"/>
+      <w:lvlText w:val=""/>
+      <w:lvlJc w:val="left"/>
+      <w:pPr>
+        <w:tabs>
+          <w:tab w:val="num" w:pos="3600"/>
+        </w:tabs>
+        <w:ind w:left="3600" w:hanging="360"/>
+      </w:pPr>
+      <w:rPr>
+        <w:rFonts w:ascii="Wingdings" w:hAnsi="Wingdings" w:hint="default"/>
+        <w:sz w:val="20"/>
+      </w:rPr>
+    </w:lvl>
+    <w:lvl w:ilvl="5" w:tentative="1">
+      <w:start w:val="1"/>
+      <w:numFmt w:val="bullet"/>
+      <w:lvlText w:val=""/>
+      <w:lvlJc w:val="left"/>
+      <w:pPr>
+        <w:tabs>
+          <w:tab w:val="num" w:pos="4320"/>
+        </w:tabs>
+        <w:ind w:left="4320" w:hanging="360"/>
+      </w:pPr>
+      <w:rPr>
+        <w:rFonts w:ascii="Wingdings" w:hAnsi="Wingdings" w:hint="default"/>
+        <w:sz w:val="20"/>
+      </w:rPr>
+    </w:lvl>
+    <w:lvl w:ilvl="6" w:tentative="1">
+      <w:start w:val="1"/>
+      <w:numFmt w:val="bullet"/>
+      <w:lvlText w:val=""/>
+      <w:lvlJc w:val="left"/>
+      <w:pPr>
+        <w:tabs>
+          <w:tab w:val="num" w:pos="5040"/>
+        </w:tabs>
+        <w:ind w:left="5040" w:hanging="360"/>
+      </w:pPr>
+      <w:rPr>
+        <w:rFonts w:ascii="Wingdings" w:hAnsi="Wingdings" w:hint="default"/>
+        <w:sz w:val="20"/>
+      </w:rPr>
+    </w:lvl>
+    <w:lvl w:ilvl="7" w:tentative="1">
+      <w:start w:val="1"/>
+      <w:numFmt w:val="bullet"/>
+      <w:lvlText w:val=""/>
+      <w:lvlJc w:val="left"/>
+      <w:pPr>
+        <w:tabs>
+          <w:tab w:val="num" w:pos="5760"/>
+        </w:tabs>
+        <w:ind w:left="5760" w:hanging="360"/>
+      </w:pPr>
+      <w:rPr>
+        <w:rFonts w:ascii="Wingdings" w:hAnsi="Wingdings" w:hint="default"/>
+        <w:sz w:val="20"/>
+      </w:rPr>
+    </w:lvl>
+    <w:lvl w:ilvl="8" w:tentative="1">
+      <w:start w:val="1"/>
+      <w:numFmt w:val="bullet"/>
+      <w:lvlText w:val=""/>
+      <w:lvlJc w:val="left"/>
+      <w:pPr>
+        <w:tabs>
+          <w:tab w:val="num" w:pos="6480"/>
+        </w:tabs>
+        <w:ind w:left="6480" w:hanging="360"/>
+      </w:pPr>
+      <w:rPr>
+        <w:rFonts w:ascii="Wingdings" w:hAnsi="Wingdings" w:hint="default"/>
+        <w:sz w:val="20"/>
+      </w:rPr>
+    </w:lvl>
+  </w:abstractNum>
+  <w:abstractNum w:abstractNumId="18" w15:restartNumberingAfterBreak="0">
     <w:nsid w:val="7DEC2CD9"/>
     <w:multiLevelType w:val="multilevel"/>
     <w:tmpl w:val="7352AA6A"/>
@@ -3769,43 +4742,55 @@
     <w:abstractNumId w:val="1"/>
   </w:num>
   <w:num w:numId="3">
+    <w:abstractNumId w:val="6"/>
+  </w:num>
+  <w:num w:numId="4">
+    <w:abstractNumId w:val="7"/>
+  </w:num>
+  <w:num w:numId="5">
+    <w:abstractNumId w:val="10"/>
+  </w:num>
+  <w:num w:numId="6">
+    <w:abstractNumId w:val="11"/>
+  </w:num>
+  <w:num w:numId="7">
+    <w:abstractNumId w:val="16"/>
+  </w:num>
+  <w:num w:numId="8">
+    <w:abstractNumId w:val="15"/>
+  </w:num>
+  <w:num w:numId="9">
+    <w:abstractNumId w:val="8"/>
+  </w:num>
+  <w:num w:numId="10">
+    <w:abstractNumId w:val="14"/>
+  </w:num>
+  <w:num w:numId="11">
     <w:abstractNumId w:val="5"/>
   </w:num>
-  <w:num w:numId="4">
-    <w:abstractNumId w:val="6"/>
-  </w:num>
-  <w:num w:numId="5">
-    <w:abstractNumId w:val="8"/>
-  </w:num>
-  <w:num w:numId="6">
-    <w:abstractNumId w:val="9"/>
-  </w:num>
-  <w:num w:numId="7">
-    <w:abstractNumId w:val="13"/>
-  </w:num>
-  <w:num w:numId="8">
+  <w:num w:numId="12">
     <w:abstractNumId w:val="12"/>
   </w:num>
-  <w:num w:numId="9">
-    <w:abstractNumId w:val="7"/>
-  </w:num>
-  <w:num w:numId="10">
-    <w:abstractNumId w:val="11"/>
-  </w:num>
-  <w:num w:numId="11">
-    <w:abstractNumId w:val="4"/>
-  </w:num>
-  <w:num w:numId="12">
-    <w:abstractNumId w:val="10"/>
-  </w:num>
   <w:num w:numId="13">
-    <w:abstractNumId w:val="14"/>
+    <w:abstractNumId w:val="18"/>
   </w:num>
   <w:num w:numId="14">
-    <w:abstractNumId w:val="3"/>
+    <w:abstractNumId w:val="4"/>
   </w:num>
   <w:num w:numId="15">
     <w:abstractNumId w:val="2"/>
+  </w:num>
+  <w:num w:numId="16">
+    <w:abstractNumId w:val="9"/>
+  </w:num>
+  <w:num w:numId="17">
+    <w:abstractNumId w:val="3"/>
+  </w:num>
+  <w:num w:numId="18">
+    <w:abstractNumId w:val="17"/>
+  </w:num>
+  <w:num w:numId="19">
+    <w:abstractNumId w:val="13"/>
   </w:num>
 </w:numbering>
 </file>
@@ -4405,6 +5390,19 @@
       <w:szCs w:val="32"/>
     </w:rPr>
   </w:style>
+  <w:style w:type="character" w:styleId="HTMLCode">
+    <w:name w:val="HTML Code"/>
+    <w:basedOn w:val="DefaultParagraphFont"/>
+    <w:uiPriority w:val="99"/>
+    <w:semiHidden/>
+    <w:unhideWhenUsed/>
+    <w:rsid w:val="005753D3"/>
+    <w:rPr>
+      <w:rFonts w:ascii="Courier New" w:eastAsia="Times New Roman" w:hAnsi="Courier New" w:cs="Courier New"/>
+      <w:sz w:val="20"/>
+      <w:szCs w:val="20"/>
+    </w:rPr>
+  </w:style>
 </w:styles>
 </file>
 

--- a/docs/04_System_Architecture.docx
+++ b/docs/04_System_Architecture.docx
@@ -895,7 +895,15 @@
         </w:numPr>
       </w:pPr>
       <w:r>
-        <w:t>Visualization and explainability layer</w:t>
+        <w:t xml:space="preserve">Visualization and </w:t>
+      </w:r>
+      <w:proofErr w:type="spellStart"/>
+      <w:r>
+        <w:t>explainability</w:t>
+      </w:r>
+      <w:proofErr w:type="spellEnd"/>
+      <w:r>
+        <w:t xml:space="preserve"> layer</w:t>
       </w:r>
     </w:p>
     <w:p>
@@ -967,8 +975,21 @@
           <w:numId w:val="8"/>
         </w:numPr>
       </w:pPr>
-      <w:r>
-        <w:t>Qt WebEngine (Python, in-process)</w:t>
+      <w:proofErr w:type="spellStart"/>
+      <w:r>
+        <w:t>Qt</w:t>
+      </w:r>
+      <w:proofErr w:type="spellEnd"/>
+      <w:r>
+        <w:t xml:space="preserve"> </w:t>
+      </w:r>
+      <w:proofErr w:type="spellStart"/>
+      <w:r>
+        <w:t>WebEngine</w:t>
+      </w:r>
+      <w:proofErr w:type="spellEnd"/>
+      <w:r>
+        <w:t xml:space="preserve"> (Python, in-process)</w:t>
       </w:r>
     </w:p>
     <w:p>
@@ -980,7 +1001,23 @@
         </w:numPr>
       </w:pPr>
       <w:r>
-        <w:t>React + TypeScript renderer (Vite)</w:t>
+        <w:t xml:space="preserve">React + </w:t>
+      </w:r>
+      <w:proofErr w:type="spellStart"/>
+      <w:r>
+        <w:t>TypeScript</w:t>
+      </w:r>
+      <w:proofErr w:type="spellEnd"/>
+      <w:r>
+        <w:t xml:space="preserve"> renderer (</w:t>
+      </w:r>
+      <w:proofErr w:type="spellStart"/>
+      <w:r>
+        <w:t>Vite</w:t>
+      </w:r>
+      <w:proofErr w:type="spellEnd"/>
+      <w:r>
+        <w:t>)</w:t>
       </w:r>
     </w:p>
     <w:p>
@@ -1308,7 +1345,15 @@
         <w:spacing w:before="0" w:beforeAutospacing="0" w:after="0" w:afterAutospacing="0"/>
       </w:pPr>
       <w:r>
-        <w:t>No frontend screen triggers recomputation of analytics or models.</w:t>
+        <w:t xml:space="preserve">No frontend screen triggers </w:t>
+      </w:r>
+      <w:proofErr w:type="spellStart"/>
+      <w:r>
+        <w:t>recomputation</w:t>
+      </w:r>
+      <w:proofErr w:type="spellEnd"/>
+      <w:r>
+        <w:t xml:space="preserve"> of analytics or models.</w:t>
       </w:r>
     </w:p>
     <w:p>
@@ -1574,7 +1619,21 @@
         <w:rPr>
           <w:rStyle w:val="Strong"/>
         </w:rPr>
-        <w:t>single root layout (AppLayout)</w:t>
+        <w:t>single root layout (</w:t>
+      </w:r>
+      <w:proofErr w:type="spellStart"/>
+      <w:r>
+        <w:rPr>
+          <w:rStyle w:val="Strong"/>
+        </w:rPr>
+        <w:t>AppLayout</w:t>
+      </w:r>
+      <w:proofErr w:type="spellEnd"/>
+      <w:r>
+        <w:rPr>
+          <w:rStyle w:val="Strong"/>
+        </w:rPr>
+        <w:t>)</w:t>
       </w:r>
       <w:r>
         <w:t xml:space="preserve"> for application rendering.</w:t>
@@ -1874,6 +1933,186 @@
       </w:pPr>
       <w:r>
         <w:t>Layout now aligns with enterprise BI tools (Power BI–style behavior).</w:t>
+      </w:r>
+    </w:p>
+    <w:p>
+      <w:pPr>
+        <w:pStyle w:val="NormalWeb"/>
+        <w:rPr>
+          <w:b/>
+        </w:rPr>
+      </w:pPr>
+      <w:r>
+        <w:rPr>
+          <w:b/>
+        </w:rPr>
+        <w:lastRenderedPageBreak/>
+        <w:t>DAY-14</w:t>
+      </w:r>
+    </w:p>
+    <w:p>
+      <w:pPr>
+        <w:pStyle w:val="Heading3"/>
+      </w:pPr>
+      <w:r>
+        <w:rPr>
+          <w:rStyle w:val="Strong"/>
+          <w:b/>
+          <w:bCs/>
+        </w:rPr>
+        <w:t>System Overview</w:t>
+      </w:r>
+    </w:p>
+    <w:p>
+      <w:pPr>
+        <w:pStyle w:val="NormalWeb"/>
+      </w:pPr>
+      <w:r>
+        <w:t xml:space="preserve">The system is designed as an </w:t>
+      </w:r>
+      <w:r>
+        <w:rPr>
+          <w:rStyle w:val="Strong"/>
+        </w:rPr>
+        <w:t>offline-first, desktop-based industrial intelligence platform</w:t>
+      </w:r>
+      <w:r>
+        <w:t xml:space="preserve"> with modular frontend and backend layers.</w:t>
+      </w:r>
+    </w:p>
+    <w:p>
+      <w:pPr>
+        <w:pStyle w:val="Heading3"/>
+      </w:pPr>
+      <w:r>
+        <w:rPr>
+          <w:rStyle w:val="Strong"/>
+          <w:b/>
+          <w:bCs/>
+        </w:rPr>
+        <w:t>Frontend Architecture</w:t>
+      </w:r>
+    </w:p>
+    <w:p>
+      <w:pPr>
+        <w:pStyle w:val="NormalWeb"/>
+      </w:pPr>
+      <w:r>
+        <w:t>• Electron + React</w:t>
+      </w:r>
+      <w:r>
+        <w:br/>
+        <w:t>• Centralized state stores for:</w:t>
+      </w:r>
+    </w:p>
+    <w:p>
+      <w:pPr>
+        <w:pStyle w:val="NormalWeb"/>
+        <w:numPr>
+          <w:ilvl w:val="0"/>
+          <w:numId w:val="20"/>
+        </w:numPr>
+      </w:pPr>
+      <w:r>
+        <w:t>Active Run</w:t>
+      </w:r>
+    </w:p>
+    <w:p>
+      <w:pPr>
+        <w:pStyle w:val="NormalWeb"/>
+        <w:numPr>
+          <w:ilvl w:val="0"/>
+          <w:numId w:val="20"/>
+        </w:numPr>
+      </w:pPr>
+      <w:r>
+        <w:t>Dashboard interactions</w:t>
+      </w:r>
+    </w:p>
+    <w:p>
+      <w:pPr>
+        <w:pStyle w:val="NormalWeb"/>
+        <w:numPr>
+          <w:ilvl w:val="0"/>
+          <w:numId w:val="20"/>
+        </w:numPr>
+      </w:pPr>
+      <w:r>
+        <w:t>Export operations</w:t>
+      </w:r>
+      <w:r>
+        <w:br/>
+        <w:t>• Page-level responsibility separation (Home, Insights, Dashboards, etc.)</w:t>
+      </w:r>
+    </w:p>
+    <w:p>
+      <w:pPr>
+        <w:pStyle w:val="Heading3"/>
+      </w:pPr>
+      <w:r>
+        <w:rPr>
+          <w:rStyle w:val="Strong"/>
+          <w:b/>
+          <w:bCs/>
+        </w:rPr>
+        <w:t>Backend Architecture (Planned)</w:t>
+      </w:r>
+    </w:p>
+    <w:p>
+      <w:pPr>
+        <w:pStyle w:val="NormalWeb"/>
+      </w:pPr>
+      <w:r>
+        <w:t>• Ingestion pipeline</w:t>
+      </w:r>
+      <w:r>
+        <w:br/>
+        <w:t>• Feature store</w:t>
+      </w:r>
+      <w:r>
+        <w:br/>
+        <w:t>• Profilers</w:t>
+      </w:r>
+      <w:r>
+        <w:br/>
+        <w:t>• Rule-based engine</w:t>
+      </w:r>
+      <w:r>
+        <w:br/>
+        <w:t>• ML engine</w:t>
+      </w:r>
+      <w:r>
+        <w:br/>
+        <w:t>• Orchestrator</w:t>
+      </w:r>
+    </w:p>
+    <w:p>
+      <w:pPr>
+        <w:pStyle w:val="Heading3"/>
+      </w:pPr>
+      <w:r>
+        <w:rPr>
+          <w:rStyle w:val="Strong"/>
+          <w:b/>
+          <w:bCs/>
+        </w:rPr>
+        <w:t>Current Status</w:t>
+      </w:r>
+    </w:p>
+    <w:p>
+      <w:pPr>
+        <w:pStyle w:val="NormalWeb"/>
+      </w:pPr>
+      <w:r>
+        <w:t>• Frontend architecture stabilized and validated.</w:t>
+      </w:r>
+      <w:r>
+        <w:br/>
+        <w:t>• Backend ingestion and feature store completed.</w:t>
+      </w:r>
+      <w:r>
+        <w:br/>
+        <w:t>• Advanced backend components pending.</w:t>
       </w:r>
       <w:bookmarkStart w:id="0" w:name="_GoBack"/>
       <w:bookmarkEnd w:id="0"/>
@@ -4438,6 +4677,155 @@
     </w:lvl>
   </w:abstractNum>
   <w:abstractNum w:abstractNumId="17" w15:restartNumberingAfterBreak="0">
+    <w:nsid w:val="6E8532F3"/>
+    <w:multiLevelType w:val="multilevel"/>
+    <w:tmpl w:val="A000A2D6"/>
+    <w:lvl w:ilvl="0">
+      <w:start w:val="1"/>
+      <w:numFmt w:val="bullet"/>
+      <w:lvlText w:val=""/>
+      <w:lvlJc w:val="left"/>
+      <w:pPr>
+        <w:tabs>
+          <w:tab w:val="num" w:pos="720"/>
+        </w:tabs>
+        <w:ind w:left="720" w:hanging="360"/>
+      </w:pPr>
+      <w:rPr>
+        <w:rFonts w:ascii="Symbol" w:hAnsi="Symbol" w:hint="default"/>
+        <w:sz w:val="20"/>
+      </w:rPr>
+    </w:lvl>
+    <w:lvl w:ilvl="1" w:tentative="1">
+      <w:start w:val="1"/>
+      <w:numFmt w:val="bullet"/>
+      <w:lvlText w:val="o"/>
+      <w:lvlJc w:val="left"/>
+      <w:pPr>
+        <w:tabs>
+          <w:tab w:val="num" w:pos="1440"/>
+        </w:tabs>
+        <w:ind w:left="1440" w:hanging="360"/>
+      </w:pPr>
+      <w:rPr>
+        <w:rFonts w:ascii="Courier New" w:hAnsi="Courier New" w:hint="default"/>
+        <w:sz w:val="20"/>
+      </w:rPr>
+    </w:lvl>
+    <w:lvl w:ilvl="2" w:tentative="1">
+      <w:start w:val="1"/>
+      <w:numFmt w:val="bullet"/>
+      <w:lvlText w:val=""/>
+      <w:lvlJc w:val="left"/>
+      <w:pPr>
+        <w:tabs>
+          <w:tab w:val="num" w:pos="2160"/>
+        </w:tabs>
+        <w:ind w:left="2160" w:hanging="360"/>
+      </w:pPr>
+      <w:rPr>
+        <w:rFonts w:ascii="Wingdings" w:hAnsi="Wingdings" w:hint="default"/>
+        <w:sz w:val="20"/>
+      </w:rPr>
+    </w:lvl>
+    <w:lvl w:ilvl="3" w:tentative="1">
+      <w:start w:val="1"/>
+      <w:numFmt w:val="bullet"/>
+      <w:lvlText w:val=""/>
+      <w:lvlJc w:val="left"/>
+      <w:pPr>
+        <w:tabs>
+          <w:tab w:val="num" w:pos="2880"/>
+        </w:tabs>
+        <w:ind w:left="2880" w:hanging="360"/>
+      </w:pPr>
+      <w:rPr>
+        <w:rFonts w:ascii="Wingdings" w:hAnsi="Wingdings" w:hint="default"/>
+        <w:sz w:val="20"/>
+      </w:rPr>
+    </w:lvl>
+    <w:lvl w:ilvl="4" w:tentative="1">
+      <w:start w:val="1"/>
+      <w:numFmt w:val="bullet"/>
+      <w:lvlText w:val=""/>
+      <w:lvlJc w:val="left"/>
+      <w:pPr>
+        <w:tabs>
+          <w:tab w:val="num" w:pos="3600"/>
+        </w:tabs>
+        <w:ind w:left="3600" w:hanging="360"/>
+      </w:pPr>
+      <w:rPr>
+        <w:rFonts w:ascii="Wingdings" w:hAnsi="Wingdings" w:hint="default"/>
+        <w:sz w:val="20"/>
+      </w:rPr>
+    </w:lvl>
+    <w:lvl w:ilvl="5" w:tentative="1">
+      <w:start w:val="1"/>
+      <w:numFmt w:val="bullet"/>
+      <w:lvlText w:val=""/>
+      <w:lvlJc w:val="left"/>
+      <w:pPr>
+        <w:tabs>
+          <w:tab w:val="num" w:pos="4320"/>
+        </w:tabs>
+        <w:ind w:left="4320" w:hanging="360"/>
+      </w:pPr>
+      <w:rPr>
+        <w:rFonts w:ascii="Wingdings" w:hAnsi="Wingdings" w:hint="default"/>
+        <w:sz w:val="20"/>
+      </w:rPr>
+    </w:lvl>
+    <w:lvl w:ilvl="6" w:tentative="1">
+      <w:start w:val="1"/>
+      <w:numFmt w:val="bullet"/>
+      <w:lvlText w:val=""/>
+      <w:lvlJc w:val="left"/>
+      <w:pPr>
+        <w:tabs>
+          <w:tab w:val="num" w:pos="5040"/>
+        </w:tabs>
+        <w:ind w:left="5040" w:hanging="360"/>
+      </w:pPr>
+      <w:rPr>
+        <w:rFonts w:ascii="Wingdings" w:hAnsi="Wingdings" w:hint="default"/>
+        <w:sz w:val="20"/>
+      </w:rPr>
+    </w:lvl>
+    <w:lvl w:ilvl="7" w:tentative="1">
+      <w:start w:val="1"/>
+      <w:numFmt w:val="bullet"/>
+      <w:lvlText w:val=""/>
+      <w:lvlJc w:val="left"/>
+      <w:pPr>
+        <w:tabs>
+          <w:tab w:val="num" w:pos="5760"/>
+        </w:tabs>
+        <w:ind w:left="5760" w:hanging="360"/>
+      </w:pPr>
+      <w:rPr>
+        <w:rFonts w:ascii="Wingdings" w:hAnsi="Wingdings" w:hint="default"/>
+        <w:sz w:val="20"/>
+      </w:rPr>
+    </w:lvl>
+    <w:lvl w:ilvl="8" w:tentative="1">
+      <w:start w:val="1"/>
+      <w:numFmt w:val="bullet"/>
+      <w:lvlText w:val=""/>
+      <w:lvlJc w:val="left"/>
+      <w:pPr>
+        <w:tabs>
+          <w:tab w:val="num" w:pos="6480"/>
+        </w:tabs>
+        <w:ind w:left="6480" w:hanging="360"/>
+      </w:pPr>
+      <w:rPr>
+        <w:rFonts w:ascii="Wingdings" w:hAnsi="Wingdings" w:hint="default"/>
+        <w:sz w:val="20"/>
+      </w:rPr>
+    </w:lvl>
+  </w:abstractNum>
+  <w:abstractNum w:abstractNumId="18" w15:restartNumberingAfterBreak="0">
     <w:nsid w:val="73443832"/>
     <w:multiLevelType w:val="multilevel"/>
     <w:tmpl w:val="0CE05C7C"/>
@@ -4586,7 +4974,7 @@
       </w:rPr>
     </w:lvl>
   </w:abstractNum>
-  <w:abstractNum w:abstractNumId="18" w15:restartNumberingAfterBreak="0">
+  <w:abstractNum w:abstractNumId="19" w15:restartNumberingAfterBreak="0">
     <w:nsid w:val="7DEC2CD9"/>
     <w:multiLevelType w:val="multilevel"/>
     <w:tmpl w:val="7352AA6A"/>
@@ -4772,7 +5160,7 @@
     <w:abstractNumId w:val="12"/>
   </w:num>
   <w:num w:numId="13">
-    <w:abstractNumId w:val="18"/>
+    <w:abstractNumId w:val="19"/>
   </w:num>
   <w:num w:numId="14">
     <w:abstractNumId w:val="4"/>
@@ -4787,10 +5175,13 @@
     <w:abstractNumId w:val="3"/>
   </w:num>
   <w:num w:numId="18">
-    <w:abstractNumId w:val="17"/>
+    <w:abstractNumId w:val="18"/>
   </w:num>
   <w:num w:numId="19">
     <w:abstractNumId w:val="13"/>
+  </w:num>
+  <w:num w:numId="20">
+    <w:abstractNumId w:val="17"/>
   </w:num>
 </w:numbering>
 </file>

--- a/docs/04_System_Architecture.docx
+++ b/docs/04_System_Architecture.docx
@@ -895,15 +895,7 @@
         </w:numPr>
       </w:pPr>
       <w:r>
-        <w:t xml:space="preserve">Visualization and </w:t>
-      </w:r>
-      <w:proofErr w:type="spellStart"/>
-      <w:r>
-        <w:t>explainability</w:t>
-      </w:r>
-      <w:proofErr w:type="spellEnd"/>
-      <w:r>
-        <w:t xml:space="preserve"> layer</w:t>
+        <w:t>Visualization and explainability layer</w:t>
       </w:r>
     </w:p>
     <w:p>
@@ -975,21 +967,8 @@
           <w:numId w:val="8"/>
         </w:numPr>
       </w:pPr>
-      <w:proofErr w:type="spellStart"/>
-      <w:r>
-        <w:t>Qt</w:t>
-      </w:r>
-      <w:proofErr w:type="spellEnd"/>
-      <w:r>
-        <w:t xml:space="preserve"> </w:t>
-      </w:r>
-      <w:proofErr w:type="spellStart"/>
-      <w:r>
-        <w:t>WebEngine</w:t>
-      </w:r>
-      <w:proofErr w:type="spellEnd"/>
-      <w:r>
-        <w:t xml:space="preserve"> (Python, in-process)</w:t>
+      <w:r>
+        <w:t>Qt WebEngine (Python, in-process)</w:t>
       </w:r>
     </w:p>
     <w:p>
@@ -1001,23 +980,7 @@
         </w:numPr>
       </w:pPr>
       <w:r>
-        <w:t xml:space="preserve">React + </w:t>
-      </w:r>
-      <w:proofErr w:type="spellStart"/>
-      <w:r>
-        <w:t>TypeScript</w:t>
-      </w:r>
-      <w:proofErr w:type="spellEnd"/>
-      <w:r>
-        <w:t xml:space="preserve"> renderer (</w:t>
-      </w:r>
-      <w:proofErr w:type="spellStart"/>
-      <w:r>
-        <w:t>Vite</w:t>
-      </w:r>
-      <w:proofErr w:type="spellEnd"/>
-      <w:r>
-        <w:t>)</w:t>
+        <w:t>React + TypeScript renderer (Vite)</w:t>
       </w:r>
     </w:p>
     <w:p>
@@ -1104,6 +1067,8 @@
           <w:rFonts w:ascii="Times New Roman" w:hAnsi="Times New Roman" w:cs="Times New Roman"/>
           <w:bCs w:val="0"/>
           <w:color w:val="auto"/>
+          <w:sz w:val="24"/>
+          <w:szCs w:val="24"/>
         </w:rPr>
       </w:pPr>
       <w:r>
@@ -1112,18 +1077,36 @@
           <w:rFonts w:ascii="Times New Roman" w:hAnsi="Times New Roman" w:cs="Times New Roman"/>
           <w:bCs w:val="0"/>
           <w:color w:val="auto"/>
+          <w:sz w:val="24"/>
+          <w:szCs w:val="24"/>
         </w:rPr>
         <w:lastRenderedPageBreak/>
         <w:t>Day-8 Update</w:t>
       </w:r>
     </w:p>
-    <w:p/>
+    <w:p>
+      <w:pPr>
+        <w:rPr>
+          <w:rFonts w:ascii="Times New Roman" w:hAnsi="Times New Roman" w:cs="Times New Roman"/>
+          <w:sz w:val="24"/>
+          <w:szCs w:val="24"/>
+        </w:rPr>
+      </w:pPr>
+    </w:p>
     <w:p>
       <w:pPr>
         <w:pStyle w:val="Heading3"/>
         <w:spacing w:before="0" w:beforeAutospacing="0" w:after="0" w:afterAutospacing="0"/>
-      </w:pPr>
-      <w:r>
+        <w:rPr>
+          <w:sz w:val="24"/>
+          <w:szCs w:val="24"/>
+        </w:rPr>
+      </w:pPr>
+      <w:r>
+        <w:rPr>
+          <w:sz w:val="24"/>
+          <w:szCs w:val="24"/>
+        </w:rPr>
         <w:t>Update Summary</w:t>
       </w:r>
     </w:p>
@@ -1192,8 +1175,16 @@
       <w:pPr>
         <w:pStyle w:val="Heading3"/>
         <w:spacing w:before="0" w:beforeAutospacing="0" w:after="0" w:afterAutospacing="0"/>
-      </w:pPr>
-      <w:r>
+        <w:rPr>
+          <w:sz w:val="24"/>
+          <w:szCs w:val="24"/>
+        </w:rPr>
+      </w:pPr>
+      <w:r>
+        <w:rPr>
+          <w:sz w:val="24"/>
+          <w:szCs w:val="24"/>
+        </w:rPr>
         <w:t>Impact</w:t>
       </w:r>
     </w:p>
@@ -1236,12 +1227,18 @@
       <w:pPr>
         <w:pStyle w:val="Heading3"/>
         <w:spacing w:before="0" w:beforeAutospacing="0" w:after="0" w:afterAutospacing="0"/>
+        <w:rPr>
+          <w:sz w:val="24"/>
+          <w:szCs w:val="24"/>
+        </w:rPr>
       </w:pPr>
       <w:r>
         <w:rPr>
           <w:rStyle w:val="Strong"/>
           <w:b/>
           <w:bCs/>
+          <w:sz w:val="24"/>
+          <w:szCs w:val="24"/>
         </w:rPr>
         <w:t>Day 9 – Frontend Architecture Confirmation</w:t>
       </w:r>
@@ -1250,12 +1247,18 @@
       <w:pPr>
         <w:pStyle w:val="Heading3"/>
         <w:spacing w:before="0" w:beforeAutospacing="0" w:after="0" w:afterAutospacing="0"/>
+        <w:rPr>
+          <w:sz w:val="24"/>
+          <w:szCs w:val="24"/>
+        </w:rPr>
       </w:pPr>
       <w:r>
         <w:rPr>
           <w:rStyle w:val="Strong"/>
           <w:b/>
           <w:bCs/>
+          <w:sz w:val="24"/>
+          <w:szCs w:val="24"/>
         </w:rPr>
         <w:t>Frontend Intelligence Layer Clarification</w:t>
       </w:r>
@@ -1312,12 +1315,18 @@
       <w:pPr>
         <w:pStyle w:val="Heading3"/>
         <w:spacing w:before="0" w:beforeAutospacing="0" w:after="0" w:afterAutospacing="0"/>
+        <w:rPr>
+          <w:sz w:val="24"/>
+          <w:szCs w:val="24"/>
+        </w:rPr>
       </w:pPr>
       <w:r>
         <w:rPr>
           <w:rStyle w:val="Strong"/>
           <w:b/>
           <w:bCs/>
+          <w:sz w:val="24"/>
+          <w:szCs w:val="24"/>
         </w:rPr>
         <w:t>Key Architectural Rules</w:t>
       </w:r>
@@ -1345,15 +1354,7 @@
         <w:spacing w:before="0" w:beforeAutospacing="0" w:after="0" w:afterAutospacing="0"/>
       </w:pPr>
       <w:r>
-        <w:t xml:space="preserve">No frontend screen triggers </w:t>
-      </w:r>
-      <w:proofErr w:type="spellStart"/>
-      <w:r>
-        <w:t>recomputation</w:t>
-      </w:r>
-      <w:proofErr w:type="spellEnd"/>
-      <w:r>
-        <w:t xml:space="preserve"> of analytics or models.</w:t>
+        <w:t>No frontend screen triggers recomputation of analytics or models.</w:t>
       </w:r>
     </w:p>
     <w:p>
@@ -1386,12 +1387,18 @@
       <w:pPr>
         <w:pStyle w:val="Heading3"/>
         <w:spacing w:before="0" w:beforeAutospacing="0" w:after="0" w:afterAutospacing="0"/>
+        <w:rPr>
+          <w:sz w:val="24"/>
+          <w:szCs w:val="24"/>
+        </w:rPr>
       </w:pPr>
       <w:r>
         <w:rPr>
           <w:rStyle w:val="Strong"/>
           <w:b/>
           <w:bCs/>
+          <w:sz w:val="24"/>
+          <w:szCs w:val="24"/>
         </w:rPr>
         <w:t>Communication Model</w:t>
       </w:r>
@@ -1436,12 +1443,18 @@
       <w:pPr>
         <w:pStyle w:val="Heading3"/>
         <w:spacing w:before="0" w:beforeAutospacing="0" w:after="0" w:afterAutospacing="0"/>
+        <w:rPr>
+          <w:sz w:val="24"/>
+          <w:szCs w:val="24"/>
+        </w:rPr>
       </w:pPr>
       <w:r>
         <w:rPr>
           <w:rStyle w:val="Strong"/>
           <w:b/>
           <w:bCs/>
+          <w:sz w:val="24"/>
+          <w:szCs w:val="24"/>
         </w:rPr>
         <w:t>Architecture Status</w:t>
       </w:r>
@@ -1459,12 +1472,18 @@
       <w:pPr>
         <w:pStyle w:val="Heading3"/>
         <w:spacing w:before="0" w:beforeAutospacing="0" w:after="0" w:afterAutospacing="0"/>
+        <w:rPr>
+          <w:sz w:val="24"/>
+          <w:szCs w:val="24"/>
+        </w:rPr>
       </w:pPr>
       <w:r>
         <w:rPr>
           <w:rStyle w:val="Strong"/>
           <w:b/>
           <w:bCs/>
+          <w:sz w:val="24"/>
+          <w:szCs w:val="24"/>
         </w:rPr>
         <w:t>System Architecture Update – Day 10</w:t>
       </w:r>
@@ -1556,12 +1575,18 @@
     <w:p>
       <w:pPr>
         <w:pStyle w:val="Heading3"/>
+        <w:rPr>
+          <w:sz w:val="24"/>
+          <w:szCs w:val="24"/>
+        </w:rPr>
       </w:pPr>
       <w:r>
         <w:rPr>
           <w:rStyle w:val="Strong"/>
           <w:b/>
           <w:bCs/>
+          <w:sz w:val="24"/>
+          <w:szCs w:val="24"/>
         </w:rPr>
         <w:lastRenderedPageBreak/>
         <w:t>System Architecture Update – Day 11</w:t>
@@ -1594,12 +1619,18 @@
     <w:p>
       <w:pPr>
         <w:pStyle w:val="Heading3"/>
+        <w:rPr>
+          <w:sz w:val="24"/>
+          <w:szCs w:val="24"/>
+        </w:rPr>
       </w:pPr>
       <w:r>
         <w:rPr>
           <w:rStyle w:val="Strong"/>
           <w:b/>
           <w:bCs/>
+          <w:sz w:val="24"/>
+          <w:szCs w:val="24"/>
         </w:rPr>
         <w:t>Frontend Architecture Updates: Day 12</w:t>
       </w:r>
@@ -1619,21 +1650,7 @@
         <w:rPr>
           <w:rStyle w:val="Strong"/>
         </w:rPr>
-        <w:t>single root layout (</w:t>
-      </w:r>
-      <w:proofErr w:type="spellStart"/>
-      <w:r>
-        <w:rPr>
-          <w:rStyle w:val="Strong"/>
-        </w:rPr>
-        <w:t>AppLayout</w:t>
-      </w:r>
-      <w:proofErr w:type="spellEnd"/>
-      <w:r>
-        <w:rPr>
-          <w:rStyle w:val="Strong"/>
-        </w:rPr>
-        <w:t>)</w:t>
+        <w:t>single root layout (AppLayout)</w:t>
       </w:r>
       <w:r>
         <w:t xml:space="preserve"> for application rendering.</w:t>
@@ -1686,6 +1703,9 @@
       <w:r>
         <w:rPr>
           <w:rStyle w:val="HTMLCode"/>
+          <w:rFonts w:ascii="Times New Roman" w:hAnsi="Times New Roman" w:cs="Times New Roman"/>
+          <w:sz w:val="24"/>
+          <w:szCs w:val="24"/>
         </w:rPr>
         <w:t>&lt;Outlet /&gt;</w:t>
       </w:r>
@@ -1729,16 +1749,10 @@
     <w:p>
       <w:pPr>
         <w:pStyle w:val="NormalWeb"/>
-        <w:rPr>
-          <w:sz w:val="28"/>
-          <w:szCs w:val="28"/>
-        </w:rPr>
       </w:pPr>
       <w:r>
         <w:rPr>
           <w:rStyle w:val="Strong"/>
-          <w:sz w:val="28"/>
-          <w:szCs w:val="28"/>
         </w:rPr>
         <w:t>Day 13</w:t>
       </w:r>
@@ -1746,12 +1760,18 @@
     <w:p>
       <w:pPr>
         <w:pStyle w:val="Heading3"/>
+        <w:rPr>
+          <w:sz w:val="24"/>
+          <w:szCs w:val="24"/>
+        </w:rPr>
       </w:pPr>
       <w:r>
         <w:rPr>
           <w:rStyle w:val="Strong"/>
           <w:b/>
           <w:bCs/>
+          <w:sz w:val="24"/>
+          <w:szCs w:val="24"/>
         </w:rPr>
         <w:t>UI Architecture Refinement</w:t>
       </w:r>
@@ -1864,12 +1884,18 @@
     <w:p>
       <w:pPr>
         <w:pStyle w:val="Heading3"/>
+        <w:rPr>
+          <w:sz w:val="24"/>
+          <w:szCs w:val="24"/>
+        </w:rPr>
       </w:pPr>
       <w:r>
         <w:rPr>
           <w:rStyle w:val="Strong"/>
           <w:b/>
           <w:bCs/>
+          <w:sz w:val="24"/>
+          <w:szCs w:val="24"/>
         </w:rPr>
         <w:t>Separation of Concerns</w:t>
       </w:r>
@@ -1901,12 +1927,18 @@
     <w:p>
       <w:pPr>
         <w:pStyle w:val="Heading3"/>
+        <w:rPr>
+          <w:sz w:val="24"/>
+          <w:szCs w:val="24"/>
+        </w:rPr>
       </w:pPr>
       <w:r>
         <w:rPr>
           <w:rStyle w:val="Strong"/>
           <w:b/>
           <w:bCs/>
+          <w:sz w:val="24"/>
+          <w:szCs w:val="24"/>
         </w:rPr>
         <w:t>Impact</w:t>
       </w:r>
@@ -1938,6 +1970,12 @@
     <w:p>
       <w:pPr>
         <w:pStyle w:val="NormalWeb"/>
+        <w:ind w:left="720"/>
+      </w:pPr>
+    </w:p>
+    <w:p>
+      <w:pPr>
+        <w:pStyle w:val="NormalWeb"/>
         <w:rPr>
           <w:b/>
         </w:rPr>
@@ -1953,12 +1991,18 @@
     <w:p>
       <w:pPr>
         <w:pStyle w:val="Heading3"/>
+        <w:rPr>
+          <w:sz w:val="24"/>
+          <w:szCs w:val="24"/>
+        </w:rPr>
       </w:pPr>
       <w:r>
         <w:rPr>
           <w:rStyle w:val="Strong"/>
           <w:b/>
           <w:bCs/>
+          <w:sz w:val="24"/>
+          <w:szCs w:val="24"/>
         </w:rPr>
         <w:t>System Overview</w:t>
       </w:r>
@@ -1983,12 +2027,18 @@
     <w:p>
       <w:pPr>
         <w:pStyle w:val="Heading3"/>
+        <w:rPr>
+          <w:sz w:val="24"/>
+          <w:szCs w:val="24"/>
+        </w:rPr>
       </w:pPr>
       <w:r>
         <w:rPr>
           <w:rStyle w:val="Strong"/>
           <w:b/>
           <w:bCs/>
+          <w:sz w:val="24"/>
+          <w:szCs w:val="24"/>
         </w:rPr>
         <w:t>Frontend Architecture</w:t>
       </w:r>
@@ -2048,12 +2098,18 @@
     <w:p>
       <w:pPr>
         <w:pStyle w:val="Heading3"/>
+        <w:rPr>
+          <w:sz w:val="24"/>
+          <w:szCs w:val="24"/>
+        </w:rPr>
       </w:pPr>
       <w:r>
         <w:rPr>
           <w:rStyle w:val="Strong"/>
           <w:b/>
           <w:bCs/>
+          <w:sz w:val="24"/>
+          <w:szCs w:val="24"/>
         </w:rPr>
         <w:t>Backend Architecture (Planned)</w:t>
       </w:r>
@@ -2089,12 +2145,18 @@
     <w:p>
       <w:pPr>
         <w:pStyle w:val="Heading3"/>
+        <w:rPr>
+          <w:sz w:val="24"/>
+          <w:szCs w:val="24"/>
+        </w:rPr>
       </w:pPr>
       <w:r>
         <w:rPr>
           <w:rStyle w:val="Strong"/>
           <w:b/>
           <w:bCs/>
+          <w:sz w:val="24"/>
+          <w:szCs w:val="24"/>
         </w:rPr>
         <w:t>Current Status</w:t>
       </w:r>
@@ -2113,6 +2175,444 @@
       <w:r>
         <w:br/>
         <w:t>• Advanced backend components pending.</w:t>
+      </w:r>
+    </w:p>
+    <w:p>
+      <w:pPr>
+        <w:pStyle w:val="Heading3"/>
+      </w:pPr>
+      <w:r>
+        <w:rPr>
+          <w:rStyle w:val="Strong"/>
+          <w:b/>
+          <w:bCs/>
+        </w:rPr>
+        <w:t>Day 15 Update</w:t>
+      </w:r>
+    </w:p>
+    <w:p>
+      <w:pPr>
+        <w:pStyle w:val="NormalWeb"/>
+      </w:pPr>
+      <w:r>
+        <w:t>• No changes were made to the overall system architecture.</w:t>
+      </w:r>
+      <w:r>
+        <w:br/>
+        <w:t>• Frontend architecture remains finalized and stable.</w:t>
+      </w:r>
+      <w:r>
+        <w:br/>
+        <w:t xml:space="preserve">• The project formally transitioned into the </w:t>
+      </w:r>
+      <w:r>
+        <w:rPr>
+          <w:rStyle w:val="Strong"/>
+        </w:rPr>
+        <w:t>backend implementation phase</w:t>
+      </w:r>
+      <w:r>
+        <w:t>.</w:t>
+      </w:r>
+    </w:p>
+    <w:p>
+      <w:pPr>
+        <w:pStyle w:val="NormalWeb"/>
+      </w:pPr>
+      <w:r>
+        <w:rPr>
+          <w:rStyle w:val="Strong"/>
+        </w:rPr>
+        <w:t>Backend Focus Initiated:</w:t>
+      </w:r>
+      <w:r>
+        <w:br/>
+        <w:t>• Offline database layer</w:t>
+      </w:r>
+      <w:r>
+        <w:br/>
+        <w:t>• Run-based data persistence</w:t>
+      </w:r>
+      <w:r>
+        <w:br/>
+        <w:t>• Profiling and Data Health layer</w:t>
+      </w:r>
+      <w:r>
+        <w:br/>
+        <w:t>• Rule-based and ML-ready analytics foundation</w:t>
+      </w:r>
+      <w:r>
+        <w:br/>
+        <w:t>• Export generation planning (PDF / Excel)</w:t>
+      </w:r>
+    </w:p>
+    <w:p>
+      <w:pPr>
+        <w:pStyle w:val="NormalWeb"/>
+      </w:pPr>
+    </w:p>
+    <w:p>
+      <w:pPr>
+        <w:pStyle w:val="Heading3"/>
+      </w:pPr>
+      <w:r>
+        <w:rPr>
+          <w:rStyle w:val="Strong"/>
+          <w:b/>
+          <w:bCs/>
+        </w:rPr>
+        <w:lastRenderedPageBreak/>
+        <w:t>Day 16 Update</w:t>
+      </w:r>
+    </w:p>
+    <w:p>
+      <w:pPr>
+        <w:pStyle w:val="NormalWeb"/>
+      </w:pPr>
+      <w:r>
+        <w:t>• No changes were made to the system architecture.</w:t>
+      </w:r>
+      <w:r>
+        <w:br/>
+        <w:t>• The system continues to follow an offline-first, layered architecture.</w:t>
+      </w:r>
+    </w:p>
+    <w:p>
+      <w:pPr>
+        <w:pStyle w:val="NormalWeb"/>
+      </w:pPr>
+      <w:r>
+        <w:rPr>
+          <w:rStyle w:val="Strong"/>
+        </w:rPr>
+        <w:t>Status:</w:t>
+      </w:r>
+      <w:r>
+        <w:br/>
+        <w:t>• Operational data handling and backend groundwork continue in parallel.</w:t>
+      </w:r>
+      <w:r>
+        <w:br/>
+        <w:t>• Architecture remains stable and aligned with previous design decisions.</w:t>
+      </w:r>
+    </w:p>
+    <w:p>
+      <w:pPr>
+        <w:pStyle w:val="Heading3"/>
+      </w:pPr>
+      <w:r>
+        <w:rPr>
+          <w:rStyle w:val="Strong"/>
+          <w:b/>
+          <w:bCs/>
+        </w:rPr>
+        <w:t>Day 17 Update</w:t>
+      </w:r>
+    </w:p>
+    <w:p>
+      <w:pPr>
+        <w:pStyle w:val="NormalWeb"/>
+      </w:pPr>
+      <w:r>
+        <w:t>• No changes were made to the existing system architecture.</w:t>
+      </w:r>
+      <w:r>
+        <w:br/>
+        <w:t>• The system continues to follow the planned offline-first and layered design.</w:t>
+      </w:r>
+    </w:p>
+    <w:p>
+      <w:pPr>
+        <w:pStyle w:val="NormalWeb"/>
+      </w:pPr>
+      <w:r>
+        <w:rPr>
+          <w:rStyle w:val="Strong"/>
+        </w:rPr>
+        <w:t>Status:</w:t>
+      </w:r>
+      <w:r>
+        <w:br/>
+        <w:t>• Operational work and system design activities continue in parallel.</w:t>
+      </w:r>
+      <w:r>
+        <w:br/>
+        <w:t>• Architecture remains stable and suitable for future backend integration.</w:t>
+      </w:r>
+    </w:p>
+    <w:p>
+      <w:pPr>
+        <w:pStyle w:val="Heading3"/>
+      </w:pPr>
+      <w:r>
+        <w:rPr>
+          <w:rStyle w:val="Strong"/>
+          <w:b/>
+          <w:bCs/>
+        </w:rPr>
+        <w:t>Day 18 Update</w:t>
+      </w:r>
+    </w:p>
+    <w:p>
+      <w:pPr>
+        <w:pStyle w:val="NormalWeb"/>
+      </w:pPr>
+      <w:r>
+        <w:t>• No changes were made to the existing system architecture.</w:t>
+      </w:r>
+      <w:r>
+        <w:br/>
+        <w:t>• The offline-first, layered system design remains intact.</w:t>
+      </w:r>
+    </w:p>
+    <w:p>
+      <w:pPr>
+        <w:pStyle w:val="NormalWeb"/>
+      </w:pPr>
+      <w:r>
+        <w:rPr>
+          <w:rStyle w:val="Strong"/>
+        </w:rPr>
+        <w:t>Status:</w:t>
+      </w:r>
+      <w:r>
+        <w:br/>
+        <w:t>• Operational audit activities and system development continue in parallel.</w:t>
+      </w:r>
+      <w:r>
+        <w:br/>
+        <w:t>• Architecture remains stable and ready for further backend integration.</w:t>
+      </w:r>
+    </w:p>
+    <w:p>
+      <w:pPr>
+        <w:pStyle w:val="Heading3"/>
+      </w:pPr>
+      <w:r>
+        <w:rPr>
+          <w:rStyle w:val="Strong"/>
+          <w:b/>
+          <w:bCs/>
+        </w:rPr>
+        <w:t>Day 19 Update</w:t>
+      </w:r>
+    </w:p>
+    <w:p>
+      <w:pPr>
+        <w:pStyle w:val="NormalWeb"/>
+      </w:pPr>
+      <w:r>
+        <w:t>• No changes were made to the system architecture.</w:t>
+      </w:r>
+      <w:r>
+        <w:br/>
+        <w:t>• The system continues to follow the offline-first, layered architecture.</w:t>
+      </w:r>
+    </w:p>
+    <w:p>
+      <w:pPr>
+        <w:pStyle w:val="NormalWeb"/>
+      </w:pPr>
+      <w:r>
+        <w:rPr>
+          <w:rStyle w:val="Strong"/>
+        </w:rPr>
+        <w:t>Status:</w:t>
+      </w:r>
+      <w:r>
+        <w:br/>
+        <w:t>• Operational learning and backend planning continue in parallel.</w:t>
+      </w:r>
+      <w:r>
+        <w:br/>
+        <w:t>• Architecture remains stable and suitable for future analytics and ML integration.</w:t>
+      </w:r>
+    </w:p>
+    <w:p>
+      <w:pPr>
+        <w:pStyle w:val="Heading3"/>
+      </w:pPr>
+      <w:r>
+        <w:rPr>
+          <w:rStyle w:val="Strong"/>
+          <w:b/>
+          <w:bCs/>
+        </w:rPr>
+        <w:t>Day 20 Update</w:t>
+      </w:r>
+    </w:p>
+    <w:p>
+      <w:pPr>
+        <w:pStyle w:val="NormalWeb"/>
+      </w:pPr>
+      <w:r>
+        <w:t>• No changes were made to the system architecture.</w:t>
+      </w:r>
+      <w:r>
+        <w:br/>
+        <w:t>• The system continues to follow the planned offline-first and layered design.</w:t>
+      </w:r>
+    </w:p>
+    <w:p>
+      <w:pPr>
+        <w:pStyle w:val="NormalWeb"/>
+      </w:pPr>
+      <w:r>
+        <w:rPr>
+          <w:rStyle w:val="Strong"/>
+        </w:rPr>
+        <w:t>Status:</w:t>
+      </w:r>
+      <w:r>
+        <w:br/>
+        <w:t>• Operational learning and backend planning continue in parallel.</w:t>
+      </w:r>
+      <w:r>
+        <w:br/>
+        <w:t>• Architecture remains stable and suitable for future analytics and ML integration.</w:t>
+      </w:r>
+    </w:p>
+    <w:p>
+      <w:pPr>
+        <w:pStyle w:val="Heading3"/>
+      </w:pPr>
+      <w:r>
+        <w:rPr>
+          <w:rStyle w:val="Strong"/>
+          <w:b/>
+          <w:bCs/>
+        </w:rPr>
+        <w:lastRenderedPageBreak/>
+        <w:t>Day 21 – System Architecture</w:t>
+      </w:r>
+    </w:p>
+    <w:p>
+      <w:pPr>
+        <w:pStyle w:val="NormalWeb"/>
+      </w:pPr>
+      <w:r>
+        <w:rPr>
+          <w:rStyle w:val="Strong"/>
+        </w:rPr>
+        <w:t>Architecture Updates:</w:t>
+      </w:r>
+    </w:p>
+    <w:p>
+      <w:pPr>
+        <w:pStyle w:val="NormalWeb"/>
+        <w:numPr>
+          <w:ilvl w:val="0"/>
+          <w:numId w:val="24"/>
+        </w:numPr>
+      </w:pPr>
+      <w:r>
+        <w:t>Verified end-to-end integration of:</w:t>
+      </w:r>
+    </w:p>
+    <w:p>
+      <w:pPr>
+        <w:pStyle w:val="NormalWeb"/>
+        <w:numPr>
+          <w:ilvl w:val="1"/>
+          <w:numId w:val="24"/>
+        </w:numPr>
+      </w:pPr>
+      <w:r>
+        <w:t>React frontend (production build)</w:t>
+      </w:r>
+    </w:p>
+    <w:p>
+      <w:pPr>
+        <w:pStyle w:val="NormalWeb"/>
+        <w:numPr>
+          <w:ilvl w:val="1"/>
+          <w:numId w:val="24"/>
+        </w:numPr>
+      </w:pPr>
+      <w:r>
+        <w:t>Python desktop shell (PySide6)</w:t>
+      </w:r>
+    </w:p>
+    <w:p>
+      <w:pPr>
+        <w:pStyle w:val="NormalWeb"/>
+        <w:numPr>
+          <w:ilvl w:val="1"/>
+          <w:numId w:val="24"/>
+        </w:numPr>
+      </w:pPr>
+      <w:r>
+        <w:t>Qt WebChannel IPC bridge</w:t>
+      </w:r>
+    </w:p>
+    <w:p>
+      <w:pPr>
+        <w:pStyle w:val="NormalWeb"/>
+        <w:numPr>
+          <w:ilvl w:val="1"/>
+          <w:numId w:val="24"/>
+        </w:numPr>
+      </w:pPr>
+      <w:r>
+        <w:t>DuckDB offline database</w:t>
+      </w:r>
+    </w:p>
+    <w:p>
+      <w:pPr>
+        <w:pStyle w:val="NormalWeb"/>
+        <w:numPr>
+          <w:ilvl w:val="0"/>
+          <w:numId w:val="24"/>
+        </w:numPr>
+      </w:pPr>
+      <w:r>
+        <w:t>Updated frontend routing strategy to support file-based desktop execution.</w:t>
+      </w:r>
+    </w:p>
+    <w:p>
+      <w:pPr>
+        <w:pStyle w:val="NormalWeb"/>
+      </w:pPr>
+      <w:r>
+        <w:rPr>
+          <w:rStyle w:val="Strong"/>
+        </w:rPr>
+        <w:t>Technical Insight:</w:t>
+      </w:r>
+    </w:p>
+    <w:p>
+      <w:pPr>
+        <w:pStyle w:val="NormalWeb"/>
+        <w:numPr>
+          <w:ilvl w:val="0"/>
+          <w:numId w:val="25"/>
+        </w:numPr>
+      </w:pPr>
+      <w:r>
+        <w:t>Desktop applications require relative asset paths and hash-based routing for stable UI rendering.</w:t>
+      </w:r>
+    </w:p>
+    <w:p>
+      <w:pPr>
+        <w:pStyle w:val="NormalWeb"/>
+      </w:pPr>
+      <w:r>
+        <w:rPr>
+          <w:rStyle w:val="Strong"/>
+        </w:rPr>
+        <w:t>Conclusion:</w:t>
+      </w:r>
+    </w:p>
+    <w:p>
+      <w:pPr>
+        <w:pStyle w:val="NormalWeb"/>
+        <w:numPr>
+          <w:ilvl w:val="0"/>
+          <w:numId w:val="26"/>
+        </w:numPr>
+      </w:pPr>
+      <w:r>
+        <w:t>System architecture is validated and stable for offline operation.</w:t>
       </w:r>
       <w:bookmarkStart w:id="0" w:name="_GoBack"/>
       <w:bookmarkEnd w:id="0"/>
@@ -2180,6 +2680,453 @@
 <file path=word/numbering.xml><?xml version="1.0" encoding="utf-8"?>
 <w:numbering xmlns:wpc="http://schemas.microsoft.com/office/word/2010/wordprocessingCanvas" xmlns:cx="http://schemas.microsoft.com/office/drawing/2014/chartex" xmlns:mc="http://schemas.openxmlformats.org/markup-compatibility/2006" xmlns:o="urn:schemas-microsoft-com:office:office" xmlns:r="http://schemas.openxmlformats.org/officeDocument/2006/relationships" xmlns:m="http://schemas.openxmlformats.org/officeDocument/2006/math" xmlns:v="urn:schemas-microsoft-com:vml" xmlns:wp14="http://schemas.microsoft.com/office/word/2010/wordprocessingDrawing" xmlns:wp="http://schemas.openxmlformats.org/drawingml/2006/wordprocessingDrawing" xmlns:w10="urn:schemas-microsoft-com:office:word" xmlns:w="http://schemas.openxmlformats.org/wordprocessingml/2006/main" xmlns:w14="http://schemas.microsoft.com/office/word/2010/wordml" xmlns:w15="http://schemas.microsoft.com/office/word/2012/wordml" xmlns:w16se="http://schemas.microsoft.com/office/word/2015/wordml/symex" xmlns:wpg="http://schemas.microsoft.com/office/word/2010/wordprocessingGroup" xmlns:wpi="http://schemas.microsoft.com/office/word/2010/wordprocessingInk" xmlns:wne="http://schemas.microsoft.com/office/word/2006/wordml" xmlns:wps="http://schemas.microsoft.com/office/word/2010/wordprocessingShape" mc:Ignorable="w14 w15 w16se wp14">
   <w:abstractNum w:abstractNumId="0" w15:restartNumberingAfterBreak="0">
+    <w:nsid w:val="0A2F6232"/>
+    <w:multiLevelType w:val="multilevel"/>
+    <w:tmpl w:val="C8109A1E"/>
+    <w:lvl w:ilvl="0">
+      <w:start w:val="1"/>
+      <w:numFmt w:val="bullet"/>
+      <w:lvlText w:val=""/>
+      <w:lvlJc w:val="left"/>
+      <w:pPr>
+        <w:tabs>
+          <w:tab w:val="num" w:pos="720"/>
+        </w:tabs>
+        <w:ind w:left="720" w:hanging="360"/>
+      </w:pPr>
+      <w:rPr>
+        <w:rFonts w:ascii="Symbol" w:hAnsi="Symbol" w:hint="default"/>
+        <w:sz w:val="20"/>
+      </w:rPr>
+    </w:lvl>
+    <w:lvl w:ilvl="1" w:tentative="1">
+      <w:start w:val="1"/>
+      <w:numFmt w:val="bullet"/>
+      <w:lvlText w:val="o"/>
+      <w:lvlJc w:val="left"/>
+      <w:pPr>
+        <w:tabs>
+          <w:tab w:val="num" w:pos="1440"/>
+        </w:tabs>
+        <w:ind w:left="1440" w:hanging="360"/>
+      </w:pPr>
+      <w:rPr>
+        <w:rFonts w:ascii="Courier New" w:hAnsi="Courier New" w:hint="default"/>
+        <w:sz w:val="20"/>
+      </w:rPr>
+    </w:lvl>
+    <w:lvl w:ilvl="2" w:tentative="1">
+      <w:start w:val="1"/>
+      <w:numFmt w:val="bullet"/>
+      <w:lvlText w:val=""/>
+      <w:lvlJc w:val="left"/>
+      <w:pPr>
+        <w:tabs>
+          <w:tab w:val="num" w:pos="2160"/>
+        </w:tabs>
+        <w:ind w:left="2160" w:hanging="360"/>
+      </w:pPr>
+      <w:rPr>
+        <w:rFonts w:ascii="Wingdings" w:hAnsi="Wingdings" w:hint="default"/>
+        <w:sz w:val="20"/>
+      </w:rPr>
+    </w:lvl>
+    <w:lvl w:ilvl="3" w:tentative="1">
+      <w:start w:val="1"/>
+      <w:numFmt w:val="bullet"/>
+      <w:lvlText w:val=""/>
+      <w:lvlJc w:val="left"/>
+      <w:pPr>
+        <w:tabs>
+          <w:tab w:val="num" w:pos="2880"/>
+        </w:tabs>
+        <w:ind w:left="2880" w:hanging="360"/>
+      </w:pPr>
+      <w:rPr>
+        <w:rFonts w:ascii="Wingdings" w:hAnsi="Wingdings" w:hint="default"/>
+        <w:sz w:val="20"/>
+      </w:rPr>
+    </w:lvl>
+    <w:lvl w:ilvl="4" w:tentative="1">
+      <w:start w:val="1"/>
+      <w:numFmt w:val="bullet"/>
+      <w:lvlText w:val=""/>
+      <w:lvlJc w:val="left"/>
+      <w:pPr>
+        <w:tabs>
+          <w:tab w:val="num" w:pos="3600"/>
+        </w:tabs>
+        <w:ind w:left="3600" w:hanging="360"/>
+      </w:pPr>
+      <w:rPr>
+        <w:rFonts w:ascii="Wingdings" w:hAnsi="Wingdings" w:hint="default"/>
+        <w:sz w:val="20"/>
+      </w:rPr>
+    </w:lvl>
+    <w:lvl w:ilvl="5" w:tentative="1">
+      <w:start w:val="1"/>
+      <w:numFmt w:val="bullet"/>
+      <w:lvlText w:val=""/>
+      <w:lvlJc w:val="left"/>
+      <w:pPr>
+        <w:tabs>
+          <w:tab w:val="num" w:pos="4320"/>
+        </w:tabs>
+        <w:ind w:left="4320" w:hanging="360"/>
+      </w:pPr>
+      <w:rPr>
+        <w:rFonts w:ascii="Wingdings" w:hAnsi="Wingdings" w:hint="default"/>
+        <w:sz w:val="20"/>
+      </w:rPr>
+    </w:lvl>
+    <w:lvl w:ilvl="6" w:tentative="1">
+      <w:start w:val="1"/>
+      <w:numFmt w:val="bullet"/>
+      <w:lvlText w:val=""/>
+      <w:lvlJc w:val="left"/>
+      <w:pPr>
+        <w:tabs>
+          <w:tab w:val="num" w:pos="5040"/>
+        </w:tabs>
+        <w:ind w:left="5040" w:hanging="360"/>
+      </w:pPr>
+      <w:rPr>
+        <w:rFonts w:ascii="Wingdings" w:hAnsi="Wingdings" w:hint="default"/>
+        <w:sz w:val="20"/>
+      </w:rPr>
+    </w:lvl>
+    <w:lvl w:ilvl="7" w:tentative="1">
+      <w:start w:val="1"/>
+      <w:numFmt w:val="bullet"/>
+      <w:lvlText w:val=""/>
+      <w:lvlJc w:val="left"/>
+      <w:pPr>
+        <w:tabs>
+          <w:tab w:val="num" w:pos="5760"/>
+        </w:tabs>
+        <w:ind w:left="5760" w:hanging="360"/>
+      </w:pPr>
+      <w:rPr>
+        <w:rFonts w:ascii="Wingdings" w:hAnsi="Wingdings" w:hint="default"/>
+        <w:sz w:val="20"/>
+      </w:rPr>
+    </w:lvl>
+    <w:lvl w:ilvl="8" w:tentative="1">
+      <w:start w:val="1"/>
+      <w:numFmt w:val="bullet"/>
+      <w:lvlText w:val=""/>
+      <w:lvlJc w:val="left"/>
+      <w:pPr>
+        <w:tabs>
+          <w:tab w:val="num" w:pos="6480"/>
+        </w:tabs>
+        <w:ind w:left="6480" w:hanging="360"/>
+      </w:pPr>
+      <w:rPr>
+        <w:rFonts w:ascii="Wingdings" w:hAnsi="Wingdings" w:hint="default"/>
+        <w:sz w:val="20"/>
+      </w:rPr>
+    </w:lvl>
+  </w:abstractNum>
+  <w:abstractNum w:abstractNumId="1" w15:restartNumberingAfterBreak="0">
+    <w:nsid w:val="0D4838EE"/>
+    <w:multiLevelType w:val="multilevel"/>
+    <w:tmpl w:val="88382FE2"/>
+    <w:lvl w:ilvl="0">
+      <w:start w:val="1"/>
+      <w:numFmt w:val="bullet"/>
+      <w:lvlText w:val=""/>
+      <w:lvlJc w:val="left"/>
+      <w:pPr>
+        <w:tabs>
+          <w:tab w:val="num" w:pos="720"/>
+        </w:tabs>
+        <w:ind w:left="720" w:hanging="360"/>
+      </w:pPr>
+      <w:rPr>
+        <w:rFonts w:ascii="Symbol" w:hAnsi="Symbol" w:hint="default"/>
+        <w:sz w:val="20"/>
+      </w:rPr>
+    </w:lvl>
+    <w:lvl w:ilvl="1">
+      <w:start w:val="1"/>
+      <w:numFmt w:val="bullet"/>
+      <w:lvlText w:val="o"/>
+      <w:lvlJc w:val="left"/>
+      <w:pPr>
+        <w:tabs>
+          <w:tab w:val="num" w:pos="1440"/>
+        </w:tabs>
+        <w:ind w:left="1440" w:hanging="360"/>
+      </w:pPr>
+      <w:rPr>
+        <w:rFonts w:ascii="Courier New" w:hAnsi="Courier New" w:hint="default"/>
+        <w:sz w:val="20"/>
+      </w:rPr>
+    </w:lvl>
+    <w:lvl w:ilvl="2" w:tentative="1">
+      <w:start w:val="1"/>
+      <w:numFmt w:val="bullet"/>
+      <w:lvlText w:val=""/>
+      <w:lvlJc w:val="left"/>
+      <w:pPr>
+        <w:tabs>
+          <w:tab w:val="num" w:pos="2160"/>
+        </w:tabs>
+        <w:ind w:left="2160" w:hanging="360"/>
+      </w:pPr>
+      <w:rPr>
+        <w:rFonts w:ascii="Wingdings" w:hAnsi="Wingdings" w:hint="default"/>
+        <w:sz w:val="20"/>
+      </w:rPr>
+    </w:lvl>
+    <w:lvl w:ilvl="3" w:tentative="1">
+      <w:start w:val="1"/>
+      <w:numFmt w:val="bullet"/>
+      <w:lvlText w:val=""/>
+      <w:lvlJc w:val="left"/>
+      <w:pPr>
+        <w:tabs>
+          <w:tab w:val="num" w:pos="2880"/>
+        </w:tabs>
+        <w:ind w:left="2880" w:hanging="360"/>
+      </w:pPr>
+      <w:rPr>
+        <w:rFonts w:ascii="Wingdings" w:hAnsi="Wingdings" w:hint="default"/>
+        <w:sz w:val="20"/>
+      </w:rPr>
+    </w:lvl>
+    <w:lvl w:ilvl="4" w:tentative="1">
+      <w:start w:val="1"/>
+      <w:numFmt w:val="bullet"/>
+      <w:lvlText w:val=""/>
+      <w:lvlJc w:val="left"/>
+      <w:pPr>
+        <w:tabs>
+          <w:tab w:val="num" w:pos="3600"/>
+        </w:tabs>
+        <w:ind w:left="3600" w:hanging="360"/>
+      </w:pPr>
+      <w:rPr>
+        <w:rFonts w:ascii="Wingdings" w:hAnsi="Wingdings" w:hint="default"/>
+        <w:sz w:val="20"/>
+      </w:rPr>
+    </w:lvl>
+    <w:lvl w:ilvl="5" w:tentative="1">
+      <w:start w:val="1"/>
+      <w:numFmt w:val="bullet"/>
+      <w:lvlText w:val=""/>
+      <w:lvlJc w:val="left"/>
+      <w:pPr>
+        <w:tabs>
+          <w:tab w:val="num" w:pos="4320"/>
+        </w:tabs>
+        <w:ind w:left="4320" w:hanging="360"/>
+      </w:pPr>
+      <w:rPr>
+        <w:rFonts w:ascii="Wingdings" w:hAnsi="Wingdings" w:hint="default"/>
+        <w:sz w:val="20"/>
+      </w:rPr>
+    </w:lvl>
+    <w:lvl w:ilvl="6" w:tentative="1">
+      <w:start w:val="1"/>
+      <w:numFmt w:val="bullet"/>
+      <w:lvlText w:val=""/>
+      <w:lvlJc w:val="left"/>
+      <w:pPr>
+        <w:tabs>
+          <w:tab w:val="num" w:pos="5040"/>
+        </w:tabs>
+        <w:ind w:left="5040" w:hanging="360"/>
+      </w:pPr>
+      <w:rPr>
+        <w:rFonts w:ascii="Wingdings" w:hAnsi="Wingdings" w:hint="default"/>
+        <w:sz w:val="20"/>
+      </w:rPr>
+    </w:lvl>
+    <w:lvl w:ilvl="7" w:tentative="1">
+      <w:start w:val="1"/>
+      <w:numFmt w:val="bullet"/>
+      <w:lvlText w:val=""/>
+      <w:lvlJc w:val="left"/>
+      <w:pPr>
+        <w:tabs>
+          <w:tab w:val="num" w:pos="5760"/>
+        </w:tabs>
+        <w:ind w:left="5760" w:hanging="360"/>
+      </w:pPr>
+      <w:rPr>
+        <w:rFonts w:ascii="Wingdings" w:hAnsi="Wingdings" w:hint="default"/>
+        <w:sz w:val="20"/>
+      </w:rPr>
+    </w:lvl>
+    <w:lvl w:ilvl="8" w:tentative="1">
+      <w:start w:val="1"/>
+      <w:numFmt w:val="bullet"/>
+      <w:lvlText w:val=""/>
+      <w:lvlJc w:val="left"/>
+      <w:pPr>
+        <w:tabs>
+          <w:tab w:val="num" w:pos="6480"/>
+        </w:tabs>
+        <w:ind w:left="6480" w:hanging="360"/>
+      </w:pPr>
+      <w:rPr>
+        <w:rFonts w:ascii="Wingdings" w:hAnsi="Wingdings" w:hint="default"/>
+        <w:sz w:val="20"/>
+      </w:rPr>
+    </w:lvl>
+  </w:abstractNum>
+  <w:abstractNum w:abstractNumId="2" w15:restartNumberingAfterBreak="0">
+    <w:nsid w:val="0E620A21"/>
+    <w:multiLevelType w:val="multilevel"/>
+    <w:tmpl w:val="8202F178"/>
+    <w:lvl w:ilvl="0">
+      <w:start w:val="1"/>
+      <w:numFmt w:val="bullet"/>
+      <w:lvlText w:val=""/>
+      <w:lvlJc w:val="left"/>
+      <w:pPr>
+        <w:tabs>
+          <w:tab w:val="num" w:pos="720"/>
+        </w:tabs>
+        <w:ind w:left="720" w:hanging="360"/>
+      </w:pPr>
+      <w:rPr>
+        <w:rFonts w:ascii="Symbol" w:hAnsi="Symbol" w:hint="default"/>
+        <w:sz w:val="20"/>
+      </w:rPr>
+    </w:lvl>
+    <w:lvl w:ilvl="1" w:tentative="1">
+      <w:start w:val="1"/>
+      <w:numFmt w:val="bullet"/>
+      <w:lvlText w:val="o"/>
+      <w:lvlJc w:val="left"/>
+      <w:pPr>
+        <w:tabs>
+          <w:tab w:val="num" w:pos="1440"/>
+        </w:tabs>
+        <w:ind w:left="1440" w:hanging="360"/>
+      </w:pPr>
+      <w:rPr>
+        <w:rFonts w:ascii="Courier New" w:hAnsi="Courier New" w:hint="default"/>
+        <w:sz w:val="20"/>
+      </w:rPr>
+    </w:lvl>
+    <w:lvl w:ilvl="2" w:tentative="1">
+      <w:start w:val="1"/>
+      <w:numFmt w:val="bullet"/>
+      <w:lvlText w:val=""/>
+      <w:lvlJc w:val="left"/>
+      <w:pPr>
+        <w:tabs>
+          <w:tab w:val="num" w:pos="2160"/>
+        </w:tabs>
+        <w:ind w:left="2160" w:hanging="360"/>
+      </w:pPr>
+      <w:rPr>
+        <w:rFonts w:ascii="Wingdings" w:hAnsi="Wingdings" w:hint="default"/>
+        <w:sz w:val="20"/>
+      </w:rPr>
+    </w:lvl>
+    <w:lvl w:ilvl="3" w:tentative="1">
+      <w:start w:val="1"/>
+      <w:numFmt w:val="bullet"/>
+      <w:lvlText w:val=""/>
+      <w:lvlJc w:val="left"/>
+      <w:pPr>
+        <w:tabs>
+          <w:tab w:val="num" w:pos="2880"/>
+        </w:tabs>
+        <w:ind w:left="2880" w:hanging="360"/>
+      </w:pPr>
+      <w:rPr>
+        <w:rFonts w:ascii="Wingdings" w:hAnsi="Wingdings" w:hint="default"/>
+        <w:sz w:val="20"/>
+      </w:rPr>
+    </w:lvl>
+    <w:lvl w:ilvl="4" w:tentative="1">
+      <w:start w:val="1"/>
+      <w:numFmt w:val="bullet"/>
+      <w:lvlText w:val=""/>
+      <w:lvlJc w:val="left"/>
+      <w:pPr>
+        <w:tabs>
+          <w:tab w:val="num" w:pos="3600"/>
+        </w:tabs>
+        <w:ind w:left="3600" w:hanging="360"/>
+      </w:pPr>
+      <w:rPr>
+        <w:rFonts w:ascii="Wingdings" w:hAnsi="Wingdings" w:hint="default"/>
+        <w:sz w:val="20"/>
+      </w:rPr>
+    </w:lvl>
+    <w:lvl w:ilvl="5" w:tentative="1">
+      <w:start w:val="1"/>
+      <w:numFmt w:val="bullet"/>
+      <w:lvlText w:val=""/>
+      <w:lvlJc w:val="left"/>
+      <w:pPr>
+        <w:tabs>
+          <w:tab w:val="num" w:pos="4320"/>
+        </w:tabs>
+        <w:ind w:left="4320" w:hanging="360"/>
+      </w:pPr>
+      <w:rPr>
+        <w:rFonts w:ascii="Wingdings" w:hAnsi="Wingdings" w:hint="default"/>
+        <w:sz w:val="20"/>
+      </w:rPr>
+    </w:lvl>
+    <w:lvl w:ilvl="6" w:tentative="1">
+      <w:start w:val="1"/>
+      <w:numFmt w:val="bullet"/>
+      <w:lvlText w:val=""/>
+      <w:lvlJc w:val="left"/>
+      <w:pPr>
+        <w:tabs>
+          <w:tab w:val="num" w:pos="5040"/>
+        </w:tabs>
+        <w:ind w:left="5040" w:hanging="360"/>
+      </w:pPr>
+      <w:rPr>
+        <w:rFonts w:ascii="Wingdings" w:hAnsi="Wingdings" w:hint="default"/>
+        <w:sz w:val="20"/>
+      </w:rPr>
+    </w:lvl>
+    <w:lvl w:ilvl="7" w:tentative="1">
+      <w:start w:val="1"/>
+      <w:numFmt w:val="bullet"/>
+      <w:lvlText w:val=""/>
+      <w:lvlJc w:val="left"/>
+      <w:pPr>
+        <w:tabs>
+          <w:tab w:val="num" w:pos="5760"/>
+        </w:tabs>
+        <w:ind w:left="5760" w:hanging="360"/>
+      </w:pPr>
+      <w:rPr>
+        <w:rFonts w:ascii="Wingdings" w:hAnsi="Wingdings" w:hint="default"/>
+        <w:sz w:val="20"/>
+      </w:rPr>
+    </w:lvl>
+    <w:lvl w:ilvl="8" w:tentative="1">
+      <w:start w:val="1"/>
+      <w:numFmt w:val="bullet"/>
+      <w:lvlText w:val=""/>
+      <w:lvlJc w:val="left"/>
+      <w:pPr>
+        <w:tabs>
+          <w:tab w:val="num" w:pos="6480"/>
+        </w:tabs>
+        <w:ind w:left="6480" w:hanging="360"/>
+      </w:pPr>
+      <w:rPr>
+        <w:rFonts w:ascii="Wingdings" w:hAnsi="Wingdings" w:hint="default"/>
+        <w:sz w:val="20"/>
+      </w:rPr>
+    </w:lvl>
+  </w:abstractNum>
+  <w:abstractNum w:abstractNumId="3" w15:restartNumberingAfterBreak="0">
     <w:nsid w:val="0F6B34B5"/>
     <w:multiLevelType w:val="multilevel"/>
     <w:tmpl w:val="7A266CAA"/>
@@ -2328,7 +3275,156 @@
       </w:rPr>
     </w:lvl>
   </w:abstractNum>
-  <w:abstractNum w:abstractNumId="1" w15:restartNumberingAfterBreak="0">
+  <w:abstractNum w:abstractNumId="4" w15:restartNumberingAfterBreak="0">
+    <w:nsid w:val="17100083"/>
+    <w:multiLevelType w:val="multilevel"/>
+    <w:tmpl w:val="8D94F2A4"/>
+    <w:lvl w:ilvl="0">
+      <w:start w:val="1"/>
+      <w:numFmt w:val="bullet"/>
+      <w:lvlText w:val=""/>
+      <w:lvlJc w:val="left"/>
+      <w:pPr>
+        <w:tabs>
+          <w:tab w:val="num" w:pos="720"/>
+        </w:tabs>
+        <w:ind w:left="720" w:hanging="360"/>
+      </w:pPr>
+      <w:rPr>
+        <w:rFonts w:ascii="Symbol" w:hAnsi="Symbol" w:hint="default"/>
+        <w:sz w:val="20"/>
+      </w:rPr>
+    </w:lvl>
+    <w:lvl w:ilvl="1" w:tentative="1">
+      <w:start w:val="1"/>
+      <w:numFmt w:val="bullet"/>
+      <w:lvlText w:val="o"/>
+      <w:lvlJc w:val="left"/>
+      <w:pPr>
+        <w:tabs>
+          <w:tab w:val="num" w:pos="1440"/>
+        </w:tabs>
+        <w:ind w:left="1440" w:hanging="360"/>
+      </w:pPr>
+      <w:rPr>
+        <w:rFonts w:ascii="Courier New" w:hAnsi="Courier New" w:hint="default"/>
+        <w:sz w:val="20"/>
+      </w:rPr>
+    </w:lvl>
+    <w:lvl w:ilvl="2" w:tentative="1">
+      <w:start w:val="1"/>
+      <w:numFmt w:val="bullet"/>
+      <w:lvlText w:val=""/>
+      <w:lvlJc w:val="left"/>
+      <w:pPr>
+        <w:tabs>
+          <w:tab w:val="num" w:pos="2160"/>
+        </w:tabs>
+        <w:ind w:left="2160" w:hanging="360"/>
+      </w:pPr>
+      <w:rPr>
+        <w:rFonts w:ascii="Wingdings" w:hAnsi="Wingdings" w:hint="default"/>
+        <w:sz w:val="20"/>
+      </w:rPr>
+    </w:lvl>
+    <w:lvl w:ilvl="3" w:tentative="1">
+      <w:start w:val="1"/>
+      <w:numFmt w:val="bullet"/>
+      <w:lvlText w:val=""/>
+      <w:lvlJc w:val="left"/>
+      <w:pPr>
+        <w:tabs>
+          <w:tab w:val="num" w:pos="2880"/>
+        </w:tabs>
+        <w:ind w:left="2880" w:hanging="360"/>
+      </w:pPr>
+      <w:rPr>
+        <w:rFonts w:ascii="Wingdings" w:hAnsi="Wingdings" w:hint="default"/>
+        <w:sz w:val="20"/>
+      </w:rPr>
+    </w:lvl>
+    <w:lvl w:ilvl="4" w:tentative="1">
+      <w:start w:val="1"/>
+      <w:numFmt w:val="bullet"/>
+      <w:lvlText w:val=""/>
+      <w:lvlJc w:val="left"/>
+      <w:pPr>
+        <w:tabs>
+          <w:tab w:val="num" w:pos="3600"/>
+        </w:tabs>
+        <w:ind w:left="3600" w:hanging="360"/>
+      </w:pPr>
+      <w:rPr>
+        <w:rFonts w:ascii="Wingdings" w:hAnsi="Wingdings" w:hint="default"/>
+        <w:sz w:val="20"/>
+      </w:rPr>
+    </w:lvl>
+    <w:lvl w:ilvl="5" w:tentative="1">
+      <w:start w:val="1"/>
+      <w:numFmt w:val="bullet"/>
+      <w:lvlText w:val=""/>
+      <w:lvlJc w:val="left"/>
+      <w:pPr>
+        <w:tabs>
+          <w:tab w:val="num" w:pos="4320"/>
+        </w:tabs>
+        <w:ind w:left="4320" w:hanging="360"/>
+      </w:pPr>
+      <w:rPr>
+        <w:rFonts w:ascii="Wingdings" w:hAnsi="Wingdings" w:hint="default"/>
+        <w:sz w:val="20"/>
+      </w:rPr>
+    </w:lvl>
+    <w:lvl w:ilvl="6" w:tentative="1">
+      <w:start w:val="1"/>
+      <w:numFmt w:val="bullet"/>
+      <w:lvlText w:val=""/>
+      <w:lvlJc w:val="left"/>
+      <w:pPr>
+        <w:tabs>
+          <w:tab w:val="num" w:pos="5040"/>
+        </w:tabs>
+        <w:ind w:left="5040" w:hanging="360"/>
+      </w:pPr>
+      <w:rPr>
+        <w:rFonts w:ascii="Wingdings" w:hAnsi="Wingdings" w:hint="default"/>
+        <w:sz w:val="20"/>
+      </w:rPr>
+    </w:lvl>
+    <w:lvl w:ilvl="7" w:tentative="1">
+      <w:start w:val="1"/>
+      <w:numFmt w:val="bullet"/>
+      <w:lvlText w:val=""/>
+      <w:lvlJc w:val="left"/>
+      <w:pPr>
+        <w:tabs>
+          <w:tab w:val="num" w:pos="5760"/>
+        </w:tabs>
+        <w:ind w:left="5760" w:hanging="360"/>
+      </w:pPr>
+      <w:rPr>
+        <w:rFonts w:ascii="Wingdings" w:hAnsi="Wingdings" w:hint="default"/>
+        <w:sz w:val="20"/>
+      </w:rPr>
+    </w:lvl>
+    <w:lvl w:ilvl="8" w:tentative="1">
+      <w:start w:val="1"/>
+      <w:numFmt w:val="bullet"/>
+      <w:lvlText w:val=""/>
+      <w:lvlJc w:val="left"/>
+      <w:pPr>
+        <w:tabs>
+          <w:tab w:val="num" w:pos="6480"/>
+        </w:tabs>
+        <w:ind w:left="6480" w:hanging="360"/>
+      </w:pPr>
+      <w:rPr>
+        <w:rFonts w:ascii="Wingdings" w:hAnsi="Wingdings" w:hint="default"/>
+        <w:sz w:val="20"/>
+      </w:rPr>
+    </w:lvl>
+  </w:abstractNum>
+  <w:abstractNum w:abstractNumId="5" w15:restartNumberingAfterBreak="0">
     <w:nsid w:val="1BA54A53"/>
     <w:multiLevelType w:val="multilevel"/>
     <w:tmpl w:val="4612867E"/>
@@ -2441,7 +3537,7 @@
       </w:pPr>
     </w:lvl>
   </w:abstractNum>
-  <w:abstractNum w:abstractNumId="2" w15:restartNumberingAfterBreak="0">
+  <w:abstractNum w:abstractNumId="6" w15:restartNumberingAfterBreak="0">
     <w:nsid w:val="1BFE284C"/>
     <w:multiLevelType w:val="multilevel"/>
     <w:tmpl w:val="524EF916"/>
@@ -2590,7 +3686,7 @@
       </w:rPr>
     </w:lvl>
   </w:abstractNum>
-  <w:abstractNum w:abstractNumId="3" w15:restartNumberingAfterBreak="0">
+  <w:abstractNum w:abstractNumId="7" w15:restartNumberingAfterBreak="0">
     <w:nsid w:val="1FEF5756"/>
     <w:multiLevelType w:val="multilevel"/>
     <w:tmpl w:val="9FEED6DA"/>
@@ -2739,7 +3835,7 @@
       </w:rPr>
     </w:lvl>
   </w:abstractNum>
-  <w:abstractNum w:abstractNumId="4" w15:restartNumberingAfterBreak="0">
+  <w:abstractNum w:abstractNumId="8" w15:restartNumberingAfterBreak="0">
     <w:nsid w:val="21893A0A"/>
     <w:multiLevelType w:val="multilevel"/>
     <w:tmpl w:val="B192CD78"/>
@@ -2888,7 +3984,7 @@
       </w:rPr>
     </w:lvl>
   </w:abstractNum>
-  <w:abstractNum w:abstractNumId="5" w15:restartNumberingAfterBreak="0">
+  <w:abstractNum w:abstractNumId="9" w15:restartNumberingAfterBreak="0">
     <w:nsid w:val="23E8403D"/>
     <w:multiLevelType w:val="multilevel"/>
     <w:tmpl w:val="388A688C"/>
@@ -3037,7 +4133,156 @@
       </w:rPr>
     </w:lvl>
   </w:abstractNum>
-  <w:abstractNum w:abstractNumId="6" w15:restartNumberingAfterBreak="0">
+  <w:abstractNum w:abstractNumId="10" w15:restartNumberingAfterBreak="0">
+    <w:nsid w:val="2955620D"/>
+    <w:multiLevelType w:val="multilevel"/>
+    <w:tmpl w:val="B63E1EAC"/>
+    <w:lvl w:ilvl="0">
+      <w:start w:val="1"/>
+      <w:numFmt w:val="bullet"/>
+      <w:lvlText w:val=""/>
+      <w:lvlJc w:val="left"/>
+      <w:pPr>
+        <w:tabs>
+          <w:tab w:val="num" w:pos="720"/>
+        </w:tabs>
+        <w:ind w:left="720" w:hanging="360"/>
+      </w:pPr>
+      <w:rPr>
+        <w:rFonts w:ascii="Symbol" w:hAnsi="Symbol" w:hint="default"/>
+        <w:sz w:val="20"/>
+      </w:rPr>
+    </w:lvl>
+    <w:lvl w:ilvl="1">
+      <w:start w:val="1"/>
+      <w:numFmt w:val="bullet"/>
+      <w:lvlText w:val="o"/>
+      <w:lvlJc w:val="left"/>
+      <w:pPr>
+        <w:tabs>
+          <w:tab w:val="num" w:pos="1440"/>
+        </w:tabs>
+        <w:ind w:left="1440" w:hanging="360"/>
+      </w:pPr>
+      <w:rPr>
+        <w:rFonts w:ascii="Courier New" w:hAnsi="Courier New" w:hint="default"/>
+        <w:sz w:val="20"/>
+      </w:rPr>
+    </w:lvl>
+    <w:lvl w:ilvl="2" w:tentative="1">
+      <w:start w:val="1"/>
+      <w:numFmt w:val="bullet"/>
+      <w:lvlText w:val=""/>
+      <w:lvlJc w:val="left"/>
+      <w:pPr>
+        <w:tabs>
+          <w:tab w:val="num" w:pos="2160"/>
+        </w:tabs>
+        <w:ind w:left="2160" w:hanging="360"/>
+      </w:pPr>
+      <w:rPr>
+        <w:rFonts w:ascii="Wingdings" w:hAnsi="Wingdings" w:hint="default"/>
+        <w:sz w:val="20"/>
+      </w:rPr>
+    </w:lvl>
+    <w:lvl w:ilvl="3" w:tentative="1">
+      <w:start w:val="1"/>
+      <w:numFmt w:val="bullet"/>
+      <w:lvlText w:val=""/>
+      <w:lvlJc w:val="left"/>
+      <w:pPr>
+        <w:tabs>
+          <w:tab w:val="num" w:pos="2880"/>
+        </w:tabs>
+        <w:ind w:left="2880" w:hanging="360"/>
+      </w:pPr>
+      <w:rPr>
+        <w:rFonts w:ascii="Wingdings" w:hAnsi="Wingdings" w:hint="default"/>
+        <w:sz w:val="20"/>
+      </w:rPr>
+    </w:lvl>
+    <w:lvl w:ilvl="4" w:tentative="1">
+      <w:start w:val="1"/>
+      <w:numFmt w:val="bullet"/>
+      <w:lvlText w:val=""/>
+      <w:lvlJc w:val="left"/>
+      <w:pPr>
+        <w:tabs>
+          <w:tab w:val="num" w:pos="3600"/>
+        </w:tabs>
+        <w:ind w:left="3600" w:hanging="360"/>
+      </w:pPr>
+      <w:rPr>
+        <w:rFonts w:ascii="Wingdings" w:hAnsi="Wingdings" w:hint="default"/>
+        <w:sz w:val="20"/>
+      </w:rPr>
+    </w:lvl>
+    <w:lvl w:ilvl="5" w:tentative="1">
+      <w:start w:val="1"/>
+      <w:numFmt w:val="bullet"/>
+      <w:lvlText w:val=""/>
+      <w:lvlJc w:val="left"/>
+      <w:pPr>
+        <w:tabs>
+          <w:tab w:val="num" w:pos="4320"/>
+        </w:tabs>
+        <w:ind w:left="4320" w:hanging="360"/>
+      </w:pPr>
+      <w:rPr>
+        <w:rFonts w:ascii="Wingdings" w:hAnsi="Wingdings" w:hint="default"/>
+        <w:sz w:val="20"/>
+      </w:rPr>
+    </w:lvl>
+    <w:lvl w:ilvl="6" w:tentative="1">
+      <w:start w:val="1"/>
+      <w:numFmt w:val="bullet"/>
+      <w:lvlText w:val=""/>
+      <w:lvlJc w:val="left"/>
+      <w:pPr>
+        <w:tabs>
+          <w:tab w:val="num" w:pos="5040"/>
+        </w:tabs>
+        <w:ind w:left="5040" w:hanging="360"/>
+      </w:pPr>
+      <w:rPr>
+        <w:rFonts w:ascii="Wingdings" w:hAnsi="Wingdings" w:hint="default"/>
+        <w:sz w:val="20"/>
+      </w:rPr>
+    </w:lvl>
+    <w:lvl w:ilvl="7" w:tentative="1">
+      <w:start w:val="1"/>
+      <w:numFmt w:val="bullet"/>
+      <w:lvlText w:val=""/>
+      <w:lvlJc w:val="left"/>
+      <w:pPr>
+        <w:tabs>
+          <w:tab w:val="num" w:pos="5760"/>
+        </w:tabs>
+        <w:ind w:left="5760" w:hanging="360"/>
+      </w:pPr>
+      <w:rPr>
+        <w:rFonts w:ascii="Wingdings" w:hAnsi="Wingdings" w:hint="default"/>
+        <w:sz w:val="20"/>
+      </w:rPr>
+    </w:lvl>
+    <w:lvl w:ilvl="8" w:tentative="1">
+      <w:start w:val="1"/>
+      <w:numFmt w:val="bullet"/>
+      <w:lvlText w:val=""/>
+      <w:lvlJc w:val="left"/>
+      <w:pPr>
+        <w:tabs>
+          <w:tab w:val="num" w:pos="6480"/>
+        </w:tabs>
+        <w:ind w:left="6480" w:hanging="360"/>
+      </w:pPr>
+      <w:rPr>
+        <w:rFonts w:ascii="Wingdings" w:hAnsi="Wingdings" w:hint="default"/>
+        <w:sz w:val="20"/>
+      </w:rPr>
+    </w:lvl>
+  </w:abstractNum>
+  <w:abstractNum w:abstractNumId="11" w15:restartNumberingAfterBreak="0">
     <w:nsid w:val="31B948A4"/>
     <w:multiLevelType w:val="multilevel"/>
     <w:tmpl w:val="06DC64A6"/>
@@ -3186,7 +4431,7 @@
       </w:rPr>
     </w:lvl>
   </w:abstractNum>
-  <w:abstractNum w:abstractNumId="7" w15:restartNumberingAfterBreak="0">
+  <w:abstractNum w:abstractNumId="12" w15:restartNumberingAfterBreak="0">
     <w:nsid w:val="35F10E6A"/>
     <w:multiLevelType w:val="multilevel"/>
     <w:tmpl w:val="7668EB2C"/>
@@ -3335,7 +4580,156 @@
       </w:rPr>
     </w:lvl>
   </w:abstractNum>
-  <w:abstractNum w:abstractNumId="8" w15:restartNumberingAfterBreak="0">
+  <w:abstractNum w:abstractNumId="13" w15:restartNumberingAfterBreak="0">
+    <w:nsid w:val="365A4F16"/>
+    <w:multiLevelType w:val="multilevel"/>
+    <w:tmpl w:val="657233D0"/>
+    <w:lvl w:ilvl="0">
+      <w:start w:val="1"/>
+      <w:numFmt w:val="bullet"/>
+      <w:lvlText w:val=""/>
+      <w:lvlJc w:val="left"/>
+      <w:pPr>
+        <w:tabs>
+          <w:tab w:val="num" w:pos="720"/>
+        </w:tabs>
+        <w:ind w:left="720" w:hanging="360"/>
+      </w:pPr>
+      <w:rPr>
+        <w:rFonts w:ascii="Symbol" w:hAnsi="Symbol" w:hint="default"/>
+        <w:sz w:val="20"/>
+      </w:rPr>
+    </w:lvl>
+    <w:lvl w:ilvl="1" w:tentative="1">
+      <w:start w:val="1"/>
+      <w:numFmt w:val="bullet"/>
+      <w:lvlText w:val="o"/>
+      <w:lvlJc w:val="left"/>
+      <w:pPr>
+        <w:tabs>
+          <w:tab w:val="num" w:pos="1440"/>
+        </w:tabs>
+        <w:ind w:left="1440" w:hanging="360"/>
+      </w:pPr>
+      <w:rPr>
+        <w:rFonts w:ascii="Courier New" w:hAnsi="Courier New" w:hint="default"/>
+        <w:sz w:val="20"/>
+      </w:rPr>
+    </w:lvl>
+    <w:lvl w:ilvl="2" w:tentative="1">
+      <w:start w:val="1"/>
+      <w:numFmt w:val="bullet"/>
+      <w:lvlText w:val=""/>
+      <w:lvlJc w:val="left"/>
+      <w:pPr>
+        <w:tabs>
+          <w:tab w:val="num" w:pos="2160"/>
+        </w:tabs>
+        <w:ind w:left="2160" w:hanging="360"/>
+      </w:pPr>
+      <w:rPr>
+        <w:rFonts w:ascii="Wingdings" w:hAnsi="Wingdings" w:hint="default"/>
+        <w:sz w:val="20"/>
+      </w:rPr>
+    </w:lvl>
+    <w:lvl w:ilvl="3" w:tentative="1">
+      <w:start w:val="1"/>
+      <w:numFmt w:val="bullet"/>
+      <w:lvlText w:val=""/>
+      <w:lvlJc w:val="left"/>
+      <w:pPr>
+        <w:tabs>
+          <w:tab w:val="num" w:pos="2880"/>
+        </w:tabs>
+        <w:ind w:left="2880" w:hanging="360"/>
+      </w:pPr>
+      <w:rPr>
+        <w:rFonts w:ascii="Wingdings" w:hAnsi="Wingdings" w:hint="default"/>
+        <w:sz w:val="20"/>
+      </w:rPr>
+    </w:lvl>
+    <w:lvl w:ilvl="4" w:tentative="1">
+      <w:start w:val="1"/>
+      <w:numFmt w:val="bullet"/>
+      <w:lvlText w:val=""/>
+      <w:lvlJc w:val="left"/>
+      <w:pPr>
+        <w:tabs>
+          <w:tab w:val="num" w:pos="3600"/>
+        </w:tabs>
+        <w:ind w:left="3600" w:hanging="360"/>
+      </w:pPr>
+      <w:rPr>
+        <w:rFonts w:ascii="Wingdings" w:hAnsi="Wingdings" w:hint="default"/>
+        <w:sz w:val="20"/>
+      </w:rPr>
+    </w:lvl>
+    <w:lvl w:ilvl="5" w:tentative="1">
+      <w:start w:val="1"/>
+      <w:numFmt w:val="bullet"/>
+      <w:lvlText w:val=""/>
+      <w:lvlJc w:val="left"/>
+      <w:pPr>
+        <w:tabs>
+          <w:tab w:val="num" w:pos="4320"/>
+        </w:tabs>
+        <w:ind w:left="4320" w:hanging="360"/>
+      </w:pPr>
+      <w:rPr>
+        <w:rFonts w:ascii="Wingdings" w:hAnsi="Wingdings" w:hint="default"/>
+        <w:sz w:val="20"/>
+      </w:rPr>
+    </w:lvl>
+    <w:lvl w:ilvl="6" w:tentative="1">
+      <w:start w:val="1"/>
+      <w:numFmt w:val="bullet"/>
+      <w:lvlText w:val=""/>
+      <w:lvlJc w:val="left"/>
+      <w:pPr>
+        <w:tabs>
+          <w:tab w:val="num" w:pos="5040"/>
+        </w:tabs>
+        <w:ind w:left="5040" w:hanging="360"/>
+      </w:pPr>
+      <w:rPr>
+        <w:rFonts w:ascii="Wingdings" w:hAnsi="Wingdings" w:hint="default"/>
+        <w:sz w:val="20"/>
+      </w:rPr>
+    </w:lvl>
+    <w:lvl w:ilvl="7" w:tentative="1">
+      <w:start w:val="1"/>
+      <w:numFmt w:val="bullet"/>
+      <w:lvlText w:val=""/>
+      <w:lvlJc w:val="left"/>
+      <w:pPr>
+        <w:tabs>
+          <w:tab w:val="num" w:pos="5760"/>
+        </w:tabs>
+        <w:ind w:left="5760" w:hanging="360"/>
+      </w:pPr>
+      <w:rPr>
+        <w:rFonts w:ascii="Wingdings" w:hAnsi="Wingdings" w:hint="default"/>
+        <w:sz w:val="20"/>
+      </w:rPr>
+    </w:lvl>
+    <w:lvl w:ilvl="8" w:tentative="1">
+      <w:start w:val="1"/>
+      <w:numFmt w:val="bullet"/>
+      <w:lvlText w:val=""/>
+      <w:lvlJc w:val="left"/>
+      <w:pPr>
+        <w:tabs>
+          <w:tab w:val="num" w:pos="6480"/>
+        </w:tabs>
+        <w:ind w:left="6480" w:hanging="360"/>
+      </w:pPr>
+      <w:rPr>
+        <w:rFonts w:ascii="Wingdings" w:hAnsi="Wingdings" w:hint="default"/>
+        <w:sz w:val="20"/>
+      </w:rPr>
+    </w:lvl>
+  </w:abstractNum>
+  <w:abstractNum w:abstractNumId="14" w15:restartNumberingAfterBreak="0">
     <w:nsid w:val="383916B1"/>
     <w:multiLevelType w:val="multilevel"/>
     <w:tmpl w:val="6CA21336"/>
@@ -3484,7 +4878,7 @@
       </w:rPr>
     </w:lvl>
   </w:abstractNum>
-  <w:abstractNum w:abstractNumId="9" w15:restartNumberingAfterBreak="0">
+  <w:abstractNum w:abstractNumId="15" w15:restartNumberingAfterBreak="0">
     <w:nsid w:val="43F72404"/>
     <w:multiLevelType w:val="multilevel"/>
     <w:tmpl w:val="C566828A"/>
@@ -3633,7 +5027,7 @@
       </w:rPr>
     </w:lvl>
   </w:abstractNum>
-  <w:abstractNum w:abstractNumId="10" w15:restartNumberingAfterBreak="0">
+  <w:abstractNum w:abstractNumId="16" w15:restartNumberingAfterBreak="0">
     <w:nsid w:val="46043C1A"/>
     <w:multiLevelType w:val="multilevel"/>
     <w:tmpl w:val="F3222646"/>
@@ -3782,7 +5176,7 @@
       </w:rPr>
     </w:lvl>
   </w:abstractNum>
-  <w:abstractNum w:abstractNumId="11" w15:restartNumberingAfterBreak="0">
+  <w:abstractNum w:abstractNumId="17" w15:restartNumberingAfterBreak="0">
     <w:nsid w:val="484959E9"/>
     <w:multiLevelType w:val="multilevel"/>
     <w:tmpl w:val="1CB8099C"/>
@@ -3931,7 +5325,7 @@
       </w:rPr>
     </w:lvl>
   </w:abstractNum>
-  <w:abstractNum w:abstractNumId="12" w15:restartNumberingAfterBreak="0">
+  <w:abstractNum w:abstractNumId="18" w15:restartNumberingAfterBreak="0">
     <w:nsid w:val="48FC2351"/>
     <w:multiLevelType w:val="multilevel"/>
     <w:tmpl w:val="1AA0B728"/>
@@ -4080,7 +5474,7 @@
       </w:rPr>
     </w:lvl>
   </w:abstractNum>
-  <w:abstractNum w:abstractNumId="13" w15:restartNumberingAfterBreak="0">
+  <w:abstractNum w:abstractNumId="19" w15:restartNumberingAfterBreak="0">
     <w:nsid w:val="4B703F60"/>
     <w:multiLevelType w:val="multilevel"/>
     <w:tmpl w:val="F7D6893A"/>
@@ -4229,7 +5623,7 @@
       </w:rPr>
     </w:lvl>
   </w:abstractNum>
-  <w:abstractNum w:abstractNumId="14" w15:restartNumberingAfterBreak="0">
+  <w:abstractNum w:abstractNumId="20" w15:restartNumberingAfterBreak="0">
     <w:nsid w:val="575518D8"/>
     <w:multiLevelType w:val="multilevel"/>
     <w:tmpl w:val="9D8C8972"/>
@@ -4378,7 +5772,7 @@
       </w:rPr>
     </w:lvl>
   </w:abstractNum>
-  <w:abstractNum w:abstractNumId="15" w15:restartNumberingAfterBreak="0">
+  <w:abstractNum w:abstractNumId="21" w15:restartNumberingAfterBreak="0">
     <w:nsid w:val="605E4F6E"/>
     <w:multiLevelType w:val="multilevel"/>
     <w:tmpl w:val="029C7A7C"/>
@@ -4527,7 +5921,7 @@
       </w:rPr>
     </w:lvl>
   </w:abstractNum>
-  <w:abstractNum w:abstractNumId="16" w15:restartNumberingAfterBreak="0">
+  <w:abstractNum w:abstractNumId="22" w15:restartNumberingAfterBreak="0">
     <w:nsid w:val="67BD7AC0"/>
     <w:multiLevelType w:val="multilevel"/>
     <w:tmpl w:val="DF1CE2A8"/>
@@ -4676,7 +6070,7 @@
       </w:rPr>
     </w:lvl>
   </w:abstractNum>
-  <w:abstractNum w:abstractNumId="17" w15:restartNumberingAfterBreak="0">
+  <w:abstractNum w:abstractNumId="23" w15:restartNumberingAfterBreak="0">
     <w:nsid w:val="6E8532F3"/>
     <w:multiLevelType w:val="multilevel"/>
     <w:tmpl w:val="A000A2D6"/>
@@ -4825,7 +6219,7 @@
       </w:rPr>
     </w:lvl>
   </w:abstractNum>
-  <w:abstractNum w:abstractNumId="18" w15:restartNumberingAfterBreak="0">
+  <w:abstractNum w:abstractNumId="24" w15:restartNumberingAfterBreak="0">
     <w:nsid w:val="73443832"/>
     <w:multiLevelType w:val="multilevel"/>
     <w:tmpl w:val="0CE05C7C"/>
@@ -4974,7 +6368,7 @@
       </w:rPr>
     </w:lvl>
   </w:abstractNum>
-  <w:abstractNum w:abstractNumId="19" w15:restartNumberingAfterBreak="0">
+  <w:abstractNum w:abstractNumId="25" w15:restartNumberingAfterBreak="0">
     <w:nsid w:val="7DEC2CD9"/>
     <w:multiLevelType w:val="multilevel"/>
     <w:tmpl w:val="7352AA6A"/>
@@ -5124,64 +6518,82 @@
     </w:lvl>
   </w:abstractNum>
   <w:num w:numId="1">
+    <w:abstractNumId w:val="3"/>
+  </w:num>
+  <w:num w:numId="2">
+    <w:abstractNumId w:val="5"/>
+  </w:num>
+  <w:num w:numId="3">
+    <w:abstractNumId w:val="11"/>
+  </w:num>
+  <w:num w:numId="4">
+    <w:abstractNumId w:val="12"/>
+  </w:num>
+  <w:num w:numId="5">
+    <w:abstractNumId w:val="16"/>
+  </w:num>
+  <w:num w:numId="6">
+    <w:abstractNumId w:val="17"/>
+  </w:num>
+  <w:num w:numId="7">
+    <w:abstractNumId w:val="22"/>
+  </w:num>
+  <w:num w:numId="8">
+    <w:abstractNumId w:val="21"/>
+  </w:num>
+  <w:num w:numId="9">
+    <w:abstractNumId w:val="14"/>
+  </w:num>
+  <w:num w:numId="10">
+    <w:abstractNumId w:val="20"/>
+  </w:num>
+  <w:num w:numId="11">
+    <w:abstractNumId w:val="9"/>
+  </w:num>
+  <w:num w:numId="12">
+    <w:abstractNumId w:val="18"/>
+  </w:num>
+  <w:num w:numId="13">
+    <w:abstractNumId w:val="25"/>
+  </w:num>
+  <w:num w:numId="14">
+    <w:abstractNumId w:val="8"/>
+  </w:num>
+  <w:num w:numId="15">
+    <w:abstractNumId w:val="6"/>
+  </w:num>
+  <w:num w:numId="16">
+    <w:abstractNumId w:val="15"/>
+  </w:num>
+  <w:num w:numId="17">
+    <w:abstractNumId w:val="7"/>
+  </w:num>
+  <w:num w:numId="18">
+    <w:abstractNumId w:val="24"/>
+  </w:num>
+  <w:num w:numId="19">
+    <w:abstractNumId w:val="19"/>
+  </w:num>
+  <w:num w:numId="20">
+    <w:abstractNumId w:val="23"/>
+  </w:num>
+  <w:num w:numId="21">
+    <w:abstractNumId w:val="1"/>
+  </w:num>
+  <w:num w:numId="22">
+    <w:abstractNumId w:val="13"/>
+  </w:num>
+  <w:num w:numId="23">
+    <w:abstractNumId w:val="4"/>
+  </w:num>
+  <w:num w:numId="24">
+    <w:abstractNumId w:val="10"/>
+  </w:num>
+  <w:num w:numId="25">
     <w:abstractNumId w:val="0"/>
   </w:num>
-  <w:num w:numId="2">
-    <w:abstractNumId w:val="1"/>
-  </w:num>
-  <w:num w:numId="3">
-    <w:abstractNumId w:val="6"/>
-  </w:num>
-  <w:num w:numId="4">
-    <w:abstractNumId w:val="7"/>
-  </w:num>
-  <w:num w:numId="5">
-    <w:abstractNumId w:val="10"/>
-  </w:num>
-  <w:num w:numId="6">
-    <w:abstractNumId w:val="11"/>
-  </w:num>
-  <w:num w:numId="7">
-    <w:abstractNumId w:val="16"/>
-  </w:num>
-  <w:num w:numId="8">
-    <w:abstractNumId w:val="15"/>
-  </w:num>
-  <w:num w:numId="9">
-    <w:abstractNumId w:val="8"/>
-  </w:num>
-  <w:num w:numId="10">
-    <w:abstractNumId w:val="14"/>
-  </w:num>
-  <w:num w:numId="11">
-    <w:abstractNumId w:val="5"/>
-  </w:num>
-  <w:num w:numId="12">
-    <w:abstractNumId w:val="12"/>
-  </w:num>
-  <w:num w:numId="13">
-    <w:abstractNumId w:val="19"/>
-  </w:num>
-  <w:num w:numId="14">
-    <w:abstractNumId w:val="4"/>
-  </w:num>
-  <w:num w:numId="15">
+  <w:num w:numId="26">
     <w:abstractNumId w:val="2"/>
-  </w:num>
-  <w:num w:numId="16">
-    <w:abstractNumId w:val="9"/>
-  </w:num>
-  <w:num w:numId="17">
-    <w:abstractNumId w:val="3"/>
-  </w:num>
-  <w:num w:numId="18">
-    <w:abstractNumId w:val="18"/>
-  </w:num>
-  <w:num w:numId="19">
-    <w:abstractNumId w:val="13"/>
-  </w:num>
-  <w:num w:numId="20">
-    <w:abstractNumId w:val="17"/>
   </w:num>
 </w:numbering>
 </file>

--- a/docs/04_System_Architecture.docx
+++ b/docs/04_System_Architecture.docx
@@ -2614,6 +2614,331 @@
       <w:r>
         <w:t>System architecture is validated and stable for offline operation.</w:t>
       </w:r>
+    </w:p>
+    <w:p>
+      <w:pPr>
+        <w:pStyle w:val="NormalWeb"/>
+      </w:pPr>
+    </w:p>
+    <w:p>
+      <w:pPr>
+        <w:pStyle w:val="Heading3"/>
+      </w:pPr>
+      <w:r>
+        <w:rPr>
+          <w:rStyle w:val="Strong"/>
+          <w:b/>
+          <w:bCs/>
+        </w:rPr>
+        <w:t>Day 22 – System Architecture</w:t>
+      </w:r>
+    </w:p>
+    <w:p>
+      <w:pPr>
+        <w:pStyle w:val="NormalWeb"/>
+      </w:pPr>
+      <w:r>
+        <w:rPr>
+          <w:rStyle w:val="Strong"/>
+        </w:rPr>
+        <w:t>Architecture Finalization:</w:t>
+      </w:r>
+    </w:p>
+    <w:p>
+      <w:pPr>
+        <w:pStyle w:val="NormalWeb"/>
+        <w:numPr>
+          <w:ilvl w:val="0"/>
+          <w:numId w:val="27"/>
+        </w:numPr>
+      </w:pPr>
+      <w:r>
+        <w:t>Finalized overall system architecture for the Offline Industrial Data Intelligence System.</w:t>
+      </w:r>
+    </w:p>
+    <w:p>
+      <w:pPr>
+        <w:pStyle w:val="NormalWeb"/>
+        <w:numPr>
+          <w:ilvl w:val="0"/>
+          <w:numId w:val="27"/>
+        </w:numPr>
+      </w:pPr>
+      <w:r>
+        <w:t>Confirmed separation of layers:</w:t>
+      </w:r>
+    </w:p>
+    <w:p>
+      <w:pPr>
+        <w:pStyle w:val="NormalWeb"/>
+        <w:numPr>
+          <w:ilvl w:val="1"/>
+          <w:numId w:val="27"/>
+        </w:numPr>
+      </w:pPr>
+      <w:r>
+        <w:t>Frontend (React + Desktop Shell)</w:t>
+      </w:r>
+    </w:p>
+    <w:p>
+      <w:pPr>
+        <w:pStyle w:val="NormalWeb"/>
+        <w:numPr>
+          <w:ilvl w:val="1"/>
+          <w:numId w:val="27"/>
+        </w:numPr>
+      </w:pPr>
+      <w:r>
+        <w:t>IPC Layer</w:t>
+      </w:r>
+    </w:p>
+    <w:p>
+      <w:pPr>
+        <w:pStyle w:val="NormalWeb"/>
+        <w:numPr>
+          <w:ilvl w:val="1"/>
+          <w:numId w:val="27"/>
+        </w:numPr>
+      </w:pPr>
+      <w:r>
+        <w:t>Database Layer (DuckDB)</w:t>
+      </w:r>
+    </w:p>
+    <w:p>
+      <w:pPr>
+        <w:pStyle w:val="NormalWeb"/>
+        <w:numPr>
+          <w:ilvl w:val="1"/>
+          <w:numId w:val="27"/>
+        </w:numPr>
+      </w:pPr>
+      <w:r>
+        <w:t>Backend Analytics &amp; Orchestration</w:t>
+      </w:r>
+    </w:p>
+    <w:p>
+      <w:pPr>
+        <w:pStyle w:val="NormalWeb"/>
+        <w:numPr>
+          <w:ilvl w:val="0"/>
+          <w:numId w:val="27"/>
+        </w:numPr>
+      </w:pPr>
+      <w:r>
+        <w:t>Validated readiness of frontend for backend integration.</w:t>
+      </w:r>
+    </w:p>
+    <w:p>
+      <w:pPr>
+        <w:pStyle w:val="NormalWeb"/>
+      </w:pPr>
+      <w:r>
+        <w:rPr>
+          <w:rStyle w:val="Strong"/>
+        </w:rPr>
+        <w:t>Technical Insight:</w:t>
+      </w:r>
+    </w:p>
+    <w:p>
+      <w:pPr>
+        <w:pStyle w:val="NormalWeb"/>
+        <w:numPr>
+          <w:ilvl w:val="0"/>
+          <w:numId w:val="28"/>
+        </w:numPr>
+      </w:pPr>
+      <w:r>
+        <w:t>Clear architectural boundaries ensure scalability and maintainability of the system.</w:t>
+      </w:r>
+    </w:p>
+    <w:p>
+      <w:pPr>
+        <w:pStyle w:val="NormalWeb"/>
+      </w:pPr>
+      <w:r>
+        <w:rPr>
+          <w:rStyle w:val="Strong"/>
+        </w:rPr>
+        <w:t>Conclusion:</w:t>
+      </w:r>
+    </w:p>
+    <w:p>
+      <w:pPr>
+        <w:pStyle w:val="NormalWeb"/>
+        <w:numPr>
+          <w:ilvl w:val="0"/>
+          <w:numId w:val="29"/>
+        </w:numPr>
+      </w:pPr>
+      <w:r>
+        <w:t>System architecture finalized and approved for backend development phase.</w:t>
+      </w:r>
+    </w:p>
+    <w:p>
+      <w:pPr>
+        <w:pStyle w:val="NormalWeb"/>
+      </w:pPr>
+    </w:p>
+    <w:p>
+      <w:pPr>
+        <w:pStyle w:val="NormalWeb"/>
+      </w:pPr>
+    </w:p>
+    <w:p>
+      <w:pPr>
+        <w:pStyle w:val="Heading3"/>
+      </w:pPr>
+      <w:r>
+        <w:rPr>
+          <w:rStyle w:val="Strong"/>
+          <w:b/>
+          <w:bCs/>
+        </w:rPr>
+        <w:lastRenderedPageBreak/>
+        <w:t>Day 23 – System Architecture</w:t>
+      </w:r>
+    </w:p>
+    <w:p>
+      <w:pPr>
+        <w:pStyle w:val="NormalWeb"/>
+      </w:pPr>
+      <w:r>
+        <w:rPr>
+          <w:rStyle w:val="Strong"/>
+        </w:rPr>
+        <w:t>Architecture Review and Finalization:</w:t>
+      </w:r>
+    </w:p>
+    <w:p>
+      <w:pPr>
+        <w:pStyle w:val="NormalWeb"/>
+        <w:numPr>
+          <w:ilvl w:val="0"/>
+          <w:numId w:val="30"/>
+        </w:numPr>
+      </w:pPr>
+      <w:r>
+        <w:t>Conducted a final review of the complete system architecture.</w:t>
+      </w:r>
+    </w:p>
+    <w:p>
+      <w:pPr>
+        <w:pStyle w:val="NormalWeb"/>
+        <w:numPr>
+          <w:ilvl w:val="0"/>
+          <w:numId w:val="30"/>
+        </w:numPr>
+      </w:pPr>
+      <w:r>
+        <w:t>Finalized backend layers including:</w:t>
+      </w:r>
+    </w:p>
+    <w:p>
+      <w:pPr>
+        <w:pStyle w:val="NormalWeb"/>
+        <w:numPr>
+          <w:ilvl w:val="1"/>
+          <w:numId w:val="30"/>
+        </w:numPr>
+      </w:pPr>
+      <w:r>
+        <w:t>Database layer (DuckDB)</w:t>
+      </w:r>
+    </w:p>
+    <w:p>
+      <w:pPr>
+        <w:pStyle w:val="NormalWeb"/>
+        <w:numPr>
+          <w:ilvl w:val="1"/>
+          <w:numId w:val="30"/>
+        </w:numPr>
+      </w:pPr>
+      <w:r>
+        <w:t>IPC layer</w:t>
+      </w:r>
+    </w:p>
+    <w:p>
+      <w:pPr>
+        <w:pStyle w:val="NormalWeb"/>
+        <w:numPr>
+          <w:ilvl w:val="1"/>
+          <w:numId w:val="30"/>
+        </w:numPr>
+      </w:pPr>
+      <w:r>
+        <w:t>Profiling module</w:t>
+      </w:r>
+    </w:p>
+    <w:p>
+      <w:pPr>
+        <w:pStyle w:val="NormalWeb"/>
+        <w:numPr>
+          <w:ilvl w:val="1"/>
+          <w:numId w:val="30"/>
+        </w:numPr>
+      </w:pPr>
+      <w:r>
+        <w:t>Rule-based engine</w:t>
+      </w:r>
+    </w:p>
+    <w:p>
+      <w:pPr>
+        <w:pStyle w:val="NormalWeb"/>
+        <w:numPr>
+          <w:ilvl w:val="1"/>
+          <w:numId w:val="30"/>
+        </w:numPr>
+      </w:pPr>
+      <w:r>
+        <w:t>Machine learning engine</w:t>
+      </w:r>
+    </w:p>
+    <w:p>
+      <w:pPr>
+        <w:pStyle w:val="NormalWeb"/>
+        <w:numPr>
+          <w:ilvl w:val="1"/>
+          <w:numId w:val="30"/>
+        </w:numPr>
+      </w:pPr>
+      <w:r>
+        <w:t>Orchestrator module</w:t>
+      </w:r>
+    </w:p>
+    <w:p>
+      <w:pPr>
+        <w:pStyle w:val="NormalWeb"/>
+        <w:numPr>
+          <w:ilvl w:val="0"/>
+          <w:numId w:val="30"/>
+        </w:numPr>
+      </w:pPr>
+      <w:r>
+        <w:t>Verified frontend readiness for backend data integration.</w:t>
+      </w:r>
+    </w:p>
+    <w:p>
+      <w:pPr>
+        <w:pStyle w:val="NormalWeb"/>
+      </w:pPr>
+      <w:r>
+        <w:rPr>
+          <w:rStyle w:val="Strong"/>
+        </w:rPr>
+        <w:t>Conclusion:</w:t>
+      </w:r>
+    </w:p>
+    <w:p>
+      <w:pPr>
+        <w:pStyle w:val="NormalWeb"/>
+        <w:numPr>
+          <w:ilvl w:val="0"/>
+          <w:numId w:val="31"/>
+        </w:numPr>
+      </w:pPr>
+      <w:r>
+        <w:t>System architecture finalized and prepared for backend implementation phase.</w:t>
+      </w:r>
       <w:bookmarkStart w:id="0" w:name="_GoBack"/>
       <w:bookmarkEnd w:id="0"/>
     </w:p>
@@ -2680,6 +3005,304 @@
 <file path=word/numbering.xml><?xml version="1.0" encoding="utf-8"?>
 <w:numbering xmlns:wpc="http://schemas.microsoft.com/office/word/2010/wordprocessingCanvas" xmlns:cx="http://schemas.microsoft.com/office/drawing/2014/chartex" xmlns:mc="http://schemas.openxmlformats.org/markup-compatibility/2006" xmlns:o="urn:schemas-microsoft-com:office:office" xmlns:r="http://schemas.openxmlformats.org/officeDocument/2006/relationships" xmlns:m="http://schemas.openxmlformats.org/officeDocument/2006/math" xmlns:v="urn:schemas-microsoft-com:vml" xmlns:wp14="http://schemas.microsoft.com/office/word/2010/wordprocessingDrawing" xmlns:wp="http://schemas.openxmlformats.org/drawingml/2006/wordprocessingDrawing" xmlns:w10="urn:schemas-microsoft-com:office:word" xmlns:w="http://schemas.openxmlformats.org/wordprocessingml/2006/main" xmlns:w14="http://schemas.microsoft.com/office/word/2010/wordml" xmlns:w15="http://schemas.microsoft.com/office/word/2012/wordml" xmlns:w16se="http://schemas.microsoft.com/office/word/2015/wordml/symex" xmlns:wpg="http://schemas.microsoft.com/office/word/2010/wordprocessingGroup" xmlns:wpi="http://schemas.microsoft.com/office/word/2010/wordprocessingInk" xmlns:wne="http://schemas.microsoft.com/office/word/2006/wordml" xmlns:wps="http://schemas.microsoft.com/office/word/2010/wordprocessingShape" mc:Ignorable="w14 w15 w16se wp14">
   <w:abstractNum w:abstractNumId="0" w15:restartNumberingAfterBreak="0">
+    <w:nsid w:val="013154FD"/>
+    <w:multiLevelType w:val="multilevel"/>
+    <w:tmpl w:val="5C12ABC8"/>
+    <w:lvl w:ilvl="0">
+      <w:start w:val="1"/>
+      <w:numFmt w:val="bullet"/>
+      <w:lvlText w:val=""/>
+      <w:lvlJc w:val="left"/>
+      <w:pPr>
+        <w:tabs>
+          <w:tab w:val="num" w:pos="720"/>
+        </w:tabs>
+        <w:ind w:left="720" w:hanging="360"/>
+      </w:pPr>
+      <w:rPr>
+        <w:rFonts w:ascii="Symbol" w:hAnsi="Symbol" w:hint="default"/>
+        <w:sz w:val="20"/>
+      </w:rPr>
+    </w:lvl>
+    <w:lvl w:ilvl="1" w:tentative="1">
+      <w:start w:val="1"/>
+      <w:numFmt w:val="bullet"/>
+      <w:lvlText w:val="o"/>
+      <w:lvlJc w:val="left"/>
+      <w:pPr>
+        <w:tabs>
+          <w:tab w:val="num" w:pos="1440"/>
+        </w:tabs>
+        <w:ind w:left="1440" w:hanging="360"/>
+      </w:pPr>
+      <w:rPr>
+        <w:rFonts w:ascii="Courier New" w:hAnsi="Courier New" w:hint="default"/>
+        <w:sz w:val="20"/>
+      </w:rPr>
+    </w:lvl>
+    <w:lvl w:ilvl="2" w:tentative="1">
+      <w:start w:val="1"/>
+      <w:numFmt w:val="bullet"/>
+      <w:lvlText w:val=""/>
+      <w:lvlJc w:val="left"/>
+      <w:pPr>
+        <w:tabs>
+          <w:tab w:val="num" w:pos="2160"/>
+        </w:tabs>
+        <w:ind w:left="2160" w:hanging="360"/>
+      </w:pPr>
+      <w:rPr>
+        <w:rFonts w:ascii="Wingdings" w:hAnsi="Wingdings" w:hint="default"/>
+        <w:sz w:val="20"/>
+      </w:rPr>
+    </w:lvl>
+    <w:lvl w:ilvl="3" w:tentative="1">
+      <w:start w:val="1"/>
+      <w:numFmt w:val="bullet"/>
+      <w:lvlText w:val=""/>
+      <w:lvlJc w:val="left"/>
+      <w:pPr>
+        <w:tabs>
+          <w:tab w:val="num" w:pos="2880"/>
+        </w:tabs>
+        <w:ind w:left="2880" w:hanging="360"/>
+      </w:pPr>
+      <w:rPr>
+        <w:rFonts w:ascii="Wingdings" w:hAnsi="Wingdings" w:hint="default"/>
+        <w:sz w:val="20"/>
+      </w:rPr>
+    </w:lvl>
+    <w:lvl w:ilvl="4" w:tentative="1">
+      <w:start w:val="1"/>
+      <w:numFmt w:val="bullet"/>
+      <w:lvlText w:val=""/>
+      <w:lvlJc w:val="left"/>
+      <w:pPr>
+        <w:tabs>
+          <w:tab w:val="num" w:pos="3600"/>
+        </w:tabs>
+        <w:ind w:left="3600" w:hanging="360"/>
+      </w:pPr>
+      <w:rPr>
+        <w:rFonts w:ascii="Wingdings" w:hAnsi="Wingdings" w:hint="default"/>
+        <w:sz w:val="20"/>
+      </w:rPr>
+    </w:lvl>
+    <w:lvl w:ilvl="5" w:tentative="1">
+      <w:start w:val="1"/>
+      <w:numFmt w:val="bullet"/>
+      <w:lvlText w:val=""/>
+      <w:lvlJc w:val="left"/>
+      <w:pPr>
+        <w:tabs>
+          <w:tab w:val="num" w:pos="4320"/>
+        </w:tabs>
+        <w:ind w:left="4320" w:hanging="360"/>
+      </w:pPr>
+      <w:rPr>
+        <w:rFonts w:ascii="Wingdings" w:hAnsi="Wingdings" w:hint="default"/>
+        <w:sz w:val="20"/>
+      </w:rPr>
+    </w:lvl>
+    <w:lvl w:ilvl="6" w:tentative="1">
+      <w:start w:val="1"/>
+      <w:numFmt w:val="bullet"/>
+      <w:lvlText w:val=""/>
+      <w:lvlJc w:val="left"/>
+      <w:pPr>
+        <w:tabs>
+          <w:tab w:val="num" w:pos="5040"/>
+        </w:tabs>
+        <w:ind w:left="5040" w:hanging="360"/>
+      </w:pPr>
+      <w:rPr>
+        <w:rFonts w:ascii="Wingdings" w:hAnsi="Wingdings" w:hint="default"/>
+        <w:sz w:val="20"/>
+      </w:rPr>
+    </w:lvl>
+    <w:lvl w:ilvl="7" w:tentative="1">
+      <w:start w:val="1"/>
+      <w:numFmt w:val="bullet"/>
+      <w:lvlText w:val=""/>
+      <w:lvlJc w:val="left"/>
+      <w:pPr>
+        <w:tabs>
+          <w:tab w:val="num" w:pos="5760"/>
+        </w:tabs>
+        <w:ind w:left="5760" w:hanging="360"/>
+      </w:pPr>
+      <w:rPr>
+        <w:rFonts w:ascii="Wingdings" w:hAnsi="Wingdings" w:hint="default"/>
+        <w:sz w:val="20"/>
+      </w:rPr>
+    </w:lvl>
+    <w:lvl w:ilvl="8" w:tentative="1">
+      <w:start w:val="1"/>
+      <w:numFmt w:val="bullet"/>
+      <w:lvlText w:val=""/>
+      <w:lvlJc w:val="left"/>
+      <w:pPr>
+        <w:tabs>
+          <w:tab w:val="num" w:pos="6480"/>
+        </w:tabs>
+        <w:ind w:left="6480" w:hanging="360"/>
+      </w:pPr>
+      <w:rPr>
+        <w:rFonts w:ascii="Wingdings" w:hAnsi="Wingdings" w:hint="default"/>
+        <w:sz w:val="20"/>
+      </w:rPr>
+    </w:lvl>
+  </w:abstractNum>
+  <w:abstractNum w:abstractNumId="1" w15:restartNumberingAfterBreak="0">
+    <w:nsid w:val="08677ADF"/>
+    <w:multiLevelType w:val="multilevel"/>
+    <w:tmpl w:val="2ED4EC4E"/>
+    <w:lvl w:ilvl="0">
+      <w:start w:val="1"/>
+      <w:numFmt w:val="bullet"/>
+      <w:lvlText w:val=""/>
+      <w:lvlJc w:val="left"/>
+      <w:pPr>
+        <w:tabs>
+          <w:tab w:val="num" w:pos="720"/>
+        </w:tabs>
+        <w:ind w:left="720" w:hanging="360"/>
+      </w:pPr>
+      <w:rPr>
+        <w:rFonts w:ascii="Symbol" w:hAnsi="Symbol" w:hint="default"/>
+        <w:sz w:val="20"/>
+      </w:rPr>
+    </w:lvl>
+    <w:lvl w:ilvl="1">
+      <w:start w:val="1"/>
+      <w:numFmt w:val="bullet"/>
+      <w:lvlText w:val="o"/>
+      <w:lvlJc w:val="left"/>
+      <w:pPr>
+        <w:tabs>
+          <w:tab w:val="num" w:pos="1440"/>
+        </w:tabs>
+        <w:ind w:left="1440" w:hanging="360"/>
+      </w:pPr>
+      <w:rPr>
+        <w:rFonts w:ascii="Courier New" w:hAnsi="Courier New" w:hint="default"/>
+        <w:sz w:val="20"/>
+      </w:rPr>
+    </w:lvl>
+    <w:lvl w:ilvl="2" w:tentative="1">
+      <w:start w:val="1"/>
+      <w:numFmt w:val="bullet"/>
+      <w:lvlText w:val=""/>
+      <w:lvlJc w:val="left"/>
+      <w:pPr>
+        <w:tabs>
+          <w:tab w:val="num" w:pos="2160"/>
+        </w:tabs>
+        <w:ind w:left="2160" w:hanging="360"/>
+      </w:pPr>
+      <w:rPr>
+        <w:rFonts w:ascii="Wingdings" w:hAnsi="Wingdings" w:hint="default"/>
+        <w:sz w:val="20"/>
+      </w:rPr>
+    </w:lvl>
+    <w:lvl w:ilvl="3" w:tentative="1">
+      <w:start w:val="1"/>
+      <w:numFmt w:val="bullet"/>
+      <w:lvlText w:val=""/>
+      <w:lvlJc w:val="left"/>
+      <w:pPr>
+        <w:tabs>
+          <w:tab w:val="num" w:pos="2880"/>
+        </w:tabs>
+        <w:ind w:left="2880" w:hanging="360"/>
+      </w:pPr>
+      <w:rPr>
+        <w:rFonts w:ascii="Wingdings" w:hAnsi="Wingdings" w:hint="default"/>
+        <w:sz w:val="20"/>
+      </w:rPr>
+    </w:lvl>
+    <w:lvl w:ilvl="4" w:tentative="1">
+      <w:start w:val="1"/>
+      <w:numFmt w:val="bullet"/>
+      <w:lvlText w:val=""/>
+      <w:lvlJc w:val="left"/>
+      <w:pPr>
+        <w:tabs>
+          <w:tab w:val="num" w:pos="3600"/>
+        </w:tabs>
+        <w:ind w:left="3600" w:hanging="360"/>
+      </w:pPr>
+      <w:rPr>
+        <w:rFonts w:ascii="Wingdings" w:hAnsi="Wingdings" w:hint="default"/>
+        <w:sz w:val="20"/>
+      </w:rPr>
+    </w:lvl>
+    <w:lvl w:ilvl="5" w:tentative="1">
+      <w:start w:val="1"/>
+      <w:numFmt w:val="bullet"/>
+      <w:lvlText w:val=""/>
+      <w:lvlJc w:val="left"/>
+      <w:pPr>
+        <w:tabs>
+          <w:tab w:val="num" w:pos="4320"/>
+        </w:tabs>
+        <w:ind w:left="4320" w:hanging="360"/>
+      </w:pPr>
+      <w:rPr>
+        <w:rFonts w:ascii="Wingdings" w:hAnsi="Wingdings" w:hint="default"/>
+        <w:sz w:val="20"/>
+      </w:rPr>
+    </w:lvl>
+    <w:lvl w:ilvl="6" w:tentative="1">
+      <w:start w:val="1"/>
+      <w:numFmt w:val="bullet"/>
+      <w:lvlText w:val=""/>
+      <w:lvlJc w:val="left"/>
+      <w:pPr>
+        <w:tabs>
+          <w:tab w:val="num" w:pos="5040"/>
+        </w:tabs>
+        <w:ind w:left="5040" w:hanging="360"/>
+      </w:pPr>
+      <w:rPr>
+        <w:rFonts w:ascii="Wingdings" w:hAnsi="Wingdings" w:hint="default"/>
+        <w:sz w:val="20"/>
+      </w:rPr>
+    </w:lvl>
+    <w:lvl w:ilvl="7" w:tentative="1">
+      <w:start w:val="1"/>
+      <w:numFmt w:val="bullet"/>
+      <w:lvlText w:val=""/>
+      <w:lvlJc w:val="left"/>
+      <w:pPr>
+        <w:tabs>
+          <w:tab w:val="num" w:pos="5760"/>
+        </w:tabs>
+        <w:ind w:left="5760" w:hanging="360"/>
+      </w:pPr>
+      <w:rPr>
+        <w:rFonts w:ascii="Wingdings" w:hAnsi="Wingdings" w:hint="default"/>
+        <w:sz w:val="20"/>
+      </w:rPr>
+    </w:lvl>
+    <w:lvl w:ilvl="8" w:tentative="1">
+      <w:start w:val="1"/>
+      <w:numFmt w:val="bullet"/>
+      <w:lvlText w:val=""/>
+      <w:lvlJc w:val="left"/>
+      <w:pPr>
+        <w:tabs>
+          <w:tab w:val="num" w:pos="6480"/>
+        </w:tabs>
+        <w:ind w:left="6480" w:hanging="360"/>
+      </w:pPr>
+      <w:rPr>
+        <w:rFonts w:ascii="Wingdings" w:hAnsi="Wingdings" w:hint="default"/>
+        <w:sz w:val="20"/>
+      </w:rPr>
+    </w:lvl>
+  </w:abstractNum>
+  <w:abstractNum w:abstractNumId="2" w15:restartNumberingAfterBreak="0">
     <w:nsid w:val="0A2F6232"/>
     <w:multiLevelType w:val="multilevel"/>
     <w:tmpl w:val="C8109A1E"/>
@@ -2828,7 +3451,7 @@
       </w:rPr>
     </w:lvl>
   </w:abstractNum>
-  <w:abstractNum w:abstractNumId="1" w15:restartNumberingAfterBreak="0">
+  <w:abstractNum w:abstractNumId="3" w15:restartNumberingAfterBreak="0">
     <w:nsid w:val="0D4838EE"/>
     <w:multiLevelType w:val="multilevel"/>
     <w:tmpl w:val="88382FE2"/>
@@ -2977,7 +3600,7 @@
       </w:rPr>
     </w:lvl>
   </w:abstractNum>
-  <w:abstractNum w:abstractNumId="2" w15:restartNumberingAfterBreak="0">
+  <w:abstractNum w:abstractNumId="4" w15:restartNumberingAfterBreak="0">
     <w:nsid w:val="0E620A21"/>
     <w:multiLevelType w:val="multilevel"/>
     <w:tmpl w:val="8202F178"/>
@@ -3126,7 +3749,7 @@
       </w:rPr>
     </w:lvl>
   </w:abstractNum>
-  <w:abstractNum w:abstractNumId="3" w15:restartNumberingAfterBreak="0">
+  <w:abstractNum w:abstractNumId="5" w15:restartNumberingAfterBreak="0">
     <w:nsid w:val="0F6B34B5"/>
     <w:multiLevelType w:val="multilevel"/>
     <w:tmpl w:val="7A266CAA"/>
@@ -3275,7 +3898,7 @@
       </w:rPr>
     </w:lvl>
   </w:abstractNum>
-  <w:abstractNum w:abstractNumId="4" w15:restartNumberingAfterBreak="0">
+  <w:abstractNum w:abstractNumId="6" w15:restartNumberingAfterBreak="0">
     <w:nsid w:val="17100083"/>
     <w:multiLevelType w:val="multilevel"/>
     <w:tmpl w:val="8D94F2A4"/>
@@ -3424,7 +4047,156 @@
       </w:rPr>
     </w:lvl>
   </w:abstractNum>
-  <w:abstractNum w:abstractNumId="5" w15:restartNumberingAfterBreak="0">
+  <w:abstractNum w:abstractNumId="7" w15:restartNumberingAfterBreak="0">
+    <w:nsid w:val="17C803B7"/>
+    <w:multiLevelType w:val="multilevel"/>
+    <w:tmpl w:val="49967CCE"/>
+    <w:lvl w:ilvl="0">
+      <w:start w:val="1"/>
+      <w:numFmt w:val="bullet"/>
+      <w:lvlText w:val=""/>
+      <w:lvlJc w:val="left"/>
+      <w:pPr>
+        <w:tabs>
+          <w:tab w:val="num" w:pos="720"/>
+        </w:tabs>
+        <w:ind w:left="720" w:hanging="360"/>
+      </w:pPr>
+      <w:rPr>
+        <w:rFonts w:ascii="Symbol" w:hAnsi="Symbol" w:hint="default"/>
+        <w:sz w:val="20"/>
+      </w:rPr>
+    </w:lvl>
+    <w:lvl w:ilvl="1" w:tentative="1">
+      <w:start w:val="1"/>
+      <w:numFmt w:val="bullet"/>
+      <w:lvlText w:val="o"/>
+      <w:lvlJc w:val="left"/>
+      <w:pPr>
+        <w:tabs>
+          <w:tab w:val="num" w:pos="1440"/>
+        </w:tabs>
+        <w:ind w:left="1440" w:hanging="360"/>
+      </w:pPr>
+      <w:rPr>
+        <w:rFonts w:ascii="Courier New" w:hAnsi="Courier New" w:hint="default"/>
+        <w:sz w:val="20"/>
+      </w:rPr>
+    </w:lvl>
+    <w:lvl w:ilvl="2" w:tentative="1">
+      <w:start w:val="1"/>
+      <w:numFmt w:val="bullet"/>
+      <w:lvlText w:val=""/>
+      <w:lvlJc w:val="left"/>
+      <w:pPr>
+        <w:tabs>
+          <w:tab w:val="num" w:pos="2160"/>
+        </w:tabs>
+        <w:ind w:left="2160" w:hanging="360"/>
+      </w:pPr>
+      <w:rPr>
+        <w:rFonts w:ascii="Wingdings" w:hAnsi="Wingdings" w:hint="default"/>
+        <w:sz w:val="20"/>
+      </w:rPr>
+    </w:lvl>
+    <w:lvl w:ilvl="3" w:tentative="1">
+      <w:start w:val="1"/>
+      <w:numFmt w:val="bullet"/>
+      <w:lvlText w:val=""/>
+      <w:lvlJc w:val="left"/>
+      <w:pPr>
+        <w:tabs>
+          <w:tab w:val="num" w:pos="2880"/>
+        </w:tabs>
+        <w:ind w:left="2880" w:hanging="360"/>
+      </w:pPr>
+      <w:rPr>
+        <w:rFonts w:ascii="Wingdings" w:hAnsi="Wingdings" w:hint="default"/>
+        <w:sz w:val="20"/>
+      </w:rPr>
+    </w:lvl>
+    <w:lvl w:ilvl="4" w:tentative="1">
+      <w:start w:val="1"/>
+      <w:numFmt w:val="bullet"/>
+      <w:lvlText w:val=""/>
+      <w:lvlJc w:val="left"/>
+      <w:pPr>
+        <w:tabs>
+          <w:tab w:val="num" w:pos="3600"/>
+        </w:tabs>
+        <w:ind w:left="3600" w:hanging="360"/>
+      </w:pPr>
+      <w:rPr>
+        <w:rFonts w:ascii="Wingdings" w:hAnsi="Wingdings" w:hint="default"/>
+        <w:sz w:val="20"/>
+      </w:rPr>
+    </w:lvl>
+    <w:lvl w:ilvl="5" w:tentative="1">
+      <w:start w:val="1"/>
+      <w:numFmt w:val="bullet"/>
+      <w:lvlText w:val=""/>
+      <w:lvlJc w:val="left"/>
+      <w:pPr>
+        <w:tabs>
+          <w:tab w:val="num" w:pos="4320"/>
+        </w:tabs>
+        <w:ind w:left="4320" w:hanging="360"/>
+      </w:pPr>
+      <w:rPr>
+        <w:rFonts w:ascii="Wingdings" w:hAnsi="Wingdings" w:hint="default"/>
+        <w:sz w:val="20"/>
+      </w:rPr>
+    </w:lvl>
+    <w:lvl w:ilvl="6" w:tentative="1">
+      <w:start w:val="1"/>
+      <w:numFmt w:val="bullet"/>
+      <w:lvlText w:val=""/>
+      <w:lvlJc w:val="left"/>
+      <w:pPr>
+        <w:tabs>
+          <w:tab w:val="num" w:pos="5040"/>
+        </w:tabs>
+        <w:ind w:left="5040" w:hanging="360"/>
+      </w:pPr>
+      <w:rPr>
+        <w:rFonts w:ascii="Wingdings" w:hAnsi="Wingdings" w:hint="default"/>
+        <w:sz w:val="20"/>
+      </w:rPr>
+    </w:lvl>
+    <w:lvl w:ilvl="7" w:tentative="1">
+      <w:start w:val="1"/>
+      <w:numFmt w:val="bullet"/>
+      <w:lvlText w:val=""/>
+      <w:lvlJc w:val="left"/>
+      <w:pPr>
+        <w:tabs>
+          <w:tab w:val="num" w:pos="5760"/>
+        </w:tabs>
+        <w:ind w:left="5760" w:hanging="360"/>
+      </w:pPr>
+      <w:rPr>
+        <w:rFonts w:ascii="Wingdings" w:hAnsi="Wingdings" w:hint="default"/>
+        <w:sz w:val="20"/>
+      </w:rPr>
+    </w:lvl>
+    <w:lvl w:ilvl="8" w:tentative="1">
+      <w:start w:val="1"/>
+      <w:numFmt w:val="bullet"/>
+      <w:lvlText w:val=""/>
+      <w:lvlJc w:val="left"/>
+      <w:pPr>
+        <w:tabs>
+          <w:tab w:val="num" w:pos="6480"/>
+        </w:tabs>
+        <w:ind w:left="6480" w:hanging="360"/>
+      </w:pPr>
+      <w:rPr>
+        <w:rFonts w:ascii="Wingdings" w:hAnsi="Wingdings" w:hint="default"/>
+        <w:sz w:val="20"/>
+      </w:rPr>
+    </w:lvl>
+  </w:abstractNum>
+  <w:abstractNum w:abstractNumId="8" w15:restartNumberingAfterBreak="0">
     <w:nsid w:val="1BA54A53"/>
     <w:multiLevelType w:val="multilevel"/>
     <w:tmpl w:val="4612867E"/>
@@ -3537,7 +4309,7 @@
       </w:pPr>
     </w:lvl>
   </w:abstractNum>
-  <w:abstractNum w:abstractNumId="6" w15:restartNumberingAfterBreak="0">
+  <w:abstractNum w:abstractNumId="9" w15:restartNumberingAfterBreak="0">
     <w:nsid w:val="1BFE284C"/>
     <w:multiLevelType w:val="multilevel"/>
     <w:tmpl w:val="524EF916"/>
@@ -3686,7 +4458,7 @@
       </w:rPr>
     </w:lvl>
   </w:abstractNum>
-  <w:abstractNum w:abstractNumId="7" w15:restartNumberingAfterBreak="0">
+  <w:abstractNum w:abstractNumId="10" w15:restartNumberingAfterBreak="0">
     <w:nsid w:val="1FEF5756"/>
     <w:multiLevelType w:val="multilevel"/>
     <w:tmpl w:val="9FEED6DA"/>
@@ -3835,7 +4607,7 @@
       </w:rPr>
     </w:lvl>
   </w:abstractNum>
-  <w:abstractNum w:abstractNumId="8" w15:restartNumberingAfterBreak="0">
+  <w:abstractNum w:abstractNumId="11" w15:restartNumberingAfterBreak="0">
     <w:nsid w:val="21893A0A"/>
     <w:multiLevelType w:val="multilevel"/>
     <w:tmpl w:val="B192CD78"/>
@@ -3984,7 +4756,7 @@
       </w:rPr>
     </w:lvl>
   </w:abstractNum>
-  <w:abstractNum w:abstractNumId="9" w15:restartNumberingAfterBreak="0">
+  <w:abstractNum w:abstractNumId="12" w15:restartNumberingAfterBreak="0">
     <w:nsid w:val="23E8403D"/>
     <w:multiLevelType w:val="multilevel"/>
     <w:tmpl w:val="388A688C"/>
@@ -4133,7 +4905,7 @@
       </w:rPr>
     </w:lvl>
   </w:abstractNum>
-  <w:abstractNum w:abstractNumId="10" w15:restartNumberingAfterBreak="0">
+  <w:abstractNum w:abstractNumId="13" w15:restartNumberingAfterBreak="0">
     <w:nsid w:val="2955620D"/>
     <w:multiLevelType w:val="multilevel"/>
     <w:tmpl w:val="B63E1EAC"/>
@@ -4282,7 +5054,7 @@
       </w:rPr>
     </w:lvl>
   </w:abstractNum>
-  <w:abstractNum w:abstractNumId="11" w15:restartNumberingAfterBreak="0">
+  <w:abstractNum w:abstractNumId="14" w15:restartNumberingAfterBreak="0">
     <w:nsid w:val="31B948A4"/>
     <w:multiLevelType w:val="multilevel"/>
     <w:tmpl w:val="06DC64A6"/>
@@ -4431,7 +5203,7 @@
       </w:rPr>
     </w:lvl>
   </w:abstractNum>
-  <w:abstractNum w:abstractNumId="12" w15:restartNumberingAfterBreak="0">
+  <w:abstractNum w:abstractNumId="15" w15:restartNumberingAfterBreak="0">
     <w:nsid w:val="35F10E6A"/>
     <w:multiLevelType w:val="multilevel"/>
     <w:tmpl w:val="7668EB2C"/>
@@ -4580,7 +5352,7 @@
       </w:rPr>
     </w:lvl>
   </w:abstractNum>
-  <w:abstractNum w:abstractNumId="13" w15:restartNumberingAfterBreak="0">
+  <w:abstractNum w:abstractNumId="16" w15:restartNumberingAfterBreak="0">
     <w:nsid w:val="365A4F16"/>
     <w:multiLevelType w:val="multilevel"/>
     <w:tmpl w:val="657233D0"/>
@@ -4729,7 +5501,7 @@
       </w:rPr>
     </w:lvl>
   </w:abstractNum>
-  <w:abstractNum w:abstractNumId="14" w15:restartNumberingAfterBreak="0">
+  <w:abstractNum w:abstractNumId="17" w15:restartNumberingAfterBreak="0">
     <w:nsid w:val="383916B1"/>
     <w:multiLevelType w:val="multilevel"/>
     <w:tmpl w:val="6CA21336"/>
@@ -4878,7 +5650,7 @@
       </w:rPr>
     </w:lvl>
   </w:abstractNum>
-  <w:abstractNum w:abstractNumId="15" w15:restartNumberingAfterBreak="0">
+  <w:abstractNum w:abstractNumId="18" w15:restartNumberingAfterBreak="0">
     <w:nsid w:val="43F72404"/>
     <w:multiLevelType w:val="multilevel"/>
     <w:tmpl w:val="C566828A"/>
@@ -5027,7 +5799,7 @@
       </w:rPr>
     </w:lvl>
   </w:abstractNum>
-  <w:abstractNum w:abstractNumId="16" w15:restartNumberingAfterBreak="0">
+  <w:abstractNum w:abstractNumId="19" w15:restartNumberingAfterBreak="0">
     <w:nsid w:val="46043C1A"/>
     <w:multiLevelType w:val="multilevel"/>
     <w:tmpl w:val="F3222646"/>
@@ -5176,7 +5948,7 @@
       </w:rPr>
     </w:lvl>
   </w:abstractNum>
-  <w:abstractNum w:abstractNumId="17" w15:restartNumberingAfterBreak="0">
+  <w:abstractNum w:abstractNumId="20" w15:restartNumberingAfterBreak="0">
     <w:nsid w:val="484959E9"/>
     <w:multiLevelType w:val="multilevel"/>
     <w:tmpl w:val="1CB8099C"/>
@@ -5325,7 +6097,7 @@
       </w:rPr>
     </w:lvl>
   </w:abstractNum>
-  <w:abstractNum w:abstractNumId="18" w15:restartNumberingAfterBreak="0">
+  <w:abstractNum w:abstractNumId="21" w15:restartNumberingAfterBreak="0">
     <w:nsid w:val="48FC2351"/>
     <w:multiLevelType w:val="multilevel"/>
     <w:tmpl w:val="1AA0B728"/>
@@ -5474,7 +6246,7 @@
       </w:rPr>
     </w:lvl>
   </w:abstractNum>
-  <w:abstractNum w:abstractNumId="19" w15:restartNumberingAfterBreak="0">
+  <w:abstractNum w:abstractNumId="22" w15:restartNumberingAfterBreak="0">
     <w:nsid w:val="4B703F60"/>
     <w:multiLevelType w:val="multilevel"/>
     <w:tmpl w:val="F7D6893A"/>
@@ -5623,7 +6395,156 @@
       </w:rPr>
     </w:lvl>
   </w:abstractNum>
-  <w:abstractNum w:abstractNumId="20" w15:restartNumberingAfterBreak="0">
+  <w:abstractNum w:abstractNumId="23" w15:restartNumberingAfterBreak="0">
+    <w:nsid w:val="54E81964"/>
+    <w:multiLevelType w:val="multilevel"/>
+    <w:tmpl w:val="8FCE3DAA"/>
+    <w:lvl w:ilvl="0">
+      <w:start w:val="1"/>
+      <w:numFmt w:val="bullet"/>
+      <w:lvlText w:val=""/>
+      <w:lvlJc w:val="left"/>
+      <w:pPr>
+        <w:tabs>
+          <w:tab w:val="num" w:pos="720"/>
+        </w:tabs>
+        <w:ind w:left="720" w:hanging="360"/>
+      </w:pPr>
+      <w:rPr>
+        <w:rFonts w:ascii="Symbol" w:hAnsi="Symbol" w:hint="default"/>
+        <w:sz w:val="20"/>
+      </w:rPr>
+    </w:lvl>
+    <w:lvl w:ilvl="1">
+      <w:start w:val="1"/>
+      <w:numFmt w:val="bullet"/>
+      <w:lvlText w:val="o"/>
+      <w:lvlJc w:val="left"/>
+      <w:pPr>
+        <w:tabs>
+          <w:tab w:val="num" w:pos="1440"/>
+        </w:tabs>
+        <w:ind w:left="1440" w:hanging="360"/>
+      </w:pPr>
+      <w:rPr>
+        <w:rFonts w:ascii="Courier New" w:hAnsi="Courier New" w:hint="default"/>
+        <w:sz w:val="20"/>
+      </w:rPr>
+    </w:lvl>
+    <w:lvl w:ilvl="2" w:tentative="1">
+      <w:start w:val="1"/>
+      <w:numFmt w:val="bullet"/>
+      <w:lvlText w:val=""/>
+      <w:lvlJc w:val="left"/>
+      <w:pPr>
+        <w:tabs>
+          <w:tab w:val="num" w:pos="2160"/>
+        </w:tabs>
+        <w:ind w:left="2160" w:hanging="360"/>
+      </w:pPr>
+      <w:rPr>
+        <w:rFonts w:ascii="Wingdings" w:hAnsi="Wingdings" w:hint="default"/>
+        <w:sz w:val="20"/>
+      </w:rPr>
+    </w:lvl>
+    <w:lvl w:ilvl="3" w:tentative="1">
+      <w:start w:val="1"/>
+      <w:numFmt w:val="bullet"/>
+      <w:lvlText w:val=""/>
+      <w:lvlJc w:val="left"/>
+      <w:pPr>
+        <w:tabs>
+          <w:tab w:val="num" w:pos="2880"/>
+        </w:tabs>
+        <w:ind w:left="2880" w:hanging="360"/>
+      </w:pPr>
+      <w:rPr>
+        <w:rFonts w:ascii="Wingdings" w:hAnsi="Wingdings" w:hint="default"/>
+        <w:sz w:val="20"/>
+      </w:rPr>
+    </w:lvl>
+    <w:lvl w:ilvl="4" w:tentative="1">
+      <w:start w:val="1"/>
+      <w:numFmt w:val="bullet"/>
+      <w:lvlText w:val=""/>
+      <w:lvlJc w:val="left"/>
+      <w:pPr>
+        <w:tabs>
+          <w:tab w:val="num" w:pos="3600"/>
+        </w:tabs>
+        <w:ind w:left="3600" w:hanging="360"/>
+      </w:pPr>
+      <w:rPr>
+        <w:rFonts w:ascii="Wingdings" w:hAnsi="Wingdings" w:hint="default"/>
+        <w:sz w:val="20"/>
+      </w:rPr>
+    </w:lvl>
+    <w:lvl w:ilvl="5" w:tentative="1">
+      <w:start w:val="1"/>
+      <w:numFmt w:val="bullet"/>
+      <w:lvlText w:val=""/>
+      <w:lvlJc w:val="left"/>
+      <w:pPr>
+        <w:tabs>
+          <w:tab w:val="num" w:pos="4320"/>
+        </w:tabs>
+        <w:ind w:left="4320" w:hanging="360"/>
+      </w:pPr>
+      <w:rPr>
+        <w:rFonts w:ascii="Wingdings" w:hAnsi="Wingdings" w:hint="default"/>
+        <w:sz w:val="20"/>
+      </w:rPr>
+    </w:lvl>
+    <w:lvl w:ilvl="6" w:tentative="1">
+      <w:start w:val="1"/>
+      <w:numFmt w:val="bullet"/>
+      <w:lvlText w:val=""/>
+      <w:lvlJc w:val="left"/>
+      <w:pPr>
+        <w:tabs>
+          <w:tab w:val="num" w:pos="5040"/>
+        </w:tabs>
+        <w:ind w:left="5040" w:hanging="360"/>
+      </w:pPr>
+      <w:rPr>
+        <w:rFonts w:ascii="Wingdings" w:hAnsi="Wingdings" w:hint="default"/>
+        <w:sz w:val="20"/>
+      </w:rPr>
+    </w:lvl>
+    <w:lvl w:ilvl="7" w:tentative="1">
+      <w:start w:val="1"/>
+      <w:numFmt w:val="bullet"/>
+      <w:lvlText w:val=""/>
+      <w:lvlJc w:val="left"/>
+      <w:pPr>
+        <w:tabs>
+          <w:tab w:val="num" w:pos="5760"/>
+        </w:tabs>
+        <w:ind w:left="5760" w:hanging="360"/>
+      </w:pPr>
+      <w:rPr>
+        <w:rFonts w:ascii="Wingdings" w:hAnsi="Wingdings" w:hint="default"/>
+        <w:sz w:val="20"/>
+      </w:rPr>
+    </w:lvl>
+    <w:lvl w:ilvl="8" w:tentative="1">
+      <w:start w:val="1"/>
+      <w:numFmt w:val="bullet"/>
+      <w:lvlText w:val=""/>
+      <w:lvlJc w:val="left"/>
+      <w:pPr>
+        <w:tabs>
+          <w:tab w:val="num" w:pos="6480"/>
+        </w:tabs>
+        <w:ind w:left="6480" w:hanging="360"/>
+      </w:pPr>
+      <w:rPr>
+        <w:rFonts w:ascii="Wingdings" w:hAnsi="Wingdings" w:hint="default"/>
+        <w:sz w:val="20"/>
+      </w:rPr>
+    </w:lvl>
+  </w:abstractNum>
+  <w:abstractNum w:abstractNumId="24" w15:restartNumberingAfterBreak="0">
     <w:nsid w:val="575518D8"/>
     <w:multiLevelType w:val="multilevel"/>
     <w:tmpl w:val="9D8C8972"/>
@@ -5772,7 +6693,156 @@
       </w:rPr>
     </w:lvl>
   </w:abstractNum>
-  <w:abstractNum w:abstractNumId="21" w15:restartNumberingAfterBreak="0">
+  <w:abstractNum w:abstractNumId="25" w15:restartNumberingAfterBreak="0">
+    <w:nsid w:val="57D00E17"/>
+    <w:multiLevelType w:val="multilevel"/>
+    <w:tmpl w:val="55A85EB2"/>
+    <w:lvl w:ilvl="0">
+      <w:start w:val="1"/>
+      <w:numFmt w:val="bullet"/>
+      <w:lvlText w:val=""/>
+      <w:lvlJc w:val="left"/>
+      <w:pPr>
+        <w:tabs>
+          <w:tab w:val="num" w:pos="720"/>
+        </w:tabs>
+        <w:ind w:left="720" w:hanging="360"/>
+      </w:pPr>
+      <w:rPr>
+        <w:rFonts w:ascii="Symbol" w:hAnsi="Symbol" w:hint="default"/>
+        <w:sz w:val="20"/>
+      </w:rPr>
+    </w:lvl>
+    <w:lvl w:ilvl="1" w:tentative="1">
+      <w:start w:val="1"/>
+      <w:numFmt w:val="bullet"/>
+      <w:lvlText w:val="o"/>
+      <w:lvlJc w:val="left"/>
+      <w:pPr>
+        <w:tabs>
+          <w:tab w:val="num" w:pos="1440"/>
+        </w:tabs>
+        <w:ind w:left="1440" w:hanging="360"/>
+      </w:pPr>
+      <w:rPr>
+        <w:rFonts w:ascii="Courier New" w:hAnsi="Courier New" w:hint="default"/>
+        <w:sz w:val="20"/>
+      </w:rPr>
+    </w:lvl>
+    <w:lvl w:ilvl="2" w:tentative="1">
+      <w:start w:val="1"/>
+      <w:numFmt w:val="bullet"/>
+      <w:lvlText w:val=""/>
+      <w:lvlJc w:val="left"/>
+      <w:pPr>
+        <w:tabs>
+          <w:tab w:val="num" w:pos="2160"/>
+        </w:tabs>
+        <w:ind w:left="2160" w:hanging="360"/>
+      </w:pPr>
+      <w:rPr>
+        <w:rFonts w:ascii="Wingdings" w:hAnsi="Wingdings" w:hint="default"/>
+        <w:sz w:val="20"/>
+      </w:rPr>
+    </w:lvl>
+    <w:lvl w:ilvl="3" w:tentative="1">
+      <w:start w:val="1"/>
+      <w:numFmt w:val="bullet"/>
+      <w:lvlText w:val=""/>
+      <w:lvlJc w:val="left"/>
+      <w:pPr>
+        <w:tabs>
+          <w:tab w:val="num" w:pos="2880"/>
+        </w:tabs>
+        <w:ind w:left="2880" w:hanging="360"/>
+      </w:pPr>
+      <w:rPr>
+        <w:rFonts w:ascii="Wingdings" w:hAnsi="Wingdings" w:hint="default"/>
+        <w:sz w:val="20"/>
+      </w:rPr>
+    </w:lvl>
+    <w:lvl w:ilvl="4" w:tentative="1">
+      <w:start w:val="1"/>
+      <w:numFmt w:val="bullet"/>
+      <w:lvlText w:val=""/>
+      <w:lvlJc w:val="left"/>
+      <w:pPr>
+        <w:tabs>
+          <w:tab w:val="num" w:pos="3600"/>
+        </w:tabs>
+        <w:ind w:left="3600" w:hanging="360"/>
+      </w:pPr>
+      <w:rPr>
+        <w:rFonts w:ascii="Wingdings" w:hAnsi="Wingdings" w:hint="default"/>
+        <w:sz w:val="20"/>
+      </w:rPr>
+    </w:lvl>
+    <w:lvl w:ilvl="5" w:tentative="1">
+      <w:start w:val="1"/>
+      <w:numFmt w:val="bullet"/>
+      <w:lvlText w:val=""/>
+      <w:lvlJc w:val="left"/>
+      <w:pPr>
+        <w:tabs>
+          <w:tab w:val="num" w:pos="4320"/>
+        </w:tabs>
+        <w:ind w:left="4320" w:hanging="360"/>
+      </w:pPr>
+      <w:rPr>
+        <w:rFonts w:ascii="Wingdings" w:hAnsi="Wingdings" w:hint="default"/>
+        <w:sz w:val="20"/>
+      </w:rPr>
+    </w:lvl>
+    <w:lvl w:ilvl="6" w:tentative="1">
+      <w:start w:val="1"/>
+      <w:numFmt w:val="bullet"/>
+      <w:lvlText w:val=""/>
+      <w:lvlJc w:val="left"/>
+      <w:pPr>
+        <w:tabs>
+          <w:tab w:val="num" w:pos="5040"/>
+        </w:tabs>
+        <w:ind w:left="5040" w:hanging="360"/>
+      </w:pPr>
+      <w:rPr>
+        <w:rFonts w:ascii="Wingdings" w:hAnsi="Wingdings" w:hint="default"/>
+        <w:sz w:val="20"/>
+      </w:rPr>
+    </w:lvl>
+    <w:lvl w:ilvl="7" w:tentative="1">
+      <w:start w:val="1"/>
+      <w:numFmt w:val="bullet"/>
+      <w:lvlText w:val=""/>
+      <w:lvlJc w:val="left"/>
+      <w:pPr>
+        <w:tabs>
+          <w:tab w:val="num" w:pos="5760"/>
+        </w:tabs>
+        <w:ind w:left="5760" w:hanging="360"/>
+      </w:pPr>
+      <w:rPr>
+        <w:rFonts w:ascii="Wingdings" w:hAnsi="Wingdings" w:hint="default"/>
+        <w:sz w:val="20"/>
+      </w:rPr>
+    </w:lvl>
+    <w:lvl w:ilvl="8" w:tentative="1">
+      <w:start w:val="1"/>
+      <w:numFmt w:val="bullet"/>
+      <w:lvlText w:val=""/>
+      <w:lvlJc w:val="left"/>
+      <w:pPr>
+        <w:tabs>
+          <w:tab w:val="num" w:pos="6480"/>
+        </w:tabs>
+        <w:ind w:left="6480" w:hanging="360"/>
+      </w:pPr>
+      <w:rPr>
+        <w:rFonts w:ascii="Wingdings" w:hAnsi="Wingdings" w:hint="default"/>
+        <w:sz w:val="20"/>
+      </w:rPr>
+    </w:lvl>
+  </w:abstractNum>
+  <w:abstractNum w:abstractNumId="26" w15:restartNumberingAfterBreak="0">
     <w:nsid w:val="605E4F6E"/>
     <w:multiLevelType w:val="multilevel"/>
     <w:tmpl w:val="029C7A7C"/>
@@ -5921,7 +6991,7 @@
       </w:rPr>
     </w:lvl>
   </w:abstractNum>
-  <w:abstractNum w:abstractNumId="22" w15:restartNumberingAfterBreak="0">
+  <w:abstractNum w:abstractNumId="27" w15:restartNumberingAfterBreak="0">
     <w:nsid w:val="67BD7AC0"/>
     <w:multiLevelType w:val="multilevel"/>
     <w:tmpl w:val="DF1CE2A8"/>
@@ -6070,7 +7140,7 @@
       </w:rPr>
     </w:lvl>
   </w:abstractNum>
-  <w:abstractNum w:abstractNumId="23" w15:restartNumberingAfterBreak="0">
+  <w:abstractNum w:abstractNumId="28" w15:restartNumberingAfterBreak="0">
     <w:nsid w:val="6E8532F3"/>
     <w:multiLevelType w:val="multilevel"/>
     <w:tmpl w:val="A000A2D6"/>
@@ -6219,7 +7289,7 @@
       </w:rPr>
     </w:lvl>
   </w:abstractNum>
-  <w:abstractNum w:abstractNumId="24" w15:restartNumberingAfterBreak="0">
+  <w:abstractNum w:abstractNumId="29" w15:restartNumberingAfterBreak="0">
     <w:nsid w:val="73443832"/>
     <w:multiLevelType w:val="multilevel"/>
     <w:tmpl w:val="0CE05C7C"/>
@@ -6368,7 +7438,7 @@
       </w:rPr>
     </w:lvl>
   </w:abstractNum>
-  <w:abstractNum w:abstractNumId="25" w15:restartNumberingAfterBreak="0">
+  <w:abstractNum w:abstractNumId="30" w15:restartNumberingAfterBreak="0">
     <w:nsid w:val="7DEC2CD9"/>
     <w:multiLevelType w:val="multilevel"/>
     <w:tmpl w:val="7352AA6A"/>
@@ -6518,82 +7588,97 @@
     </w:lvl>
   </w:abstractNum>
   <w:num w:numId="1">
+    <w:abstractNumId w:val="5"/>
+  </w:num>
+  <w:num w:numId="2">
+    <w:abstractNumId w:val="8"/>
+  </w:num>
+  <w:num w:numId="3">
+    <w:abstractNumId w:val="14"/>
+  </w:num>
+  <w:num w:numId="4">
+    <w:abstractNumId w:val="15"/>
+  </w:num>
+  <w:num w:numId="5">
+    <w:abstractNumId w:val="19"/>
+  </w:num>
+  <w:num w:numId="6">
+    <w:abstractNumId w:val="20"/>
+  </w:num>
+  <w:num w:numId="7">
+    <w:abstractNumId w:val="27"/>
+  </w:num>
+  <w:num w:numId="8">
+    <w:abstractNumId w:val="26"/>
+  </w:num>
+  <w:num w:numId="9">
+    <w:abstractNumId w:val="17"/>
+  </w:num>
+  <w:num w:numId="10">
+    <w:abstractNumId w:val="24"/>
+  </w:num>
+  <w:num w:numId="11">
+    <w:abstractNumId w:val="12"/>
+  </w:num>
+  <w:num w:numId="12">
+    <w:abstractNumId w:val="21"/>
+  </w:num>
+  <w:num w:numId="13">
+    <w:abstractNumId w:val="30"/>
+  </w:num>
+  <w:num w:numId="14">
+    <w:abstractNumId w:val="11"/>
+  </w:num>
+  <w:num w:numId="15">
+    <w:abstractNumId w:val="9"/>
+  </w:num>
+  <w:num w:numId="16">
+    <w:abstractNumId w:val="18"/>
+  </w:num>
+  <w:num w:numId="17">
+    <w:abstractNumId w:val="10"/>
+  </w:num>
+  <w:num w:numId="18">
+    <w:abstractNumId w:val="29"/>
+  </w:num>
+  <w:num w:numId="19">
+    <w:abstractNumId w:val="22"/>
+  </w:num>
+  <w:num w:numId="20">
+    <w:abstractNumId w:val="28"/>
+  </w:num>
+  <w:num w:numId="21">
     <w:abstractNumId w:val="3"/>
   </w:num>
-  <w:num w:numId="2">
-    <w:abstractNumId w:val="5"/>
-  </w:num>
-  <w:num w:numId="3">
-    <w:abstractNumId w:val="11"/>
-  </w:num>
-  <w:num w:numId="4">
-    <w:abstractNumId w:val="12"/>
-  </w:num>
-  <w:num w:numId="5">
+  <w:num w:numId="22">
     <w:abstractNumId w:val="16"/>
   </w:num>
-  <w:num w:numId="6">
-    <w:abstractNumId w:val="17"/>
+  <w:num w:numId="23">
+    <w:abstractNumId w:val="6"/>
   </w:num>
-  <w:num w:numId="7">
-    <w:abstractNumId w:val="22"/>
+  <w:num w:numId="24">
+    <w:abstractNumId w:val="13"/>
   </w:num>
-  <w:num w:numId="8">
-    <w:abstractNumId w:val="21"/>
+  <w:num w:numId="25">
+    <w:abstractNumId w:val="2"/>
   </w:num>
-  <w:num w:numId="9">
-    <w:abstractNumId w:val="14"/>
+  <w:num w:numId="26">
+    <w:abstractNumId w:val="4"/>
   </w:num>
-  <w:num w:numId="10">
-    <w:abstractNumId w:val="20"/>
+  <w:num w:numId="27">
+    <w:abstractNumId w:val="23"/>
   </w:num>
-  <w:num w:numId="11">
-    <w:abstractNumId w:val="9"/>
+  <w:num w:numId="28">
+    <w:abstractNumId w:val="0"/>
   </w:num>
-  <w:num w:numId="12">
-    <w:abstractNumId w:val="18"/>
-  </w:num>
-  <w:num w:numId="13">
+  <w:num w:numId="29">
     <w:abstractNumId w:val="25"/>
   </w:num>
-  <w:num w:numId="14">
-    <w:abstractNumId w:val="8"/>
-  </w:num>
-  <w:num w:numId="15">
-    <w:abstractNumId w:val="6"/>
-  </w:num>
-  <w:num w:numId="16">
-    <w:abstractNumId w:val="15"/>
-  </w:num>
-  <w:num w:numId="17">
-    <w:abstractNumId w:val="7"/>
-  </w:num>
-  <w:num w:numId="18">
-    <w:abstractNumId w:val="24"/>
-  </w:num>
-  <w:num w:numId="19">
-    <w:abstractNumId w:val="19"/>
-  </w:num>
-  <w:num w:numId="20">
-    <w:abstractNumId w:val="23"/>
-  </w:num>
-  <w:num w:numId="21">
+  <w:num w:numId="30">
     <w:abstractNumId w:val="1"/>
   </w:num>
-  <w:num w:numId="22">
-    <w:abstractNumId w:val="13"/>
-  </w:num>
-  <w:num w:numId="23">
-    <w:abstractNumId w:val="4"/>
-  </w:num>
-  <w:num w:numId="24">
-    <w:abstractNumId w:val="10"/>
-  </w:num>
-  <w:num w:numId="25">
-    <w:abstractNumId w:val="0"/>
-  </w:num>
-  <w:num w:numId="26">
-    <w:abstractNumId w:val="2"/>
+  <w:num w:numId="31">
+    <w:abstractNumId w:val="7"/>
   </w:num>
 </w:numbering>
 </file>

--- a/docs/04_System_Architecture.docx
+++ b/docs/04_System_Architecture.docx
@@ -7,6 +7,7 @@
         <w:spacing w:before="100" w:beforeAutospacing="1" w:after="100" w:afterAutospacing="1" w:line="240" w:lineRule="auto"/>
         <w:rPr>
           <w:rFonts w:ascii="Times New Roman" w:eastAsia="Times New Roman" w:hAnsi="Times New Roman" w:cs="Times New Roman"/>
+          <w:color w:val="000000" w:themeColor="text1"/>
           <w:sz w:val="24"/>
           <w:szCs w:val="24"/>
         </w:rPr>
@@ -16,6 +17,7 @@
           <w:rFonts w:ascii="Times New Roman" w:eastAsia="Times New Roman" w:hAnsi="Times New Roman" w:cs="Times New Roman"/>
           <w:b/>
           <w:bCs/>
+          <w:color w:val="000000" w:themeColor="text1"/>
           <w:sz w:val="24"/>
           <w:szCs w:val="24"/>
         </w:rPr>
@@ -24,6 +26,7 @@
       <w:r>
         <w:rPr>
           <w:rFonts w:ascii="Times New Roman" w:eastAsia="Times New Roman" w:hAnsi="Times New Roman" w:cs="Times New Roman"/>
+          <w:color w:val="000000" w:themeColor="text1"/>
           <w:sz w:val="24"/>
           <w:szCs w:val="24"/>
         </w:rPr>
@@ -38,6 +41,7 @@
           <w:rFonts w:ascii="Times New Roman" w:eastAsia="Times New Roman" w:hAnsi="Times New Roman" w:cs="Times New Roman"/>
           <w:b/>
           <w:bCs/>
+          <w:color w:val="000000" w:themeColor="text1"/>
           <w:sz w:val="24"/>
           <w:szCs w:val="24"/>
         </w:rPr>
@@ -47,6 +51,7 @@
           <w:rFonts w:ascii="Times New Roman" w:eastAsia="Times New Roman" w:hAnsi="Times New Roman" w:cs="Times New Roman"/>
           <w:b/>
           <w:bCs/>
+          <w:color w:val="000000" w:themeColor="text1"/>
           <w:sz w:val="24"/>
           <w:szCs w:val="24"/>
         </w:rPr>
@@ -58,6 +63,7 @@
         <w:spacing w:before="100" w:beforeAutospacing="1" w:after="100" w:afterAutospacing="1" w:line="240" w:lineRule="auto"/>
         <w:rPr>
           <w:rFonts w:ascii="Times New Roman" w:eastAsia="Times New Roman" w:hAnsi="Times New Roman" w:cs="Times New Roman"/>
+          <w:color w:val="000000" w:themeColor="text1"/>
           <w:sz w:val="24"/>
           <w:szCs w:val="24"/>
         </w:rPr>
@@ -65,6 +71,7 @@
       <w:r>
         <w:rPr>
           <w:rFonts w:ascii="Times New Roman" w:eastAsia="Times New Roman" w:hAnsi="Times New Roman" w:cs="Times New Roman"/>
+          <w:color w:val="000000" w:themeColor="text1"/>
           <w:sz w:val="24"/>
           <w:szCs w:val="24"/>
         </w:rPr>
@@ -79,6 +86,7 @@
           <w:rFonts w:ascii="Times New Roman" w:eastAsia="Times New Roman" w:hAnsi="Times New Roman" w:cs="Times New Roman"/>
           <w:b/>
           <w:bCs/>
+          <w:color w:val="000000" w:themeColor="text1"/>
           <w:sz w:val="24"/>
           <w:szCs w:val="24"/>
         </w:rPr>
@@ -88,6 +96,7 @@
           <w:rFonts w:ascii="Times New Roman" w:eastAsia="Times New Roman" w:hAnsi="Times New Roman" w:cs="Times New Roman"/>
           <w:b/>
           <w:bCs/>
+          <w:color w:val="000000" w:themeColor="text1"/>
           <w:sz w:val="24"/>
           <w:szCs w:val="24"/>
         </w:rPr>
@@ -103,6 +112,7 @@
         <w:spacing w:before="100" w:beforeAutospacing="1" w:after="100" w:afterAutospacing="1" w:line="240" w:lineRule="auto"/>
         <w:rPr>
           <w:rFonts w:ascii="Times New Roman" w:eastAsia="Times New Roman" w:hAnsi="Times New Roman" w:cs="Times New Roman"/>
+          <w:color w:val="000000" w:themeColor="text1"/>
           <w:sz w:val="24"/>
           <w:szCs w:val="24"/>
         </w:rPr>
@@ -110,6 +120,7 @@
       <w:r>
         <w:rPr>
           <w:rFonts w:ascii="Times New Roman" w:eastAsia="Times New Roman" w:hAnsi="Times New Roman" w:cs="Times New Roman"/>
+          <w:color w:val="000000" w:themeColor="text1"/>
           <w:sz w:val="24"/>
           <w:szCs w:val="24"/>
         </w:rPr>
@@ -125,6 +136,7 @@
         <w:spacing w:before="100" w:beforeAutospacing="1" w:after="100" w:afterAutospacing="1" w:line="240" w:lineRule="auto"/>
         <w:rPr>
           <w:rFonts w:ascii="Times New Roman" w:eastAsia="Times New Roman" w:hAnsi="Times New Roman" w:cs="Times New Roman"/>
+          <w:color w:val="000000" w:themeColor="text1"/>
           <w:sz w:val="24"/>
           <w:szCs w:val="24"/>
         </w:rPr>
@@ -132,6 +144,7 @@
       <w:r>
         <w:rPr>
           <w:rFonts w:ascii="Times New Roman" w:eastAsia="Times New Roman" w:hAnsi="Times New Roman" w:cs="Times New Roman"/>
+          <w:color w:val="000000" w:themeColor="text1"/>
           <w:sz w:val="24"/>
           <w:szCs w:val="24"/>
         </w:rPr>
@@ -147,6 +160,7 @@
         <w:spacing w:before="100" w:beforeAutospacing="1" w:after="100" w:afterAutospacing="1" w:line="240" w:lineRule="auto"/>
         <w:rPr>
           <w:rFonts w:ascii="Times New Roman" w:eastAsia="Times New Roman" w:hAnsi="Times New Roman" w:cs="Times New Roman"/>
+          <w:color w:val="000000" w:themeColor="text1"/>
           <w:sz w:val="24"/>
           <w:szCs w:val="24"/>
         </w:rPr>
@@ -154,6 +168,7 @@
       <w:r>
         <w:rPr>
           <w:rFonts w:ascii="Times New Roman" w:eastAsia="Times New Roman" w:hAnsi="Times New Roman" w:cs="Times New Roman"/>
+          <w:color w:val="000000" w:themeColor="text1"/>
           <w:sz w:val="24"/>
           <w:szCs w:val="24"/>
         </w:rPr>
@@ -169,6 +184,7 @@
         <w:spacing w:before="100" w:beforeAutospacing="1" w:after="100" w:afterAutospacing="1" w:line="240" w:lineRule="auto"/>
         <w:rPr>
           <w:rFonts w:ascii="Times New Roman" w:eastAsia="Times New Roman" w:hAnsi="Times New Roman" w:cs="Times New Roman"/>
+          <w:color w:val="000000" w:themeColor="text1"/>
           <w:sz w:val="24"/>
           <w:szCs w:val="24"/>
         </w:rPr>
@@ -176,6 +192,7 @@
       <w:r>
         <w:rPr>
           <w:rFonts w:ascii="Times New Roman" w:eastAsia="Times New Roman" w:hAnsi="Times New Roman" w:cs="Times New Roman"/>
+          <w:color w:val="000000" w:themeColor="text1"/>
           <w:sz w:val="24"/>
           <w:szCs w:val="24"/>
         </w:rPr>
@@ -190,6 +207,7 @@
           <w:rFonts w:ascii="Times New Roman" w:eastAsia="Times New Roman" w:hAnsi="Times New Roman" w:cs="Times New Roman"/>
           <w:b/>
           <w:bCs/>
+          <w:color w:val="000000" w:themeColor="text1"/>
           <w:sz w:val="24"/>
           <w:szCs w:val="24"/>
         </w:rPr>
@@ -199,6 +217,7 @@
           <w:rFonts w:ascii="Times New Roman" w:eastAsia="Times New Roman" w:hAnsi="Times New Roman" w:cs="Times New Roman"/>
           <w:b/>
           <w:bCs/>
+          <w:color w:val="000000" w:themeColor="text1"/>
           <w:sz w:val="24"/>
           <w:szCs w:val="24"/>
         </w:rPr>
@@ -210,6 +229,7 @@
         <w:spacing w:before="100" w:beforeAutospacing="1" w:after="100" w:afterAutospacing="1" w:line="240" w:lineRule="auto"/>
         <w:rPr>
           <w:rFonts w:ascii="Times New Roman" w:eastAsia="Times New Roman" w:hAnsi="Times New Roman" w:cs="Times New Roman"/>
+          <w:color w:val="000000" w:themeColor="text1"/>
           <w:sz w:val="24"/>
           <w:szCs w:val="24"/>
         </w:rPr>
@@ -217,6 +237,7 @@
       <w:r>
         <w:rPr>
           <w:rFonts w:ascii="Times New Roman" w:eastAsia="Times New Roman" w:hAnsi="Times New Roman" w:cs="Times New Roman"/>
+          <w:color w:val="000000" w:themeColor="text1"/>
           <w:sz w:val="24"/>
           <w:szCs w:val="24"/>
         </w:rPr>
@@ -232,6 +253,7 @@
         <w:spacing w:before="100" w:beforeAutospacing="1" w:after="100" w:afterAutospacing="1" w:line="240" w:lineRule="auto"/>
         <w:rPr>
           <w:rFonts w:ascii="Times New Roman" w:eastAsia="Times New Roman" w:hAnsi="Times New Roman" w:cs="Times New Roman"/>
+          <w:color w:val="000000" w:themeColor="text1"/>
           <w:sz w:val="24"/>
           <w:szCs w:val="24"/>
         </w:rPr>
@@ -239,6 +261,7 @@
       <w:r>
         <w:rPr>
           <w:rFonts w:ascii="Times New Roman" w:eastAsia="Times New Roman" w:hAnsi="Times New Roman" w:cs="Times New Roman"/>
+          <w:color w:val="000000" w:themeColor="text1"/>
           <w:sz w:val="24"/>
           <w:szCs w:val="24"/>
         </w:rPr>
@@ -254,6 +277,7 @@
         <w:spacing w:before="100" w:beforeAutospacing="1" w:after="100" w:afterAutospacing="1" w:line="240" w:lineRule="auto"/>
         <w:rPr>
           <w:rFonts w:ascii="Times New Roman" w:eastAsia="Times New Roman" w:hAnsi="Times New Roman" w:cs="Times New Roman"/>
+          <w:color w:val="000000" w:themeColor="text1"/>
           <w:sz w:val="24"/>
           <w:szCs w:val="24"/>
         </w:rPr>
@@ -261,6 +285,7 @@
       <w:r>
         <w:rPr>
           <w:rFonts w:ascii="Times New Roman" w:eastAsia="Times New Roman" w:hAnsi="Times New Roman" w:cs="Times New Roman"/>
+          <w:color w:val="000000" w:themeColor="text1"/>
           <w:sz w:val="24"/>
           <w:szCs w:val="24"/>
         </w:rPr>
@@ -276,6 +301,7 @@
         <w:spacing w:before="100" w:beforeAutospacing="1" w:after="100" w:afterAutospacing="1" w:line="240" w:lineRule="auto"/>
         <w:rPr>
           <w:rFonts w:ascii="Times New Roman" w:eastAsia="Times New Roman" w:hAnsi="Times New Roman" w:cs="Times New Roman"/>
+          <w:color w:val="000000" w:themeColor="text1"/>
           <w:sz w:val="24"/>
           <w:szCs w:val="24"/>
         </w:rPr>
@@ -283,6 +309,7 @@
       <w:r>
         <w:rPr>
           <w:rFonts w:ascii="Times New Roman" w:eastAsia="Times New Roman" w:hAnsi="Times New Roman" w:cs="Times New Roman"/>
+          <w:color w:val="000000" w:themeColor="text1"/>
           <w:sz w:val="24"/>
           <w:szCs w:val="24"/>
         </w:rPr>
@@ -298,6 +325,7 @@
         <w:spacing w:before="100" w:beforeAutospacing="1" w:after="100" w:afterAutospacing="1" w:line="240" w:lineRule="auto"/>
         <w:rPr>
           <w:rFonts w:ascii="Times New Roman" w:eastAsia="Times New Roman" w:hAnsi="Times New Roman" w:cs="Times New Roman"/>
+          <w:color w:val="000000" w:themeColor="text1"/>
           <w:sz w:val="24"/>
           <w:szCs w:val="24"/>
         </w:rPr>
@@ -305,6 +333,7 @@
       <w:r>
         <w:rPr>
           <w:rFonts w:ascii="Times New Roman" w:eastAsia="Times New Roman" w:hAnsi="Times New Roman" w:cs="Times New Roman"/>
+          <w:color w:val="000000" w:themeColor="text1"/>
           <w:sz w:val="24"/>
           <w:szCs w:val="24"/>
         </w:rPr>
@@ -320,6 +349,7 @@
         <w:spacing w:before="100" w:beforeAutospacing="1" w:after="100" w:afterAutospacing="1" w:line="240" w:lineRule="auto"/>
         <w:rPr>
           <w:rFonts w:ascii="Times New Roman" w:eastAsia="Times New Roman" w:hAnsi="Times New Roman" w:cs="Times New Roman"/>
+          <w:color w:val="000000" w:themeColor="text1"/>
           <w:sz w:val="24"/>
           <w:szCs w:val="24"/>
         </w:rPr>
@@ -327,6 +357,7 @@
       <w:r>
         <w:rPr>
           <w:rFonts w:ascii="Times New Roman" w:eastAsia="Times New Roman" w:hAnsi="Times New Roman" w:cs="Times New Roman"/>
+          <w:color w:val="000000" w:themeColor="text1"/>
           <w:sz w:val="24"/>
           <w:szCs w:val="24"/>
         </w:rPr>
@@ -342,6 +373,7 @@
         <w:spacing w:before="100" w:beforeAutospacing="1" w:after="100" w:afterAutospacing="1" w:line="240" w:lineRule="auto"/>
         <w:rPr>
           <w:rFonts w:ascii="Times New Roman" w:eastAsia="Times New Roman" w:hAnsi="Times New Roman" w:cs="Times New Roman"/>
+          <w:color w:val="000000" w:themeColor="text1"/>
           <w:sz w:val="24"/>
           <w:szCs w:val="24"/>
         </w:rPr>
@@ -349,6 +381,7 @@
       <w:r>
         <w:rPr>
           <w:rFonts w:ascii="Times New Roman" w:eastAsia="Times New Roman" w:hAnsi="Times New Roman" w:cs="Times New Roman"/>
+          <w:color w:val="000000" w:themeColor="text1"/>
           <w:sz w:val="24"/>
           <w:szCs w:val="24"/>
         </w:rPr>
@@ -364,6 +397,7 @@
         <w:spacing w:before="100" w:beforeAutospacing="1" w:after="100" w:afterAutospacing="1" w:line="240" w:lineRule="auto"/>
         <w:rPr>
           <w:rFonts w:ascii="Times New Roman" w:eastAsia="Times New Roman" w:hAnsi="Times New Roman" w:cs="Times New Roman"/>
+          <w:color w:val="000000" w:themeColor="text1"/>
           <w:sz w:val="24"/>
           <w:szCs w:val="24"/>
         </w:rPr>
@@ -371,6 +405,7 @@
       <w:r>
         <w:rPr>
           <w:rFonts w:ascii="Times New Roman" w:eastAsia="Times New Roman" w:hAnsi="Times New Roman" w:cs="Times New Roman"/>
+          <w:color w:val="000000" w:themeColor="text1"/>
           <w:sz w:val="24"/>
           <w:szCs w:val="24"/>
         </w:rPr>
@@ -386,6 +421,7 @@
         <w:spacing w:before="100" w:beforeAutospacing="1" w:after="100" w:afterAutospacing="1" w:line="240" w:lineRule="auto"/>
         <w:rPr>
           <w:rFonts w:ascii="Times New Roman" w:eastAsia="Times New Roman" w:hAnsi="Times New Roman" w:cs="Times New Roman"/>
+          <w:color w:val="000000" w:themeColor="text1"/>
           <w:sz w:val="24"/>
           <w:szCs w:val="24"/>
         </w:rPr>
@@ -393,6 +429,7 @@
       <w:r>
         <w:rPr>
           <w:rFonts w:ascii="Times New Roman" w:eastAsia="Times New Roman" w:hAnsi="Times New Roman" w:cs="Times New Roman"/>
+          <w:color w:val="000000" w:themeColor="text1"/>
           <w:sz w:val="24"/>
           <w:szCs w:val="24"/>
         </w:rPr>
@@ -408,6 +445,7 @@
         <w:spacing w:before="100" w:beforeAutospacing="1" w:after="100" w:afterAutospacing="1" w:line="240" w:lineRule="auto"/>
         <w:rPr>
           <w:rFonts w:ascii="Times New Roman" w:eastAsia="Times New Roman" w:hAnsi="Times New Roman" w:cs="Times New Roman"/>
+          <w:color w:val="000000" w:themeColor="text1"/>
           <w:sz w:val="24"/>
           <w:szCs w:val="24"/>
         </w:rPr>
@@ -415,6 +453,7 @@
       <w:r>
         <w:rPr>
           <w:rFonts w:ascii="Times New Roman" w:eastAsia="Times New Roman" w:hAnsi="Times New Roman" w:cs="Times New Roman"/>
+          <w:color w:val="000000" w:themeColor="text1"/>
           <w:sz w:val="24"/>
           <w:szCs w:val="24"/>
         </w:rPr>
@@ -429,6 +468,7 @@
           <w:rFonts w:ascii="Times New Roman" w:eastAsia="Times New Roman" w:hAnsi="Times New Roman" w:cs="Times New Roman"/>
           <w:b/>
           <w:bCs/>
+          <w:color w:val="000000" w:themeColor="text1"/>
           <w:sz w:val="24"/>
           <w:szCs w:val="24"/>
         </w:rPr>
@@ -438,6 +478,7 @@
           <w:rFonts w:ascii="Times New Roman" w:eastAsia="Times New Roman" w:hAnsi="Times New Roman" w:cs="Times New Roman"/>
           <w:b/>
           <w:bCs/>
+          <w:color w:val="000000" w:themeColor="text1"/>
           <w:sz w:val="24"/>
           <w:szCs w:val="24"/>
         </w:rPr>
@@ -449,6 +490,7 @@
         <w:spacing w:before="100" w:beforeAutospacing="1" w:after="100" w:afterAutospacing="1" w:line="240" w:lineRule="auto"/>
         <w:rPr>
           <w:rFonts w:ascii="Times New Roman" w:eastAsia="Times New Roman" w:hAnsi="Times New Roman" w:cs="Times New Roman"/>
+          <w:color w:val="000000" w:themeColor="text1"/>
           <w:sz w:val="24"/>
           <w:szCs w:val="24"/>
         </w:rPr>
@@ -456,6 +498,7 @@
       <w:r>
         <w:rPr>
           <w:rFonts w:ascii="Times New Roman" w:eastAsia="Times New Roman" w:hAnsi="Times New Roman" w:cs="Times New Roman"/>
+          <w:color w:val="000000" w:themeColor="text1"/>
           <w:sz w:val="24"/>
           <w:szCs w:val="24"/>
         </w:rPr>
@@ -466,12 +509,14 @@
       <w:pPr>
         <w:pStyle w:val="Heading3"/>
         <w:rPr>
+          <w:color w:val="000000" w:themeColor="text1"/>
           <w:sz w:val="24"/>
           <w:szCs w:val="24"/>
         </w:rPr>
       </w:pPr>
       <w:r>
         <w:rPr>
+          <w:color w:val="000000" w:themeColor="text1"/>
           <w:sz w:val="24"/>
           <w:szCs w:val="24"/>
         </w:rPr>
@@ -485,8 +530,14 @@
           <w:ilvl w:val="0"/>
           <w:numId w:val="4"/>
         </w:numPr>
-      </w:pPr>
-      <w:r>
+        <w:rPr>
+          <w:color w:val="000000" w:themeColor="text1"/>
+        </w:rPr>
+      </w:pPr>
+      <w:r>
+        <w:rPr>
+          <w:color w:val="000000" w:themeColor="text1"/>
+        </w:rPr>
         <w:t>Rule-based analytics engine</w:t>
       </w:r>
     </w:p>
@@ -497,8 +548,14 @@
           <w:ilvl w:val="0"/>
           <w:numId w:val="4"/>
         </w:numPr>
-      </w:pPr>
-      <w:r>
+        <w:rPr>
+          <w:color w:val="000000" w:themeColor="text1"/>
+        </w:rPr>
+      </w:pPr>
+      <w:r>
+        <w:rPr>
+          <w:color w:val="000000" w:themeColor="text1"/>
+        </w:rPr>
         <w:t>Machine learning–based anomaly detection</w:t>
       </w:r>
     </w:p>
@@ -509,8 +566,14 @@
           <w:ilvl w:val="0"/>
           <w:numId w:val="4"/>
         </w:numPr>
-      </w:pPr>
-      <w:r>
+        <w:rPr>
+          <w:color w:val="000000" w:themeColor="text1"/>
+        </w:rPr>
+      </w:pPr>
+      <w:r>
+        <w:rPr>
+          <w:color w:val="000000" w:themeColor="text1"/>
+        </w:rPr>
         <w:t>Feature store for derived maintenance metrics</w:t>
       </w:r>
     </w:p>
@@ -521,8 +584,14 @@
           <w:ilvl w:val="0"/>
           <w:numId w:val="4"/>
         </w:numPr>
-      </w:pPr>
-      <w:r>
+        <w:rPr>
+          <w:color w:val="000000" w:themeColor="text1"/>
+        </w:rPr>
+      </w:pPr>
+      <w:r>
+        <w:rPr>
+          <w:color w:val="000000" w:themeColor="text1"/>
+        </w:rPr>
         <w:t>Support for SAP IW29, PLC/OPC UA, RFID, and Excel datasets</w:t>
       </w:r>
     </w:p>
@@ -531,6 +600,7 @@
         <w:spacing w:before="100" w:beforeAutospacing="1" w:after="100" w:afterAutospacing="1" w:line="240" w:lineRule="auto"/>
         <w:rPr>
           <w:rFonts w:ascii="Times New Roman" w:eastAsia="Times New Roman" w:hAnsi="Times New Roman" w:cs="Times New Roman"/>
+          <w:color w:val="000000" w:themeColor="text1"/>
           <w:sz w:val="24"/>
           <w:szCs w:val="24"/>
         </w:rPr>
@@ -540,6 +610,7 @@
       <w:pPr>
         <w:rPr>
           <w:rFonts w:ascii="Times New Roman" w:hAnsi="Times New Roman" w:cs="Times New Roman"/>
+          <w:color w:val="000000" w:themeColor="text1"/>
           <w:sz w:val="24"/>
           <w:szCs w:val="24"/>
         </w:rPr>
@@ -549,6 +620,7 @@
       <w:pPr>
         <w:rPr>
           <w:rFonts w:ascii="Times New Roman" w:hAnsi="Times New Roman" w:cs="Times New Roman"/>
+          <w:color w:val="000000" w:themeColor="text1"/>
           <w:sz w:val="24"/>
           <w:szCs w:val="24"/>
         </w:rPr>
@@ -559,6 +631,7 @@
         <w:jc w:val="center"/>
         <w:rPr>
           <w:rFonts w:ascii="Times New Roman" w:hAnsi="Times New Roman" w:cs="Times New Roman"/>
+          <w:color w:val="000000" w:themeColor="text1"/>
           <w:sz w:val="24"/>
           <w:szCs w:val="24"/>
         </w:rPr>
@@ -567,12 +640,13 @@
         <w:rPr>
           <w:rFonts w:ascii="Times New Roman" w:hAnsi="Times New Roman" w:cs="Times New Roman"/>
           <w:noProof/>
+          <w:color w:val="000000" w:themeColor="text1"/>
           <w:sz w:val="24"/>
           <w:szCs w:val="24"/>
         </w:rPr>
         <w:lastRenderedPageBreak/>
         <w:drawing>
-          <wp:anchor distT="0" distB="0" distL="114300" distR="114300" simplePos="0" relativeHeight="251658240" behindDoc="0" locked="0" layoutInCell="1" allowOverlap="1" wp14:anchorId="2E8B7489" wp14:editId="37026EC2">
+          <wp:anchor distT="0" distB="0" distL="114300" distR="114300" simplePos="0" relativeHeight="251658240" behindDoc="0" locked="0" layoutInCell="1" allowOverlap="1" wp14:anchorId="57D407DB" wp14:editId="7C3E3712">
             <wp:simplePos x="0" y="0"/>
             <wp:positionH relativeFrom="margin">
               <wp:align>center</wp:align>
@@ -628,6 +702,7 @@
       <w:r>
         <w:rPr>
           <w:rFonts w:ascii="Times New Roman" w:hAnsi="Times New Roman" w:cs="Times New Roman"/>
+          <w:color w:val="000000" w:themeColor="text1"/>
           <w:sz w:val="24"/>
           <w:szCs w:val="24"/>
         </w:rPr>
@@ -638,6 +713,7 @@
       <w:pPr>
         <w:rPr>
           <w:rFonts w:ascii="Times New Roman" w:hAnsi="Times New Roman" w:cs="Times New Roman"/>
+          <w:color w:val="000000" w:themeColor="text1"/>
           <w:sz w:val="24"/>
           <w:szCs w:val="24"/>
         </w:rPr>
@@ -647,6 +723,7 @@
       <w:pPr>
         <w:rPr>
           <w:rFonts w:ascii="Times New Roman" w:hAnsi="Times New Roman" w:cs="Times New Roman"/>
+          <w:color w:val="000000" w:themeColor="text1"/>
           <w:sz w:val="24"/>
           <w:szCs w:val="24"/>
         </w:rPr>
@@ -656,12 +733,14 @@
       <w:pPr>
         <w:pStyle w:val="Heading3"/>
         <w:rPr>
+          <w:color w:val="000000" w:themeColor="text1"/>
           <w:sz w:val="24"/>
           <w:szCs w:val="24"/>
         </w:rPr>
       </w:pPr>
       <w:r>
         <w:rPr>
+          <w:color w:val="000000" w:themeColor="text1"/>
           <w:sz w:val="24"/>
           <w:szCs w:val="24"/>
         </w:rPr>
@@ -672,8 +751,14 @@
       <w:pPr>
         <w:pStyle w:val="NormalWeb"/>
         <w:spacing w:before="0" w:beforeAutospacing="0" w:after="0" w:afterAutospacing="0"/>
-      </w:pPr>
-      <w:r>
+        <w:rPr>
+          <w:color w:val="000000" w:themeColor="text1"/>
+        </w:rPr>
+      </w:pPr>
+      <w:r>
+        <w:rPr>
+          <w:color w:val="000000" w:themeColor="text1"/>
+        </w:rPr>
         <w:t>The system includes a dedicated ingestion pathway for messy, human-maintained operational Excel files commonly used by maintenance engineers.</w:t>
       </w:r>
     </w:p>
@@ -681,8 +766,14 @@
       <w:pPr>
         <w:pStyle w:val="NormalWeb"/>
         <w:spacing w:before="0" w:beforeAutospacing="0" w:after="0" w:afterAutospacing="0"/>
-      </w:pPr>
-      <w:r>
+        <w:rPr>
+          <w:color w:val="000000" w:themeColor="text1"/>
+        </w:rPr>
+      </w:pPr>
+      <w:r>
+        <w:rPr>
+          <w:color w:val="000000" w:themeColor="text1"/>
+        </w:rPr>
         <w:t>Unlike system-generated data, these files exhibit inconsistent layouts, merged cells, and mixed content. To address this, the ingestion layer employs heuristic-based table detection and schema-less validation to safely capture all available data without rejection.</w:t>
       </w:r>
     </w:p>
@@ -690,8 +781,14 @@
       <w:pPr>
         <w:pStyle w:val="NormalWeb"/>
         <w:spacing w:before="0" w:beforeAutospacing="0" w:after="0" w:afterAutospacing="0"/>
-      </w:pPr>
-      <w:r>
+        <w:rPr>
+          <w:color w:val="000000" w:themeColor="text1"/>
+        </w:rPr>
+      </w:pPr>
+      <w:r>
+        <w:rPr>
+          <w:color w:val="000000" w:themeColor="text1"/>
+        </w:rPr>
         <w:t>Extracted tables and contextual metadata are persisted in a versioned raw format, enabling downstream Feature Store logic to normalize and interpret the data for analytics and dashboard generation.</w:t>
       </w:r>
     </w:p>
@@ -699,6 +796,7 @@
       <w:pPr>
         <w:rPr>
           <w:rFonts w:ascii="Times New Roman" w:hAnsi="Times New Roman" w:cs="Times New Roman"/>
+          <w:color w:val="000000" w:themeColor="text1"/>
           <w:sz w:val="24"/>
           <w:szCs w:val="24"/>
         </w:rPr>
@@ -708,12 +806,14 @@
       <w:pPr>
         <w:pStyle w:val="Heading3"/>
         <w:rPr>
+          <w:color w:val="000000" w:themeColor="text1"/>
           <w:sz w:val="24"/>
           <w:szCs w:val="24"/>
         </w:rPr>
       </w:pPr>
       <w:r>
         <w:rPr>
+          <w:color w:val="000000" w:themeColor="text1"/>
           <w:sz w:val="24"/>
           <w:szCs w:val="24"/>
         </w:rPr>
@@ -724,18 +824,28 @@
     <w:p>
       <w:pPr>
         <w:pStyle w:val="NormalWeb"/>
-      </w:pPr>
-      <w:r>
+        <w:rPr>
+          <w:color w:val="000000" w:themeColor="text1"/>
+        </w:rPr>
+      </w:pPr>
+      <w:r>
+        <w:rPr>
+          <w:color w:val="000000" w:themeColor="text1"/>
+        </w:rPr>
         <w:t>The Feature Store &amp; Normalization layer sits between the Data Ingestion Layer and downstream intelligence components.</w:t>
       </w:r>
     </w:p>
     <w:p>
       <w:pPr>
         <w:pStyle w:val="NormalWeb"/>
+        <w:rPr>
+          <w:color w:val="000000" w:themeColor="text1"/>
+        </w:rPr>
       </w:pPr>
       <w:r>
         <w:rPr>
           <w:rStyle w:val="Strong"/>
+          <w:color w:val="000000" w:themeColor="text1"/>
         </w:rPr>
         <w:t>Key Responsibilities</w:t>
       </w:r>
@@ -747,8 +857,14 @@
           <w:ilvl w:val="0"/>
           <w:numId w:val="5"/>
         </w:numPr>
-      </w:pPr>
-      <w:r>
+        <w:rPr>
+          <w:color w:val="000000" w:themeColor="text1"/>
+        </w:rPr>
+      </w:pPr>
+      <w:r>
+        <w:rPr>
+          <w:color w:val="000000" w:themeColor="text1"/>
+        </w:rPr>
         <w:t>Time alignment of heterogeneous industrial data sources</w:t>
       </w:r>
     </w:p>
@@ -759,8 +875,14 @@
           <w:ilvl w:val="0"/>
           <w:numId w:val="5"/>
         </w:numPr>
-      </w:pPr>
-      <w:r>
+        <w:rPr>
+          <w:color w:val="000000" w:themeColor="text1"/>
+        </w:rPr>
+      </w:pPr>
+      <w:r>
+        <w:rPr>
+          <w:color w:val="000000" w:themeColor="text1"/>
+        </w:rPr>
         <w:t>Feature derivation and aggregation</w:t>
       </w:r>
     </w:p>
@@ -771,8 +893,14 @@
           <w:ilvl w:val="0"/>
           <w:numId w:val="5"/>
         </w:numPr>
-      </w:pPr>
-      <w:r>
+        <w:rPr>
+          <w:color w:val="000000" w:themeColor="text1"/>
+        </w:rPr>
+      </w:pPr>
+      <w:r>
+        <w:rPr>
+          <w:color w:val="000000" w:themeColor="text1"/>
+        </w:rPr>
         <w:t>Configuration-driven normalization</w:t>
       </w:r>
     </w:p>
@@ -783,18 +911,28 @@
           <w:ilvl w:val="0"/>
           <w:numId w:val="5"/>
         </w:numPr>
-      </w:pPr>
-      <w:r>
+        <w:rPr>
+          <w:color w:val="000000" w:themeColor="text1"/>
+        </w:rPr>
+      </w:pPr>
+      <w:r>
+        <w:rPr>
+          <w:color w:val="000000" w:themeColor="text1"/>
+        </w:rPr>
         <w:t>Feature validation and governance</w:t>
       </w:r>
     </w:p>
     <w:p>
       <w:pPr>
         <w:pStyle w:val="NormalWeb"/>
+        <w:rPr>
+          <w:color w:val="000000" w:themeColor="text1"/>
+        </w:rPr>
       </w:pPr>
       <w:r>
         <w:rPr>
           <w:rStyle w:val="Strong"/>
+          <w:color w:val="000000" w:themeColor="text1"/>
         </w:rPr>
         <w:t>Architectural Significance</w:t>
       </w:r>
@@ -806,8 +944,14 @@
           <w:ilvl w:val="0"/>
           <w:numId w:val="6"/>
         </w:numPr>
-      </w:pPr>
-      <w:r>
+        <w:rPr>
+          <w:color w:val="000000" w:themeColor="text1"/>
+        </w:rPr>
+      </w:pPr>
+      <w:r>
+        <w:rPr>
+          <w:color w:val="000000" w:themeColor="text1"/>
+        </w:rPr>
         <w:t>Decouples raw data capture from analytics interpretation</w:t>
       </w:r>
     </w:p>
@@ -818,8 +962,14 @@
           <w:ilvl w:val="0"/>
           <w:numId w:val="6"/>
         </w:numPr>
-      </w:pPr>
-      <w:r>
+        <w:rPr>
+          <w:color w:val="000000" w:themeColor="text1"/>
+        </w:rPr>
+      </w:pPr>
+      <w:r>
+        <w:rPr>
+          <w:color w:val="000000" w:themeColor="text1"/>
+        </w:rPr>
         <w:t>Ensures deterministic, reproducible feature generation</w:t>
       </w:r>
     </w:p>
@@ -830,26 +980,42 @@
           <w:ilvl w:val="0"/>
           <w:numId w:val="6"/>
         </w:numPr>
-      </w:pPr>
-      <w:r>
+        <w:rPr>
+          <w:color w:val="000000" w:themeColor="text1"/>
+        </w:rPr>
+      </w:pPr>
+      <w:r>
+        <w:rPr>
+          <w:color w:val="000000" w:themeColor="text1"/>
+        </w:rPr>
         <w:t>Enables scalable ML and rule-based analytics</w:t>
       </w:r>
     </w:p>
     <w:p>
       <w:pPr>
         <w:pStyle w:val="NormalWeb"/>
-      </w:pPr>
-      <w:r>
+        <w:rPr>
+          <w:color w:val="000000" w:themeColor="text1"/>
+        </w:rPr>
+      </w:pPr>
+      <w:r>
+        <w:rPr>
+          <w:color w:val="000000" w:themeColor="text1"/>
+        </w:rPr>
         <w:t>The Feature Store acts as the semantic backbone of the system, ensuring that all analytics and dashboards are driven by trusted, validated features rather than raw, inconsistent data.</w:t>
       </w:r>
     </w:p>
     <w:p>
       <w:pPr>
         <w:pStyle w:val="NormalWeb"/>
+        <w:rPr>
+          <w:color w:val="000000" w:themeColor="text1"/>
+        </w:rPr>
       </w:pPr>
       <w:r>
         <w:rPr>
           <w:rStyle w:val="Strong"/>
+          <w:color w:val="000000" w:themeColor="text1"/>
         </w:rPr>
         <w:t>Day 6: - No architectural layer changes were introduced.</w:t>
       </w:r>
@@ -857,8 +1023,14 @@
     <w:p>
       <w:pPr>
         <w:pStyle w:val="NormalWeb"/>
-      </w:pPr>
-      <w:r>
+        <w:rPr>
+          <w:color w:val="000000" w:themeColor="text1"/>
+        </w:rPr>
+      </w:pPr>
+      <w:r>
+        <w:rPr>
+          <w:color w:val="000000" w:themeColor="text1"/>
+        </w:rPr>
         <w:t>Frontend responsibilities were clarified as:</w:t>
       </w:r>
     </w:p>
@@ -869,8 +1041,14 @@
           <w:ilvl w:val="0"/>
           <w:numId w:val="7"/>
         </w:numPr>
-      </w:pPr>
-      <w:r>
+        <w:rPr>
+          <w:color w:val="000000" w:themeColor="text1"/>
+        </w:rPr>
+      </w:pPr>
+      <w:r>
+        <w:rPr>
+          <w:color w:val="000000" w:themeColor="text1"/>
+        </w:rPr>
         <w:t>Read-only intelligence consumer</w:t>
       </w:r>
     </w:p>
@@ -881,8 +1059,14 @@
           <w:ilvl w:val="0"/>
           <w:numId w:val="7"/>
         </w:numPr>
-      </w:pPr>
-      <w:r>
+        <w:rPr>
+          <w:color w:val="000000" w:themeColor="text1"/>
+        </w:rPr>
+      </w:pPr>
+      <w:r>
+        <w:rPr>
+          <w:color w:val="000000" w:themeColor="text1"/>
+        </w:rPr>
         <w:t>Export orchestration interface</w:t>
       </w:r>
     </w:p>
@@ -893,16 +1077,28 @@
           <w:ilvl w:val="0"/>
           <w:numId w:val="7"/>
         </w:numPr>
-      </w:pPr>
-      <w:r>
+        <w:rPr>
+          <w:color w:val="000000" w:themeColor="text1"/>
+        </w:rPr>
+      </w:pPr>
+      <w:r>
+        <w:rPr>
+          <w:color w:val="000000" w:themeColor="text1"/>
+        </w:rPr>
         <w:t>Visualization and explainability layer</w:t>
       </w:r>
     </w:p>
     <w:p>
       <w:pPr>
         <w:pStyle w:val="NormalWeb"/>
-      </w:pPr>
-      <w:r>
+        <w:rPr>
+          <w:color w:val="000000" w:themeColor="text1"/>
+        </w:rPr>
+      </w:pPr>
+      <w:r>
+        <w:rPr>
+          <w:color w:val="000000" w:themeColor="text1"/>
+        </w:rPr>
         <w:t>Backend logic boundaries remain unchanged.</w:t>
       </w:r>
     </w:p>
@@ -911,7 +1107,7 @@
         <w:pStyle w:val="Heading2"/>
         <w:rPr>
           <w:rFonts w:ascii="Times New Roman" w:hAnsi="Times New Roman" w:cs="Times New Roman"/>
-          <w:color w:val="auto"/>
+          <w:color w:val="000000" w:themeColor="text1"/>
           <w:sz w:val="24"/>
           <w:szCs w:val="24"/>
         </w:rPr>
@@ -921,7 +1117,7 @@
           <w:rStyle w:val="Strong"/>
           <w:rFonts w:ascii="Times New Roman" w:hAnsi="Times New Roman" w:cs="Times New Roman"/>
           <w:bCs w:val="0"/>
-          <w:color w:val="auto"/>
+          <w:color w:val="000000" w:themeColor="text1"/>
           <w:sz w:val="24"/>
           <w:szCs w:val="24"/>
         </w:rPr>
@@ -932,6 +1128,7 @@
       <w:pPr>
         <w:pStyle w:val="Heading3"/>
         <w:rPr>
+          <w:color w:val="000000" w:themeColor="text1"/>
           <w:sz w:val="24"/>
           <w:szCs w:val="24"/>
         </w:rPr>
@@ -941,6 +1138,7 @@
           <w:rStyle w:val="Strong"/>
           <w:b/>
           <w:bCs/>
+          <w:color w:val="000000" w:themeColor="text1"/>
           <w:sz w:val="24"/>
           <w:szCs w:val="24"/>
         </w:rPr>
@@ -954,8 +1152,14 @@
           <w:ilvl w:val="0"/>
           <w:numId w:val="8"/>
         </w:numPr>
-      </w:pPr>
-      <w:r>
+        <w:rPr>
+          <w:color w:val="000000" w:themeColor="text1"/>
+        </w:rPr>
+      </w:pPr>
+      <w:r>
+        <w:rPr>
+          <w:color w:val="000000" w:themeColor="text1"/>
+        </w:rPr>
         <w:t>Confirmed desktop architecture using:</w:t>
       </w:r>
     </w:p>
@@ -966,8 +1170,14 @@
           <w:ilvl w:val="1"/>
           <w:numId w:val="8"/>
         </w:numPr>
-      </w:pPr>
-      <w:r>
+        <w:rPr>
+          <w:color w:val="000000" w:themeColor="text1"/>
+        </w:rPr>
+      </w:pPr>
+      <w:r>
+        <w:rPr>
+          <w:color w:val="000000" w:themeColor="text1"/>
+        </w:rPr>
         <w:t>Qt WebEngine (Python, in-process)</w:t>
       </w:r>
     </w:p>
@@ -978,8 +1188,14 @@
           <w:ilvl w:val="1"/>
           <w:numId w:val="8"/>
         </w:numPr>
-      </w:pPr>
-      <w:r>
+        <w:rPr>
+          <w:color w:val="000000" w:themeColor="text1"/>
+        </w:rPr>
+      </w:pPr>
+      <w:r>
+        <w:rPr>
+          <w:color w:val="000000" w:themeColor="text1"/>
+        </w:rPr>
         <w:t>React + TypeScript renderer (Vite)</w:t>
       </w:r>
     </w:p>
@@ -990,17 +1206,27 @@
           <w:ilvl w:val="0"/>
           <w:numId w:val="8"/>
         </w:numPr>
-      </w:pPr>
-      <w:r>
+        <w:rPr>
+          <w:color w:val="000000" w:themeColor="text1"/>
+        </w:rPr>
+      </w:pPr>
+      <w:r>
+        <w:rPr>
+          <w:color w:val="000000" w:themeColor="text1"/>
+        </w:rPr>
         <w:t xml:space="preserve">All frontend-backend communication occurs </w:t>
       </w:r>
       <w:r>
         <w:rPr>
           <w:rStyle w:val="Strong"/>
+          <w:color w:val="000000" w:themeColor="text1"/>
         </w:rPr>
         <w:t>in-process</w:t>
       </w:r>
       <w:r>
+        <w:rPr>
+          <w:color w:val="000000" w:themeColor="text1"/>
+        </w:rPr>
         <w:t xml:space="preserve"> via secure bridge interfaces.</w:t>
       </w:r>
     </w:p>
@@ -1011,8 +1237,14 @@
           <w:ilvl w:val="0"/>
           <w:numId w:val="8"/>
         </w:numPr>
-      </w:pPr>
-      <w:r>
+        <w:rPr>
+          <w:color w:val="000000" w:themeColor="text1"/>
+        </w:rPr>
+      </w:pPr>
+      <w:r>
+        <w:rPr>
+          <w:color w:val="000000" w:themeColor="text1"/>
+        </w:rPr>
         <w:t>No HTTP servers, localhost APIs, or network ports are used.</w:t>
       </w:r>
     </w:p>
@@ -1020,6 +1252,7 @@
       <w:pPr>
         <w:pStyle w:val="Heading3"/>
         <w:rPr>
+          <w:color w:val="000000" w:themeColor="text1"/>
           <w:sz w:val="24"/>
           <w:szCs w:val="24"/>
         </w:rPr>
@@ -1029,6 +1262,7 @@
           <w:rStyle w:val="Strong"/>
           <w:b/>
           <w:bCs/>
+          <w:color w:val="000000" w:themeColor="text1"/>
           <w:sz w:val="24"/>
           <w:szCs w:val="24"/>
         </w:rPr>
@@ -1042,8 +1276,14 @@
           <w:ilvl w:val="0"/>
           <w:numId w:val="9"/>
         </w:numPr>
-      </w:pPr>
-      <w:r>
+        <w:rPr>
+          <w:color w:val="000000" w:themeColor="text1"/>
+        </w:rPr>
+      </w:pPr>
+      <w:r>
+        <w:rPr>
+          <w:color w:val="000000" w:themeColor="text1"/>
+        </w:rPr>
         <w:t>No architectural changes required.</w:t>
       </w:r>
     </w:p>
@@ -1054,8 +1294,14 @@
           <w:ilvl w:val="0"/>
           <w:numId w:val="9"/>
         </w:numPr>
-      </w:pPr>
-      <w:r>
+        <w:rPr>
+          <w:color w:val="000000" w:themeColor="text1"/>
+        </w:rPr>
+      </w:pPr>
+      <w:r>
+        <w:rPr>
+          <w:color w:val="000000" w:themeColor="text1"/>
+        </w:rPr>
         <w:t>Frontend cleanly aligns with previously defined layered system design.</w:t>
       </w:r>
     </w:p>
@@ -1066,7 +1312,7 @@
           <w:rStyle w:val="Strong"/>
           <w:rFonts w:ascii="Times New Roman" w:hAnsi="Times New Roman" w:cs="Times New Roman"/>
           <w:bCs w:val="0"/>
-          <w:color w:val="auto"/>
+          <w:color w:val="000000" w:themeColor="text1"/>
           <w:sz w:val="24"/>
           <w:szCs w:val="24"/>
         </w:rPr>
@@ -1076,7 +1322,7 @@
           <w:rStyle w:val="Strong"/>
           <w:rFonts w:ascii="Times New Roman" w:hAnsi="Times New Roman" w:cs="Times New Roman"/>
           <w:bCs w:val="0"/>
-          <w:color w:val="auto"/>
+          <w:color w:val="000000" w:themeColor="text1"/>
           <w:sz w:val="24"/>
           <w:szCs w:val="24"/>
         </w:rPr>
@@ -1088,6 +1334,7 @@
       <w:pPr>
         <w:rPr>
           <w:rFonts w:ascii="Times New Roman" w:hAnsi="Times New Roman" w:cs="Times New Roman"/>
+          <w:color w:val="000000" w:themeColor="text1"/>
           <w:sz w:val="24"/>
           <w:szCs w:val="24"/>
         </w:rPr>
@@ -1098,12 +1345,14 @@
         <w:pStyle w:val="Heading3"/>
         <w:spacing w:before="0" w:beforeAutospacing="0" w:after="0" w:afterAutospacing="0"/>
         <w:rPr>
+          <w:color w:val="000000" w:themeColor="text1"/>
           <w:sz w:val="24"/>
           <w:szCs w:val="24"/>
         </w:rPr>
       </w:pPr>
       <w:r>
         <w:rPr>
+          <w:color w:val="000000" w:themeColor="text1"/>
           <w:sz w:val="24"/>
           <w:szCs w:val="24"/>
         </w:rPr>
@@ -1118,8 +1367,14 @@
           <w:numId w:val="10"/>
         </w:numPr>
         <w:spacing w:before="0" w:beforeAutospacing="0" w:after="0" w:afterAutospacing="0"/>
-      </w:pPr>
-      <w:r>
+        <w:rPr>
+          <w:color w:val="000000" w:themeColor="text1"/>
+        </w:rPr>
+      </w:pPr>
+      <w:r>
+        <w:rPr>
+          <w:color w:val="000000" w:themeColor="text1"/>
+        </w:rPr>
         <w:t>No backend or pipeline architecture changes introduced.</w:t>
       </w:r>
     </w:p>
@@ -1130,8 +1385,14 @@
           <w:ilvl w:val="0"/>
           <w:numId w:val="10"/>
         </w:numPr>
-      </w:pPr>
-      <w:r>
+        <w:rPr>
+          <w:color w:val="000000" w:themeColor="text1"/>
+        </w:rPr>
+      </w:pPr>
+      <w:r>
+        <w:rPr>
+          <w:color w:val="000000" w:themeColor="text1"/>
+        </w:rPr>
         <w:t>Frontend architecture extended to include:</w:t>
       </w:r>
     </w:p>
@@ -1142,8 +1403,14 @@
           <w:ilvl w:val="1"/>
           <w:numId w:val="10"/>
         </w:numPr>
-      </w:pPr>
-      <w:r>
+        <w:rPr>
+          <w:color w:val="000000" w:themeColor="text1"/>
+        </w:rPr>
+      </w:pPr>
+      <w:r>
+        <w:rPr>
+          <w:color w:val="000000" w:themeColor="text1"/>
+        </w:rPr>
         <w:t>Run-aware UI layer</w:t>
       </w:r>
     </w:p>
@@ -1154,8 +1421,14 @@
           <w:ilvl w:val="1"/>
           <w:numId w:val="10"/>
         </w:numPr>
-      </w:pPr>
-      <w:r>
+        <w:rPr>
+          <w:color w:val="000000" w:themeColor="text1"/>
+        </w:rPr>
+      </w:pPr>
+      <w:r>
+        <w:rPr>
+          <w:color w:val="000000" w:themeColor="text1"/>
+        </w:rPr>
         <w:t>Centralized run context store</w:t>
       </w:r>
     </w:p>
@@ -1166,8 +1439,14 @@
           <w:ilvl w:val="1"/>
           <w:numId w:val="10"/>
         </w:numPr>
-      </w:pPr>
-      <w:r>
+        <w:rPr>
+          <w:color w:val="000000" w:themeColor="text1"/>
+        </w:rPr>
+      </w:pPr>
+      <w:r>
+        <w:rPr>
+          <w:color w:val="000000" w:themeColor="text1"/>
+        </w:rPr>
         <w:t>Explicit separation of UX guarding vs routing enforcement</w:t>
       </w:r>
     </w:p>
@@ -1176,12 +1455,14 @@
         <w:pStyle w:val="Heading3"/>
         <w:spacing w:before="0" w:beforeAutospacing="0" w:after="0" w:afterAutospacing="0"/>
         <w:rPr>
+          <w:color w:val="000000" w:themeColor="text1"/>
           <w:sz w:val="24"/>
           <w:szCs w:val="24"/>
         </w:rPr>
       </w:pPr>
       <w:r>
         <w:rPr>
+          <w:color w:val="000000" w:themeColor="text1"/>
           <w:sz w:val="24"/>
           <w:szCs w:val="24"/>
         </w:rPr>
@@ -1196,8 +1477,14 @@
           <w:numId w:val="11"/>
         </w:numPr>
         <w:spacing w:before="0" w:beforeAutospacing="0" w:after="0" w:afterAutospacing="0"/>
-      </w:pPr>
-      <w:r>
+        <w:rPr>
+          <w:color w:val="000000" w:themeColor="text1"/>
+        </w:rPr>
+      </w:pPr>
+      <w:r>
+        <w:rPr>
+          <w:color w:val="000000" w:themeColor="text1"/>
+        </w:rPr>
         <w:t>Improves system robustness without altering ingestion, feature store, or profiling layers.</w:t>
       </w:r>
     </w:p>
@@ -1209,8 +1496,14 @@
           <w:numId w:val="11"/>
         </w:numPr>
         <w:spacing w:before="0" w:beforeAutospacing="0" w:after="0" w:afterAutospacing="0"/>
-      </w:pPr>
-      <w:r>
+        <w:rPr>
+          <w:color w:val="000000" w:themeColor="text1"/>
+        </w:rPr>
+      </w:pPr>
+      <w:r>
+        <w:rPr>
+          <w:color w:val="000000" w:themeColor="text1"/>
+        </w:rPr>
         <w:t>Maintains full offline and confidentiality guarantees.</w:t>
       </w:r>
     </w:p>
@@ -1218,6 +1511,7 @@
       <w:pPr>
         <w:rPr>
           <w:rFonts w:ascii="Times New Roman" w:hAnsi="Times New Roman" w:cs="Times New Roman"/>
+          <w:color w:val="000000" w:themeColor="text1"/>
           <w:sz w:val="24"/>
           <w:szCs w:val="24"/>
         </w:rPr>
@@ -1228,6 +1522,7 @@
         <w:pStyle w:val="Heading3"/>
         <w:spacing w:before="0" w:beforeAutospacing="0" w:after="0" w:afterAutospacing="0"/>
         <w:rPr>
+          <w:color w:val="000000" w:themeColor="text1"/>
           <w:sz w:val="24"/>
           <w:szCs w:val="24"/>
         </w:rPr>
@@ -1237,6 +1532,7 @@
           <w:rStyle w:val="Strong"/>
           <w:b/>
           <w:bCs/>
+          <w:color w:val="000000" w:themeColor="text1"/>
           <w:sz w:val="24"/>
           <w:szCs w:val="24"/>
         </w:rPr>
@@ -1248,6 +1544,7 @@
         <w:pStyle w:val="Heading3"/>
         <w:spacing w:before="0" w:beforeAutospacing="0" w:after="0" w:afterAutospacing="0"/>
         <w:rPr>
+          <w:color w:val="000000" w:themeColor="text1"/>
           <w:sz w:val="24"/>
           <w:szCs w:val="24"/>
         </w:rPr>
@@ -1257,6 +1554,7 @@
           <w:rStyle w:val="Strong"/>
           <w:b/>
           <w:bCs/>
+          <w:color w:val="000000" w:themeColor="text1"/>
           <w:sz w:val="24"/>
           <w:szCs w:val="24"/>
         </w:rPr>
@@ -1267,8 +1565,14 @@
       <w:pPr>
         <w:pStyle w:val="NormalWeb"/>
         <w:spacing w:before="0" w:beforeAutospacing="0" w:after="0" w:afterAutospacing="0"/>
-      </w:pPr>
-      <w:r>
+        <w:rPr>
+          <w:color w:val="000000" w:themeColor="text1"/>
+        </w:rPr>
+      </w:pPr>
+      <w:r>
+        <w:rPr>
+          <w:color w:val="000000" w:themeColor="text1"/>
+        </w:rPr>
         <w:t>The frontend layer was formally defined as:</w:t>
       </w:r>
     </w:p>
@@ -1280,8 +1584,14 @@
           <w:numId w:val="12"/>
         </w:numPr>
         <w:spacing w:before="0" w:beforeAutospacing="0" w:after="0" w:afterAutospacing="0"/>
-      </w:pPr>
-      <w:r>
+        <w:rPr>
+          <w:color w:val="000000" w:themeColor="text1"/>
+        </w:rPr>
+      </w:pPr>
+      <w:r>
+        <w:rPr>
+          <w:color w:val="000000" w:themeColor="text1"/>
+        </w:rPr>
         <w:t>A read-only intelligence consumer</w:t>
       </w:r>
     </w:p>
@@ -1293,8 +1603,14 @@
           <w:numId w:val="12"/>
         </w:numPr>
         <w:spacing w:before="0" w:beforeAutospacing="0" w:after="0" w:afterAutospacing="0"/>
-      </w:pPr>
-      <w:r>
+        <w:rPr>
+          <w:color w:val="000000" w:themeColor="text1"/>
+        </w:rPr>
+      </w:pPr>
+      <w:r>
+        <w:rPr>
+          <w:color w:val="000000" w:themeColor="text1"/>
+        </w:rPr>
         <w:t>A run-scoped visualization layer</w:t>
       </w:r>
     </w:p>
@@ -1306,8 +1622,14 @@
           <w:numId w:val="12"/>
         </w:numPr>
         <w:spacing w:before="0" w:beforeAutospacing="0" w:after="0" w:afterAutospacing="0"/>
-      </w:pPr>
-      <w:r>
+        <w:rPr>
+          <w:color w:val="000000" w:themeColor="text1"/>
+        </w:rPr>
+      </w:pPr>
+      <w:r>
+        <w:rPr>
+          <w:color w:val="000000" w:themeColor="text1"/>
+        </w:rPr>
         <w:t>An export orchestration interface</w:t>
       </w:r>
     </w:p>
@@ -1316,6 +1638,7 @@
         <w:pStyle w:val="Heading3"/>
         <w:spacing w:before="0" w:beforeAutospacing="0" w:after="0" w:afterAutospacing="0"/>
         <w:rPr>
+          <w:color w:val="000000" w:themeColor="text1"/>
           <w:sz w:val="24"/>
           <w:szCs w:val="24"/>
         </w:rPr>
@@ -1325,6 +1648,7 @@
           <w:rStyle w:val="Strong"/>
           <w:b/>
           <w:bCs/>
+          <w:color w:val="000000" w:themeColor="text1"/>
           <w:sz w:val="24"/>
           <w:szCs w:val="24"/>
         </w:rPr>
@@ -1339,8 +1663,14 @@
           <w:numId w:val="13"/>
         </w:numPr>
         <w:spacing w:before="0" w:beforeAutospacing="0" w:after="0" w:afterAutospacing="0"/>
-      </w:pPr>
-      <w:r>
+        <w:rPr>
+          <w:color w:val="000000" w:themeColor="text1"/>
+        </w:rPr>
+      </w:pPr>
+      <w:r>
+        <w:rPr>
+          <w:color w:val="000000" w:themeColor="text1"/>
+        </w:rPr>
         <w:t>All UI screens operate strictly on a selected run ID.</w:t>
       </w:r>
     </w:p>
@@ -1352,8 +1682,14 @@
           <w:numId w:val="13"/>
         </w:numPr>
         <w:spacing w:before="0" w:beforeAutospacing="0" w:after="0" w:afterAutospacing="0"/>
-      </w:pPr>
-      <w:r>
+        <w:rPr>
+          <w:color w:val="000000" w:themeColor="text1"/>
+        </w:rPr>
+      </w:pPr>
+      <w:r>
+        <w:rPr>
+          <w:color w:val="000000" w:themeColor="text1"/>
+        </w:rPr>
         <w:t>No frontend screen triggers recomputation of analytics or models.</w:t>
       </w:r>
     </w:p>
@@ -1365,8 +1701,14 @@
           <w:numId w:val="13"/>
         </w:numPr>
         <w:spacing w:before="0" w:beforeAutospacing="0" w:after="0" w:afterAutospacing="0"/>
-      </w:pPr>
-      <w:r>
+        <w:rPr>
+          <w:color w:val="000000" w:themeColor="text1"/>
+        </w:rPr>
+      </w:pPr>
+      <w:r>
+        <w:rPr>
+          <w:color w:val="000000" w:themeColor="text1"/>
+        </w:rPr>
         <w:t>Exports operate on persisted insights and dashboard layouts only.</w:t>
       </w:r>
     </w:p>
@@ -1378,8 +1720,14 @@
           <w:numId w:val="13"/>
         </w:numPr>
         <w:spacing w:before="0" w:beforeAutospacing="0" w:after="0" w:afterAutospacing="0"/>
-      </w:pPr>
-      <w:r>
+        <w:rPr>
+          <w:color w:val="000000" w:themeColor="text1"/>
+        </w:rPr>
+      </w:pPr>
+      <w:r>
+        <w:rPr>
+          <w:color w:val="000000" w:themeColor="text1"/>
+        </w:rPr>
         <w:t>Home acts as a context selector, not an analytical dashboard.</w:t>
       </w:r>
     </w:p>
@@ -1388,6 +1736,7 @@
         <w:pStyle w:val="Heading3"/>
         <w:spacing w:before="0" w:beforeAutospacing="0" w:after="0" w:afterAutospacing="0"/>
         <w:rPr>
+          <w:color w:val="000000" w:themeColor="text1"/>
           <w:sz w:val="24"/>
           <w:szCs w:val="24"/>
         </w:rPr>
@@ -1397,6 +1746,7 @@
           <w:rStyle w:val="Strong"/>
           <w:b/>
           <w:bCs/>
+          <w:color w:val="000000" w:themeColor="text1"/>
           <w:sz w:val="24"/>
           <w:szCs w:val="24"/>
         </w:rPr>
@@ -1411,8 +1761,14 @@
           <w:numId w:val="14"/>
         </w:numPr>
         <w:spacing w:before="0" w:beforeAutospacing="0" w:after="0" w:afterAutospacing="0"/>
-      </w:pPr>
-      <w:r>
+        <w:rPr>
+          <w:color w:val="000000" w:themeColor="text1"/>
+        </w:rPr>
+      </w:pPr>
+      <w:r>
+        <w:rPr>
+          <w:color w:val="000000" w:themeColor="text1"/>
+        </w:rPr>
         <w:t>Frontend communicates with backend via in-process APIs.</w:t>
       </w:r>
     </w:p>
@@ -1424,8 +1780,14 @@
           <w:numId w:val="14"/>
         </w:numPr>
         <w:spacing w:before="0" w:beforeAutospacing="0" w:after="0" w:afterAutospacing="0"/>
-      </w:pPr>
-      <w:r>
+        <w:rPr>
+          <w:color w:val="000000" w:themeColor="text1"/>
+        </w:rPr>
+      </w:pPr>
+      <w:r>
+        <w:rPr>
+          <w:color w:val="000000" w:themeColor="text1"/>
+        </w:rPr>
         <w:t>No HTTP servers, localhost endpoints, or network dependencies are introduced.</w:t>
       </w:r>
     </w:p>
@@ -1437,6 +1799,9 @@
           <w:numId w:val="14"/>
         </w:numPr>
         <w:spacing w:before="0" w:beforeAutospacing="0" w:after="0" w:afterAutospacing="0"/>
+        <w:rPr>
+          <w:color w:val="000000" w:themeColor="text1"/>
+        </w:rPr>
       </w:pPr>
     </w:p>
     <w:p>
@@ -1444,6 +1809,7 @@
         <w:pStyle w:val="Heading3"/>
         <w:spacing w:before="0" w:beforeAutospacing="0" w:after="0" w:afterAutospacing="0"/>
         <w:rPr>
+          <w:color w:val="000000" w:themeColor="text1"/>
           <w:sz w:val="24"/>
           <w:szCs w:val="24"/>
         </w:rPr>
@@ -1453,6 +1819,7 @@
           <w:rStyle w:val="Strong"/>
           <w:b/>
           <w:bCs/>
+          <w:color w:val="000000" w:themeColor="text1"/>
           <w:sz w:val="24"/>
           <w:szCs w:val="24"/>
         </w:rPr>
@@ -1463,8 +1830,14 @@
       <w:pPr>
         <w:pStyle w:val="NormalWeb"/>
         <w:spacing w:before="0" w:beforeAutospacing="0" w:after="0" w:afterAutospacing="0"/>
-      </w:pPr>
-      <w:r>
+        <w:rPr>
+          <w:color w:val="000000" w:themeColor="text1"/>
+        </w:rPr>
+      </w:pPr>
+      <w:r>
+        <w:rPr>
+          <w:color w:val="000000" w:themeColor="text1"/>
+        </w:rPr>
         <w:t>No changes were required to existing ingestion, feature store, profiling, or ML layers.</w:t>
       </w:r>
     </w:p>
@@ -1473,6 +1846,7 @@
         <w:pStyle w:val="Heading3"/>
         <w:spacing w:before="0" w:beforeAutospacing="0" w:after="0" w:afterAutospacing="0"/>
         <w:rPr>
+          <w:color w:val="000000" w:themeColor="text1"/>
           <w:sz w:val="24"/>
           <w:szCs w:val="24"/>
         </w:rPr>
@@ -1482,6 +1856,7 @@
           <w:rStyle w:val="Strong"/>
           <w:b/>
           <w:bCs/>
+          <w:color w:val="000000" w:themeColor="text1"/>
           <w:sz w:val="24"/>
           <w:szCs w:val="24"/>
         </w:rPr>
@@ -1492,8 +1867,14 @@
       <w:pPr>
         <w:pStyle w:val="NormalWeb"/>
         <w:spacing w:before="0" w:beforeAutospacing="0" w:after="0" w:afterAutospacing="0"/>
-      </w:pPr>
-      <w:r>
+        <w:rPr>
+          <w:color w:val="000000" w:themeColor="text1"/>
+        </w:rPr>
+      </w:pPr>
+      <w:r>
+        <w:rPr>
+          <w:color w:val="000000" w:themeColor="text1"/>
+        </w:rPr>
         <w:t>The frontend architecture was refined to enforce strict separation of concerns. Dashboard initialization was decoupled from rendering logic and moved into a centralized run orchestration layer.</w:t>
       </w:r>
     </w:p>
@@ -1501,8 +1882,14 @@
       <w:pPr>
         <w:pStyle w:val="NormalWeb"/>
         <w:spacing w:before="0" w:beforeAutospacing="0" w:after="0" w:afterAutospacing="0"/>
-      </w:pPr>
-      <w:r>
+        <w:rPr>
+          <w:color w:val="000000" w:themeColor="text1"/>
+        </w:rPr>
+      </w:pPr>
+      <w:r>
+        <w:rPr>
+          <w:color w:val="000000" w:themeColor="text1"/>
+        </w:rPr>
         <w:t>The architecture now consists of:</w:t>
       </w:r>
     </w:p>
@@ -1514,8 +1901,14 @@
           <w:numId w:val="15"/>
         </w:numPr>
         <w:spacing w:before="0" w:beforeAutospacing="0" w:after="0" w:afterAutospacing="0"/>
-      </w:pPr>
-      <w:r>
+        <w:rPr>
+          <w:color w:val="000000" w:themeColor="text1"/>
+        </w:rPr>
+      </w:pPr>
+      <w:r>
+        <w:rPr>
+          <w:color w:val="000000" w:themeColor="text1"/>
+        </w:rPr>
         <w:t>A run management layer to track the active dataset.</w:t>
       </w:r>
     </w:p>
@@ -1527,8 +1920,14 @@
           <w:numId w:val="15"/>
         </w:numPr>
         <w:spacing w:before="0" w:beforeAutospacing="0" w:after="0" w:afterAutospacing="0"/>
-      </w:pPr>
-      <w:r>
+        <w:rPr>
+          <w:color w:val="000000" w:themeColor="text1"/>
+        </w:rPr>
+      </w:pPr>
+      <w:r>
+        <w:rPr>
+          <w:color w:val="000000" w:themeColor="text1"/>
+        </w:rPr>
         <w:t>A dashboard UI state store to manage blueprint, interaction state, and undo/redo history.</w:t>
       </w:r>
     </w:p>
@@ -1540,8 +1939,14 @@
           <w:numId w:val="15"/>
         </w:numPr>
         <w:spacing w:before="0" w:beforeAutospacing="0" w:after="0" w:afterAutospacing="0"/>
-      </w:pPr>
-      <w:r>
+        <w:rPr>
+          <w:color w:val="000000" w:themeColor="text1"/>
+        </w:rPr>
+      </w:pPr>
+      <w:r>
+        <w:rPr>
+          <w:color w:val="000000" w:themeColor="text1"/>
+        </w:rPr>
         <w:t>A pure dashboard rendering layer that reacts to state changes without performing side effects.</w:t>
       </w:r>
     </w:p>
@@ -1549,8 +1954,14 @@
       <w:pPr>
         <w:pStyle w:val="NormalWeb"/>
         <w:spacing w:before="0" w:beforeAutospacing="0" w:after="0" w:afterAutospacing="0"/>
-      </w:pPr>
-      <w:r>
+        <w:rPr>
+          <w:color w:val="000000" w:themeColor="text1"/>
+        </w:rPr>
+      </w:pPr>
+      <w:r>
+        <w:rPr>
+          <w:color w:val="000000" w:themeColor="text1"/>
+        </w:rPr>
         <w:t>This structure improves stability, scalability, and alignment with professional analytics system design.</w:t>
       </w:r>
     </w:p>
@@ -1558,6 +1969,7 @@
       <w:pPr>
         <w:rPr>
           <w:rFonts w:ascii="Times New Roman" w:hAnsi="Times New Roman" w:cs="Times New Roman"/>
+          <w:color w:val="000000" w:themeColor="text1"/>
           <w:sz w:val="24"/>
           <w:szCs w:val="24"/>
         </w:rPr>
@@ -1567,6 +1979,7 @@
       <w:pPr>
         <w:rPr>
           <w:rFonts w:ascii="Times New Roman" w:hAnsi="Times New Roman" w:cs="Times New Roman"/>
+          <w:color w:val="000000" w:themeColor="text1"/>
           <w:sz w:val="24"/>
           <w:szCs w:val="24"/>
         </w:rPr>
@@ -1576,6 +1989,7 @@
       <w:pPr>
         <w:pStyle w:val="Heading3"/>
         <w:rPr>
+          <w:color w:val="000000" w:themeColor="text1"/>
           <w:sz w:val="24"/>
           <w:szCs w:val="24"/>
         </w:rPr>
@@ -1585,6 +1999,7 @@
           <w:rStyle w:val="Strong"/>
           <w:b/>
           <w:bCs/>
+          <w:color w:val="000000" w:themeColor="text1"/>
           <w:sz w:val="24"/>
           <w:szCs w:val="24"/>
         </w:rPr>
@@ -1595,24 +2010,42 @@
     <w:p>
       <w:pPr>
         <w:pStyle w:val="NormalWeb"/>
-      </w:pPr>
-      <w:r>
+        <w:rPr>
+          <w:color w:val="000000" w:themeColor="text1"/>
+        </w:rPr>
+      </w:pPr>
+      <w:r>
+        <w:rPr>
+          <w:color w:val="000000" w:themeColor="text1"/>
+        </w:rPr>
         <w:t>No changes were made to the core system architecture layers. However, a significant architectural extension was formally designed for the dashboard layer.</w:t>
       </w:r>
     </w:p>
     <w:p>
       <w:pPr>
         <w:pStyle w:val="NormalWeb"/>
-      </w:pPr>
-      <w:r>
+        <w:rPr>
+          <w:color w:val="000000" w:themeColor="text1"/>
+        </w:rPr>
+      </w:pPr>
+      <w:r>
+        <w:rPr>
+          <w:color w:val="000000" w:themeColor="text1"/>
+        </w:rPr>
         <w:t>Dashboards are now conceptually treated as persistent analytical documents scoped to a specific run. A clear separation was defined between live, in-memory dashboard interaction state and explicitly saved dashboard state stored offline.</w:t>
       </w:r>
     </w:p>
     <w:p>
       <w:pPr>
         <w:pStyle w:val="NormalWeb"/>
-      </w:pPr>
-      <w:r>
+        <w:rPr>
+          <w:color w:val="000000" w:themeColor="text1"/>
+        </w:rPr>
+      </w:pPr>
+      <w:r>
+        <w:rPr>
+          <w:color w:val="000000" w:themeColor="text1"/>
+        </w:rPr>
         <w:t>File naming conventions, storage location, and load precedence rules were frozen to ensure deterministic dashboard behavior across sessions without violating offline or confidentiality constraints.</w:t>
       </w:r>
     </w:p>
@@ -1620,6 +2053,7 @@
       <w:pPr>
         <w:pStyle w:val="Heading3"/>
         <w:rPr>
+          <w:color w:val="000000" w:themeColor="text1"/>
           <w:sz w:val="24"/>
           <w:szCs w:val="24"/>
         </w:rPr>
@@ -1629,6 +2063,7 @@
           <w:rStyle w:val="Strong"/>
           <w:b/>
           <w:bCs/>
+          <w:color w:val="000000" w:themeColor="text1"/>
           <w:sz w:val="24"/>
           <w:szCs w:val="24"/>
         </w:rPr>
@@ -1642,17 +2077,27 @@
           <w:ilvl w:val="0"/>
           <w:numId w:val="16"/>
         </w:numPr>
-      </w:pPr>
-      <w:r>
+        <w:rPr>
+          <w:color w:val="000000" w:themeColor="text1"/>
+        </w:rPr>
+      </w:pPr>
+      <w:r>
+        <w:rPr>
+          <w:color w:val="000000" w:themeColor="text1"/>
+        </w:rPr>
         <w:t xml:space="preserve">Adopted </w:t>
       </w:r>
       <w:r>
         <w:rPr>
           <w:rStyle w:val="Strong"/>
+          <w:color w:val="000000" w:themeColor="text1"/>
         </w:rPr>
         <w:t>single root layout (AppLayout)</w:t>
       </w:r>
       <w:r>
+        <w:rPr>
+          <w:color w:val="000000" w:themeColor="text1"/>
+        </w:rPr>
         <w:t xml:space="preserve"> for application rendering.</w:t>
       </w:r>
     </w:p>
@@ -1663,8 +2108,14 @@
           <w:ilvl w:val="0"/>
           <w:numId w:val="16"/>
         </w:numPr>
-      </w:pPr>
-      <w:r>
+        <w:rPr>
+          <w:color w:val="000000" w:themeColor="text1"/>
+        </w:rPr>
+      </w:pPr>
+      <w:r>
+        <w:rPr>
+          <w:color w:val="000000" w:themeColor="text1"/>
+        </w:rPr>
         <w:t>Removed dependency on legacy layout component.</w:t>
       </w:r>
     </w:p>
@@ -1675,17 +2126,27 @@
           <w:ilvl w:val="0"/>
           <w:numId w:val="16"/>
         </w:numPr>
-      </w:pPr>
-      <w:r>
+        <w:rPr>
+          <w:color w:val="000000" w:themeColor="text1"/>
+        </w:rPr>
+      </w:pPr>
+      <w:r>
+        <w:rPr>
+          <w:color w:val="000000" w:themeColor="text1"/>
+        </w:rPr>
         <w:t xml:space="preserve">Sidebar implemented as a </w:t>
       </w:r>
       <w:r>
         <w:rPr>
           <w:rStyle w:val="Strong"/>
+          <w:color w:val="000000" w:themeColor="text1"/>
         </w:rPr>
         <w:t>collapsible navigation panel</w:t>
       </w:r>
       <w:r>
+        <w:rPr>
+          <w:color w:val="000000" w:themeColor="text1"/>
+        </w:rPr>
         <w:t xml:space="preserve"> with responsive behavior.</w:t>
       </w:r>
     </w:p>
@@ -1696,20 +2157,30 @@
           <w:ilvl w:val="0"/>
           <w:numId w:val="16"/>
         </w:numPr>
-      </w:pPr>
-      <w:r>
+        <w:rPr>
+          <w:color w:val="000000" w:themeColor="text1"/>
+        </w:rPr>
+      </w:pPr>
+      <w:r>
+        <w:rPr>
+          <w:color w:val="000000" w:themeColor="text1"/>
+        </w:rPr>
         <w:t xml:space="preserve">Routing stabilized using React Router with proper </w:t>
       </w:r>
       <w:r>
         <w:rPr>
           <w:rStyle w:val="HTMLCode"/>
           <w:rFonts w:ascii="Times New Roman" w:hAnsi="Times New Roman" w:cs="Times New Roman"/>
+          <w:color w:val="000000" w:themeColor="text1"/>
           <w:sz w:val="24"/>
           <w:szCs w:val="24"/>
         </w:rPr>
         <w:t>&lt;Outlet /&gt;</w:t>
       </w:r>
       <w:r>
+        <w:rPr>
+          <w:color w:val="000000" w:themeColor="text1"/>
+        </w:rPr>
         <w:t xml:space="preserve"> handling.</w:t>
       </w:r>
     </w:p>
@@ -1720,17 +2191,27 @@
           <w:ilvl w:val="0"/>
           <w:numId w:val="16"/>
         </w:numPr>
-      </w:pPr>
-      <w:r>
+        <w:rPr>
+          <w:color w:val="000000" w:themeColor="text1"/>
+        </w:rPr>
+      </w:pPr>
+      <w:r>
+        <w:rPr>
+          <w:color w:val="000000" w:themeColor="text1"/>
+        </w:rPr>
         <w:t xml:space="preserve">Dashboard UI architecture aligned with </w:t>
       </w:r>
       <w:r>
         <w:rPr>
           <w:rStyle w:val="Strong"/>
+          <w:color w:val="000000" w:themeColor="text1"/>
         </w:rPr>
         <w:t>Power BI–style analytical flow</w:t>
       </w:r>
       <w:r>
+        <w:rPr>
+          <w:color w:val="000000" w:themeColor="text1"/>
+        </w:rPr>
         <w:t>.</w:t>
       </w:r>
     </w:p>
@@ -1741,18 +2222,28 @@
           <w:ilvl w:val="0"/>
           <w:numId w:val="16"/>
         </w:numPr>
-      </w:pPr>
-      <w:r>
+        <w:rPr>
+          <w:color w:val="000000" w:themeColor="text1"/>
+        </w:rPr>
+      </w:pPr>
+      <w:r>
+        <w:rPr>
+          <w:color w:val="000000" w:themeColor="text1"/>
+        </w:rPr>
         <w:t>State-driven rendering ensures dashboards update based on selected ingestion run.</w:t>
       </w:r>
     </w:p>
     <w:p>
       <w:pPr>
         <w:pStyle w:val="NormalWeb"/>
+        <w:rPr>
+          <w:color w:val="000000" w:themeColor="text1"/>
+        </w:rPr>
       </w:pPr>
       <w:r>
         <w:rPr>
           <w:rStyle w:val="Strong"/>
+          <w:color w:val="000000" w:themeColor="text1"/>
         </w:rPr>
         <w:t>Day 13</w:t>
       </w:r>
@@ -1761,6 +2252,7 @@
       <w:pPr>
         <w:pStyle w:val="Heading3"/>
         <w:rPr>
+          <w:color w:val="000000" w:themeColor="text1"/>
           <w:sz w:val="24"/>
           <w:szCs w:val="24"/>
         </w:rPr>
@@ -1770,6 +2262,7 @@
           <w:rStyle w:val="Strong"/>
           <w:b/>
           <w:bCs/>
+          <w:color w:val="000000" w:themeColor="text1"/>
           <w:sz w:val="24"/>
           <w:szCs w:val="24"/>
         </w:rPr>
@@ -1783,17 +2276,27 @@
           <w:ilvl w:val="0"/>
           <w:numId w:val="17"/>
         </w:numPr>
-      </w:pPr>
-      <w:r>
+        <w:rPr>
+          <w:color w:val="000000" w:themeColor="text1"/>
+        </w:rPr>
+      </w:pPr>
+      <w:r>
+        <w:rPr>
+          <w:color w:val="000000" w:themeColor="text1"/>
+        </w:rPr>
         <w:t xml:space="preserve">Introduced </w:t>
       </w:r>
       <w:r>
         <w:rPr>
           <w:rStyle w:val="Strong"/>
+          <w:color w:val="000000" w:themeColor="text1"/>
         </w:rPr>
         <w:t>global top bar</w:t>
       </w:r>
       <w:r>
+        <w:rPr>
+          <w:color w:val="000000" w:themeColor="text1"/>
+        </w:rPr>
         <w:t>:</w:t>
       </w:r>
     </w:p>
@@ -1804,8 +2307,14 @@
           <w:ilvl w:val="1"/>
           <w:numId w:val="17"/>
         </w:numPr>
-      </w:pPr>
-      <w:r>
+        <w:rPr>
+          <w:color w:val="000000" w:themeColor="text1"/>
+        </w:rPr>
+      </w:pPr>
+      <w:r>
+        <w:rPr>
+          <w:color w:val="000000" w:themeColor="text1"/>
+        </w:rPr>
         <w:t>Displays application branding.</w:t>
       </w:r>
     </w:p>
@@ -1816,8 +2325,14 @@
           <w:ilvl w:val="1"/>
           <w:numId w:val="17"/>
         </w:numPr>
-      </w:pPr>
-      <w:r>
+        <w:rPr>
+          <w:color w:val="000000" w:themeColor="text1"/>
+        </w:rPr>
+      </w:pPr>
+      <w:r>
+        <w:rPr>
+          <w:color w:val="000000" w:themeColor="text1"/>
+        </w:rPr>
         <w:t>Displays Active Run state.</w:t>
       </w:r>
     </w:p>
@@ -1828,8 +2343,14 @@
           <w:ilvl w:val="1"/>
           <w:numId w:val="17"/>
         </w:numPr>
-      </w:pPr>
-      <w:r>
+        <w:rPr>
+          <w:color w:val="000000" w:themeColor="text1"/>
+        </w:rPr>
+      </w:pPr>
+      <w:r>
+        <w:rPr>
+          <w:color w:val="000000" w:themeColor="text1"/>
+        </w:rPr>
         <w:t>Independent of sidebar visibility.</w:t>
       </w:r>
     </w:p>
@@ -1840,8 +2361,14 @@
           <w:ilvl w:val="0"/>
           <w:numId w:val="17"/>
         </w:numPr>
-      </w:pPr>
-      <w:r>
+        <w:rPr>
+          <w:color w:val="000000" w:themeColor="text1"/>
+        </w:rPr>
+      </w:pPr>
+      <w:r>
+        <w:rPr>
+          <w:color w:val="000000" w:themeColor="text1"/>
+        </w:rPr>
         <w:t>Sidebar redesigned to be:</w:t>
       </w:r>
     </w:p>
@@ -1852,8 +2379,14 @@
           <w:ilvl w:val="1"/>
           <w:numId w:val="17"/>
         </w:numPr>
-      </w:pPr>
-      <w:r>
+        <w:rPr>
+          <w:color w:val="000000" w:themeColor="text1"/>
+        </w:rPr>
+      </w:pPr>
+      <w:r>
+        <w:rPr>
+          <w:color w:val="000000" w:themeColor="text1"/>
+        </w:rPr>
         <w:t>Collapsible.</w:t>
       </w:r>
     </w:p>
@@ -1864,8 +2397,14 @@
           <w:ilvl w:val="1"/>
           <w:numId w:val="17"/>
         </w:numPr>
-      </w:pPr>
-      <w:r>
+        <w:rPr>
+          <w:color w:val="000000" w:themeColor="text1"/>
+        </w:rPr>
+      </w:pPr>
+      <w:r>
+        <w:rPr>
+          <w:color w:val="000000" w:themeColor="text1"/>
+        </w:rPr>
         <w:t>Navigation-only.</w:t>
       </w:r>
     </w:p>
@@ -1876,8 +2415,14 @@
           <w:ilvl w:val="1"/>
           <w:numId w:val="17"/>
         </w:numPr>
-      </w:pPr>
-      <w:r>
+        <w:rPr>
+          <w:color w:val="000000" w:themeColor="text1"/>
+        </w:rPr>
+      </w:pPr>
+      <w:r>
+        <w:rPr>
+          <w:color w:val="000000" w:themeColor="text1"/>
+        </w:rPr>
         <w:t>Visually consistent with top bar color grading.</w:t>
       </w:r>
     </w:p>
@@ -1885,6 +2430,7 @@
       <w:pPr>
         <w:pStyle w:val="Heading3"/>
         <w:rPr>
+          <w:color w:val="000000" w:themeColor="text1"/>
           <w:sz w:val="24"/>
           <w:szCs w:val="24"/>
         </w:rPr>
@@ -1894,6 +2440,7 @@
           <w:rStyle w:val="Strong"/>
           <w:b/>
           <w:bCs/>
+          <w:color w:val="000000" w:themeColor="text1"/>
           <w:sz w:val="24"/>
           <w:szCs w:val="24"/>
         </w:rPr>
@@ -1907,8 +2454,14 @@
           <w:ilvl w:val="0"/>
           <w:numId w:val="18"/>
         </w:numPr>
-      </w:pPr>
-      <w:r>
+        <w:rPr>
+          <w:color w:val="000000" w:themeColor="text1"/>
+        </w:rPr>
+      </w:pPr>
+      <w:r>
+        <w:rPr>
+          <w:color w:val="000000" w:themeColor="text1"/>
+        </w:rPr>
         <w:t>Active Run state moved out of sidebar into global layout.</w:t>
       </w:r>
     </w:p>
@@ -1919,8 +2472,14 @@
           <w:ilvl w:val="0"/>
           <w:numId w:val="18"/>
         </w:numPr>
-      </w:pPr>
-      <w:r>
+        <w:rPr>
+          <w:color w:val="000000" w:themeColor="text1"/>
+        </w:rPr>
+      </w:pPr>
+      <w:r>
+        <w:rPr>
+          <w:color w:val="000000" w:themeColor="text1"/>
+        </w:rPr>
         <w:t>Ensures visibility across all pages and UI states.</w:t>
       </w:r>
     </w:p>
@@ -1928,6 +2487,7 @@
       <w:pPr>
         <w:pStyle w:val="Heading3"/>
         <w:rPr>
+          <w:color w:val="000000" w:themeColor="text1"/>
           <w:sz w:val="24"/>
           <w:szCs w:val="24"/>
         </w:rPr>
@@ -1937,6 +2497,7 @@
           <w:rStyle w:val="Strong"/>
           <w:b/>
           <w:bCs/>
+          <w:color w:val="000000" w:themeColor="text1"/>
           <w:sz w:val="24"/>
           <w:szCs w:val="24"/>
         </w:rPr>
@@ -1950,8 +2511,14 @@
           <w:ilvl w:val="0"/>
           <w:numId w:val="19"/>
         </w:numPr>
-      </w:pPr>
-      <w:r>
+        <w:rPr>
+          <w:color w:val="000000" w:themeColor="text1"/>
+        </w:rPr>
+      </w:pPr>
+      <w:r>
+        <w:rPr>
+          <w:color w:val="000000" w:themeColor="text1"/>
+        </w:rPr>
         <w:t>Improved UX consistency.</w:t>
       </w:r>
     </w:p>
@@ -1962,8 +2529,14 @@
           <w:ilvl w:val="0"/>
           <w:numId w:val="19"/>
         </w:numPr>
-      </w:pPr>
-      <w:r>
+        <w:rPr>
+          <w:color w:val="000000" w:themeColor="text1"/>
+        </w:rPr>
+      </w:pPr>
+      <w:r>
+        <w:rPr>
+          <w:color w:val="000000" w:themeColor="text1"/>
+        </w:rPr>
         <w:t>Layout now aligns with enterprise BI tools (Power BI–style behavior).</w:t>
       </w:r>
     </w:p>
@@ -1971,6 +2544,9 @@
       <w:pPr>
         <w:pStyle w:val="NormalWeb"/>
         <w:ind w:left="720"/>
+        <w:rPr>
+          <w:color w:val="000000" w:themeColor="text1"/>
+        </w:rPr>
       </w:pPr>
     </w:p>
     <w:p>
@@ -1978,11 +2554,13 @@
         <w:pStyle w:val="NormalWeb"/>
         <w:rPr>
           <w:b/>
+          <w:color w:val="000000" w:themeColor="text1"/>
         </w:rPr>
       </w:pPr>
       <w:r>
         <w:rPr>
           <w:b/>
+          <w:color w:val="000000" w:themeColor="text1"/>
         </w:rPr>
         <w:lastRenderedPageBreak/>
         <w:t>DAY-14</w:t>
@@ -1992,6 +2570,7 @@
       <w:pPr>
         <w:pStyle w:val="Heading3"/>
         <w:rPr>
+          <w:color w:val="000000" w:themeColor="text1"/>
           <w:sz w:val="24"/>
           <w:szCs w:val="24"/>
         </w:rPr>
@@ -2001,6 +2580,7 @@
           <w:rStyle w:val="Strong"/>
           <w:b/>
           <w:bCs/>
+          <w:color w:val="000000" w:themeColor="text1"/>
           <w:sz w:val="24"/>
           <w:szCs w:val="24"/>
         </w:rPr>
@@ -2010,17 +2590,27 @@
     <w:p>
       <w:pPr>
         <w:pStyle w:val="NormalWeb"/>
-      </w:pPr>
-      <w:r>
+        <w:rPr>
+          <w:color w:val="000000" w:themeColor="text1"/>
+        </w:rPr>
+      </w:pPr>
+      <w:r>
+        <w:rPr>
+          <w:color w:val="000000" w:themeColor="text1"/>
+        </w:rPr>
         <w:t xml:space="preserve">The system is designed as an </w:t>
       </w:r>
       <w:r>
         <w:rPr>
           <w:rStyle w:val="Strong"/>
+          <w:color w:val="000000" w:themeColor="text1"/>
         </w:rPr>
         <w:t>offline-first, desktop-based industrial intelligence platform</w:t>
       </w:r>
       <w:r>
+        <w:rPr>
+          <w:color w:val="000000" w:themeColor="text1"/>
+        </w:rPr>
         <w:t xml:space="preserve"> with modular frontend and backend layers.</w:t>
       </w:r>
     </w:p>
@@ -2028,6 +2618,7 @@
       <w:pPr>
         <w:pStyle w:val="Heading3"/>
         <w:rPr>
+          <w:color w:val="000000" w:themeColor="text1"/>
           <w:sz w:val="24"/>
           <w:szCs w:val="24"/>
         </w:rPr>
@@ -2037,6 +2628,7 @@
           <w:rStyle w:val="Strong"/>
           <w:b/>
           <w:bCs/>
+          <w:color w:val="000000" w:themeColor="text1"/>
           <w:sz w:val="24"/>
           <w:szCs w:val="24"/>
         </w:rPr>
@@ -2046,11 +2638,20 @@
     <w:p>
       <w:pPr>
         <w:pStyle w:val="NormalWeb"/>
-      </w:pPr>
-      <w:r>
+        <w:rPr>
+          <w:color w:val="000000" w:themeColor="text1"/>
+        </w:rPr>
+      </w:pPr>
+      <w:r>
+        <w:rPr>
+          <w:color w:val="000000" w:themeColor="text1"/>
+        </w:rPr>
         <w:t>• Electron + React</w:t>
       </w:r>
       <w:r>
+        <w:rPr>
+          <w:color w:val="000000" w:themeColor="text1"/>
+        </w:rPr>
         <w:br/>
         <w:t>• Centralized state stores for:</w:t>
       </w:r>
@@ -2062,8 +2663,14 @@
           <w:ilvl w:val="0"/>
           <w:numId w:val="20"/>
         </w:numPr>
-      </w:pPr>
-      <w:r>
+        <w:rPr>
+          <w:color w:val="000000" w:themeColor="text1"/>
+        </w:rPr>
+      </w:pPr>
+      <w:r>
+        <w:rPr>
+          <w:color w:val="000000" w:themeColor="text1"/>
+        </w:rPr>
         <w:t>Active Run</w:t>
       </w:r>
     </w:p>
@@ -2074,8 +2681,14 @@
           <w:ilvl w:val="0"/>
           <w:numId w:val="20"/>
         </w:numPr>
-      </w:pPr>
-      <w:r>
+        <w:rPr>
+          <w:color w:val="000000" w:themeColor="text1"/>
+        </w:rPr>
+      </w:pPr>
+      <w:r>
+        <w:rPr>
+          <w:color w:val="000000" w:themeColor="text1"/>
+        </w:rPr>
         <w:t>Dashboard interactions</w:t>
       </w:r>
     </w:p>
@@ -2086,11 +2699,20 @@
           <w:ilvl w:val="0"/>
           <w:numId w:val="20"/>
         </w:numPr>
-      </w:pPr>
-      <w:r>
+        <w:rPr>
+          <w:color w:val="000000" w:themeColor="text1"/>
+        </w:rPr>
+      </w:pPr>
+      <w:r>
+        <w:rPr>
+          <w:color w:val="000000" w:themeColor="text1"/>
+        </w:rPr>
         <w:t>Export operations</w:t>
       </w:r>
       <w:r>
+        <w:rPr>
+          <w:color w:val="000000" w:themeColor="text1"/>
+        </w:rPr>
         <w:br/>
         <w:t>• Page-level responsibility separation (Home, Insights, Dashboards, etc.)</w:t>
       </w:r>
@@ -2099,6 +2721,7 @@
       <w:pPr>
         <w:pStyle w:val="Heading3"/>
         <w:rPr>
+          <w:color w:val="000000" w:themeColor="text1"/>
           <w:sz w:val="24"/>
           <w:szCs w:val="24"/>
         </w:rPr>
@@ -2108,6 +2731,7 @@
           <w:rStyle w:val="Strong"/>
           <w:b/>
           <w:bCs/>
+          <w:color w:val="000000" w:themeColor="text1"/>
           <w:sz w:val="24"/>
           <w:szCs w:val="24"/>
         </w:rPr>
@@ -2117,27 +2741,48 @@
     <w:p>
       <w:pPr>
         <w:pStyle w:val="NormalWeb"/>
-      </w:pPr>
-      <w:r>
+        <w:rPr>
+          <w:color w:val="000000" w:themeColor="text1"/>
+        </w:rPr>
+      </w:pPr>
+      <w:r>
+        <w:rPr>
+          <w:color w:val="000000" w:themeColor="text1"/>
+        </w:rPr>
         <w:t>• Ingestion pipeline</w:t>
       </w:r>
       <w:r>
+        <w:rPr>
+          <w:color w:val="000000" w:themeColor="text1"/>
+        </w:rPr>
         <w:br/>
         <w:t>• Feature store</w:t>
       </w:r>
       <w:r>
+        <w:rPr>
+          <w:color w:val="000000" w:themeColor="text1"/>
+        </w:rPr>
         <w:br/>
         <w:t>• Profilers</w:t>
       </w:r>
       <w:r>
+        <w:rPr>
+          <w:color w:val="000000" w:themeColor="text1"/>
+        </w:rPr>
         <w:br/>
         <w:t>• Rule-based engine</w:t>
       </w:r>
       <w:r>
+        <w:rPr>
+          <w:color w:val="000000" w:themeColor="text1"/>
+        </w:rPr>
         <w:br/>
         <w:t>• ML engine</w:t>
       </w:r>
       <w:r>
+        <w:rPr>
+          <w:color w:val="000000" w:themeColor="text1"/>
+        </w:rPr>
         <w:br/>
         <w:t>• Orchestrator</w:t>
       </w:r>
@@ -2146,6 +2791,7 @@
       <w:pPr>
         <w:pStyle w:val="Heading3"/>
         <w:rPr>
+          <w:color w:val="000000" w:themeColor="text1"/>
           <w:sz w:val="24"/>
           <w:szCs w:val="24"/>
         </w:rPr>
@@ -2155,6 +2801,7 @@
           <w:rStyle w:val="Strong"/>
           <w:b/>
           <w:bCs/>
+          <w:color w:val="000000" w:themeColor="text1"/>
           <w:sz w:val="24"/>
           <w:szCs w:val="24"/>
         </w:rPr>
@@ -2164,15 +2811,27 @@
     <w:p>
       <w:pPr>
         <w:pStyle w:val="NormalWeb"/>
-      </w:pPr>
-      <w:r>
+        <w:rPr>
+          <w:color w:val="000000" w:themeColor="text1"/>
+        </w:rPr>
+      </w:pPr>
+      <w:r>
+        <w:rPr>
+          <w:color w:val="000000" w:themeColor="text1"/>
+        </w:rPr>
         <w:t>• Frontend architecture stabilized and validated.</w:t>
       </w:r>
       <w:r>
+        <w:rPr>
+          <w:color w:val="000000" w:themeColor="text1"/>
+        </w:rPr>
         <w:br/>
         <w:t>• Backend ingestion and feature store completed.</w:t>
       </w:r>
       <w:r>
+        <w:rPr>
+          <w:color w:val="000000" w:themeColor="text1"/>
+        </w:rPr>
         <w:br/>
         <w:t>• Advanced backend components pending.</w:t>
       </w:r>
@@ -2180,12 +2839,16 @@
     <w:p>
       <w:pPr>
         <w:pStyle w:val="Heading3"/>
+        <w:rPr>
+          <w:color w:val="000000" w:themeColor="text1"/>
+        </w:rPr>
       </w:pPr>
       <w:r>
         <w:rPr>
           <w:rStyle w:val="Strong"/>
           <w:b/>
           <w:bCs/>
+          <w:color w:val="000000" w:themeColor="text1"/>
         </w:rPr>
         <w:t>Day 15 Update</w:t>
       </w:r>
@@ -2193,55 +2856,90 @@
     <w:p>
       <w:pPr>
         <w:pStyle w:val="NormalWeb"/>
-      </w:pPr>
-      <w:r>
+        <w:rPr>
+          <w:color w:val="000000" w:themeColor="text1"/>
+        </w:rPr>
+      </w:pPr>
+      <w:r>
+        <w:rPr>
+          <w:color w:val="000000" w:themeColor="text1"/>
+        </w:rPr>
         <w:t>• No changes were made to the overall system architecture.</w:t>
       </w:r>
       <w:r>
+        <w:rPr>
+          <w:color w:val="000000" w:themeColor="text1"/>
+        </w:rPr>
         <w:br/>
         <w:t>• Frontend architecture remains finalized and stable.</w:t>
       </w:r>
       <w:r>
+        <w:rPr>
+          <w:color w:val="000000" w:themeColor="text1"/>
+        </w:rPr>
         <w:br/>
         <w:t xml:space="preserve">• The project formally transitioned into the </w:t>
       </w:r>
       <w:r>
         <w:rPr>
           <w:rStyle w:val="Strong"/>
+          <w:color w:val="000000" w:themeColor="text1"/>
         </w:rPr>
         <w:t>backend implementation phase</w:t>
       </w:r>
       <w:r>
+        <w:rPr>
+          <w:color w:val="000000" w:themeColor="text1"/>
+        </w:rPr>
         <w:t>.</w:t>
       </w:r>
     </w:p>
     <w:p>
       <w:pPr>
         <w:pStyle w:val="NormalWeb"/>
+        <w:rPr>
+          <w:color w:val="000000" w:themeColor="text1"/>
+        </w:rPr>
       </w:pPr>
       <w:r>
         <w:rPr>
           <w:rStyle w:val="Strong"/>
+          <w:color w:val="000000" w:themeColor="text1"/>
         </w:rPr>
         <w:t>Backend Focus Initiated:</w:t>
       </w:r>
       <w:r>
+        <w:rPr>
+          <w:color w:val="000000" w:themeColor="text1"/>
+        </w:rPr>
         <w:br/>
         <w:t>• Offline database layer</w:t>
       </w:r>
       <w:r>
+        <w:rPr>
+          <w:color w:val="000000" w:themeColor="text1"/>
+        </w:rPr>
         <w:br/>
         <w:t>• Run-based data persistence</w:t>
       </w:r>
       <w:r>
+        <w:rPr>
+          <w:color w:val="000000" w:themeColor="text1"/>
+        </w:rPr>
         <w:br/>
         <w:t>• Profiling and Data Health layer</w:t>
       </w:r>
       <w:r>
+        <w:rPr>
+          <w:color w:val="000000" w:themeColor="text1"/>
+        </w:rPr>
         <w:br/>
         <w:t>• Rule-based and ML-ready analytics foundation</w:t>
       </w:r>
       <w:r>
+        <w:rPr>
+          <w:color w:val="000000" w:themeColor="text1"/>
+        </w:rPr>
         <w:br/>
         <w:t>• Export generation planning (PDF / Excel)</w:t>
       </w:r>
@@ -2249,17 +2947,24 @@
     <w:p>
       <w:pPr>
         <w:pStyle w:val="NormalWeb"/>
+        <w:rPr>
+          <w:color w:val="000000" w:themeColor="text1"/>
+        </w:rPr>
       </w:pPr>
     </w:p>
     <w:p>
       <w:pPr>
         <w:pStyle w:val="Heading3"/>
+        <w:rPr>
+          <w:color w:val="000000" w:themeColor="text1"/>
+        </w:rPr>
       </w:pPr>
       <w:r>
         <w:rPr>
           <w:rStyle w:val="Strong"/>
           <w:b/>
           <w:bCs/>
+          <w:color w:val="000000" w:themeColor="text1"/>
         </w:rPr>
         <w:lastRenderedPageBreak/>
         <w:t>Day 16 Update</w:t>
@@ -2268,11 +2973,20 @@
     <w:p>
       <w:pPr>
         <w:pStyle w:val="NormalWeb"/>
-      </w:pPr>
-      <w:r>
+        <w:rPr>
+          <w:color w:val="000000" w:themeColor="text1"/>
+        </w:rPr>
+      </w:pPr>
+      <w:r>
+        <w:rPr>
+          <w:color w:val="000000" w:themeColor="text1"/>
+        </w:rPr>
         <w:t>• No changes were made to the system architecture.</w:t>
       </w:r>
       <w:r>
+        <w:rPr>
+          <w:color w:val="000000" w:themeColor="text1"/>
+        </w:rPr>
         <w:br/>
         <w:t>• The system continues to follow an offline-first, layered architecture.</w:t>
       </w:r>
@@ -2280,18 +2994,28 @@
     <w:p>
       <w:pPr>
         <w:pStyle w:val="NormalWeb"/>
+        <w:rPr>
+          <w:color w:val="000000" w:themeColor="text1"/>
+        </w:rPr>
       </w:pPr>
       <w:r>
         <w:rPr>
           <w:rStyle w:val="Strong"/>
+          <w:color w:val="000000" w:themeColor="text1"/>
         </w:rPr>
         <w:t>Status:</w:t>
       </w:r>
       <w:r>
+        <w:rPr>
+          <w:color w:val="000000" w:themeColor="text1"/>
+        </w:rPr>
         <w:br/>
         <w:t>• Operational data handling and backend groundwork continue in parallel.</w:t>
       </w:r>
       <w:r>
+        <w:rPr>
+          <w:color w:val="000000" w:themeColor="text1"/>
+        </w:rPr>
         <w:br/>
         <w:t>• Architecture remains stable and aligned with previous design decisions.</w:t>
       </w:r>
@@ -2299,12 +3023,16 @@
     <w:p>
       <w:pPr>
         <w:pStyle w:val="Heading3"/>
+        <w:rPr>
+          <w:color w:val="000000" w:themeColor="text1"/>
+        </w:rPr>
       </w:pPr>
       <w:r>
         <w:rPr>
           <w:rStyle w:val="Strong"/>
           <w:b/>
           <w:bCs/>
+          <w:color w:val="000000" w:themeColor="text1"/>
         </w:rPr>
         <w:t>Day 17 Update</w:t>
       </w:r>
@@ -2312,11 +3040,20 @@
     <w:p>
       <w:pPr>
         <w:pStyle w:val="NormalWeb"/>
-      </w:pPr>
-      <w:r>
+        <w:rPr>
+          <w:color w:val="000000" w:themeColor="text1"/>
+        </w:rPr>
+      </w:pPr>
+      <w:r>
+        <w:rPr>
+          <w:color w:val="000000" w:themeColor="text1"/>
+        </w:rPr>
         <w:t>• No changes were made to the existing system architecture.</w:t>
       </w:r>
       <w:r>
+        <w:rPr>
+          <w:color w:val="000000" w:themeColor="text1"/>
+        </w:rPr>
         <w:br/>
         <w:t>• The system continues to follow the planned offline-first and layered design.</w:t>
       </w:r>
@@ -2324,18 +3061,28 @@
     <w:p>
       <w:pPr>
         <w:pStyle w:val="NormalWeb"/>
+        <w:rPr>
+          <w:color w:val="000000" w:themeColor="text1"/>
+        </w:rPr>
       </w:pPr>
       <w:r>
         <w:rPr>
           <w:rStyle w:val="Strong"/>
+          <w:color w:val="000000" w:themeColor="text1"/>
         </w:rPr>
         <w:t>Status:</w:t>
       </w:r>
       <w:r>
+        <w:rPr>
+          <w:color w:val="000000" w:themeColor="text1"/>
+        </w:rPr>
         <w:br/>
         <w:t>• Operational work and system design activities continue in parallel.</w:t>
       </w:r>
       <w:r>
+        <w:rPr>
+          <w:color w:val="000000" w:themeColor="text1"/>
+        </w:rPr>
         <w:br/>
         <w:t>• Architecture remains stable and suitable for future backend integration.</w:t>
       </w:r>
@@ -2343,12 +3090,16 @@
     <w:p>
       <w:pPr>
         <w:pStyle w:val="Heading3"/>
+        <w:rPr>
+          <w:color w:val="000000" w:themeColor="text1"/>
+        </w:rPr>
       </w:pPr>
       <w:r>
         <w:rPr>
           <w:rStyle w:val="Strong"/>
           <w:b/>
           <w:bCs/>
+          <w:color w:val="000000" w:themeColor="text1"/>
         </w:rPr>
         <w:t>Day 18 Update</w:t>
       </w:r>
@@ -2356,11 +3107,20 @@
     <w:p>
       <w:pPr>
         <w:pStyle w:val="NormalWeb"/>
-      </w:pPr>
-      <w:r>
+        <w:rPr>
+          <w:color w:val="000000" w:themeColor="text1"/>
+        </w:rPr>
+      </w:pPr>
+      <w:r>
+        <w:rPr>
+          <w:color w:val="000000" w:themeColor="text1"/>
+        </w:rPr>
         <w:t>• No changes were made to the existing system architecture.</w:t>
       </w:r>
       <w:r>
+        <w:rPr>
+          <w:color w:val="000000" w:themeColor="text1"/>
+        </w:rPr>
         <w:br/>
         <w:t>• The offline-first, layered system design remains intact.</w:t>
       </w:r>
@@ -2368,18 +3128,28 @@
     <w:p>
       <w:pPr>
         <w:pStyle w:val="NormalWeb"/>
+        <w:rPr>
+          <w:color w:val="000000" w:themeColor="text1"/>
+        </w:rPr>
       </w:pPr>
       <w:r>
         <w:rPr>
           <w:rStyle w:val="Strong"/>
+          <w:color w:val="000000" w:themeColor="text1"/>
         </w:rPr>
         <w:t>Status:</w:t>
       </w:r>
       <w:r>
+        <w:rPr>
+          <w:color w:val="000000" w:themeColor="text1"/>
+        </w:rPr>
         <w:br/>
         <w:t>• Operational audit activities and system development continue in parallel.</w:t>
       </w:r>
       <w:r>
+        <w:rPr>
+          <w:color w:val="000000" w:themeColor="text1"/>
+        </w:rPr>
         <w:br/>
         <w:t>• Architecture remains stable and ready for further backend integration.</w:t>
       </w:r>
@@ -2387,12 +3157,16 @@
     <w:p>
       <w:pPr>
         <w:pStyle w:val="Heading3"/>
+        <w:rPr>
+          <w:color w:val="000000" w:themeColor="text1"/>
+        </w:rPr>
       </w:pPr>
       <w:r>
         <w:rPr>
           <w:rStyle w:val="Strong"/>
           <w:b/>
           <w:bCs/>
+          <w:color w:val="000000" w:themeColor="text1"/>
         </w:rPr>
         <w:t>Day 19 Update</w:t>
       </w:r>
@@ -2400,11 +3174,20 @@
     <w:p>
       <w:pPr>
         <w:pStyle w:val="NormalWeb"/>
-      </w:pPr>
-      <w:r>
+        <w:rPr>
+          <w:color w:val="000000" w:themeColor="text1"/>
+        </w:rPr>
+      </w:pPr>
+      <w:r>
+        <w:rPr>
+          <w:color w:val="000000" w:themeColor="text1"/>
+        </w:rPr>
         <w:t>• No changes were made to the system architecture.</w:t>
       </w:r>
       <w:r>
+        <w:rPr>
+          <w:color w:val="000000" w:themeColor="text1"/>
+        </w:rPr>
         <w:br/>
         <w:t>• The system continues to follow the offline-first, layered architecture.</w:t>
       </w:r>
@@ -2412,18 +3195,28 @@
     <w:p>
       <w:pPr>
         <w:pStyle w:val="NormalWeb"/>
+        <w:rPr>
+          <w:color w:val="000000" w:themeColor="text1"/>
+        </w:rPr>
       </w:pPr>
       <w:r>
         <w:rPr>
           <w:rStyle w:val="Strong"/>
+          <w:color w:val="000000" w:themeColor="text1"/>
         </w:rPr>
         <w:t>Status:</w:t>
       </w:r>
       <w:r>
+        <w:rPr>
+          <w:color w:val="000000" w:themeColor="text1"/>
+        </w:rPr>
         <w:br/>
         <w:t>• Operational learning and backend planning continue in parallel.</w:t>
       </w:r>
       <w:r>
+        <w:rPr>
+          <w:color w:val="000000" w:themeColor="text1"/>
+        </w:rPr>
         <w:br/>
         <w:t>• Architecture remains stable and suitable for future analytics and ML integration.</w:t>
       </w:r>
@@ -2431,12 +3224,16 @@
     <w:p>
       <w:pPr>
         <w:pStyle w:val="Heading3"/>
+        <w:rPr>
+          <w:color w:val="000000" w:themeColor="text1"/>
+        </w:rPr>
       </w:pPr>
       <w:r>
         <w:rPr>
           <w:rStyle w:val="Strong"/>
           <w:b/>
           <w:bCs/>
+          <w:color w:val="000000" w:themeColor="text1"/>
         </w:rPr>
         <w:t>Day 20 Update</w:t>
       </w:r>
@@ -2444,11 +3241,20 @@
     <w:p>
       <w:pPr>
         <w:pStyle w:val="NormalWeb"/>
-      </w:pPr>
-      <w:r>
+        <w:rPr>
+          <w:color w:val="000000" w:themeColor="text1"/>
+        </w:rPr>
+      </w:pPr>
+      <w:r>
+        <w:rPr>
+          <w:color w:val="000000" w:themeColor="text1"/>
+        </w:rPr>
         <w:t>• No changes were made to the system architecture.</w:t>
       </w:r>
       <w:r>
+        <w:rPr>
+          <w:color w:val="000000" w:themeColor="text1"/>
+        </w:rPr>
         <w:br/>
         <w:t>• The system continues to follow the planned offline-first and layered design.</w:t>
       </w:r>
@@ -2456,18 +3262,28 @@
     <w:p>
       <w:pPr>
         <w:pStyle w:val="NormalWeb"/>
+        <w:rPr>
+          <w:color w:val="000000" w:themeColor="text1"/>
+        </w:rPr>
       </w:pPr>
       <w:r>
         <w:rPr>
           <w:rStyle w:val="Strong"/>
+          <w:color w:val="000000" w:themeColor="text1"/>
         </w:rPr>
         <w:t>Status:</w:t>
       </w:r>
       <w:r>
+        <w:rPr>
+          <w:color w:val="000000" w:themeColor="text1"/>
+        </w:rPr>
         <w:br/>
         <w:t>• Operational learning and backend planning continue in parallel.</w:t>
       </w:r>
       <w:r>
+        <w:rPr>
+          <w:color w:val="000000" w:themeColor="text1"/>
+        </w:rPr>
         <w:br/>
         <w:t>• Architecture remains stable and suitable for future analytics and ML integration.</w:t>
       </w:r>
@@ -2475,12 +3291,16 @@
     <w:p>
       <w:pPr>
         <w:pStyle w:val="Heading3"/>
+        <w:rPr>
+          <w:color w:val="000000" w:themeColor="text1"/>
+        </w:rPr>
       </w:pPr>
       <w:r>
         <w:rPr>
           <w:rStyle w:val="Strong"/>
           <w:b/>
           <w:bCs/>
+          <w:color w:val="000000" w:themeColor="text1"/>
         </w:rPr>
         <w:lastRenderedPageBreak/>
         <w:t>Day 21 – System Architecture</w:t>
@@ -2489,10 +3309,14 @@
     <w:p>
       <w:pPr>
         <w:pStyle w:val="NormalWeb"/>
+        <w:rPr>
+          <w:color w:val="000000" w:themeColor="text1"/>
+        </w:rPr>
       </w:pPr>
       <w:r>
         <w:rPr>
           <w:rStyle w:val="Strong"/>
+          <w:color w:val="000000" w:themeColor="text1"/>
         </w:rPr>
         <w:t>Architecture Updates:</w:t>
       </w:r>
@@ -2504,8 +3328,14 @@
           <w:ilvl w:val="0"/>
           <w:numId w:val="24"/>
         </w:numPr>
-      </w:pPr>
-      <w:r>
+        <w:rPr>
+          <w:color w:val="000000" w:themeColor="text1"/>
+        </w:rPr>
+      </w:pPr>
+      <w:r>
+        <w:rPr>
+          <w:color w:val="000000" w:themeColor="text1"/>
+        </w:rPr>
         <w:t>Verified end-to-end integration of:</w:t>
       </w:r>
     </w:p>
@@ -2516,8 +3346,14 @@
           <w:ilvl w:val="1"/>
           <w:numId w:val="24"/>
         </w:numPr>
-      </w:pPr>
-      <w:r>
+        <w:rPr>
+          <w:color w:val="000000" w:themeColor="text1"/>
+        </w:rPr>
+      </w:pPr>
+      <w:r>
+        <w:rPr>
+          <w:color w:val="000000" w:themeColor="text1"/>
+        </w:rPr>
         <w:t>React frontend (production build)</w:t>
       </w:r>
     </w:p>
@@ -2528,8 +3364,14 @@
           <w:ilvl w:val="1"/>
           <w:numId w:val="24"/>
         </w:numPr>
-      </w:pPr>
-      <w:r>
+        <w:rPr>
+          <w:color w:val="000000" w:themeColor="text1"/>
+        </w:rPr>
+      </w:pPr>
+      <w:r>
+        <w:rPr>
+          <w:color w:val="000000" w:themeColor="text1"/>
+        </w:rPr>
         <w:t>Python desktop shell (PySide6)</w:t>
       </w:r>
     </w:p>
@@ -2540,8 +3382,14 @@
           <w:ilvl w:val="1"/>
           <w:numId w:val="24"/>
         </w:numPr>
-      </w:pPr>
-      <w:r>
+        <w:rPr>
+          <w:color w:val="000000" w:themeColor="text1"/>
+        </w:rPr>
+      </w:pPr>
+      <w:r>
+        <w:rPr>
+          <w:color w:val="000000" w:themeColor="text1"/>
+        </w:rPr>
         <w:t>Qt WebChannel IPC bridge</w:t>
       </w:r>
     </w:p>
@@ -2552,8 +3400,14 @@
           <w:ilvl w:val="1"/>
           <w:numId w:val="24"/>
         </w:numPr>
-      </w:pPr>
-      <w:r>
+        <w:rPr>
+          <w:color w:val="000000" w:themeColor="text1"/>
+        </w:rPr>
+      </w:pPr>
+      <w:r>
+        <w:rPr>
+          <w:color w:val="000000" w:themeColor="text1"/>
+        </w:rPr>
         <w:t>DuckDB offline database</w:t>
       </w:r>
     </w:p>
@@ -2564,18 +3418,28 @@
           <w:ilvl w:val="0"/>
           <w:numId w:val="24"/>
         </w:numPr>
-      </w:pPr>
-      <w:r>
+        <w:rPr>
+          <w:color w:val="000000" w:themeColor="text1"/>
+        </w:rPr>
+      </w:pPr>
+      <w:r>
+        <w:rPr>
+          <w:color w:val="000000" w:themeColor="text1"/>
+        </w:rPr>
         <w:t>Updated frontend routing strategy to support file-based desktop execution.</w:t>
       </w:r>
     </w:p>
     <w:p>
       <w:pPr>
         <w:pStyle w:val="NormalWeb"/>
+        <w:rPr>
+          <w:color w:val="000000" w:themeColor="text1"/>
+        </w:rPr>
       </w:pPr>
       <w:r>
         <w:rPr>
           <w:rStyle w:val="Strong"/>
+          <w:color w:val="000000" w:themeColor="text1"/>
         </w:rPr>
         <w:t>Technical Insight:</w:t>
       </w:r>
@@ -2587,18 +3451,28 @@
           <w:ilvl w:val="0"/>
           <w:numId w:val="25"/>
         </w:numPr>
-      </w:pPr>
-      <w:r>
+        <w:rPr>
+          <w:color w:val="000000" w:themeColor="text1"/>
+        </w:rPr>
+      </w:pPr>
+      <w:r>
+        <w:rPr>
+          <w:color w:val="000000" w:themeColor="text1"/>
+        </w:rPr>
         <w:t>Desktop applications require relative asset paths and hash-based routing for stable UI rendering.</w:t>
       </w:r>
     </w:p>
     <w:p>
       <w:pPr>
         <w:pStyle w:val="NormalWeb"/>
+        <w:rPr>
+          <w:color w:val="000000" w:themeColor="text1"/>
+        </w:rPr>
       </w:pPr>
       <w:r>
         <w:rPr>
           <w:rStyle w:val="Strong"/>
+          <w:color w:val="000000" w:themeColor="text1"/>
         </w:rPr>
         <w:t>Conclusion:</w:t>
       </w:r>
@@ -2610,25 +3484,38 @@
           <w:ilvl w:val="0"/>
           <w:numId w:val="26"/>
         </w:numPr>
-      </w:pPr>
-      <w:r>
+        <w:rPr>
+          <w:color w:val="000000" w:themeColor="text1"/>
+        </w:rPr>
+      </w:pPr>
+      <w:r>
+        <w:rPr>
+          <w:color w:val="000000" w:themeColor="text1"/>
+        </w:rPr>
         <w:t>System architecture is validated and stable for offline operation.</w:t>
       </w:r>
     </w:p>
     <w:p>
       <w:pPr>
         <w:pStyle w:val="NormalWeb"/>
+        <w:rPr>
+          <w:color w:val="000000" w:themeColor="text1"/>
+        </w:rPr>
       </w:pPr>
     </w:p>
     <w:p>
       <w:pPr>
         <w:pStyle w:val="Heading3"/>
+        <w:rPr>
+          <w:color w:val="000000" w:themeColor="text1"/>
+        </w:rPr>
       </w:pPr>
       <w:r>
         <w:rPr>
           <w:rStyle w:val="Strong"/>
           <w:b/>
           <w:bCs/>
+          <w:color w:val="000000" w:themeColor="text1"/>
         </w:rPr>
         <w:t>Day 22 – System Architecture</w:t>
       </w:r>
@@ -2636,10 +3523,14 @@
     <w:p>
       <w:pPr>
         <w:pStyle w:val="NormalWeb"/>
+        <w:rPr>
+          <w:color w:val="000000" w:themeColor="text1"/>
+        </w:rPr>
       </w:pPr>
       <w:r>
         <w:rPr>
           <w:rStyle w:val="Strong"/>
+          <w:color w:val="000000" w:themeColor="text1"/>
         </w:rPr>
         <w:t>Architecture Finalization:</w:t>
       </w:r>
@@ -2651,8 +3542,14 @@
           <w:ilvl w:val="0"/>
           <w:numId w:val="27"/>
         </w:numPr>
-      </w:pPr>
-      <w:r>
+        <w:rPr>
+          <w:color w:val="000000" w:themeColor="text1"/>
+        </w:rPr>
+      </w:pPr>
+      <w:r>
+        <w:rPr>
+          <w:color w:val="000000" w:themeColor="text1"/>
+        </w:rPr>
         <w:t>Finalized overall system architecture for the Offline Industrial Data Intelligence System.</w:t>
       </w:r>
     </w:p>
@@ -2663,8 +3560,14 @@
           <w:ilvl w:val="0"/>
           <w:numId w:val="27"/>
         </w:numPr>
-      </w:pPr>
-      <w:r>
+        <w:rPr>
+          <w:color w:val="000000" w:themeColor="text1"/>
+        </w:rPr>
+      </w:pPr>
+      <w:r>
+        <w:rPr>
+          <w:color w:val="000000" w:themeColor="text1"/>
+        </w:rPr>
         <w:t>Confirmed separation of layers:</w:t>
       </w:r>
     </w:p>
@@ -2675,8 +3578,14 @@
           <w:ilvl w:val="1"/>
           <w:numId w:val="27"/>
         </w:numPr>
-      </w:pPr>
-      <w:r>
+        <w:rPr>
+          <w:color w:val="000000" w:themeColor="text1"/>
+        </w:rPr>
+      </w:pPr>
+      <w:r>
+        <w:rPr>
+          <w:color w:val="000000" w:themeColor="text1"/>
+        </w:rPr>
         <w:t>Frontend (React + Desktop Shell)</w:t>
       </w:r>
     </w:p>
@@ -2687,8 +3596,14 @@
           <w:ilvl w:val="1"/>
           <w:numId w:val="27"/>
         </w:numPr>
-      </w:pPr>
-      <w:r>
+        <w:rPr>
+          <w:color w:val="000000" w:themeColor="text1"/>
+        </w:rPr>
+      </w:pPr>
+      <w:r>
+        <w:rPr>
+          <w:color w:val="000000" w:themeColor="text1"/>
+        </w:rPr>
         <w:t>IPC Layer</w:t>
       </w:r>
     </w:p>
@@ -2699,8 +3614,14 @@
           <w:ilvl w:val="1"/>
           <w:numId w:val="27"/>
         </w:numPr>
-      </w:pPr>
-      <w:r>
+        <w:rPr>
+          <w:color w:val="000000" w:themeColor="text1"/>
+        </w:rPr>
+      </w:pPr>
+      <w:r>
+        <w:rPr>
+          <w:color w:val="000000" w:themeColor="text1"/>
+        </w:rPr>
         <w:t>Database Layer (DuckDB)</w:t>
       </w:r>
     </w:p>
@@ -2711,8 +3632,14 @@
           <w:ilvl w:val="1"/>
           <w:numId w:val="27"/>
         </w:numPr>
-      </w:pPr>
-      <w:r>
+        <w:rPr>
+          <w:color w:val="000000" w:themeColor="text1"/>
+        </w:rPr>
+      </w:pPr>
+      <w:r>
+        <w:rPr>
+          <w:color w:val="000000" w:themeColor="text1"/>
+        </w:rPr>
         <w:t>Backend Analytics &amp; Orchestration</w:t>
       </w:r>
     </w:p>
@@ -2723,18 +3650,28 @@
           <w:ilvl w:val="0"/>
           <w:numId w:val="27"/>
         </w:numPr>
-      </w:pPr>
-      <w:r>
+        <w:rPr>
+          <w:color w:val="000000" w:themeColor="text1"/>
+        </w:rPr>
+      </w:pPr>
+      <w:r>
+        <w:rPr>
+          <w:color w:val="000000" w:themeColor="text1"/>
+        </w:rPr>
         <w:t>Validated readiness of frontend for backend integration.</w:t>
       </w:r>
     </w:p>
     <w:p>
       <w:pPr>
         <w:pStyle w:val="NormalWeb"/>
+        <w:rPr>
+          <w:color w:val="000000" w:themeColor="text1"/>
+        </w:rPr>
       </w:pPr>
       <w:r>
         <w:rPr>
           <w:rStyle w:val="Strong"/>
+          <w:color w:val="000000" w:themeColor="text1"/>
         </w:rPr>
         <w:t>Technical Insight:</w:t>
       </w:r>
@@ -2746,18 +3683,28 @@
           <w:ilvl w:val="0"/>
           <w:numId w:val="28"/>
         </w:numPr>
-      </w:pPr>
-      <w:r>
+        <w:rPr>
+          <w:color w:val="000000" w:themeColor="text1"/>
+        </w:rPr>
+      </w:pPr>
+      <w:r>
+        <w:rPr>
+          <w:color w:val="000000" w:themeColor="text1"/>
+        </w:rPr>
         <w:t>Clear architectural boundaries ensure scalability and maintainability of the system.</w:t>
       </w:r>
     </w:p>
     <w:p>
       <w:pPr>
         <w:pStyle w:val="NormalWeb"/>
+        <w:rPr>
+          <w:color w:val="000000" w:themeColor="text1"/>
+        </w:rPr>
       </w:pPr>
       <w:r>
         <w:rPr>
           <w:rStyle w:val="Strong"/>
+          <w:color w:val="000000" w:themeColor="text1"/>
         </w:rPr>
         <w:t>Conclusion:</w:t>
       </w:r>
@@ -2769,30 +3716,46 @@
           <w:ilvl w:val="0"/>
           <w:numId w:val="29"/>
         </w:numPr>
-      </w:pPr>
-      <w:r>
+        <w:rPr>
+          <w:color w:val="000000" w:themeColor="text1"/>
+        </w:rPr>
+      </w:pPr>
+      <w:r>
+        <w:rPr>
+          <w:color w:val="000000" w:themeColor="text1"/>
+        </w:rPr>
         <w:t>System architecture finalized and approved for backend development phase.</w:t>
       </w:r>
     </w:p>
     <w:p>
       <w:pPr>
         <w:pStyle w:val="NormalWeb"/>
-      </w:pPr>
-    </w:p>
-    <w:p>
-      <w:pPr>
-        <w:pStyle w:val="NormalWeb"/>
+        <w:rPr>
+          <w:color w:val="000000" w:themeColor="text1"/>
+        </w:rPr>
+      </w:pPr>
+    </w:p>
+    <w:p>
+      <w:pPr>
+        <w:pStyle w:val="NormalWeb"/>
+        <w:rPr>
+          <w:color w:val="000000" w:themeColor="text1"/>
+        </w:rPr>
       </w:pPr>
     </w:p>
     <w:p>
       <w:pPr>
         <w:pStyle w:val="Heading3"/>
+        <w:rPr>
+          <w:color w:val="000000" w:themeColor="text1"/>
+        </w:rPr>
       </w:pPr>
       <w:r>
         <w:rPr>
           <w:rStyle w:val="Strong"/>
           <w:b/>
           <w:bCs/>
+          <w:color w:val="000000" w:themeColor="text1"/>
         </w:rPr>
         <w:lastRenderedPageBreak/>
         <w:t>Day 23 – System Architecture</w:t>
@@ -2801,10 +3764,14 @@
     <w:p>
       <w:pPr>
         <w:pStyle w:val="NormalWeb"/>
+        <w:rPr>
+          <w:color w:val="000000" w:themeColor="text1"/>
+        </w:rPr>
       </w:pPr>
       <w:r>
         <w:rPr>
           <w:rStyle w:val="Strong"/>
+          <w:color w:val="000000" w:themeColor="text1"/>
         </w:rPr>
         <w:t>Architecture Review and Finalization:</w:t>
       </w:r>
@@ -2816,8 +3783,14 @@
           <w:ilvl w:val="0"/>
           <w:numId w:val="30"/>
         </w:numPr>
-      </w:pPr>
-      <w:r>
+        <w:rPr>
+          <w:color w:val="000000" w:themeColor="text1"/>
+        </w:rPr>
+      </w:pPr>
+      <w:r>
+        <w:rPr>
+          <w:color w:val="000000" w:themeColor="text1"/>
+        </w:rPr>
         <w:t>Conducted a final review of the complete system architecture.</w:t>
       </w:r>
     </w:p>
@@ -2828,8 +3801,14 @@
           <w:ilvl w:val="0"/>
           <w:numId w:val="30"/>
         </w:numPr>
-      </w:pPr>
-      <w:r>
+        <w:rPr>
+          <w:color w:val="000000" w:themeColor="text1"/>
+        </w:rPr>
+      </w:pPr>
+      <w:r>
+        <w:rPr>
+          <w:color w:val="000000" w:themeColor="text1"/>
+        </w:rPr>
         <w:t>Finalized backend layers including:</w:t>
       </w:r>
     </w:p>
@@ -2840,8 +3819,14 @@
           <w:ilvl w:val="1"/>
           <w:numId w:val="30"/>
         </w:numPr>
-      </w:pPr>
-      <w:r>
+        <w:rPr>
+          <w:color w:val="000000" w:themeColor="text1"/>
+        </w:rPr>
+      </w:pPr>
+      <w:r>
+        <w:rPr>
+          <w:color w:val="000000" w:themeColor="text1"/>
+        </w:rPr>
         <w:t>Database layer (DuckDB)</w:t>
       </w:r>
     </w:p>
@@ -2852,8 +3837,14 @@
           <w:ilvl w:val="1"/>
           <w:numId w:val="30"/>
         </w:numPr>
-      </w:pPr>
-      <w:r>
+        <w:rPr>
+          <w:color w:val="000000" w:themeColor="text1"/>
+        </w:rPr>
+      </w:pPr>
+      <w:r>
+        <w:rPr>
+          <w:color w:val="000000" w:themeColor="text1"/>
+        </w:rPr>
         <w:t>IPC layer</w:t>
       </w:r>
     </w:p>
@@ -2864,8 +3855,14 @@
           <w:ilvl w:val="1"/>
           <w:numId w:val="30"/>
         </w:numPr>
-      </w:pPr>
-      <w:r>
+        <w:rPr>
+          <w:color w:val="000000" w:themeColor="text1"/>
+        </w:rPr>
+      </w:pPr>
+      <w:r>
+        <w:rPr>
+          <w:color w:val="000000" w:themeColor="text1"/>
+        </w:rPr>
         <w:t>Profiling module</w:t>
       </w:r>
     </w:p>
@@ -2876,8 +3873,14 @@
           <w:ilvl w:val="1"/>
           <w:numId w:val="30"/>
         </w:numPr>
-      </w:pPr>
-      <w:r>
+        <w:rPr>
+          <w:color w:val="000000" w:themeColor="text1"/>
+        </w:rPr>
+      </w:pPr>
+      <w:r>
+        <w:rPr>
+          <w:color w:val="000000" w:themeColor="text1"/>
+        </w:rPr>
         <w:t>Rule-based engine</w:t>
       </w:r>
     </w:p>
@@ -2888,8 +3891,14 @@
           <w:ilvl w:val="1"/>
           <w:numId w:val="30"/>
         </w:numPr>
-      </w:pPr>
-      <w:r>
+        <w:rPr>
+          <w:color w:val="000000" w:themeColor="text1"/>
+        </w:rPr>
+      </w:pPr>
+      <w:r>
+        <w:rPr>
+          <w:color w:val="000000" w:themeColor="text1"/>
+        </w:rPr>
         <w:t>Machine learning engine</w:t>
       </w:r>
     </w:p>
@@ -2900,8 +3909,14 @@
           <w:ilvl w:val="1"/>
           <w:numId w:val="30"/>
         </w:numPr>
-      </w:pPr>
-      <w:r>
+        <w:rPr>
+          <w:color w:val="000000" w:themeColor="text1"/>
+        </w:rPr>
+      </w:pPr>
+      <w:r>
+        <w:rPr>
+          <w:color w:val="000000" w:themeColor="text1"/>
+        </w:rPr>
         <w:t>Orchestrator module</w:t>
       </w:r>
     </w:p>
@@ -2912,18 +3927,28 @@
           <w:ilvl w:val="0"/>
           <w:numId w:val="30"/>
         </w:numPr>
-      </w:pPr>
-      <w:r>
+        <w:rPr>
+          <w:color w:val="000000" w:themeColor="text1"/>
+        </w:rPr>
+      </w:pPr>
+      <w:r>
+        <w:rPr>
+          <w:color w:val="000000" w:themeColor="text1"/>
+        </w:rPr>
         <w:t>Verified frontend readiness for backend data integration.</w:t>
       </w:r>
     </w:p>
     <w:p>
       <w:pPr>
         <w:pStyle w:val="NormalWeb"/>
+        <w:rPr>
+          <w:color w:val="000000" w:themeColor="text1"/>
+        </w:rPr>
       </w:pPr>
       <w:r>
         <w:rPr>
           <w:rStyle w:val="Strong"/>
+          <w:color w:val="000000" w:themeColor="text1"/>
         </w:rPr>
         <w:t>Conclusion:</w:t>
       </w:r>
@@ -2935,9 +3960,419 @@
           <w:ilvl w:val="0"/>
           <w:numId w:val="31"/>
         </w:numPr>
-      </w:pPr>
-      <w:r>
+        <w:rPr>
+          <w:color w:val="000000" w:themeColor="text1"/>
+        </w:rPr>
+      </w:pPr>
+      <w:r>
+        <w:rPr>
+          <w:color w:val="000000" w:themeColor="text1"/>
+        </w:rPr>
         <w:t>System architecture finalized and prepared for backend implementation phase.</w:t>
+      </w:r>
+    </w:p>
+    <w:p>
+      <w:pPr>
+        <w:pStyle w:val="NormalWeb"/>
+        <w:rPr>
+          <w:color w:val="000000" w:themeColor="text1"/>
+        </w:rPr>
+      </w:pPr>
+    </w:p>
+    <w:p>
+      <w:pPr>
+        <w:pStyle w:val="Heading2"/>
+        <w:rPr>
+          <w:rFonts w:ascii="Times New Roman" w:hAnsi="Times New Roman" w:cs="Times New Roman"/>
+          <w:color w:val="000000" w:themeColor="text1"/>
+        </w:rPr>
+      </w:pPr>
+      <w:r>
+        <w:rPr>
+          <w:rStyle w:val="Strong"/>
+          <w:rFonts w:ascii="Times New Roman" w:hAnsi="Times New Roman" w:cs="Times New Roman"/>
+          <w:bCs w:val="0"/>
+          <w:color w:val="000000" w:themeColor="text1"/>
+        </w:rPr>
+        <w:t>Day 24 – Architecture Finalization</w:t>
+      </w:r>
+    </w:p>
+    <w:p>
+      <w:pPr>
+        <w:pStyle w:val="Heading3"/>
+        <w:rPr>
+          <w:color w:val="000000" w:themeColor="text1"/>
+        </w:rPr>
+      </w:pPr>
+      <w:r>
+        <w:rPr>
+          <w:color w:val="000000" w:themeColor="text1"/>
+        </w:rPr>
+        <w:t>Backend Architecture Finalized:</w:t>
+      </w:r>
+    </w:p>
+    <w:p>
+      <w:pPr>
+        <w:pStyle w:val="NormalWeb"/>
+        <w:rPr>
+          <w:color w:val="000000" w:themeColor="text1"/>
+        </w:rPr>
+      </w:pPr>
+      <w:r>
+        <w:rPr>
+          <w:rStyle w:val="Strong"/>
+          <w:color w:val="000000" w:themeColor="text1"/>
+        </w:rPr>
+        <w:t>Layer Structure:</w:t>
+      </w:r>
+    </w:p>
+    <w:p>
+      <w:pPr>
+        <w:pStyle w:val="NormalWeb"/>
+        <w:numPr>
+          <w:ilvl w:val="0"/>
+          <w:numId w:val="32"/>
+        </w:numPr>
+        <w:rPr>
+          <w:color w:val="000000" w:themeColor="text1"/>
+        </w:rPr>
+      </w:pPr>
+      <w:r>
+        <w:rPr>
+          <w:color w:val="000000" w:themeColor="text1"/>
+        </w:rPr>
+        <w:t>Storage Layer (DuckDB + Schema)</w:t>
+      </w:r>
+    </w:p>
+    <w:p>
+      <w:pPr>
+        <w:pStyle w:val="NormalWeb"/>
+        <w:numPr>
+          <w:ilvl w:val="0"/>
+          <w:numId w:val="32"/>
+        </w:numPr>
+        <w:rPr>
+          <w:color w:val="000000" w:themeColor="text1"/>
+        </w:rPr>
+      </w:pPr>
+      <w:r>
+        <w:rPr>
+          <w:color w:val="000000" w:themeColor="text1"/>
+        </w:rPr>
+        <w:t>Repository Layer (Run, Ingestion, Insights, Dashboard, Exports)</w:t>
+      </w:r>
+    </w:p>
+    <w:p>
+      <w:pPr>
+        <w:pStyle w:val="NormalWeb"/>
+        <w:numPr>
+          <w:ilvl w:val="0"/>
+          <w:numId w:val="32"/>
+        </w:numPr>
+        <w:rPr>
+          <w:color w:val="000000" w:themeColor="text1"/>
+        </w:rPr>
+      </w:pPr>
+      <w:r>
+        <w:rPr>
+          <w:color w:val="000000" w:themeColor="text1"/>
+        </w:rPr>
+        <w:t>IPC Layer (Qt bridge communication)</w:t>
+      </w:r>
+    </w:p>
+    <w:p>
+      <w:pPr>
+        <w:pStyle w:val="NormalWeb"/>
+        <w:numPr>
+          <w:ilvl w:val="0"/>
+          <w:numId w:val="32"/>
+        </w:numPr>
+        <w:rPr>
+          <w:color w:val="000000" w:themeColor="text1"/>
+        </w:rPr>
+      </w:pPr>
+      <w:r>
+        <w:rPr>
+          <w:color w:val="000000" w:themeColor="text1"/>
+        </w:rPr>
+        <w:t>Frontend Service Layer</w:t>
+      </w:r>
+    </w:p>
+    <w:p>
+      <w:pPr>
+        <w:pStyle w:val="NormalWeb"/>
+        <w:numPr>
+          <w:ilvl w:val="0"/>
+          <w:numId w:val="32"/>
+        </w:numPr>
+        <w:rPr>
+          <w:color w:val="000000" w:themeColor="text1"/>
+        </w:rPr>
+      </w:pPr>
+      <w:r>
+        <w:rPr>
+          <w:color w:val="000000" w:themeColor="text1"/>
+        </w:rPr>
+        <w:t>UI Layer (React + Desktop Shell)</w:t>
+      </w:r>
+    </w:p>
+    <w:p>
+      <w:pPr>
+        <w:pStyle w:val="Heading3"/>
+        <w:rPr>
+          <w:color w:val="000000" w:themeColor="text1"/>
+        </w:rPr>
+      </w:pPr>
+      <w:r>
+        <w:rPr>
+          <w:color w:val="000000" w:themeColor="text1"/>
+        </w:rPr>
+        <w:t>Improvements Done:</w:t>
+      </w:r>
+    </w:p>
+    <w:p>
+      <w:pPr>
+        <w:pStyle w:val="NormalWeb"/>
+        <w:numPr>
+          <w:ilvl w:val="0"/>
+          <w:numId w:val="33"/>
+        </w:numPr>
+        <w:rPr>
+          <w:color w:val="000000" w:themeColor="text1"/>
+        </w:rPr>
+      </w:pPr>
+      <w:r>
+        <w:rPr>
+          <w:color w:val="000000" w:themeColor="text1"/>
+        </w:rPr>
+        <w:t>Finalized clear separation of responsibilities.</w:t>
+      </w:r>
+    </w:p>
+    <w:p>
+      <w:pPr>
+        <w:pStyle w:val="NormalWeb"/>
+        <w:numPr>
+          <w:ilvl w:val="0"/>
+          <w:numId w:val="33"/>
+        </w:numPr>
+        <w:rPr>
+          <w:color w:val="000000" w:themeColor="text1"/>
+        </w:rPr>
+      </w:pPr>
+      <w:r>
+        <w:rPr>
+          <w:color w:val="000000" w:themeColor="text1"/>
+        </w:rPr>
+        <w:t>Verified IPC-based data flow.</w:t>
+      </w:r>
+    </w:p>
+    <w:p>
+      <w:pPr>
+        <w:pStyle w:val="NormalWeb"/>
+        <w:numPr>
+          <w:ilvl w:val="0"/>
+          <w:numId w:val="33"/>
+        </w:numPr>
+        <w:rPr>
+          <w:color w:val="000000" w:themeColor="text1"/>
+        </w:rPr>
+      </w:pPr>
+      <w:r>
+        <w:rPr>
+          <w:color w:val="000000" w:themeColor="text1"/>
+        </w:rPr>
+        <w:t>Confirmed run search now properly interacts with repository layer.</w:t>
+      </w:r>
+    </w:p>
+    <w:p>
+      <w:pPr>
+        <w:pStyle w:val="NormalWeb"/>
+        <w:numPr>
+          <w:ilvl w:val="0"/>
+          <w:numId w:val="33"/>
+        </w:numPr>
+        <w:rPr>
+          <w:color w:val="000000" w:themeColor="text1"/>
+        </w:rPr>
+      </w:pPr>
+      <w:r>
+        <w:rPr>
+          <w:color w:val="000000" w:themeColor="text1"/>
+        </w:rPr>
+        <w:t>Ensured system is scalable for next analytics modules.</w:t>
+      </w:r>
+    </w:p>
+    <w:p>
+      <w:pPr>
+        <w:pStyle w:val="NormalWeb"/>
+        <w:rPr>
+          <w:color w:val="000000" w:themeColor="text1"/>
+        </w:rPr>
+      </w:pPr>
+    </w:p>
+    <w:p>
+      <w:pPr>
+        <w:pStyle w:val="NormalWeb"/>
+        <w:rPr>
+          <w:color w:val="000000" w:themeColor="text1"/>
+        </w:rPr>
+      </w:pPr>
+    </w:p>
+    <w:p>
+      <w:pPr>
+        <w:pStyle w:val="NormalWeb"/>
+        <w:rPr>
+          <w:color w:val="000000" w:themeColor="text1"/>
+        </w:rPr>
+      </w:pPr>
+    </w:p>
+    <w:p>
+      <w:pPr>
+        <w:pStyle w:val="NormalWeb"/>
+        <w:rPr>
+          <w:color w:val="000000" w:themeColor="text1"/>
+        </w:rPr>
+      </w:pPr>
+    </w:p>
+    <w:p>
+      <w:pPr>
+        <w:pStyle w:val="Heading3"/>
+      </w:pPr>
+      <w:r>
+        <w:lastRenderedPageBreak/>
+        <w:t>Day 25 Architecture Finalization</w:t>
+      </w:r>
+    </w:p>
+    <w:p>
+      <w:pPr>
+        <w:pStyle w:val="NormalWeb"/>
+      </w:pPr>
+      <w:r>
+        <w:t>Backend Layers Confirmed:</w:t>
+      </w:r>
+    </w:p>
+    <w:p>
+      <w:pPr>
+        <w:pStyle w:val="NormalWeb"/>
+        <w:numPr>
+          <w:ilvl w:val="0"/>
+          <w:numId w:val="34"/>
+        </w:numPr>
+      </w:pPr>
+      <w:r>
+        <w:t>Storage Layer (DuckDB + Repositories)</w:t>
+      </w:r>
+    </w:p>
+    <w:p>
+      <w:pPr>
+        <w:pStyle w:val="NormalWeb"/>
+        <w:numPr>
+          <w:ilvl w:val="0"/>
+          <w:numId w:val="34"/>
+        </w:numPr>
+      </w:pPr>
+      <w:r>
+        <w:t>IPC Layer (Qt-exposed methods)</w:t>
+      </w:r>
+    </w:p>
+    <w:p>
+      <w:pPr>
+        <w:pStyle w:val="NormalWeb"/>
+        <w:numPr>
+          <w:ilvl w:val="0"/>
+          <w:numId w:val="34"/>
+        </w:numPr>
+      </w:pPr>
+      <w:r>
+        <w:t>Desktop Bridge Layer (WebChannel)</w:t>
+      </w:r>
+    </w:p>
+    <w:p>
+      <w:pPr>
+        <w:pStyle w:val="NormalWeb"/>
+        <w:numPr>
+          <w:ilvl w:val="0"/>
+          <w:numId w:val="34"/>
+        </w:numPr>
+      </w:pPr>
+      <w:r>
+        <w:t>UI Layer (React + Router)</w:t>
+      </w:r>
+    </w:p>
+    <w:p>
+      <w:pPr>
+        <w:pStyle w:val="NormalWeb"/>
+        <w:numPr>
+          <w:ilvl w:val="0"/>
+          <w:numId w:val="34"/>
+        </w:numPr>
+      </w:pPr>
+      <w:r>
+        <w:t>Run Lifecycle Controller</w:t>
+      </w:r>
+    </w:p>
+    <w:p>
+      <w:pPr>
+        <w:pStyle w:val="NormalWeb"/>
+        <w:numPr>
+          <w:ilvl w:val="0"/>
+          <w:numId w:val="34"/>
+        </w:numPr>
+      </w:pPr>
+      <w:r>
+        <w:t>Ingestion Metadata Layer</w:t>
+      </w:r>
+    </w:p>
+    <w:p>
+      <w:pPr>
+        <w:pStyle w:val="NormalWeb"/>
+      </w:pPr>
+      <w:r>
+        <w:t>Pending Architecture Blocks:</w:t>
+      </w:r>
+    </w:p>
+    <w:p>
+      <w:pPr>
+        <w:pStyle w:val="NormalWeb"/>
+        <w:numPr>
+          <w:ilvl w:val="0"/>
+          <w:numId w:val="35"/>
+        </w:numPr>
+      </w:pPr>
+      <w:r>
+        <w:t>Rule-Based Insight Engine</w:t>
+      </w:r>
+    </w:p>
+    <w:p>
+      <w:pPr>
+        <w:pStyle w:val="NormalWeb"/>
+        <w:numPr>
+          <w:ilvl w:val="0"/>
+          <w:numId w:val="35"/>
+        </w:numPr>
+      </w:pPr>
+      <w:r>
+        <w:t>ML-Based Analytical Engine</w:t>
+      </w:r>
+    </w:p>
+    <w:p>
+      <w:pPr>
+        <w:pStyle w:val="NormalWeb"/>
+        <w:numPr>
+          <w:ilvl w:val="0"/>
+          <w:numId w:val="35"/>
+        </w:numPr>
+      </w:pPr>
+      <w:r>
+        <w:t>Automated Feature Computation Pipeline</w:t>
+      </w:r>
+    </w:p>
+    <w:p>
+      <w:pPr>
+        <w:pStyle w:val="NormalWeb"/>
+      </w:pPr>
+      <w:r>
+        <w:t>System remains 100% offline-first.</w:t>
       </w:r>
       <w:bookmarkStart w:id="0" w:name="_GoBack"/>
       <w:bookmarkEnd w:id="0"/>
@@ -3154,6 +4589,155 @@
     </w:lvl>
   </w:abstractNum>
   <w:abstractNum w:abstractNumId="1" w15:restartNumberingAfterBreak="0">
+    <w:nsid w:val="081111FD"/>
+    <w:multiLevelType w:val="multilevel"/>
+    <w:tmpl w:val="825A150A"/>
+    <w:lvl w:ilvl="0">
+      <w:start w:val="1"/>
+      <w:numFmt w:val="bullet"/>
+      <w:lvlText w:val=""/>
+      <w:lvlJc w:val="left"/>
+      <w:pPr>
+        <w:tabs>
+          <w:tab w:val="num" w:pos="720"/>
+        </w:tabs>
+        <w:ind w:left="720" w:hanging="360"/>
+      </w:pPr>
+      <w:rPr>
+        <w:rFonts w:ascii="Symbol" w:hAnsi="Symbol" w:hint="default"/>
+        <w:sz w:val="20"/>
+      </w:rPr>
+    </w:lvl>
+    <w:lvl w:ilvl="1" w:tentative="1">
+      <w:start w:val="1"/>
+      <w:numFmt w:val="bullet"/>
+      <w:lvlText w:val="o"/>
+      <w:lvlJc w:val="left"/>
+      <w:pPr>
+        <w:tabs>
+          <w:tab w:val="num" w:pos="1440"/>
+        </w:tabs>
+        <w:ind w:left="1440" w:hanging="360"/>
+      </w:pPr>
+      <w:rPr>
+        <w:rFonts w:ascii="Courier New" w:hAnsi="Courier New" w:hint="default"/>
+        <w:sz w:val="20"/>
+      </w:rPr>
+    </w:lvl>
+    <w:lvl w:ilvl="2" w:tentative="1">
+      <w:start w:val="1"/>
+      <w:numFmt w:val="bullet"/>
+      <w:lvlText w:val=""/>
+      <w:lvlJc w:val="left"/>
+      <w:pPr>
+        <w:tabs>
+          <w:tab w:val="num" w:pos="2160"/>
+        </w:tabs>
+        <w:ind w:left="2160" w:hanging="360"/>
+      </w:pPr>
+      <w:rPr>
+        <w:rFonts w:ascii="Wingdings" w:hAnsi="Wingdings" w:hint="default"/>
+        <w:sz w:val="20"/>
+      </w:rPr>
+    </w:lvl>
+    <w:lvl w:ilvl="3" w:tentative="1">
+      <w:start w:val="1"/>
+      <w:numFmt w:val="bullet"/>
+      <w:lvlText w:val=""/>
+      <w:lvlJc w:val="left"/>
+      <w:pPr>
+        <w:tabs>
+          <w:tab w:val="num" w:pos="2880"/>
+        </w:tabs>
+        <w:ind w:left="2880" w:hanging="360"/>
+      </w:pPr>
+      <w:rPr>
+        <w:rFonts w:ascii="Wingdings" w:hAnsi="Wingdings" w:hint="default"/>
+        <w:sz w:val="20"/>
+      </w:rPr>
+    </w:lvl>
+    <w:lvl w:ilvl="4" w:tentative="1">
+      <w:start w:val="1"/>
+      <w:numFmt w:val="bullet"/>
+      <w:lvlText w:val=""/>
+      <w:lvlJc w:val="left"/>
+      <w:pPr>
+        <w:tabs>
+          <w:tab w:val="num" w:pos="3600"/>
+        </w:tabs>
+        <w:ind w:left="3600" w:hanging="360"/>
+      </w:pPr>
+      <w:rPr>
+        <w:rFonts w:ascii="Wingdings" w:hAnsi="Wingdings" w:hint="default"/>
+        <w:sz w:val="20"/>
+      </w:rPr>
+    </w:lvl>
+    <w:lvl w:ilvl="5" w:tentative="1">
+      <w:start w:val="1"/>
+      <w:numFmt w:val="bullet"/>
+      <w:lvlText w:val=""/>
+      <w:lvlJc w:val="left"/>
+      <w:pPr>
+        <w:tabs>
+          <w:tab w:val="num" w:pos="4320"/>
+        </w:tabs>
+        <w:ind w:left="4320" w:hanging="360"/>
+      </w:pPr>
+      <w:rPr>
+        <w:rFonts w:ascii="Wingdings" w:hAnsi="Wingdings" w:hint="default"/>
+        <w:sz w:val="20"/>
+      </w:rPr>
+    </w:lvl>
+    <w:lvl w:ilvl="6" w:tentative="1">
+      <w:start w:val="1"/>
+      <w:numFmt w:val="bullet"/>
+      <w:lvlText w:val=""/>
+      <w:lvlJc w:val="left"/>
+      <w:pPr>
+        <w:tabs>
+          <w:tab w:val="num" w:pos="5040"/>
+        </w:tabs>
+        <w:ind w:left="5040" w:hanging="360"/>
+      </w:pPr>
+      <w:rPr>
+        <w:rFonts w:ascii="Wingdings" w:hAnsi="Wingdings" w:hint="default"/>
+        <w:sz w:val="20"/>
+      </w:rPr>
+    </w:lvl>
+    <w:lvl w:ilvl="7" w:tentative="1">
+      <w:start w:val="1"/>
+      <w:numFmt w:val="bullet"/>
+      <w:lvlText w:val=""/>
+      <w:lvlJc w:val="left"/>
+      <w:pPr>
+        <w:tabs>
+          <w:tab w:val="num" w:pos="5760"/>
+        </w:tabs>
+        <w:ind w:left="5760" w:hanging="360"/>
+      </w:pPr>
+      <w:rPr>
+        <w:rFonts w:ascii="Wingdings" w:hAnsi="Wingdings" w:hint="default"/>
+        <w:sz w:val="20"/>
+      </w:rPr>
+    </w:lvl>
+    <w:lvl w:ilvl="8" w:tentative="1">
+      <w:start w:val="1"/>
+      <w:numFmt w:val="bullet"/>
+      <w:lvlText w:val=""/>
+      <w:lvlJc w:val="left"/>
+      <w:pPr>
+        <w:tabs>
+          <w:tab w:val="num" w:pos="6480"/>
+        </w:tabs>
+        <w:ind w:left="6480" w:hanging="360"/>
+      </w:pPr>
+      <w:rPr>
+        <w:rFonts w:ascii="Wingdings" w:hAnsi="Wingdings" w:hint="default"/>
+        <w:sz w:val="20"/>
+      </w:rPr>
+    </w:lvl>
+  </w:abstractNum>
+  <w:abstractNum w:abstractNumId="2" w15:restartNumberingAfterBreak="0">
     <w:nsid w:val="08677ADF"/>
     <w:multiLevelType w:val="multilevel"/>
     <w:tmpl w:val="2ED4EC4E"/>
@@ -3302,7 +4886,7 @@
       </w:rPr>
     </w:lvl>
   </w:abstractNum>
-  <w:abstractNum w:abstractNumId="2" w15:restartNumberingAfterBreak="0">
+  <w:abstractNum w:abstractNumId="3" w15:restartNumberingAfterBreak="0">
     <w:nsid w:val="0A2F6232"/>
     <w:multiLevelType w:val="multilevel"/>
     <w:tmpl w:val="C8109A1E"/>
@@ -3451,7 +5035,7 @@
       </w:rPr>
     </w:lvl>
   </w:abstractNum>
-  <w:abstractNum w:abstractNumId="3" w15:restartNumberingAfterBreak="0">
+  <w:abstractNum w:abstractNumId="4" w15:restartNumberingAfterBreak="0">
     <w:nsid w:val="0D4838EE"/>
     <w:multiLevelType w:val="multilevel"/>
     <w:tmpl w:val="88382FE2"/>
@@ -3600,7 +5184,7 @@
       </w:rPr>
     </w:lvl>
   </w:abstractNum>
-  <w:abstractNum w:abstractNumId="4" w15:restartNumberingAfterBreak="0">
+  <w:abstractNum w:abstractNumId="5" w15:restartNumberingAfterBreak="0">
     <w:nsid w:val="0E620A21"/>
     <w:multiLevelType w:val="multilevel"/>
     <w:tmpl w:val="8202F178"/>
@@ -3749,7 +5333,7 @@
       </w:rPr>
     </w:lvl>
   </w:abstractNum>
-  <w:abstractNum w:abstractNumId="5" w15:restartNumberingAfterBreak="0">
+  <w:abstractNum w:abstractNumId="6" w15:restartNumberingAfterBreak="0">
     <w:nsid w:val="0F6B34B5"/>
     <w:multiLevelType w:val="multilevel"/>
     <w:tmpl w:val="7A266CAA"/>
@@ -3898,7 +5482,7 @@
       </w:rPr>
     </w:lvl>
   </w:abstractNum>
-  <w:abstractNum w:abstractNumId="6" w15:restartNumberingAfterBreak="0">
+  <w:abstractNum w:abstractNumId="7" w15:restartNumberingAfterBreak="0">
     <w:nsid w:val="17100083"/>
     <w:multiLevelType w:val="multilevel"/>
     <w:tmpl w:val="8D94F2A4"/>
@@ -4047,7 +5631,7 @@
       </w:rPr>
     </w:lvl>
   </w:abstractNum>
-  <w:abstractNum w:abstractNumId="7" w15:restartNumberingAfterBreak="0">
+  <w:abstractNum w:abstractNumId="8" w15:restartNumberingAfterBreak="0">
     <w:nsid w:val="17C803B7"/>
     <w:multiLevelType w:val="multilevel"/>
     <w:tmpl w:val="49967CCE"/>
@@ -4196,7 +5780,7 @@
       </w:rPr>
     </w:lvl>
   </w:abstractNum>
-  <w:abstractNum w:abstractNumId="8" w15:restartNumberingAfterBreak="0">
+  <w:abstractNum w:abstractNumId="9" w15:restartNumberingAfterBreak="0">
     <w:nsid w:val="1BA54A53"/>
     <w:multiLevelType w:val="multilevel"/>
     <w:tmpl w:val="4612867E"/>
@@ -4309,7 +5893,7 @@
       </w:pPr>
     </w:lvl>
   </w:abstractNum>
-  <w:abstractNum w:abstractNumId="9" w15:restartNumberingAfterBreak="0">
+  <w:abstractNum w:abstractNumId="10" w15:restartNumberingAfterBreak="0">
     <w:nsid w:val="1BFE284C"/>
     <w:multiLevelType w:val="multilevel"/>
     <w:tmpl w:val="524EF916"/>
@@ -4458,7 +6042,7 @@
       </w:rPr>
     </w:lvl>
   </w:abstractNum>
-  <w:abstractNum w:abstractNumId="10" w15:restartNumberingAfterBreak="0">
+  <w:abstractNum w:abstractNumId="11" w15:restartNumberingAfterBreak="0">
     <w:nsid w:val="1FEF5756"/>
     <w:multiLevelType w:val="multilevel"/>
     <w:tmpl w:val="9FEED6DA"/>
@@ -4607,7 +6191,7 @@
       </w:rPr>
     </w:lvl>
   </w:abstractNum>
-  <w:abstractNum w:abstractNumId="11" w15:restartNumberingAfterBreak="0">
+  <w:abstractNum w:abstractNumId="12" w15:restartNumberingAfterBreak="0">
     <w:nsid w:val="21893A0A"/>
     <w:multiLevelType w:val="multilevel"/>
     <w:tmpl w:val="B192CD78"/>
@@ -4756,7 +6340,7 @@
       </w:rPr>
     </w:lvl>
   </w:abstractNum>
-  <w:abstractNum w:abstractNumId="12" w15:restartNumberingAfterBreak="0">
+  <w:abstractNum w:abstractNumId="13" w15:restartNumberingAfterBreak="0">
     <w:nsid w:val="23E8403D"/>
     <w:multiLevelType w:val="multilevel"/>
     <w:tmpl w:val="388A688C"/>
@@ -4905,7 +6489,7 @@
       </w:rPr>
     </w:lvl>
   </w:abstractNum>
-  <w:abstractNum w:abstractNumId="13" w15:restartNumberingAfterBreak="0">
+  <w:abstractNum w:abstractNumId="14" w15:restartNumberingAfterBreak="0">
     <w:nsid w:val="2955620D"/>
     <w:multiLevelType w:val="multilevel"/>
     <w:tmpl w:val="B63E1EAC"/>
@@ -5054,7 +6638,120 @@
       </w:rPr>
     </w:lvl>
   </w:abstractNum>
-  <w:abstractNum w:abstractNumId="14" w15:restartNumberingAfterBreak="0">
+  <w:abstractNum w:abstractNumId="15" w15:restartNumberingAfterBreak="0">
+    <w:nsid w:val="2FDF4433"/>
+    <w:multiLevelType w:val="multilevel"/>
+    <w:tmpl w:val="21006E32"/>
+    <w:lvl w:ilvl="0">
+      <w:start w:val="1"/>
+      <w:numFmt w:val="decimal"/>
+      <w:lvlText w:val="%1."/>
+      <w:lvlJc w:val="left"/>
+      <w:pPr>
+        <w:tabs>
+          <w:tab w:val="num" w:pos="720"/>
+        </w:tabs>
+        <w:ind w:left="720" w:hanging="360"/>
+      </w:pPr>
+    </w:lvl>
+    <w:lvl w:ilvl="1" w:tentative="1">
+      <w:start w:val="1"/>
+      <w:numFmt w:val="decimal"/>
+      <w:lvlText w:val="%2."/>
+      <w:lvlJc w:val="left"/>
+      <w:pPr>
+        <w:tabs>
+          <w:tab w:val="num" w:pos="1440"/>
+        </w:tabs>
+        <w:ind w:left="1440" w:hanging="360"/>
+      </w:pPr>
+    </w:lvl>
+    <w:lvl w:ilvl="2" w:tentative="1">
+      <w:start w:val="1"/>
+      <w:numFmt w:val="decimal"/>
+      <w:lvlText w:val="%3."/>
+      <w:lvlJc w:val="left"/>
+      <w:pPr>
+        <w:tabs>
+          <w:tab w:val="num" w:pos="2160"/>
+        </w:tabs>
+        <w:ind w:left="2160" w:hanging="360"/>
+      </w:pPr>
+    </w:lvl>
+    <w:lvl w:ilvl="3" w:tentative="1">
+      <w:start w:val="1"/>
+      <w:numFmt w:val="decimal"/>
+      <w:lvlText w:val="%4."/>
+      <w:lvlJc w:val="left"/>
+      <w:pPr>
+        <w:tabs>
+          <w:tab w:val="num" w:pos="2880"/>
+        </w:tabs>
+        <w:ind w:left="2880" w:hanging="360"/>
+      </w:pPr>
+    </w:lvl>
+    <w:lvl w:ilvl="4" w:tentative="1">
+      <w:start w:val="1"/>
+      <w:numFmt w:val="decimal"/>
+      <w:lvlText w:val="%5."/>
+      <w:lvlJc w:val="left"/>
+      <w:pPr>
+        <w:tabs>
+          <w:tab w:val="num" w:pos="3600"/>
+        </w:tabs>
+        <w:ind w:left="3600" w:hanging="360"/>
+      </w:pPr>
+    </w:lvl>
+    <w:lvl w:ilvl="5" w:tentative="1">
+      <w:start w:val="1"/>
+      <w:numFmt w:val="decimal"/>
+      <w:lvlText w:val="%6."/>
+      <w:lvlJc w:val="left"/>
+      <w:pPr>
+        <w:tabs>
+          <w:tab w:val="num" w:pos="4320"/>
+        </w:tabs>
+        <w:ind w:left="4320" w:hanging="360"/>
+      </w:pPr>
+    </w:lvl>
+    <w:lvl w:ilvl="6" w:tentative="1">
+      <w:start w:val="1"/>
+      <w:numFmt w:val="decimal"/>
+      <w:lvlText w:val="%7."/>
+      <w:lvlJc w:val="left"/>
+      <w:pPr>
+        <w:tabs>
+          <w:tab w:val="num" w:pos="5040"/>
+        </w:tabs>
+        <w:ind w:left="5040" w:hanging="360"/>
+      </w:pPr>
+    </w:lvl>
+    <w:lvl w:ilvl="7" w:tentative="1">
+      <w:start w:val="1"/>
+      <w:numFmt w:val="decimal"/>
+      <w:lvlText w:val="%8."/>
+      <w:lvlJc w:val="left"/>
+      <w:pPr>
+        <w:tabs>
+          <w:tab w:val="num" w:pos="5760"/>
+        </w:tabs>
+        <w:ind w:left="5760" w:hanging="360"/>
+      </w:pPr>
+    </w:lvl>
+    <w:lvl w:ilvl="8" w:tentative="1">
+      <w:start w:val="1"/>
+      <w:numFmt w:val="decimal"/>
+      <w:lvlText w:val="%9."/>
+      <w:lvlJc w:val="left"/>
+      <w:pPr>
+        <w:tabs>
+          <w:tab w:val="num" w:pos="6480"/>
+        </w:tabs>
+        <w:ind w:left="6480" w:hanging="360"/>
+      </w:pPr>
+    </w:lvl>
+  </w:abstractNum>
+  <w:abstractNum w:abstractNumId="16" w15:restartNumberingAfterBreak="0">
     <w:nsid w:val="31B948A4"/>
     <w:multiLevelType w:val="multilevel"/>
     <w:tmpl w:val="06DC64A6"/>
@@ -5203,7 +6900,7 @@
       </w:rPr>
     </w:lvl>
   </w:abstractNum>
-  <w:abstractNum w:abstractNumId="15" w15:restartNumberingAfterBreak="0">
+  <w:abstractNum w:abstractNumId="17" w15:restartNumberingAfterBreak="0">
     <w:nsid w:val="35F10E6A"/>
     <w:multiLevelType w:val="multilevel"/>
     <w:tmpl w:val="7668EB2C"/>
@@ -5352,7 +7049,7 @@
       </w:rPr>
     </w:lvl>
   </w:abstractNum>
-  <w:abstractNum w:abstractNumId="16" w15:restartNumberingAfterBreak="0">
+  <w:abstractNum w:abstractNumId="18" w15:restartNumberingAfterBreak="0">
     <w:nsid w:val="365A4F16"/>
     <w:multiLevelType w:val="multilevel"/>
     <w:tmpl w:val="657233D0"/>
@@ -5501,7 +7198,7 @@
       </w:rPr>
     </w:lvl>
   </w:abstractNum>
-  <w:abstractNum w:abstractNumId="17" w15:restartNumberingAfterBreak="0">
+  <w:abstractNum w:abstractNumId="19" w15:restartNumberingAfterBreak="0">
     <w:nsid w:val="383916B1"/>
     <w:multiLevelType w:val="multilevel"/>
     <w:tmpl w:val="6CA21336"/>
@@ -5650,7 +7347,7 @@
       </w:rPr>
     </w:lvl>
   </w:abstractNum>
-  <w:abstractNum w:abstractNumId="18" w15:restartNumberingAfterBreak="0">
+  <w:abstractNum w:abstractNumId="20" w15:restartNumberingAfterBreak="0">
     <w:nsid w:val="43F72404"/>
     <w:multiLevelType w:val="multilevel"/>
     <w:tmpl w:val="C566828A"/>
@@ -5799,7 +7496,7 @@
       </w:rPr>
     </w:lvl>
   </w:abstractNum>
-  <w:abstractNum w:abstractNumId="19" w15:restartNumberingAfterBreak="0">
+  <w:abstractNum w:abstractNumId="21" w15:restartNumberingAfterBreak="0">
     <w:nsid w:val="46043C1A"/>
     <w:multiLevelType w:val="multilevel"/>
     <w:tmpl w:val="F3222646"/>
@@ -5948,7 +7645,7 @@
       </w:rPr>
     </w:lvl>
   </w:abstractNum>
-  <w:abstractNum w:abstractNumId="20" w15:restartNumberingAfterBreak="0">
+  <w:abstractNum w:abstractNumId="22" w15:restartNumberingAfterBreak="0">
     <w:nsid w:val="484959E9"/>
     <w:multiLevelType w:val="multilevel"/>
     <w:tmpl w:val="1CB8099C"/>
@@ -6097,7 +7794,7 @@
       </w:rPr>
     </w:lvl>
   </w:abstractNum>
-  <w:abstractNum w:abstractNumId="21" w15:restartNumberingAfterBreak="0">
+  <w:abstractNum w:abstractNumId="23" w15:restartNumberingAfterBreak="0">
     <w:nsid w:val="48FC2351"/>
     <w:multiLevelType w:val="multilevel"/>
     <w:tmpl w:val="1AA0B728"/>
@@ -6246,7 +7943,7 @@
       </w:rPr>
     </w:lvl>
   </w:abstractNum>
-  <w:abstractNum w:abstractNumId="22" w15:restartNumberingAfterBreak="0">
+  <w:abstractNum w:abstractNumId="24" w15:restartNumberingAfterBreak="0">
     <w:nsid w:val="4B703F60"/>
     <w:multiLevelType w:val="multilevel"/>
     <w:tmpl w:val="F7D6893A"/>
@@ -6395,7 +8092,7 @@
       </w:rPr>
     </w:lvl>
   </w:abstractNum>
-  <w:abstractNum w:abstractNumId="23" w15:restartNumberingAfterBreak="0">
+  <w:abstractNum w:abstractNumId="25" w15:restartNumberingAfterBreak="0">
     <w:nsid w:val="54E81964"/>
     <w:multiLevelType w:val="multilevel"/>
     <w:tmpl w:val="8FCE3DAA"/>
@@ -6544,7 +8241,7 @@
       </w:rPr>
     </w:lvl>
   </w:abstractNum>
-  <w:abstractNum w:abstractNumId="24" w15:restartNumberingAfterBreak="0">
+  <w:abstractNum w:abstractNumId="26" w15:restartNumberingAfterBreak="0">
     <w:nsid w:val="575518D8"/>
     <w:multiLevelType w:val="multilevel"/>
     <w:tmpl w:val="9D8C8972"/>
@@ -6693,7 +8390,7 @@
       </w:rPr>
     </w:lvl>
   </w:abstractNum>
-  <w:abstractNum w:abstractNumId="25" w15:restartNumberingAfterBreak="0">
+  <w:abstractNum w:abstractNumId="27" w15:restartNumberingAfterBreak="0">
     <w:nsid w:val="57D00E17"/>
     <w:multiLevelType w:val="multilevel"/>
     <w:tmpl w:val="55A85EB2"/>
@@ -6842,7 +8539,7 @@
       </w:rPr>
     </w:lvl>
   </w:abstractNum>
-  <w:abstractNum w:abstractNumId="26" w15:restartNumberingAfterBreak="0">
+  <w:abstractNum w:abstractNumId="28" w15:restartNumberingAfterBreak="0">
     <w:nsid w:val="605E4F6E"/>
     <w:multiLevelType w:val="multilevel"/>
     <w:tmpl w:val="029C7A7C"/>
@@ -6991,7 +8688,7 @@
       </w:rPr>
     </w:lvl>
   </w:abstractNum>
-  <w:abstractNum w:abstractNumId="27" w15:restartNumberingAfterBreak="0">
+  <w:abstractNum w:abstractNumId="29" w15:restartNumberingAfterBreak="0">
     <w:nsid w:val="67BD7AC0"/>
     <w:multiLevelType w:val="multilevel"/>
     <w:tmpl w:val="DF1CE2A8"/>
@@ -7140,7 +8837,120 @@
       </w:rPr>
     </w:lvl>
   </w:abstractNum>
-  <w:abstractNum w:abstractNumId="28" w15:restartNumberingAfterBreak="0">
+  <w:abstractNum w:abstractNumId="30" w15:restartNumberingAfterBreak="0">
+    <w:nsid w:val="6CFB2C04"/>
+    <w:multiLevelType w:val="multilevel"/>
+    <w:tmpl w:val="9D22A7CE"/>
+    <w:lvl w:ilvl="0">
+      <w:start w:val="1"/>
+      <w:numFmt w:val="decimal"/>
+      <w:lvlText w:val="%1."/>
+      <w:lvlJc w:val="left"/>
+      <w:pPr>
+        <w:tabs>
+          <w:tab w:val="num" w:pos="720"/>
+        </w:tabs>
+        <w:ind w:left="720" w:hanging="360"/>
+      </w:pPr>
+    </w:lvl>
+    <w:lvl w:ilvl="1" w:tentative="1">
+      <w:start w:val="1"/>
+      <w:numFmt w:val="decimal"/>
+      <w:lvlText w:val="%2."/>
+      <w:lvlJc w:val="left"/>
+      <w:pPr>
+        <w:tabs>
+          <w:tab w:val="num" w:pos="1440"/>
+        </w:tabs>
+        <w:ind w:left="1440" w:hanging="360"/>
+      </w:pPr>
+    </w:lvl>
+    <w:lvl w:ilvl="2" w:tentative="1">
+      <w:start w:val="1"/>
+      <w:numFmt w:val="decimal"/>
+      <w:lvlText w:val="%3."/>
+      <w:lvlJc w:val="left"/>
+      <w:pPr>
+        <w:tabs>
+          <w:tab w:val="num" w:pos="2160"/>
+        </w:tabs>
+        <w:ind w:left="2160" w:hanging="360"/>
+      </w:pPr>
+    </w:lvl>
+    <w:lvl w:ilvl="3" w:tentative="1">
+      <w:start w:val="1"/>
+      <w:numFmt w:val="decimal"/>
+      <w:lvlText w:val="%4."/>
+      <w:lvlJc w:val="left"/>
+      <w:pPr>
+        <w:tabs>
+          <w:tab w:val="num" w:pos="2880"/>
+        </w:tabs>
+        <w:ind w:left="2880" w:hanging="360"/>
+      </w:pPr>
+    </w:lvl>
+    <w:lvl w:ilvl="4" w:tentative="1">
+      <w:start w:val="1"/>
+      <w:numFmt w:val="decimal"/>
+      <w:lvlText w:val="%5."/>
+      <w:lvlJc w:val="left"/>
+      <w:pPr>
+        <w:tabs>
+          <w:tab w:val="num" w:pos="3600"/>
+        </w:tabs>
+        <w:ind w:left="3600" w:hanging="360"/>
+      </w:pPr>
+    </w:lvl>
+    <w:lvl w:ilvl="5" w:tentative="1">
+      <w:start w:val="1"/>
+      <w:numFmt w:val="decimal"/>
+      <w:lvlText w:val="%6."/>
+      <w:lvlJc w:val="left"/>
+      <w:pPr>
+        <w:tabs>
+          <w:tab w:val="num" w:pos="4320"/>
+        </w:tabs>
+        <w:ind w:left="4320" w:hanging="360"/>
+      </w:pPr>
+    </w:lvl>
+    <w:lvl w:ilvl="6" w:tentative="1">
+      <w:start w:val="1"/>
+      <w:numFmt w:val="decimal"/>
+      <w:lvlText w:val="%7."/>
+      <w:lvlJc w:val="left"/>
+      <w:pPr>
+        <w:tabs>
+          <w:tab w:val="num" w:pos="5040"/>
+        </w:tabs>
+        <w:ind w:left="5040" w:hanging="360"/>
+      </w:pPr>
+    </w:lvl>
+    <w:lvl w:ilvl="7" w:tentative="1">
+      <w:start w:val="1"/>
+      <w:numFmt w:val="decimal"/>
+      <w:lvlText w:val="%8."/>
+      <w:lvlJc w:val="left"/>
+      <w:pPr>
+        <w:tabs>
+          <w:tab w:val="num" w:pos="5760"/>
+        </w:tabs>
+        <w:ind w:left="5760" w:hanging="360"/>
+      </w:pPr>
+    </w:lvl>
+    <w:lvl w:ilvl="8" w:tentative="1">
+      <w:start w:val="1"/>
+      <w:numFmt w:val="decimal"/>
+      <w:lvlText w:val="%9."/>
+      <w:lvlJc w:val="left"/>
+      <w:pPr>
+        <w:tabs>
+          <w:tab w:val="num" w:pos="6480"/>
+        </w:tabs>
+        <w:ind w:left="6480" w:hanging="360"/>
+      </w:pPr>
+    </w:lvl>
+  </w:abstractNum>
+  <w:abstractNum w:abstractNumId="31" w15:restartNumberingAfterBreak="0">
     <w:nsid w:val="6E8532F3"/>
     <w:multiLevelType w:val="multilevel"/>
     <w:tmpl w:val="A000A2D6"/>
@@ -7289,7 +9099,156 @@
       </w:rPr>
     </w:lvl>
   </w:abstractNum>
-  <w:abstractNum w:abstractNumId="29" w15:restartNumberingAfterBreak="0">
+  <w:abstractNum w:abstractNumId="32" w15:restartNumberingAfterBreak="0">
+    <w:nsid w:val="727123B0"/>
+    <w:multiLevelType w:val="multilevel"/>
+    <w:tmpl w:val="A392ACB8"/>
+    <w:lvl w:ilvl="0">
+      <w:start w:val="1"/>
+      <w:numFmt w:val="bullet"/>
+      <w:lvlText w:val=""/>
+      <w:lvlJc w:val="left"/>
+      <w:pPr>
+        <w:tabs>
+          <w:tab w:val="num" w:pos="720"/>
+        </w:tabs>
+        <w:ind w:left="720" w:hanging="360"/>
+      </w:pPr>
+      <w:rPr>
+        <w:rFonts w:ascii="Symbol" w:hAnsi="Symbol" w:hint="default"/>
+        <w:sz w:val="20"/>
+      </w:rPr>
+    </w:lvl>
+    <w:lvl w:ilvl="1" w:tentative="1">
+      <w:start w:val="1"/>
+      <w:numFmt w:val="bullet"/>
+      <w:lvlText w:val="o"/>
+      <w:lvlJc w:val="left"/>
+      <w:pPr>
+        <w:tabs>
+          <w:tab w:val="num" w:pos="1440"/>
+        </w:tabs>
+        <w:ind w:left="1440" w:hanging="360"/>
+      </w:pPr>
+      <w:rPr>
+        <w:rFonts w:ascii="Courier New" w:hAnsi="Courier New" w:hint="default"/>
+        <w:sz w:val="20"/>
+      </w:rPr>
+    </w:lvl>
+    <w:lvl w:ilvl="2" w:tentative="1">
+      <w:start w:val="1"/>
+      <w:numFmt w:val="bullet"/>
+      <w:lvlText w:val=""/>
+      <w:lvlJc w:val="left"/>
+      <w:pPr>
+        <w:tabs>
+          <w:tab w:val="num" w:pos="2160"/>
+        </w:tabs>
+        <w:ind w:left="2160" w:hanging="360"/>
+      </w:pPr>
+      <w:rPr>
+        <w:rFonts w:ascii="Wingdings" w:hAnsi="Wingdings" w:hint="default"/>
+        <w:sz w:val="20"/>
+      </w:rPr>
+    </w:lvl>
+    <w:lvl w:ilvl="3" w:tentative="1">
+      <w:start w:val="1"/>
+      <w:numFmt w:val="bullet"/>
+      <w:lvlText w:val=""/>
+      <w:lvlJc w:val="left"/>
+      <w:pPr>
+        <w:tabs>
+          <w:tab w:val="num" w:pos="2880"/>
+        </w:tabs>
+        <w:ind w:left="2880" w:hanging="360"/>
+      </w:pPr>
+      <w:rPr>
+        <w:rFonts w:ascii="Wingdings" w:hAnsi="Wingdings" w:hint="default"/>
+        <w:sz w:val="20"/>
+      </w:rPr>
+    </w:lvl>
+    <w:lvl w:ilvl="4" w:tentative="1">
+      <w:start w:val="1"/>
+      <w:numFmt w:val="bullet"/>
+      <w:lvlText w:val=""/>
+      <w:lvlJc w:val="left"/>
+      <w:pPr>
+        <w:tabs>
+          <w:tab w:val="num" w:pos="3600"/>
+        </w:tabs>
+        <w:ind w:left="3600" w:hanging="360"/>
+      </w:pPr>
+      <w:rPr>
+        <w:rFonts w:ascii="Wingdings" w:hAnsi="Wingdings" w:hint="default"/>
+        <w:sz w:val="20"/>
+      </w:rPr>
+    </w:lvl>
+    <w:lvl w:ilvl="5" w:tentative="1">
+      <w:start w:val="1"/>
+      <w:numFmt w:val="bullet"/>
+      <w:lvlText w:val=""/>
+      <w:lvlJc w:val="left"/>
+      <w:pPr>
+        <w:tabs>
+          <w:tab w:val="num" w:pos="4320"/>
+        </w:tabs>
+        <w:ind w:left="4320" w:hanging="360"/>
+      </w:pPr>
+      <w:rPr>
+        <w:rFonts w:ascii="Wingdings" w:hAnsi="Wingdings" w:hint="default"/>
+        <w:sz w:val="20"/>
+      </w:rPr>
+    </w:lvl>
+    <w:lvl w:ilvl="6" w:tentative="1">
+      <w:start w:val="1"/>
+      <w:numFmt w:val="bullet"/>
+      <w:lvlText w:val=""/>
+      <w:lvlJc w:val="left"/>
+      <w:pPr>
+        <w:tabs>
+          <w:tab w:val="num" w:pos="5040"/>
+        </w:tabs>
+        <w:ind w:left="5040" w:hanging="360"/>
+      </w:pPr>
+      <w:rPr>
+        <w:rFonts w:ascii="Wingdings" w:hAnsi="Wingdings" w:hint="default"/>
+        <w:sz w:val="20"/>
+      </w:rPr>
+    </w:lvl>
+    <w:lvl w:ilvl="7" w:tentative="1">
+      <w:start w:val="1"/>
+      <w:numFmt w:val="bullet"/>
+      <w:lvlText w:val=""/>
+      <w:lvlJc w:val="left"/>
+      <w:pPr>
+        <w:tabs>
+          <w:tab w:val="num" w:pos="5760"/>
+        </w:tabs>
+        <w:ind w:left="5760" w:hanging="360"/>
+      </w:pPr>
+      <w:rPr>
+        <w:rFonts w:ascii="Wingdings" w:hAnsi="Wingdings" w:hint="default"/>
+        <w:sz w:val="20"/>
+      </w:rPr>
+    </w:lvl>
+    <w:lvl w:ilvl="8" w:tentative="1">
+      <w:start w:val="1"/>
+      <w:numFmt w:val="bullet"/>
+      <w:lvlText w:val=""/>
+      <w:lvlJc w:val="left"/>
+      <w:pPr>
+        <w:tabs>
+          <w:tab w:val="num" w:pos="6480"/>
+        </w:tabs>
+        <w:ind w:left="6480" w:hanging="360"/>
+      </w:pPr>
+      <w:rPr>
+        <w:rFonts w:ascii="Wingdings" w:hAnsi="Wingdings" w:hint="default"/>
+        <w:sz w:val="20"/>
+      </w:rPr>
+    </w:lvl>
+  </w:abstractNum>
+  <w:abstractNum w:abstractNumId="33" w15:restartNumberingAfterBreak="0">
     <w:nsid w:val="73443832"/>
     <w:multiLevelType w:val="multilevel"/>
     <w:tmpl w:val="0CE05C7C"/>
@@ -7438,7 +9397,7 @@
       </w:rPr>
     </w:lvl>
   </w:abstractNum>
-  <w:abstractNum w:abstractNumId="30" w15:restartNumberingAfterBreak="0">
+  <w:abstractNum w:abstractNumId="34" w15:restartNumberingAfterBreak="0">
     <w:nsid w:val="7DEC2CD9"/>
     <w:multiLevelType w:val="multilevel"/>
     <w:tmpl w:val="7352AA6A"/>
@@ -7588,97 +9547,109 @@
     </w:lvl>
   </w:abstractNum>
   <w:num w:numId="1">
+    <w:abstractNumId w:val="6"/>
+  </w:num>
+  <w:num w:numId="2">
+    <w:abstractNumId w:val="9"/>
+  </w:num>
+  <w:num w:numId="3">
+    <w:abstractNumId w:val="16"/>
+  </w:num>
+  <w:num w:numId="4">
+    <w:abstractNumId w:val="17"/>
+  </w:num>
+  <w:num w:numId="5">
+    <w:abstractNumId w:val="21"/>
+  </w:num>
+  <w:num w:numId="6">
+    <w:abstractNumId w:val="22"/>
+  </w:num>
+  <w:num w:numId="7">
+    <w:abstractNumId w:val="29"/>
+  </w:num>
+  <w:num w:numId="8">
+    <w:abstractNumId w:val="28"/>
+  </w:num>
+  <w:num w:numId="9">
+    <w:abstractNumId w:val="19"/>
+  </w:num>
+  <w:num w:numId="10">
+    <w:abstractNumId w:val="26"/>
+  </w:num>
+  <w:num w:numId="11">
+    <w:abstractNumId w:val="13"/>
+  </w:num>
+  <w:num w:numId="12">
+    <w:abstractNumId w:val="23"/>
+  </w:num>
+  <w:num w:numId="13">
+    <w:abstractNumId w:val="34"/>
+  </w:num>
+  <w:num w:numId="14">
+    <w:abstractNumId w:val="12"/>
+  </w:num>
+  <w:num w:numId="15">
+    <w:abstractNumId w:val="10"/>
+  </w:num>
+  <w:num w:numId="16">
+    <w:abstractNumId w:val="20"/>
+  </w:num>
+  <w:num w:numId="17">
+    <w:abstractNumId w:val="11"/>
+  </w:num>
+  <w:num w:numId="18">
+    <w:abstractNumId w:val="33"/>
+  </w:num>
+  <w:num w:numId="19">
+    <w:abstractNumId w:val="24"/>
+  </w:num>
+  <w:num w:numId="20">
+    <w:abstractNumId w:val="31"/>
+  </w:num>
+  <w:num w:numId="21">
+    <w:abstractNumId w:val="4"/>
+  </w:num>
+  <w:num w:numId="22">
+    <w:abstractNumId w:val="18"/>
+  </w:num>
+  <w:num w:numId="23">
+    <w:abstractNumId w:val="7"/>
+  </w:num>
+  <w:num w:numId="24">
+    <w:abstractNumId w:val="14"/>
+  </w:num>
+  <w:num w:numId="25">
+    <w:abstractNumId w:val="3"/>
+  </w:num>
+  <w:num w:numId="26">
     <w:abstractNumId w:val="5"/>
   </w:num>
-  <w:num w:numId="2">
-    <w:abstractNumId w:val="8"/>
-  </w:num>
-  <w:num w:numId="3">
-    <w:abstractNumId w:val="14"/>
-  </w:num>
-  <w:num w:numId="4">
-    <w:abstractNumId w:val="15"/>
-  </w:num>
-  <w:num w:numId="5">
-    <w:abstractNumId w:val="19"/>
-  </w:num>
-  <w:num w:numId="6">
-    <w:abstractNumId w:val="20"/>
-  </w:num>
-  <w:num w:numId="7">
-    <w:abstractNumId w:val="27"/>
-  </w:num>
-  <w:num w:numId="8">
-    <w:abstractNumId w:val="26"/>
-  </w:num>
-  <w:num w:numId="9">
-    <w:abstractNumId w:val="17"/>
-  </w:num>
-  <w:num w:numId="10">
-    <w:abstractNumId w:val="24"/>
-  </w:num>
-  <w:num w:numId="11">
-    <w:abstractNumId w:val="12"/>
-  </w:num>
-  <w:num w:numId="12">
-    <w:abstractNumId w:val="21"/>
-  </w:num>
-  <w:num w:numId="13">
-    <w:abstractNumId w:val="30"/>
-  </w:num>
-  <w:num w:numId="14">
-    <w:abstractNumId w:val="11"/>
-  </w:num>
-  <w:num w:numId="15">
-    <w:abstractNumId w:val="9"/>
-  </w:num>
-  <w:num w:numId="16">
-    <w:abstractNumId w:val="18"/>
-  </w:num>
-  <w:num w:numId="17">
-    <w:abstractNumId w:val="10"/>
-  </w:num>
-  <w:num w:numId="18">
-    <w:abstractNumId w:val="29"/>
-  </w:num>
-  <w:num w:numId="19">
-    <w:abstractNumId w:val="22"/>
-  </w:num>
-  <w:num w:numId="20">
-    <w:abstractNumId w:val="28"/>
-  </w:num>
-  <w:num w:numId="21">
-    <w:abstractNumId w:val="3"/>
-  </w:num>
-  <w:num w:numId="22">
-    <w:abstractNumId w:val="16"/>
-  </w:num>
-  <w:num w:numId="23">
-    <w:abstractNumId w:val="6"/>
-  </w:num>
-  <w:num w:numId="24">
-    <w:abstractNumId w:val="13"/>
-  </w:num>
-  <w:num w:numId="25">
-    <w:abstractNumId w:val="2"/>
-  </w:num>
-  <w:num w:numId="26">
-    <w:abstractNumId w:val="4"/>
-  </w:num>
   <w:num w:numId="27">
-    <w:abstractNumId w:val="23"/>
+    <w:abstractNumId w:val="25"/>
   </w:num>
   <w:num w:numId="28">
     <w:abstractNumId w:val="0"/>
   </w:num>
   <w:num w:numId="29">
-    <w:abstractNumId w:val="25"/>
+    <w:abstractNumId w:val="27"/>
   </w:num>
   <w:num w:numId="30">
-    <w:abstractNumId w:val="1"/>
+    <w:abstractNumId w:val="2"/>
   </w:num>
   <w:num w:numId="31">
-    <w:abstractNumId w:val="7"/>
+    <w:abstractNumId w:val="8"/>
+  </w:num>
+  <w:num w:numId="32">
+    <w:abstractNumId w:val="15"/>
+  </w:num>
+  <w:num w:numId="33">
+    <w:abstractNumId w:val="32"/>
+  </w:num>
+  <w:num w:numId="34">
+    <w:abstractNumId w:val="30"/>
+  </w:num>
+  <w:num w:numId="35">
+    <w:abstractNumId w:val="1"/>
   </w:num>
 </w:numbering>
 </file>

--- a/docs/04_System_Architecture.docx
+++ b/docs/04_System_Architecture.docx
@@ -4326,6 +4326,7 @@
     <w:p>
       <w:pPr>
         <w:pStyle w:val="NormalWeb"/>
+        <w:ind w:firstLine="360"/>
       </w:pPr>
       <w:r>
         <w:t>Pending Architecture Blocks:</w:t>
@@ -4370,9 +4371,451 @@
     <w:p>
       <w:pPr>
         <w:pStyle w:val="NormalWeb"/>
+        <w:ind w:firstLine="360"/>
       </w:pPr>
       <w:r>
         <w:t>System remains 100% offline-first.</w:t>
+      </w:r>
+    </w:p>
+    <w:p>
+      <w:pPr>
+        <w:spacing w:before="100" w:beforeAutospacing="1" w:after="100" w:afterAutospacing="1" w:line="240" w:lineRule="auto"/>
+        <w:outlineLvl w:val="2"/>
+        <w:rPr>
+          <w:rFonts w:ascii="Times New Roman" w:eastAsia="Times New Roman" w:hAnsi="Times New Roman" w:cs="Times New Roman"/>
+          <w:b/>
+          <w:bCs/>
+          <w:sz w:val="27"/>
+          <w:szCs w:val="27"/>
+        </w:rPr>
+      </w:pPr>
+      <w:r>
+        <w:rPr>
+          <w:rFonts w:ascii="Times New Roman" w:eastAsia="Times New Roman" w:hAnsi="Times New Roman" w:cs="Times New Roman"/>
+          <w:b/>
+          <w:bCs/>
+          <w:sz w:val="27"/>
+          <w:szCs w:val="27"/>
+        </w:rPr>
+        <w:t>Day 26 Architectural Update</w:t>
+      </w:r>
+    </w:p>
+    <w:p>
+      <w:pPr>
+        <w:spacing w:before="100" w:beforeAutospacing="1" w:after="100" w:afterAutospacing="1" w:line="240" w:lineRule="auto"/>
+        <w:rPr>
+          <w:rFonts w:ascii="Times New Roman" w:eastAsia="Times New Roman" w:hAnsi="Times New Roman" w:cs="Times New Roman"/>
+          <w:sz w:val="24"/>
+          <w:szCs w:val="24"/>
+        </w:rPr>
+      </w:pPr>
+      <w:r>
+        <w:rPr>
+          <w:rFonts w:ascii="Times New Roman" w:eastAsia="Times New Roman" w:hAnsi="Times New Roman" w:cs="Times New Roman"/>
+          <w:b/>
+          <w:bCs/>
+          <w:sz w:val="24"/>
+          <w:szCs w:val="24"/>
+        </w:rPr>
+        <w:t>Bridge Layer Stabilization</w:t>
+      </w:r>
+    </w:p>
+    <w:p>
+      <w:pPr>
+        <w:numPr>
+          <w:ilvl w:val="0"/>
+          <w:numId w:val="36"/>
+        </w:numPr>
+        <w:spacing w:before="100" w:beforeAutospacing="1" w:after="100" w:afterAutospacing="1" w:line="240" w:lineRule="auto"/>
+        <w:rPr>
+          <w:rFonts w:ascii="Times New Roman" w:eastAsia="Times New Roman" w:hAnsi="Times New Roman" w:cs="Times New Roman"/>
+          <w:sz w:val="24"/>
+          <w:szCs w:val="24"/>
+        </w:rPr>
+      </w:pPr>
+      <w:r>
+        <w:rPr>
+          <w:rFonts w:ascii="Times New Roman" w:eastAsia="Times New Roman" w:hAnsi="Times New Roman" w:cs="Times New Roman"/>
+          <w:sz w:val="24"/>
+          <w:szCs w:val="24"/>
+        </w:rPr>
+        <w:t xml:space="preserve">Guaranteed loading order of </w:t>
+      </w:r>
+      <w:r>
+        <w:rPr>
+          <w:rFonts w:ascii="Times New Roman" w:eastAsia="Times New Roman" w:hAnsi="Times New Roman" w:cs="Times New Roman"/>
+          <w:sz w:val="20"/>
+          <w:szCs w:val="20"/>
+        </w:rPr>
+        <w:t>qwebchannel.js</w:t>
+      </w:r>
+    </w:p>
+    <w:p>
+      <w:pPr>
+        <w:numPr>
+          <w:ilvl w:val="0"/>
+          <w:numId w:val="36"/>
+        </w:numPr>
+        <w:spacing w:before="100" w:beforeAutospacing="1" w:after="100" w:afterAutospacing="1" w:line="240" w:lineRule="auto"/>
+        <w:rPr>
+          <w:rFonts w:ascii="Times New Roman" w:eastAsia="Times New Roman" w:hAnsi="Times New Roman" w:cs="Times New Roman"/>
+          <w:sz w:val="24"/>
+          <w:szCs w:val="24"/>
+        </w:rPr>
+      </w:pPr>
+      <w:r>
+        <w:rPr>
+          <w:rFonts w:ascii="Times New Roman" w:eastAsia="Times New Roman" w:hAnsi="Times New Roman" w:cs="Times New Roman"/>
+          <w:sz w:val="24"/>
+          <w:szCs w:val="24"/>
+        </w:rPr>
+        <w:t>Event-based frontend readiness signaling (</w:t>
+      </w:r>
+      <w:r>
+        <w:rPr>
+          <w:rFonts w:ascii="Times New Roman" w:eastAsia="Times New Roman" w:hAnsi="Times New Roman" w:cs="Times New Roman"/>
+          <w:sz w:val="20"/>
+          <w:szCs w:val="20"/>
+        </w:rPr>
+        <w:t>qt-ready</w:t>
+      </w:r>
+      <w:r>
+        <w:rPr>
+          <w:rFonts w:ascii="Times New Roman" w:eastAsia="Times New Roman" w:hAnsi="Times New Roman" w:cs="Times New Roman"/>
+          <w:sz w:val="24"/>
+          <w:szCs w:val="24"/>
+        </w:rPr>
+        <w:t>)</w:t>
+      </w:r>
+    </w:p>
+    <w:p>
+      <w:pPr>
+        <w:numPr>
+          <w:ilvl w:val="0"/>
+          <w:numId w:val="36"/>
+        </w:numPr>
+        <w:spacing w:before="100" w:beforeAutospacing="1" w:after="100" w:afterAutospacing="1" w:line="240" w:lineRule="auto"/>
+        <w:rPr>
+          <w:rFonts w:ascii="Times New Roman" w:eastAsia="Times New Roman" w:hAnsi="Times New Roman" w:cs="Times New Roman"/>
+          <w:sz w:val="24"/>
+          <w:szCs w:val="24"/>
+        </w:rPr>
+      </w:pPr>
+      <w:r>
+        <w:rPr>
+          <w:rFonts w:ascii="Times New Roman" w:eastAsia="Times New Roman" w:hAnsi="Times New Roman" w:cs="Times New Roman"/>
+          <w:sz w:val="24"/>
+          <w:szCs w:val="24"/>
+        </w:rPr>
+        <w:t>Non-blocking channel initialization</w:t>
+      </w:r>
+    </w:p>
+    <w:p>
+      <w:pPr>
+        <w:numPr>
+          <w:ilvl w:val="0"/>
+          <w:numId w:val="36"/>
+        </w:numPr>
+        <w:spacing w:before="100" w:beforeAutospacing="1" w:after="100" w:afterAutospacing="1" w:line="240" w:lineRule="auto"/>
+        <w:rPr>
+          <w:rFonts w:ascii="Times New Roman" w:eastAsia="Times New Roman" w:hAnsi="Times New Roman" w:cs="Times New Roman"/>
+          <w:sz w:val="24"/>
+          <w:szCs w:val="24"/>
+        </w:rPr>
+      </w:pPr>
+      <w:r>
+        <w:rPr>
+          <w:rFonts w:ascii="Times New Roman" w:eastAsia="Times New Roman" w:hAnsi="Times New Roman" w:cs="Times New Roman"/>
+          <w:sz w:val="24"/>
+          <w:szCs w:val="24"/>
+        </w:rPr>
+        <w:t>Deterministic IPC invocation</w:t>
+      </w:r>
+    </w:p>
+    <w:p>
+      <w:pPr>
+        <w:spacing w:before="100" w:beforeAutospacing="1" w:after="100" w:afterAutospacing="1" w:line="240" w:lineRule="auto"/>
+        <w:rPr>
+          <w:rFonts w:ascii="Times New Roman" w:eastAsia="Times New Roman" w:hAnsi="Times New Roman" w:cs="Times New Roman"/>
+          <w:sz w:val="24"/>
+          <w:szCs w:val="24"/>
+        </w:rPr>
+      </w:pPr>
+      <w:r>
+        <w:rPr>
+          <w:rFonts w:ascii="Times New Roman" w:eastAsia="Times New Roman" w:hAnsi="Times New Roman" w:cs="Times New Roman"/>
+          <w:b/>
+          <w:bCs/>
+          <w:sz w:val="24"/>
+          <w:szCs w:val="24"/>
+        </w:rPr>
+        <w:t>Frontend–Backend Contract Finalization</w:t>
+      </w:r>
+    </w:p>
+    <w:p>
+      <w:pPr>
+        <w:numPr>
+          <w:ilvl w:val="0"/>
+          <w:numId w:val="37"/>
+        </w:numPr>
+        <w:spacing w:before="100" w:beforeAutospacing="1" w:after="100" w:afterAutospacing="1" w:line="240" w:lineRule="auto"/>
+        <w:rPr>
+          <w:rFonts w:ascii="Times New Roman" w:eastAsia="Times New Roman" w:hAnsi="Times New Roman" w:cs="Times New Roman"/>
+          <w:sz w:val="24"/>
+          <w:szCs w:val="24"/>
+        </w:rPr>
+      </w:pPr>
+      <w:r>
+        <w:rPr>
+          <w:rFonts w:ascii="Times New Roman" w:eastAsia="Times New Roman" w:hAnsi="Times New Roman" w:cs="Times New Roman"/>
+          <w:sz w:val="24"/>
+          <w:szCs w:val="24"/>
+        </w:rPr>
+        <w:t>All six IPC domains completed.</w:t>
+      </w:r>
+    </w:p>
+    <w:p>
+      <w:pPr>
+        <w:numPr>
+          <w:ilvl w:val="0"/>
+          <w:numId w:val="37"/>
+        </w:numPr>
+        <w:spacing w:before="100" w:beforeAutospacing="1" w:after="100" w:afterAutospacing="1" w:line="240" w:lineRule="auto"/>
+        <w:rPr>
+          <w:rFonts w:ascii="Times New Roman" w:eastAsia="Times New Roman" w:hAnsi="Times New Roman" w:cs="Times New Roman"/>
+          <w:sz w:val="24"/>
+          <w:szCs w:val="24"/>
+        </w:rPr>
+      </w:pPr>
+      <w:r>
+        <w:rPr>
+          <w:rFonts w:ascii="Times New Roman" w:eastAsia="Times New Roman" w:hAnsi="Times New Roman" w:cs="Times New Roman"/>
+          <w:sz w:val="24"/>
+          <w:szCs w:val="24"/>
+        </w:rPr>
+        <w:t>Strict API abstraction layer implemented in frontend.</w:t>
+      </w:r>
+    </w:p>
+    <w:p>
+      <w:pPr>
+        <w:numPr>
+          <w:ilvl w:val="0"/>
+          <w:numId w:val="37"/>
+        </w:numPr>
+        <w:spacing w:before="100" w:beforeAutospacing="1" w:after="100" w:afterAutospacing="1" w:line="240" w:lineRule="auto"/>
+        <w:rPr>
+          <w:rFonts w:ascii="Times New Roman" w:eastAsia="Times New Roman" w:hAnsi="Times New Roman" w:cs="Times New Roman"/>
+          <w:sz w:val="24"/>
+          <w:szCs w:val="24"/>
+        </w:rPr>
+      </w:pPr>
+      <w:r>
+        <w:rPr>
+          <w:rFonts w:ascii="Times New Roman" w:eastAsia="Times New Roman" w:hAnsi="Times New Roman" w:cs="Times New Roman"/>
+          <w:sz w:val="24"/>
+          <w:szCs w:val="24"/>
+        </w:rPr>
+        <w:t>Asynchronous bridge guard introduced.</w:t>
+      </w:r>
+    </w:p>
+    <w:p>
+      <w:pPr>
+        <w:spacing w:before="100" w:beforeAutospacing="1" w:after="100" w:afterAutospacing="1" w:line="240" w:lineRule="auto"/>
+        <w:rPr>
+          <w:rFonts w:ascii="Times New Roman" w:eastAsia="Times New Roman" w:hAnsi="Times New Roman" w:cs="Times New Roman"/>
+          <w:sz w:val="24"/>
+          <w:szCs w:val="24"/>
+        </w:rPr>
+      </w:pPr>
+      <w:r>
+        <w:rPr>
+          <w:rFonts w:ascii="Times New Roman" w:eastAsia="Times New Roman" w:hAnsi="Times New Roman" w:cs="Times New Roman"/>
+          <w:b/>
+          <w:bCs/>
+          <w:sz w:val="24"/>
+          <w:szCs w:val="24"/>
+        </w:rPr>
+        <w:t>Mobile Extension Layer (Planned)</w:t>
+      </w:r>
+    </w:p>
+    <w:p>
+      <w:pPr>
+        <w:spacing w:before="100" w:beforeAutospacing="1" w:after="100" w:afterAutospacing="1" w:line="240" w:lineRule="auto"/>
+        <w:rPr>
+          <w:rFonts w:ascii="Times New Roman" w:eastAsia="Times New Roman" w:hAnsi="Times New Roman" w:cs="Times New Roman"/>
+          <w:sz w:val="24"/>
+          <w:szCs w:val="24"/>
+        </w:rPr>
+      </w:pPr>
+      <w:r>
+        <w:rPr>
+          <w:rFonts w:ascii="Times New Roman" w:eastAsia="Times New Roman" w:hAnsi="Times New Roman" w:cs="Times New Roman"/>
+          <w:sz w:val="24"/>
+          <w:szCs w:val="24"/>
+        </w:rPr>
+        <w:t>Proposed additional layer:</w:t>
+      </w:r>
+    </w:p>
+    <w:p>
+      <w:pPr>
+        <w:tabs>
+          <w:tab w:val="left" w:pos="916"/>
+          <w:tab w:val="left" w:pos="1832"/>
+          <w:tab w:val="left" w:pos="2748"/>
+          <w:tab w:val="left" w:pos="3664"/>
+          <w:tab w:val="left" w:pos="4580"/>
+          <w:tab w:val="left" w:pos="5496"/>
+          <w:tab w:val="left" w:pos="6412"/>
+          <w:tab w:val="left" w:pos="7328"/>
+          <w:tab w:val="left" w:pos="8244"/>
+          <w:tab w:val="left" w:pos="9160"/>
+          <w:tab w:val="left" w:pos="10076"/>
+          <w:tab w:val="left" w:pos="10992"/>
+          <w:tab w:val="left" w:pos="11908"/>
+          <w:tab w:val="left" w:pos="12824"/>
+          <w:tab w:val="left" w:pos="13740"/>
+          <w:tab w:val="left" w:pos="14656"/>
+        </w:tabs>
+        <w:spacing w:after="0" w:line="240" w:lineRule="auto"/>
+        <w:rPr>
+          <w:rFonts w:ascii="Times New Roman" w:eastAsia="Times New Roman" w:hAnsi="Times New Roman" w:cs="Times New Roman"/>
+          <w:sz w:val="20"/>
+          <w:szCs w:val="20"/>
+        </w:rPr>
+      </w:pPr>
+      <w:r>
+        <w:rPr>
+          <w:rFonts w:ascii="Times New Roman" w:eastAsia="Times New Roman" w:hAnsi="Times New Roman" w:cs="Times New Roman"/>
+          <w:sz w:val="20"/>
+          <w:szCs w:val="20"/>
+        </w:rPr>
+        <w:t>Mobile CV Ingestion Layer</w:t>
+      </w:r>
+    </w:p>
+    <w:p>
+      <w:pPr>
+        <w:tabs>
+          <w:tab w:val="left" w:pos="916"/>
+          <w:tab w:val="left" w:pos="1832"/>
+          <w:tab w:val="left" w:pos="2748"/>
+          <w:tab w:val="left" w:pos="3664"/>
+          <w:tab w:val="left" w:pos="4580"/>
+          <w:tab w:val="left" w:pos="5496"/>
+          <w:tab w:val="left" w:pos="6412"/>
+          <w:tab w:val="left" w:pos="7328"/>
+          <w:tab w:val="left" w:pos="8244"/>
+          <w:tab w:val="left" w:pos="9160"/>
+          <w:tab w:val="left" w:pos="10076"/>
+          <w:tab w:val="left" w:pos="10992"/>
+          <w:tab w:val="left" w:pos="11908"/>
+          <w:tab w:val="left" w:pos="12824"/>
+          <w:tab w:val="left" w:pos="13740"/>
+          <w:tab w:val="left" w:pos="14656"/>
+        </w:tabs>
+        <w:spacing w:after="0" w:line="240" w:lineRule="auto"/>
+        <w:rPr>
+          <w:rFonts w:ascii="Times New Roman" w:eastAsia="Times New Roman" w:hAnsi="Times New Roman" w:cs="Times New Roman"/>
+          <w:sz w:val="20"/>
+          <w:szCs w:val="20"/>
+        </w:rPr>
+      </w:pPr>
+      <w:r>
+        <w:rPr>
+          <w:rFonts w:ascii="Times New Roman" w:eastAsia="Times New Roman" w:hAnsi="Times New Roman" w:cs="Times New Roman"/>
+          <w:sz w:val="20"/>
+          <w:szCs w:val="20"/>
+        </w:rPr>
+        <w:t>→ Table Detection</w:t>
+      </w:r>
+    </w:p>
+    <w:p>
+      <w:pPr>
+        <w:tabs>
+          <w:tab w:val="left" w:pos="916"/>
+          <w:tab w:val="left" w:pos="1832"/>
+          <w:tab w:val="left" w:pos="2748"/>
+          <w:tab w:val="left" w:pos="3664"/>
+          <w:tab w:val="left" w:pos="4580"/>
+          <w:tab w:val="left" w:pos="5496"/>
+          <w:tab w:val="left" w:pos="6412"/>
+          <w:tab w:val="left" w:pos="7328"/>
+          <w:tab w:val="left" w:pos="8244"/>
+          <w:tab w:val="left" w:pos="9160"/>
+          <w:tab w:val="left" w:pos="10076"/>
+          <w:tab w:val="left" w:pos="10992"/>
+          <w:tab w:val="left" w:pos="11908"/>
+          <w:tab w:val="left" w:pos="12824"/>
+          <w:tab w:val="left" w:pos="13740"/>
+          <w:tab w:val="left" w:pos="14656"/>
+        </w:tabs>
+        <w:spacing w:after="0" w:line="240" w:lineRule="auto"/>
+        <w:rPr>
+          <w:rFonts w:ascii="Times New Roman" w:eastAsia="Times New Roman" w:hAnsi="Times New Roman" w:cs="Times New Roman"/>
+          <w:sz w:val="20"/>
+          <w:szCs w:val="20"/>
+        </w:rPr>
+      </w:pPr>
+      <w:r>
+        <w:rPr>
+          <w:rFonts w:ascii="Times New Roman" w:eastAsia="Times New Roman" w:hAnsi="Times New Roman" w:cs="Times New Roman"/>
+          <w:sz w:val="20"/>
+          <w:szCs w:val="20"/>
+        </w:rPr>
+        <w:t>→ Structure Preservation</w:t>
+      </w:r>
+    </w:p>
+    <w:p>
+      <w:pPr>
+        <w:tabs>
+          <w:tab w:val="left" w:pos="916"/>
+          <w:tab w:val="left" w:pos="1832"/>
+          <w:tab w:val="left" w:pos="2748"/>
+          <w:tab w:val="left" w:pos="3664"/>
+          <w:tab w:val="left" w:pos="4580"/>
+          <w:tab w:val="left" w:pos="5496"/>
+          <w:tab w:val="left" w:pos="6412"/>
+          <w:tab w:val="left" w:pos="7328"/>
+          <w:tab w:val="left" w:pos="8244"/>
+          <w:tab w:val="left" w:pos="9160"/>
+          <w:tab w:val="left" w:pos="10076"/>
+          <w:tab w:val="left" w:pos="10992"/>
+          <w:tab w:val="left" w:pos="11908"/>
+          <w:tab w:val="left" w:pos="12824"/>
+          <w:tab w:val="left" w:pos="13740"/>
+          <w:tab w:val="left" w:pos="14656"/>
+        </w:tabs>
+        <w:spacing w:after="0" w:line="240" w:lineRule="auto"/>
+        <w:rPr>
+          <w:rFonts w:ascii="Times New Roman" w:eastAsia="Times New Roman" w:hAnsi="Times New Roman" w:cs="Times New Roman"/>
+          <w:sz w:val="20"/>
+          <w:szCs w:val="20"/>
+        </w:rPr>
+      </w:pPr>
+      <w:r>
+        <w:rPr>
+          <w:rFonts w:ascii="Times New Roman" w:eastAsia="Times New Roman" w:hAnsi="Times New Roman" w:cs="Times New Roman"/>
+          <w:sz w:val="20"/>
+          <w:szCs w:val="20"/>
+        </w:rPr>
+        <w:t>→ Backend Sync (Offline Mode)</w:t>
+      </w:r>
+    </w:p>
+    <w:p>
+      <w:pPr>
+        <w:spacing w:before="100" w:beforeAutospacing="1" w:after="100" w:afterAutospacing="1" w:line="240" w:lineRule="auto"/>
+        <w:rPr>
+          <w:rFonts w:ascii="Times New Roman" w:eastAsia="Times New Roman" w:hAnsi="Times New Roman" w:cs="Times New Roman"/>
+          <w:sz w:val="24"/>
+          <w:szCs w:val="24"/>
+        </w:rPr>
+      </w:pPr>
+      <w:r>
+        <w:rPr>
+          <w:rFonts w:ascii="Times New Roman" w:eastAsia="Times New Roman" w:hAnsi="Times New Roman" w:cs="Times New Roman"/>
+          <w:sz w:val="24"/>
+          <w:szCs w:val="24"/>
+        </w:rPr>
+        <w:t>No changes made to ingestion or feature store architecture.</w:t>
       </w:r>
       <w:bookmarkStart w:id="0" w:name="_GoBack"/>
       <w:bookmarkEnd w:id="0"/>
@@ -6490,6 +6933,155 @@
     </w:lvl>
   </w:abstractNum>
   <w:abstractNum w:abstractNumId="14" w15:restartNumberingAfterBreak="0">
+    <w:nsid w:val="24800EC1"/>
+    <w:multiLevelType w:val="multilevel"/>
+    <w:tmpl w:val="46826858"/>
+    <w:lvl w:ilvl="0">
+      <w:start w:val="1"/>
+      <w:numFmt w:val="bullet"/>
+      <w:lvlText w:val=""/>
+      <w:lvlJc w:val="left"/>
+      <w:pPr>
+        <w:tabs>
+          <w:tab w:val="num" w:pos="720"/>
+        </w:tabs>
+        <w:ind w:left="720" w:hanging="360"/>
+      </w:pPr>
+      <w:rPr>
+        <w:rFonts w:ascii="Symbol" w:hAnsi="Symbol" w:hint="default"/>
+        <w:sz w:val="20"/>
+      </w:rPr>
+    </w:lvl>
+    <w:lvl w:ilvl="1" w:tentative="1">
+      <w:start w:val="1"/>
+      <w:numFmt w:val="bullet"/>
+      <w:lvlText w:val="o"/>
+      <w:lvlJc w:val="left"/>
+      <w:pPr>
+        <w:tabs>
+          <w:tab w:val="num" w:pos="1440"/>
+        </w:tabs>
+        <w:ind w:left="1440" w:hanging="360"/>
+      </w:pPr>
+      <w:rPr>
+        <w:rFonts w:ascii="Courier New" w:hAnsi="Courier New" w:hint="default"/>
+        <w:sz w:val="20"/>
+      </w:rPr>
+    </w:lvl>
+    <w:lvl w:ilvl="2" w:tentative="1">
+      <w:start w:val="1"/>
+      <w:numFmt w:val="bullet"/>
+      <w:lvlText w:val=""/>
+      <w:lvlJc w:val="left"/>
+      <w:pPr>
+        <w:tabs>
+          <w:tab w:val="num" w:pos="2160"/>
+        </w:tabs>
+        <w:ind w:left="2160" w:hanging="360"/>
+      </w:pPr>
+      <w:rPr>
+        <w:rFonts w:ascii="Wingdings" w:hAnsi="Wingdings" w:hint="default"/>
+        <w:sz w:val="20"/>
+      </w:rPr>
+    </w:lvl>
+    <w:lvl w:ilvl="3" w:tentative="1">
+      <w:start w:val="1"/>
+      <w:numFmt w:val="bullet"/>
+      <w:lvlText w:val=""/>
+      <w:lvlJc w:val="left"/>
+      <w:pPr>
+        <w:tabs>
+          <w:tab w:val="num" w:pos="2880"/>
+        </w:tabs>
+        <w:ind w:left="2880" w:hanging="360"/>
+      </w:pPr>
+      <w:rPr>
+        <w:rFonts w:ascii="Wingdings" w:hAnsi="Wingdings" w:hint="default"/>
+        <w:sz w:val="20"/>
+      </w:rPr>
+    </w:lvl>
+    <w:lvl w:ilvl="4" w:tentative="1">
+      <w:start w:val="1"/>
+      <w:numFmt w:val="bullet"/>
+      <w:lvlText w:val=""/>
+      <w:lvlJc w:val="left"/>
+      <w:pPr>
+        <w:tabs>
+          <w:tab w:val="num" w:pos="3600"/>
+        </w:tabs>
+        <w:ind w:left="3600" w:hanging="360"/>
+      </w:pPr>
+      <w:rPr>
+        <w:rFonts w:ascii="Wingdings" w:hAnsi="Wingdings" w:hint="default"/>
+        <w:sz w:val="20"/>
+      </w:rPr>
+    </w:lvl>
+    <w:lvl w:ilvl="5" w:tentative="1">
+      <w:start w:val="1"/>
+      <w:numFmt w:val="bullet"/>
+      <w:lvlText w:val=""/>
+      <w:lvlJc w:val="left"/>
+      <w:pPr>
+        <w:tabs>
+          <w:tab w:val="num" w:pos="4320"/>
+        </w:tabs>
+        <w:ind w:left="4320" w:hanging="360"/>
+      </w:pPr>
+      <w:rPr>
+        <w:rFonts w:ascii="Wingdings" w:hAnsi="Wingdings" w:hint="default"/>
+        <w:sz w:val="20"/>
+      </w:rPr>
+    </w:lvl>
+    <w:lvl w:ilvl="6" w:tentative="1">
+      <w:start w:val="1"/>
+      <w:numFmt w:val="bullet"/>
+      <w:lvlText w:val=""/>
+      <w:lvlJc w:val="left"/>
+      <w:pPr>
+        <w:tabs>
+          <w:tab w:val="num" w:pos="5040"/>
+        </w:tabs>
+        <w:ind w:left="5040" w:hanging="360"/>
+      </w:pPr>
+      <w:rPr>
+        <w:rFonts w:ascii="Wingdings" w:hAnsi="Wingdings" w:hint="default"/>
+        <w:sz w:val="20"/>
+      </w:rPr>
+    </w:lvl>
+    <w:lvl w:ilvl="7" w:tentative="1">
+      <w:start w:val="1"/>
+      <w:numFmt w:val="bullet"/>
+      <w:lvlText w:val=""/>
+      <w:lvlJc w:val="left"/>
+      <w:pPr>
+        <w:tabs>
+          <w:tab w:val="num" w:pos="5760"/>
+        </w:tabs>
+        <w:ind w:left="5760" w:hanging="360"/>
+      </w:pPr>
+      <w:rPr>
+        <w:rFonts w:ascii="Wingdings" w:hAnsi="Wingdings" w:hint="default"/>
+        <w:sz w:val="20"/>
+      </w:rPr>
+    </w:lvl>
+    <w:lvl w:ilvl="8" w:tentative="1">
+      <w:start w:val="1"/>
+      <w:numFmt w:val="bullet"/>
+      <w:lvlText w:val=""/>
+      <w:lvlJc w:val="left"/>
+      <w:pPr>
+        <w:tabs>
+          <w:tab w:val="num" w:pos="6480"/>
+        </w:tabs>
+        <w:ind w:left="6480" w:hanging="360"/>
+      </w:pPr>
+      <w:rPr>
+        <w:rFonts w:ascii="Wingdings" w:hAnsi="Wingdings" w:hint="default"/>
+        <w:sz w:val="20"/>
+      </w:rPr>
+    </w:lvl>
+  </w:abstractNum>
+  <w:abstractNum w:abstractNumId="15" w15:restartNumberingAfterBreak="0">
     <w:nsid w:val="2955620D"/>
     <w:multiLevelType w:val="multilevel"/>
     <w:tmpl w:val="B63E1EAC"/>
@@ -6638,7 +7230,7 @@
       </w:rPr>
     </w:lvl>
   </w:abstractNum>
-  <w:abstractNum w:abstractNumId="15" w15:restartNumberingAfterBreak="0">
+  <w:abstractNum w:abstractNumId="16" w15:restartNumberingAfterBreak="0">
     <w:nsid w:val="2FDF4433"/>
     <w:multiLevelType w:val="multilevel"/>
     <w:tmpl w:val="21006E32"/>
@@ -6751,7 +7343,7 @@
       </w:pPr>
     </w:lvl>
   </w:abstractNum>
-  <w:abstractNum w:abstractNumId="16" w15:restartNumberingAfterBreak="0">
+  <w:abstractNum w:abstractNumId="17" w15:restartNumberingAfterBreak="0">
     <w:nsid w:val="31B948A4"/>
     <w:multiLevelType w:val="multilevel"/>
     <w:tmpl w:val="06DC64A6"/>
@@ -6900,7 +7492,7 @@
       </w:rPr>
     </w:lvl>
   </w:abstractNum>
-  <w:abstractNum w:abstractNumId="17" w15:restartNumberingAfterBreak="0">
+  <w:abstractNum w:abstractNumId="18" w15:restartNumberingAfterBreak="0">
     <w:nsid w:val="35F10E6A"/>
     <w:multiLevelType w:val="multilevel"/>
     <w:tmpl w:val="7668EB2C"/>
@@ -7049,7 +7641,7 @@
       </w:rPr>
     </w:lvl>
   </w:abstractNum>
-  <w:abstractNum w:abstractNumId="18" w15:restartNumberingAfterBreak="0">
+  <w:abstractNum w:abstractNumId="19" w15:restartNumberingAfterBreak="0">
     <w:nsid w:val="365A4F16"/>
     <w:multiLevelType w:val="multilevel"/>
     <w:tmpl w:val="657233D0"/>
@@ -7198,7 +7790,7 @@
       </w:rPr>
     </w:lvl>
   </w:abstractNum>
-  <w:abstractNum w:abstractNumId="19" w15:restartNumberingAfterBreak="0">
+  <w:abstractNum w:abstractNumId="20" w15:restartNumberingAfterBreak="0">
     <w:nsid w:val="383916B1"/>
     <w:multiLevelType w:val="multilevel"/>
     <w:tmpl w:val="6CA21336"/>
@@ -7347,7 +7939,156 @@
       </w:rPr>
     </w:lvl>
   </w:abstractNum>
-  <w:abstractNum w:abstractNumId="20" w15:restartNumberingAfterBreak="0">
+  <w:abstractNum w:abstractNumId="21" w15:restartNumberingAfterBreak="0">
+    <w:nsid w:val="3E1B47D1"/>
+    <w:multiLevelType w:val="multilevel"/>
+    <w:tmpl w:val="9F80839E"/>
+    <w:lvl w:ilvl="0">
+      <w:start w:val="1"/>
+      <w:numFmt w:val="bullet"/>
+      <w:lvlText w:val=""/>
+      <w:lvlJc w:val="left"/>
+      <w:pPr>
+        <w:tabs>
+          <w:tab w:val="num" w:pos="720"/>
+        </w:tabs>
+        <w:ind w:left="720" w:hanging="360"/>
+      </w:pPr>
+      <w:rPr>
+        <w:rFonts w:ascii="Symbol" w:hAnsi="Symbol" w:hint="default"/>
+        <w:sz w:val="20"/>
+      </w:rPr>
+    </w:lvl>
+    <w:lvl w:ilvl="1" w:tentative="1">
+      <w:start w:val="1"/>
+      <w:numFmt w:val="bullet"/>
+      <w:lvlText w:val="o"/>
+      <w:lvlJc w:val="left"/>
+      <w:pPr>
+        <w:tabs>
+          <w:tab w:val="num" w:pos="1440"/>
+        </w:tabs>
+        <w:ind w:left="1440" w:hanging="360"/>
+      </w:pPr>
+      <w:rPr>
+        <w:rFonts w:ascii="Courier New" w:hAnsi="Courier New" w:hint="default"/>
+        <w:sz w:val="20"/>
+      </w:rPr>
+    </w:lvl>
+    <w:lvl w:ilvl="2" w:tentative="1">
+      <w:start w:val="1"/>
+      <w:numFmt w:val="bullet"/>
+      <w:lvlText w:val=""/>
+      <w:lvlJc w:val="left"/>
+      <w:pPr>
+        <w:tabs>
+          <w:tab w:val="num" w:pos="2160"/>
+        </w:tabs>
+        <w:ind w:left="2160" w:hanging="360"/>
+      </w:pPr>
+      <w:rPr>
+        <w:rFonts w:ascii="Wingdings" w:hAnsi="Wingdings" w:hint="default"/>
+        <w:sz w:val="20"/>
+      </w:rPr>
+    </w:lvl>
+    <w:lvl w:ilvl="3" w:tentative="1">
+      <w:start w:val="1"/>
+      <w:numFmt w:val="bullet"/>
+      <w:lvlText w:val=""/>
+      <w:lvlJc w:val="left"/>
+      <w:pPr>
+        <w:tabs>
+          <w:tab w:val="num" w:pos="2880"/>
+        </w:tabs>
+        <w:ind w:left="2880" w:hanging="360"/>
+      </w:pPr>
+      <w:rPr>
+        <w:rFonts w:ascii="Wingdings" w:hAnsi="Wingdings" w:hint="default"/>
+        <w:sz w:val="20"/>
+      </w:rPr>
+    </w:lvl>
+    <w:lvl w:ilvl="4" w:tentative="1">
+      <w:start w:val="1"/>
+      <w:numFmt w:val="bullet"/>
+      <w:lvlText w:val=""/>
+      <w:lvlJc w:val="left"/>
+      <w:pPr>
+        <w:tabs>
+          <w:tab w:val="num" w:pos="3600"/>
+        </w:tabs>
+        <w:ind w:left="3600" w:hanging="360"/>
+      </w:pPr>
+      <w:rPr>
+        <w:rFonts w:ascii="Wingdings" w:hAnsi="Wingdings" w:hint="default"/>
+        <w:sz w:val="20"/>
+      </w:rPr>
+    </w:lvl>
+    <w:lvl w:ilvl="5" w:tentative="1">
+      <w:start w:val="1"/>
+      <w:numFmt w:val="bullet"/>
+      <w:lvlText w:val=""/>
+      <w:lvlJc w:val="left"/>
+      <w:pPr>
+        <w:tabs>
+          <w:tab w:val="num" w:pos="4320"/>
+        </w:tabs>
+        <w:ind w:left="4320" w:hanging="360"/>
+      </w:pPr>
+      <w:rPr>
+        <w:rFonts w:ascii="Wingdings" w:hAnsi="Wingdings" w:hint="default"/>
+        <w:sz w:val="20"/>
+      </w:rPr>
+    </w:lvl>
+    <w:lvl w:ilvl="6" w:tentative="1">
+      <w:start w:val="1"/>
+      <w:numFmt w:val="bullet"/>
+      <w:lvlText w:val=""/>
+      <w:lvlJc w:val="left"/>
+      <w:pPr>
+        <w:tabs>
+          <w:tab w:val="num" w:pos="5040"/>
+        </w:tabs>
+        <w:ind w:left="5040" w:hanging="360"/>
+      </w:pPr>
+      <w:rPr>
+        <w:rFonts w:ascii="Wingdings" w:hAnsi="Wingdings" w:hint="default"/>
+        <w:sz w:val="20"/>
+      </w:rPr>
+    </w:lvl>
+    <w:lvl w:ilvl="7" w:tentative="1">
+      <w:start w:val="1"/>
+      <w:numFmt w:val="bullet"/>
+      <w:lvlText w:val=""/>
+      <w:lvlJc w:val="left"/>
+      <w:pPr>
+        <w:tabs>
+          <w:tab w:val="num" w:pos="5760"/>
+        </w:tabs>
+        <w:ind w:left="5760" w:hanging="360"/>
+      </w:pPr>
+      <w:rPr>
+        <w:rFonts w:ascii="Wingdings" w:hAnsi="Wingdings" w:hint="default"/>
+        <w:sz w:val="20"/>
+      </w:rPr>
+    </w:lvl>
+    <w:lvl w:ilvl="8" w:tentative="1">
+      <w:start w:val="1"/>
+      <w:numFmt w:val="bullet"/>
+      <w:lvlText w:val=""/>
+      <w:lvlJc w:val="left"/>
+      <w:pPr>
+        <w:tabs>
+          <w:tab w:val="num" w:pos="6480"/>
+        </w:tabs>
+        <w:ind w:left="6480" w:hanging="360"/>
+      </w:pPr>
+      <w:rPr>
+        <w:rFonts w:ascii="Wingdings" w:hAnsi="Wingdings" w:hint="default"/>
+        <w:sz w:val="20"/>
+      </w:rPr>
+    </w:lvl>
+  </w:abstractNum>
+  <w:abstractNum w:abstractNumId="22" w15:restartNumberingAfterBreak="0">
     <w:nsid w:val="43F72404"/>
     <w:multiLevelType w:val="multilevel"/>
     <w:tmpl w:val="C566828A"/>
@@ -7496,7 +8237,7 @@
       </w:rPr>
     </w:lvl>
   </w:abstractNum>
-  <w:abstractNum w:abstractNumId="21" w15:restartNumberingAfterBreak="0">
+  <w:abstractNum w:abstractNumId="23" w15:restartNumberingAfterBreak="0">
     <w:nsid w:val="46043C1A"/>
     <w:multiLevelType w:val="multilevel"/>
     <w:tmpl w:val="F3222646"/>
@@ -7645,7 +8386,7 @@
       </w:rPr>
     </w:lvl>
   </w:abstractNum>
-  <w:abstractNum w:abstractNumId="22" w15:restartNumberingAfterBreak="0">
+  <w:abstractNum w:abstractNumId="24" w15:restartNumberingAfterBreak="0">
     <w:nsid w:val="484959E9"/>
     <w:multiLevelType w:val="multilevel"/>
     <w:tmpl w:val="1CB8099C"/>
@@ -7794,7 +8535,7 @@
       </w:rPr>
     </w:lvl>
   </w:abstractNum>
-  <w:abstractNum w:abstractNumId="23" w15:restartNumberingAfterBreak="0">
+  <w:abstractNum w:abstractNumId="25" w15:restartNumberingAfterBreak="0">
     <w:nsid w:val="48FC2351"/>
     <w:multiLevelType w:val="multilevel"/>
     <w:tmpl w:val="1AA0B728"/>
@@ -7943,7 +8684,7 @@
       </w:rPr>
     </w:lvl>
   </w:abstractNum>
-  <w:abstractNum w:abstractNumId="24" w15:restartNumberingAfterBreak="0">
+  <w:abstractNum w:abstractNumId="26" w15:restartNumberingAfterBreak="0">
     <w:nsid w:val="4B703F60"/>
     <w:multiLevelType w:val="multilevel"/>
     <w:tmpl w:val="F7D6893A"/>
@@ -8092,7 +8833,7 @@
       </w:rPr>
     </w:lvl>
   </w:abstractNum>
-  <w:abstractNum w:abstractNumId="25" w15:restartNumberingAfterBreak="0">
+  <w:abstractNum w:abstractNumId="27" w15:restartNumberingAfterBreak="0">
     <w:nsid w:val="54E81964"/>
     <w:multiLevelType w:val="multilevel"/>
     <w:tmpl w:val="8FCE3DAA"/>
@@ -8241,7 +8982,7 @@
       </w:rPr>
     </w:lvl>
   </w:abstractNum>
-  <w:abstractNum w:abstractNumId="26" w15:restartNumberingAfterBreak="0">
+  <w:abstractNum w:abstractNumId="28" w15:restartNumberingAfterBreak="0">
     <w:nsid w:val="575518D8"/>
     <w:multiLevelType w:val="multilevel"/>
     <w:tmpl w:val="9D8C8972"/>
@@ -8390,7 +9131,7 @@
       </w:rPr>
     </w:lvl>
   </w:abstractNum>
-  <w:abstractNum w:abstractNumId="27" w15:restartNumberingAfterBreak="0">
+  <w:abstractNum w:abstractNumId="29" w15:restartNumberingAfterBreak="0">
     <w:nsid w:val="57D00E17"/>
     <w:multiLevelType w:val="multilevel"/>
     <w:tmpl w:val="55A85EB2"/>
@@ -8539,7 +9280,7 @@
       </w:rPr>
     </w:lvl>
   </w:abstractNum>
-  <w:abstractNum w:abstractNumId="28" w15:restartNumberingAfterBreak="0">
+  <w:abstractNum w:abstractNumId="30" w15:restartNumberingAfterBreak="0">
     <w:nsid w:val="605E4F6E"/>
     <w:multiLevelType w:val="multilevel"/>
     <w:tmpl w:val="029C7A7C"/>
@@ -8688,7 +9429,7 @@
       </w:rPr>
     </w:lvl>
   </w:abstractNum>
-  <w:abstractNum w:abstractNumId="29" w15:restartNumberingAfterBreak="0">
+  <w:abstractNum w:abstractNumId="31" w15:restartNumberingAfterBreak="0">
     <w:nsid w:val="67BD7AC0"/>
     <w:multiLevelType w:val="multilevel"/>
     <w:tmpl w:val="DF1CE2A8"/>
@@ -8837,7 +9578,7 @@
       </w:rPr>
     </w:lvl>
   </w:abstractNum>
-  <w:abstractNum w:abstractNumId="30" w15:restartNumberingAfterBreak="0">
+  <w:abstractNum w:abstractNumId="32" w15:restartNumberingAfterBreak="0">
     <w:nsid w:val="6CFB2C04"/>
     <w:multiLevelType w:val="multilevel"/>
     <w:tmpl w:val="9D22A7CE"/>
@@ -8950,7 +9691,7 @@
       </w:pPr>
     </w:lvl>
   </w:abstractNum>
-  <w:abstractNum w:abstractNumId="31" w15:restartNumberingAfterBreak="0">
+  <w:abstractNum w:abstractNumId="33" w15:restartNumberingAfterBreak="0">
     <w:nsid w:val="6E8532F3"/>
     <w:multiLevelType w:val="multilevel"/>
     <w:tmpl w:val="A000A2D6"/>
@@ -9099,7 +9840,7 @@
       </w:rPr>
     </w:lvl>
   </w:abstractNum>
-  <w:abstractNum w:abstractNumId="32" w15:restartNumberingAfterBreak="0">
+  <w:abstractNum w:abstractNumId="34" w15:restartNumberingAfterBreak="0">
     <w:nsid w:val="727123B0"/>
     <w:multiLevelType w:val="multilevel"/>
     <w:tmpl w:val="A392ACB8"/>
@@ -9248,7 +9989,7 @@
       </w:rPr>
     </w:lvl>
   </w:abstractNum>
-  <w:abstractNum w:abstractNumId="33" w15:restartNumberingAfterBreak="0">
+  <w:abstractNum w:abstractNumId="35" w15:restartNumberingAfterBreak="0">
     <w:nsid w:val="73443832"/>
     <w:multiLevelType w:val="multilevel"/>
     <w:tmpl w:val="0CE05C7C"/>
@@ -9397,7 +10138,7 @@
       </w:rPr>
     </w:lvl>
   </w:abstractNum>
-  <w:abstractNum w:abstractNumId="34" w15:restartNumberingAfterBreak="0">
+  <w:abstractNum w:abstractNumId="36" w15:restartNumberingAfterBreak="0">
     <w:nsid w:val="7DEC2CD9"/>
     <w:multiLevelType w:val="multilevel"/>
     <w:tmpl w:val="7352AA6A"/>
@@ -9553,37 +10294,37 @@
     <w:abstractNumId w:val="9"/>
   </w:num>
   <w:num w:numId="3">
-    <w:abstractNumId w:val="16"/>
+    <w:abstractNumId w:val="17"/>
   </w:num>
   <w:num w:numId="4">
-    <w:abstractNumId w:val="17"/>
+    <w:abstractNumId w:val="18"/>
   </w:num>
   <w:num w:numId="5">
-    <w:abstractNumId w:val="21"/>
+    <w:abstractNumId w:val="23"/>
   </w:num>
   <w:num w:numId="6">
-    <w:abstractNumId w:val="22"/>
+    <w:abstractNumId w:val="24"/>
   </w:num>
   <w:num w:numId="7">
-    <w:abstractNumId w:val="29"/>
+    <w:abstractNumId w:val="31"/>
   </w:num>
   <w:num w:numId="8">
-    <w:abstractNumId w:val="28"/>
+    <w:abstractNumId w:val="30"/>
   </w:num>
   <w:num w:numId="9">
-    <w:abstractNumId w:val="19"/>
+    <w:abstractNumId w:val="20"/>
   </w:num>
   <w:num w:numId="10">
-    <w:abstractNumId w:val="26"/>
+    <w:abstractNumId w:val="28"/>
   </w:num>
   <w:num w:numId="11">
     <w:abstractNumId w:val="13"/>
   </w:num>
   <w:num w:numId="12">
-    <w:abstractNumId w:val="23"/>
+    <w:abstractNumId w:val="25"/>
   </w:num>
   <w:num w:numId="13">
-    <w:abstractNumId w:val="34"/>
+    <w:abstractNumId w:val="36"/>
   </w:num>
   <w:num w:numId="14">
     <w:abstractNumId w:val="12"/>
@@ -9592,31 +10333,31 @@
     <w:abstractNumId w:val="10"/>
   </w:num>
   <w:num w:numId="16">
-    <w:abstractNumId w:val="20"/>
+    <w:abstractNumId w:val="22"/>
   </w:num>
   <w:num w:numId="17">
     <w:abstractNumId w:val="11"/>
   </w:num>
   <w:num w:numId="18">
-    <w:abstractNumId w:val="33"/>
+    <w:abstractNumId w:val="35"/>
   </w:num>
   <w:num w:numId="19">
-    <w:abstractNumId w:val="24"/>
+    <w:abstractNumId w:val="26"/>
   </w:num>
   <w:num w:numId="20">
-    <w:abstractNumId w:val="31"/>
+    <w:abstractNumId w:val="33"/>
   </w:num>
   <w:num w:numId="21">
     <w:abstractNumId w:val="4"/>
   </w:num>
   <w:num w:numId="22">
-    <w:abstractNumId w:val="18"/>
+    <w:abstractNumId w:val="19"/>
   </w:num>
   <w:num w:numId="23">
     <w:abstractNumId w:val="7"/>
   </w:num>
   <w:num w:numId="24">
-    <w:abstractNumId w:val="14"/>
+    <w:abstractNumId w:val="15"/>
   </w:num>
   <w:num w:numId="25">
     <w:abstractNumId w:val="3"/>
@@ -9625,13 +10366,13 @@
     <w:abstractNumId w:val="5"/>
   </w:num>
   <w:num w:numId="27">
-    <w:abstractNumId w:val="25"/>
+    <w:abstractNumId w:val="27"/>
   </w:num>
   <w:num w:numId="28">
     <w:abstractNumId w:val="0"/>
   </w:num>
   <w:num w:numId="29">
-    <w:abstractNumId w:val="27"/>
+    <w:abstractNumId w:val="29"/>
   </w:num>
   <w:num w:numId="30">
     <w:abstractNumId w:val="2"/>
@@ -9640,16 +10381,22 @@
     <w:abstractNumId w:val="8"/>
   </w:num>
   <w:num w:numId="32">
-    <w:abstractNumId w:val="15"/>
+    <w:abstractNumId w:val="16"/>
   </w:num>
   <w:num w:numId="33">
-    <w:abstractNumId w:val="32"/>
+    <w:abstractNumId w:val="34"/>
   </w:num>
   <w:num w:numId="34">
-    <w:abstractNumId w:val="30"/>
+    <w:abstractNumId w:val="32"/>
   </w:num>
   <w:num w:numId="35">
     <w:abstractNumId w:val="1"/>
+  </w:num>
+  <w:num w:numId="36">
+    <w:abstractNumId w:val="14"/>
+  </w:num>
+  <w:num w:numId="37">
+    <w:abstractNumId w:val="21"/>
   </w:num>
 </w:numbering>
 </file>
@@ -10262,6 +11009,69 @@
       <w:szCs w:val="20"/>
     </w:rPr>
   </w:style>
+  <w:style w:type="paragraph" w:styleId="HTMLPreformatted">
+    <w:name w:val="HTML Preformatted"/>
+    <w:basedOn w:val="Normal"/>
+    <w:link w:val="HTMLPreformattedChar"/>
+    <w:uiPriority w:val="99"/>
+    <w:semiHidden/>
+    <w:unhideWhenUsed/>
+    <w:rsid w:val="00465CF8"/>
+    <w:pPr>
+      <w:tabs>
+        <w:tab w:val="left" w:pos="916"/>
+        <w:tab w:val="left" w:pos="1832"/>
+        <w:tab w:val="left" w:pos="2748"/>
+        <w:tab w:val="left" w:pos="3664"/>
+        <w:tab w:val="left" w:pos="4580"/>
+        <w:tab w:val="left" w:pos="5496"/>
+        <w:tab w:val="left" w:pos="6412"/>
+        <w:tab w:val="left" w:pos="7328"/>
+        <w:tab w:val="left" w:pos="8244"/>
+        <w:tab w:val="left" w:pos="9160"/>
+        <w:tab w:val="left" w:pos="10076"/>
+        <w:tab w:val="left" w:pos="10992"/>
+        <w:tab w:val="left" w:pos="11908"/>
+        <w:tab w:val="left" w:pos="12824"/>
+        <w:tab w:val="left" w:pos="13740"/>
+        <w:tab w:val="left" w:pos="14656"/>
+      </w:tabs>
+      <w:spacing w:after="0" w:line="240" w:lineRule="auto"/>
+    </w:pPr>
+    <w:rPr>
+      <w:rFonts w:ascii="Courier New" w:eastAsia="Times New Roman" w:hAnsi="Courier New" w:cs="Courier New"/>
+      <w:sz w:val="20"/>
+      <w:szCs w:val="20"/>
+    </w:rPr>
+  </w:style>
+  <w:style w:type="character" w:customStyle="1" w:styleId="HTMLPreformattedChar">
+    <w:name w:val="HTML Preformatted Char"/>
+    <w:basedOn w:val="DefaultParagraphFont"/>
+    <w:link w:val="HTMLPreformatted"/>
+    <w:uiPriority w:val="99"/>
+    <w:semiHidden/>
+    <w:rsid w:val="00465CF8"/>
+    <w:rPr>
+      <w:rFonts w:ascii="Courier New" w:eastAsia="Times New Roman" w:hAnsi="Courier New" w:cs="Courier New"/>
+      <w:sz w:val="20"/>
+      <w:szCs w:val="20"/>
+    </w:rPr>
+  </w:style>
+  <w:style w:type="character" w:customStyle="1" w:styleId="hljs-variable">
+    <w:name w:val="hljs-variable"/>
+    <w:basedOn w:val="DefaultParagraphFont"/>
+    <w:rsid w:val="00465CF8"/>
+  </w:style>
+  <w:style w:type="character" w:customStyle="1" w:styleId="hljs-builtin">
+    <w:name w:val="hljs-built_in"/>
+    <w:basedOn w:val="DefaultParagraphFont"/>
+    <w:rsid w:val="00465CF8"/>
+  </w:style>
+  <w:style w:type="character" w:customStyle="1" w:styleId="hljs-punctuation">
+    <w:name w:val="hljs-punctuation"/>
+    <w:basedOn w:val="DefaultParagraphFont"/>
+    <w:rsid w:val="00465CF8"/>
+  </w:style>
 </w:styles>
 </file>
 

--- a/docs/04_System_Architecture.docx
+++ b/docs/04_System_Architecture.docx
@@ -4817,8 +4817,402 @@
         </w:rPr>
         <w:t>No changes made to ingestion or feature store architecture.</w:t>
       </w:r>
+    </w:p>
+    <w:p>
+      <w:pPr>
+        <w:spacing w:before="100" w:beforeAutospacing="1" w:after="100" w:afterAutospacing="1" w:line="240" w:lineRule="auto"/>
+        <w:rPr>
+          <w:rFonts w:ascii="Times New Roman" w:eastAsia="Times New Roman" w:hAnsi="Times New Roman" w:cs="Times New Roman"/>
+          <w:sz w:val="24"/>
+          <w:szCs w:val="24"/>
+        </w:rPr>
+      </w:pPr>
+    </w:p>
+    <w:p>
+      <w:pPr>
+        <w:spacing w:before="100" w:beforeAutospacing="1" w:after="100" w:afterAutospacing="1" w:line="240" w:lineRule="auto"/>
+        <w:outlineLvl w:val="2"/>
+        <w:rPr>
+          <w:rFonts w:ascii="Times New Roman" w:eastAsia="Times New Roman" w:hAnsi="Times New Roman" w:cs="Times New Roman"/>
+          <w:b/>
+          <w:bCs/>
+          <w:sz w:val="27"/>
+          <w:szCs w:val="27"/>
+        </w:rPr>
+      </w:pPr>
+      <w:r>
+        <w:rPr>
+          <w:rFonts w:ascii="Times New Roman" w:eastAsia="Times New Roman" w:hAnsi="Times New Roman" w:cs="Times New Roman"/>
+          <w:b/>
+          <w:bCs/>
+          <w:sz w:val="27"/>
+          <w:szCs w:val="27"/>
+        </w:rPr>
+        <w:lastRenderedPageBreak/>
+        <w:t>Day 27&amp;28</w:t>
+      </w:r>
+      <w:r>
+        <w:rPr>
+          <w:rFonts w:ascii="Times New Roman" w:eastAsia="Times New Roman" w:hAnsi="Times New Roman" w:cs="Times New Roman"/>
+          <w:b/>
+          <w:bCs/>
+          <w:sz w:val="27"/>
+          <w:szCs w:val="27"/>
+        </w:rPr>
+        <w:t xml:space="preserve"> Architectural Update</w:t>
+      </w:r>
+    </w:p>
+    <w:p>
+      <w:pPr>
+        <w:pStyle w:val="NormalWeb"/>
+      </w:pPr>
+      <w:r>
+        <w:rPr>
+          <w:rFonts w:hAnsi="Symbol"/>
+        </w:rPr>
+        <w:t></w:t>
+      </w:r>
+      <w:r>
+        <w:t xml:space="preserve"> UI layer refinement completed (~95% stable)</w:t>
+      </w:r>
+    </w:p>
+    <w:p>
+      <w:pPr>
+        <w:pStyle w:val="NormalWeb"/>
+      </w:pPr>
+      <w:r>
+        <w:rPr>
+          <w:rFonts w:hAnsi="Symbol"/>
+        </w:rPr>
+        <w:t></w:t>
+      </w:r>
+      <w:r>
+        <w:t xml:space="preserve"> Desktop bridge architecture validated</w:t>
+      </w:r>
+    </w:p>
+    <w:p>
+      <w:pPr>
+        <w:pStyle w:val="NormalWeb"/>
+      </w:pPr>
+      <w:r>
+        <w:rPr>
+          <w:rFonts w:hAnsi="Symbol"/>
+        </w:rPr>
+        <w:t></w:t>
+      </w:r>
+      <w:r>
+        <w:t xml:space="preserve"> Designed high-level architecture for ScanKar:</w:t>
+      </w:r>
+    </w:p>
+    <w:p>
+      <w:pPr>
+        <w:pStyle w:val="NormalWeb"/>
+        <w:numPr>
+          <w:ilvl w:val="0"/>
+          <w:numId w:val="38"/>
+        </w:numPr>
+      </w:pPr>
+      <w:r>
+        <w:t>Capture Layer</w:t>
+      </w:r>
+    </w:p>
+    <w:p>
+      <w:pPr>
+        <w:pStyle w:val="NormalWeb"/>
+        <w:numPr>
+          <w:ilvl w:val="0"/>
+          <w:numId w:val="38"/>
+        </w:numPr>
+      </w:pPr>
+      <w:r>
+        <w:t>Processing Layer</w:t>
+      </w:r>
+    </w:p>
+    <w:p>
+      <w:pPr>
+        <w:pStyle w:val="NormalWeb"/>
+        <w:numPr>
+          <w:ilvl w:val="0"/>
+          <w:numId w:val="38"/>
+        </w:numPr>
+      </w:pPr>
+      <w:r>
+        <w:t>Storage Layer</w:t>
+      </w:r>
+    </w:p>
+    <w:p>
+      <w:pPr>
+        <w:pStyle w:val="NormalWeb"/>
+        <w:numPr>
+          <w:ilvl w:val="0"/>
+          <w:numId w:val="38"/>
+        </w:numPr>
+      </w:pPr>
+      <w:r>
+        <w:t>Export Layer</w:t>
+      </w:r>
+    </w:p>
+    <w:p>
+      <w:pPr>
+        <w:pStyle w:val="NormalWeb"/>
+      </w:pPr>
+      <w:r>
+        <w:rPr>
+          <w:rFonts w:hAnsi="Symbol"/>
+        </w:rPr>
+        <w:t></w:t>
+      </w:r>
+      <w:r>
+        <w:t xml:space="preserve"> Confirmed offline-first architecture approach</w:t>
+      </w:r>
+    </w:p>
+    <w:p>
+      <w:pPr>
+        <w:spacing w:before="100" w:beforeAutospacing="1" w:after="100" w:afterAutospacing="1" w:line="240" w:lineRule="auto"/>
+        <w:outlineLvl w:val="2"/>
+        <w:rPr>
+          <w:rFonts w:ascii="Times New Roman" w:eastAsia="Times New Roman" w:hAnsi="Times New Roman" w:cs="Times New Roman"/>
+          <w:b/>
+          <w:bCs/>
+          <w:sz w:val="27"/>
+          <w:szCs w:val="27"/>
+        </w:rPr>
+      </w:pPr>
+    </w:p>
+    <w:p>
+      <w:pPr>
+        <w:pStyle w:val="NormalWeb"/>
+      </w:pPr>
+      <w:r>
+        <w:t>Backend Modules Status:</w:t>
+      </w:r>
+    </w:p>
+    <w:p>
+      <w:pPr>
+        <w:pStyle w:val="NormalWeb"/>
+        <w:numPr>
+          <w:ilvl w:val="0"/>
+          <w:numId w:val="39"/>
+        </w:numPr>
+      </w:pPr>
+      <w:r>
+        <w:t xml:space="preserve">Module 1 – Ingestion: </w:t>
+      </w:r>
+      <w:r>
+        <w:rPr>
+          <w:rFonts w:ascii="Segoe UI Symbol" w:hAnsi="Segoe UI Symbol" w:cs="Segoe UI Symbol"/>
+        </w:rPr>
+        <w:t>✅</w:t>
+      </w:r>
+      <w:r>
+        <w:t xml:space="preserve"> Complete</w:t>
+      </w:r>
+    </w:p>
+    <w:p>
+      <w:pPr>
+        <w:pStyle w:val="NormalWeb"/>
+        <w:numPr>
+          <w:ilvl w:val="0"/>
+          <w:numId w:val="39"/>
+        </w:numPr>
+      </w:pPr>
+      <w:r>
+        <w:t xml:space="preserve">Module 2 – Profiling: </w:t>
+      </w:r>
+      <w:r>
+        <w:rPr>
+          <w:rFonts w:ascii="Segoe UI Symbol" w:hAnsi="Segoe UI Symbol" w:cs="Segoe UI Symbol"/>
+        </w:rPr>
+        <w:t>✅</w:t>
+      </w:r>
+      <w:r>
+        <w:t xml:space="preserve"> Integrated into pipeline</w:t>
+      </w:r>
+    </w:p>
+    <w:p>
+      <w:pPr>
+        <w:pStyle w:val="NormalWeb"/>
+        <w:numPr>
+          <w:ilvl w:val="0"/>
+          <w:numId w:val="39"/>
+        </w:numPr>
+      </w:pPr>
+      <w:r>
+        <w:t>Module 3 – Rules Engine: ⏳ In Development</w:t>
+      </w:r>
+    </w:p>
+    <w:p>
+      <w:pPr>
+        <w:pStyle w:val="NormalWeb"/>
+        <w:numPr>
+          <w:ilvl w:val="0"/>
+          <w:numId w:val="39"/>
+        </w:numPr>
+      </w:pPr>
+      <w:r>
+        <w:t>Module 4 – ML Engine: ⏳ Strategy Defined</w:t>
+      </w:r>
+    </w:p>
+    <w:p>
+      <w:pPr>
+        <w:pStyle w:val="NormalWeb"/>
+        <w:numPr>
+          <w:ilvl w:val="0"/>
+          <w:numId w:val="39"/>
+        </w:numPr>
+      </w:pPr>
+      <w:r>
+        <w:t>Module 5 – Orchestration: ⏳ Pending</w:t>
+      </w:r>
+    </w:p>
+    <w:p>
+      <w:pPr>
+        <w:pStyle w:val="NormalWeb"/>
+        <w:numPr>
+          <w:ilvl w:val="0"/>
+          <w:numId w:val="39"/>
+        </w:numPr>
+      </w:pPr>
+      <w:r>
+        <w:t>Module 6 – Dashboard Engine: ⏳ Pending</w:t>
+      </w:r>
+    </w:p>
+    <w:p>
+      <w:pPr>
+        <w:pStyle w:val="NormalWeb"/>
+        <w:numPr>
+          <w:ilvl w:val="0"/>
+          <w:numId w:val="39"/>
+        </w:numPr>
+      </w:pPr>
+      <w:r>
+        <w:t>Module 7 – Export Engine: ⏳ Pending</w:t>
+      </w:r>
+    </w:p>
+    <w:p>
+      <w:pPr>
+        <w:pStyle w:val="NormalWeb"/>
+      </w:pPr>
+      <w:r>
+        <w:t>Confirmed layered structure:</w:t>
+      </w:r>
+    </w:p>
+    <w:p>
+      <w:pPr>
+        <w:pStyle w:val="NormalWeb"/>
+        <w:numPr>
+          <w:ilvl w:val="0"/>
+          <w:numId w:val="40"/>
+        </w:numPr>
+      </w:pPr>
+      <w:r>
+        <w:t>Ingestion Layer</w:t>
+      </w:r>
+    </w:p>
+    <w:p>
+      <w:pPr>
+        <w:pStyle w:val="NormalWeb"/>
+        <w:numPr>
+          <w:ilvl w:val="0"/>
+          <w:numId w:val="40"/>
+        </w:numPr>
+      </w:pPr>
+      <w:r>
+        <w:t>Profiling Layer</w:t>
+      </w:r>
+    </w:p>
+    <w:p>
+      <w:pPr>
+        <w:pStyle w:val="NormalWeb"/>
+        <w:numPr>
+          <w:ilvl w:val="0"/>
+          <w:numId w:val="40"/>
+        </w:numPr>
+      </w:pPr>
+      <w:r>
+        <w:t>Rule Engine Layer</w:t>
+      </w:r>
+    </w:p>
+    <w:p>
+      <w:pPr>
+        <w:pStyle w:val="NormalWeb"/>
+        <w:numPr>
+          <w:ilvl w:val="0"/>
+          <w:numId w:val="40"/>
+        </w:numPr>
+      </w:pPr>
+      <w:r>
+        <w:t>ML Engine Layer</w:t>
+      </w:r>
+    </w:p>
+    <w:p>
+      <w:pPr>
+        <w:pStyle w:val="NormalWeb"/>
+        <w:numPr>
+          <w:ilvl w:val="0"/>
+          <w:numId w:val="40"/>
+        </w:numPr>
+      </w:pPr>
+      <w:r>
+        <w:t>Orchestration Layer</w:t>
+      </w:r>
+    </w:p>
+    <w:p>
+      <w:pPr>
+        <w:pStyle w:val="NormalWeb"/>
+        <w:numPr>
+          <w:ilvl w:val="0"/>
+          <w:numId w:val="40"/>
+        </w:numPr>
+      </w:pPr>
+      <w:r>
+        <w:t>Dashboard Layer</w:t>
+      </w:r>
+    </w:p>
+    <w:p>
+      <w:pPr>
+        <w:pStyle w:val="NormalWeb"/>
+        <w:numPr>
+          <w:ilvl w:val="0"/>
+          <w:numId w:val="40"/>
+        </w:numPr>
+      </w:pPr>
+      <w:r>
+        <w:t>Export Layer</w:t>
+      </w:r>
+    </w:p>
+    <w:p>
+      <w:pPr>
+        <w:pStyle w:val="NormalWeb"/>
+      </w:pPr>
+      <w:r>
+        <w:t>System remains 100% offline with DuckDB and IPC-based desktop integration.</w:t>
+      </w:r>
+    </w:p>
+    <w:p>
+      <w:pPr>
+        <w:spacing w:before="100" w:beforeAutospacing="1" w:after="100" w:afterAutospacing="1" w:line="240" w:lineRule="auto"/>
+        <w:outlineLvl w:val="2"/>
+        <w:rPr>
+          <w:rFonts w:ascii="Times New Roman" w:eastAsia="Times New Roman" w:hAnsi="Times New Roman" w:cs="Times New Roman"/>
+          <w:b/>
+          <w:bCs/>
+          <w:sz w:val="27"/>
+          <w:szCs w:val="27"/>
+        </w:rPr>
+      </w:pPr>
       <w:bookmarkStart w:id="0" w:name="_GoBack"/>
       <w:bookmarkEnd w:id="0"/>
+    </w:p>
+    <w:p>
+      <w:pPr>
+        <w:spacing w:before="100" w:beforeAutospacing="1" w:after="100" w:afterAutospacing="1" w:line="240" w:lineRule="auto"/>
+        <w:rPr>
+          <w:rFonts w:ascii="Times New Roman" w:eastAsia="Times New Roman" w:hAnsi="Times New Roman" w:cs="Times New Roman"/>
+          <w:sz w:val="24"/>
+          <w:szCs w:val="24"/>
+        </w:rPr>
+      </w:pPr>
     </w:p>
     <w:sectPr>
       <w:pgSz w:w="12240" w:h="15840"/>
@@ -5032,6 +5426,119 @@
     </w:lvl>
   </w:abstractNum>
   <w:abstractNum w:abstractNumId="1" w15:restartNumberingAfterBreak="0">
+    <w:nsid w:val="02094307"/>
+    <w:multiLevelType w:val="multilevel"/>
+    <w:tmpl w:val="2A6A9B60"/>
+    <w:lvl w:ilvl="0">
+      <w:start w:val="1"/>
+      <w:numFmt w:val="decimal"/>
+      <w:lvlText w:val="%1."/>
+      <w:lvlJc w:val="left"/>
+      <w:pPr>
+        <w:tabs>
+          <w:tab w:val="num" w:pos="720"/>
+        </w:tabs>
+        <w:ind w:left="720" w:hanging="360"/>
+      </w:pPr>
+    </w:lvl>
+    <w:lvl w:ilvl="1" w:tentative="1">
+      <w:start w:val="1"/>
+      <w:numFmt w:val="decimal"/>
+      <w:lvlText w:val="%2."/>
+      <w:lvlJc w:val="left"/>
+      <w:pPr>
+        <w:tabs>
+          <w:tab w:val="num" w:pos="1440"/>
+        </w:tabs>
+        <w:ind w:left="1440" w:hanging="360"/>
+      </w:pPr>
+    </w:lvl>
+    <w:lvl w:ilvl="2" w:tentative="1">
+      <w:start w:val="1"/>
+      <w:numFmt w:val="decimal"/>
+      <w:lvlText w:val="%3."/>
+      <w:lvlJc w:val="left"/>
+      <w:pPr>
+        <w:tabs>
+          <w:tab w:val="num" w:pos="2160"/>
+        </w:tabs>
+        <w:ind w:left="2160" w:hanging="360"/>
+      </w:pPr>
+    </w:lvl>
+    <w:lvl w:ilvl="3" w:tentative="1">
+      <w:start w:val="1"/>
+      <w:numFmt w:val="decimal"/>
+      <w:lvlText w:val="%4."/>
+      <w:lvlJc w:val="left"/>
+      <w:pPr>
+        <w:tabs>
+          <w:tab w:val="num" w:pos="2880"/>
+        </w:tabs>
+        <w:ind w:left="2880" w:hanging="360"/>
+      </w:pPr>
+    </w:lvl>
+    <w:lvl w:ilvl="4" w:tentative="1">
+      <w:start w:val="1"/>
+      <w:numFmt w:val="decimal"/>
+      <w:lvlText w:val="%5."/>
+      <w:lvlJc w:val="left"/>
+      <w:pPr>
+        <w:tabs>
+          <w:tab w:val="num" w:pos="3600"/>
+        </w:tabs>
+        <w:ind w:left="3600" w:hanging="360"/>
+      </w:pPr>
+    </w:lvl>
+    <w:lvl w:ilvl="5" w:tentative="1">
+      <w:start w:val="1"/>
+      <w:numFmt w:val="decimal"/>
+      <w:lvlText w:val="%6."/>
+      <w:lvlJc w:val="left"/>
+      <w:pPr>
+        <w:tabs>
+          <w:tab w:val="num" w:pos="4320"/>
+        </w:tabs>
+        <w:ind w:left="4320" w:hanging="360"/>
+      </w:pPr>
+    </w:lvl>
+    <w:lvl w:ilvl="6" w:tentative="1">
+      <w:start w:val="1"/>
+      <w:numFmt w:val="decimal"/>
+      <w:lvlText w:val="%7."/>
+      <w:lvlJc w:val="left"/>
+      <w:pPr>
+        <w:tabs>
+          <w:tab w:val="num" w:pos="5040"/>
+        </w:tabs>
+        <w:ind w:left="5040" w:hanging="360"/>
+      </w:pPr>
+    </w:lvl>
+    <w:lvl w:ilvl="7" w:tentative="1">
+      <w:start w:val="1"/>
+      <w:numFmt w:val="decimal"/>
+      <w:lvlText w:val="%8."/>
+      <w:lvlJc w:val="left"/>
+      <w:pPr>
+        <w:tabs>
+          <w:tab w:val="num" w:pos="5760"/>
+        </w:tabs>
+        <w:ind w:left="5760" w:hanging="360"/>
+      </w:pPr>
+    </w:lvl>
+    <w:lvl w:ilvl="8" w:tentative="1">
+      <w:start w:val="1"/>
+      <w:numFmt w:val="decimal"/>
+      <w:lvlText w:val="%9."/>
+      <w:lvlJc w:val="left"/>
+      <w:pPr>
+        <w:tabs>
+          <w:tab w:val="num" w:pos="6480"/>
+        </w:tabs>
+        <w:ind w:left="6480" w:hanging="360"/>
+      </w:pPr>
+    </w:lvl>
+  </w:abstractNum>
+  <w:abstractNum w:abstractNumId="2" w15:restartNumberingAfterBreak="0">
     <w:nsid w:val="081111FD"/>
     <w:multiLevelType w:val="multilevel"/>
     <w:tmpl w:val="825A150A"/>
@@ -5180,7 +5687,7 @@
       </w:rPr>
     </w:lvl>
   </w:abstractNum>
-  <w:abstractNum w:abstractNumId="2" w15:restartNumberingAfterBreak="0">
+  <w:abstractNum w:abstractNumId="3" w15:restartNumberingAfterBreak="0">
     <w:nsid w:val="08677ADF"/>
     <w:multiLevelType w:val="multilevel"/>
     <w:tmpl w:val="2ED4EC4E"/>
@@ -5329,7 +5836,7 @@
       </w:rPr>
     </w:lvl>
   </w:abstractNum>
-  <w:abstractNum w:abstractNumId="3" w15:restartNumberingAfterBreak="0">
+  <w:abstractNum w:abstractNumId="4" w15:restartNumberingAfterBreak="0">
     <w:nsid w:val="0A2F6232"/>
     <w:multiLevelType w:val="multilevel"/>
     <w:tmpl w:val="C8109A1E"/>
@@ -5478,7 +5985,7 @@
       </w:rPr>
     </w:lvl>
   </w:abstractNum>
-  <w:abstractNum w:abstractNumId="4" w15:restartNumberingAfterBreak="0">
+  <w:abstractNum w:abstractNumId="5" w15:restartNumberingAfterBreak="0">
     <w:nsid w:val="0D4838EE"/>
     <w:multiLevelType w:val="multilevel"/>
     <w:tmpl w:val="88382FE2"/>
@@ -5627,7 +6134,7 @@
       </w:rPr>
     </w:lvl>
   </w:abstractNum>
-  <w:abstractNum w:abstractNumId="5" w15:restartNumberingAfterBreak="0">
+  <w:abstractNum w:abstractNumId="6" w15:restartNumberingAfterBreak="0">
     <w:nsid w:val="0E620A21"/>
     <w:multiLevelType w:val="multilevel"/>
     <w:tmpl w:val="8202F178"/>
@@ -5776,7 +6283,156 @@
       </w:rPr>
     </w:lvl>
   </w:abstractNum>
-  <w:abstractNum w:abstractNumId="6" w15:restartNumberingAfterBreak="0">
+  <w:abstractNum w:abstractNumId="7" w15:restartNumberingAfterBreak="0">
+    <w:nsid w:val="0EDA75C8"/>
+    <w:multiLevelType w:val="multilevel"/>
+    <w:tmpl w:val="8290664C"/>
+    <w:lvl w:ilvl="0">
+      <w:start w:val="1"/>
+      <w:numFmt w:val="bullet"/>
+      <w:lvlText w:val=""/>
+      <w:lvlJc w:val="left"/>
+      <w:pPr>
+        <w:tabs>
+          <w:tab w:val="num" w:pos="720"/>
+        </w:tabs>
+        <w:ind w:left="720" w:hanging="360"/>
+      </w:pPr>
+      <w:rPr>
+        <w:rFonts w:ascii="Symbol" w:hAnsi="Symbol" w:hint="default"/>
+        <w:sz w:val="20"/>
+      </w:rPr>
+    </w:lvl>
+    <w:lvl w:ilvl="1" w:tentative="1">
+      <w:start w:val="1"/>
+      <w:numFmt w:val="bullet"/>
+      <w:lvlText w:val="o"/>
+      <w:lvlJc w:val="left"/>
+      <w:pPr>
+        <w:tabs>
+          <w:tab w:val="num" w:pos="1440"/>
+        </w:tabs>
+        <w:ind w:left="1440" w:hanging="360"/>
+      </w:pPr>
+      <w:rPr>
+        <w:rFonts w:ascii="Courier New" w:hAnsi="Courier New" w:hint="default"/>
+        <w:sz w:val="20"/>
+      </w:rPr>
+    </w:lvl>
+    <w:lvl w:ilvl="2" w:tentative="1">
+      <w:start w:val="1"/>
+      <w:numFmt w:val="bullet"/>
+      <w:lvlText w:val=""/>
+      <w:lvlJc w:val="left"/>
+      <w:pPr>
+        <w:tabs>
+          <w:tab w:val="num" w:pos="2160"/>
+        </w:tabs>
+        <w:ind w:left="2160" w:hanging="360"/>
+      </w:pPr>
+      <w:rPr>
+        <w:rFonts w:ascii="Wingdings" w:hAnsi="Wingdings" w:hint="default"/>
+        <w:sz w:val="20"/>
+      </w:rPr>
+    </w:lvl>
+    <w:lvl w:ilvl="3" w:tentative="1">
+      <w:start w:val="1"/>
+      <w:numFmt w:val="bullet"/>
+      <w:lvlText w:val=""/>
+      <w:lvlJc w:val="left"/>
+      <w:pPr>
+        <w:tabs>
+          <w:tab w:val="num" w:pos="2880"/>
+        </w:tabs>
+        <w:ind w:left="2880" w:hanging="360"/>
+      </w:pPr>
+      <w:rPr>
+        <w:rFonts w:ascii="Wingdings" w:hAnsi="Wingdings" w:hint="default"/>
+        <w:sz w:val="20"/>
+      </w:rPr>
+    </w:lvl>
+    <w:lvl w:ilvl="4" w:tentative="1">
+      <w:start w:val="1"/>
+      <w:numFmt w:val="bullet"/>
+      <w:lvlText w:val=""/>
+      <w:lvlJc w:val="left"/>
+      <w:pPr>
+        <w:tabs>
+          <w:tab w:val="num" w:pos="3600"/>
+        </w:tabs>
+        <w:ind w:left="3600" w:hanging="360"/>
+      </w:pPr>
+      <w:rPr>
+        <w:rFonts w:ascii="Wingdings" w:hAnsi="Wingdings" w:hint="default"/>
+        <w:sz w:val="20"/>
+      </w:rPr>
+    </w:lvl>
+    <w:lvl w:ilvl="5" w:tentative="1">
+      <w:start w:val="1"/>
+      <w:numFmt w:val="bullet"/>
+      <w:lvlText w:val=""/>
+      <w:lvlJc w:val="left"/>
+      <w:pPr>
+        <w:tabs>
+          <w:tab w:val="num" w:pos="4320"/>
+        </w:tabs>
+        <w:ind w:left="4320" w:hanging="360"/>
+      </w:pPr>
+      <w:rPr>
+        <w:rFonts w:ascii="Wingdings" w:hAnsi="Wingdings" w:hint="default"/>
+        <w:sz w:val="20"/>
+      </w:rPr>
+    </w:lvl>
+    <w:lvl w:ilvl="6" w:tentative="1">
+      <w:start w:val="1"/>
+      <w:numFmt w:val="bullet"/>
+      <w:lvlText w:val=""/>
+      <w:lvlJc w:val="left"/>
+      <w:pPr>
+        <w:tabs>
+          <w:tab w:val="num" w:pos="5040"/>
+        </w:tabs>
+        <w:ind w:left="5040" w:hanging="360"/>
+      </w:pPr>
+      <w:rPr>
+        <w:rFonts w:ascii="Wingdings" w:hAnsi="Wingdings" w:hint="default"/>
+        <w:sz w:val="20"/>
+      </w:rPr>
+    </w:lvl>
+    <w:lvl w:ilvl="7" w:tentative="1">
+      <w:start w:val="1"/>
+      <w:numFmt w:val="bullet"/>
+      <w:lvlText w:val=""/>
+      <w:lvlJc w:val="left"/>
+      <w:pPr>
+        <w:tabs>
+          <w:tab w:val="num" w:pos="5760"/>
+        </w:tabs>
+        <w:ind w:left="5760" w:hanging="360"/>
+      </w:pPr>
+      <w:rPr>
+        <w:rFonts w:ascii="Wingdings" w:hAnsi="Wingdings" w:hint="default"/>
+        <w:sz w:val="20"/>
+      </w:rPr>
+    </w:lvl>
+    <w:lvl w:ilvl="8" w:tentative="1">
+      <w:start w:val="1"/>
+      <w:numFmt w:val="bullet"/>
+      <w:lvlText w:val=""/>
+      <w:lvlJc w:val="left"/>
+      <w:pPr>
+        <w:tabs>
+          <w:tab w:val="num" w:pos="6480"/>
+        </w:tabs>
+        <w:ind w:left="6480" w:hanging="360"/>
+      </w:pPr>
+      <w:rPr>
+        <w:rFonts w:ascii="Wingdings" w:hAnsi="Wingdings" w:hint="default"/>
+        <w:sz w:val="20"/>
+      </w:rPr>
+    </w:lvl>
+  </w:abstractNum>
+  <w:abstractNum w:abstractNumId="8" w15:restartNumberingAfterBreak="0">
     <w:nsid w:val="0F6B34B5"/>
     <w:multiLevelType w:val="multilevel"/>
     <w:tmpl w:val="7A266CAA"/>
@@ -5925,7 +6581,7 @@
       </w:rPr>
     </w:lvl>
   </w:abstractNum>
-  <w:abstractNum w:abstractNumId="7" w15:restartNumberingAfterBreak="0">
+  <w:abstractNum w:abstractNumId="9" w15:restartNumberingAfterBreak="0">
     <w:nsid w:val="17100083"/>
     <w:multiLevelType w:val="multilevel"/>
     <w:tmpl w:val="8D94F2A4"/>
@@ -6074,7 +6730,7 @@
       </w:rPr>
     </w:lvl>
   </w:abstractNum>
-  <w:abstractNum w:abstractNumId="8" w15:restartNumberingAfterBreak="0">
+  <w:abstractNum w:abstractNumId="10" w15:restartNumberingAfterBreak="0">
     <w:nsid w:val="17C803B7"/>
     <w:multiLevelType w:val="multilevel"/>
     <w:tmpl w:val="49967CCE"/>
@@ -6223,7 +6879,7 @@
       </w:rPr>
     </w:lvl>
   </w:abstractNum>
-  <w:abstractNum w:abstractNumId="9" w15:restartNumberingAfterBreak="0">
+  <w:abstractNum w:abstractNumId="11" w15:restartNumberingAfterBreak="0">
     <w:nsid w:val="1BA54A53"/>
     <w:multiLevelType w:val="multilevel"/>
     <w:tmpl w:val="4612867E"/>
@@ -6336,7 +6992,7 @@
       </w:pPr>
     </w:lvl>
   </w:abstractNum>
-  <w:abstractNum w:abstractNumId="10" w15:restartNumberingAfterBreak="0">
+  <w:abstractNum w:abstractNumId="12" w15:restartNumberingAfterBreak="0">
     <w:nsid w:val="1BFE284C"/>
     <w:multiLevelType w:val="multilevel"/>
     <w:tmpl w:val="524EF916"/>
@@ -6485,7 +7141,7 @@
       </w:rPr>
     </w:lvl>
   </w:abstractNum>
-  <w:abstractNum w:abstractNumId="11" w15:restartNumberingAfterBreak="0">
+  <w:abstractNum w:abstractNumId="13" w15:restartNumberingAfterBreak="0">
     <w:nsid w:val="1FEF5756"/>
     <w:multiLevelType w:val="multilevel"/>
     <w:tmpl w:val="9FEED6DA"/>
@@ -6634,7 +7290,7 @@
       </w:rPr>
     </w:lvl>
   </w:abstractNum>
-  <w:abstractNum w:abstractNumId="12" w15:restartNumberingAfterBreak="0">
+  <w:abstractNum w:abstractNumId="14" w15:restartNumberingAfterBreak="0">
     <w:nsid w:val="21893A0A"/>
     <w:multiLevelType w:val="multilevel"/>
     <w:tmpl w:val="B192CD78"/>
@@ -6783,7 +7439,7 @@
       </w:rPr>
     </w:lvl>
   </w:abstractNum>
-  <w:abstractNum w:abstractNumId="13" w15:restartNumberingAfterBreak="0">
+  <w:abstractNum w:abstractNumId="15" w15:restartNumberingAfterBreak="0">
     <w:nsid w:val="23E8403D"/>
     <w:multiLevelType w:val="multilevel"/>
     <w:tmpl w:val="388A688C"/>
@@ -6932,7 +7588,7 @@
       </w:rPr>
     </w:lvl>
   </w:abstractNum>
-  <w:abstractNum w:abstractNumId="14" w15:restartNumberingAfterBreak="0">
+  <w:abstractNum w:abstractNumId="16" w15:restartNumberingAfterBreak="0">
     <w:nsid w:val="24800EC1"/>
     <w:multiLevelType w:val="multilevel"/>
     <w:tmpl w:val="46826858"/>
@@ -7081,7 +7737,7 @@
       </w:rPr>
     </w:lvl>
   </w:abstractNum>
-  <w:abstractNum w:abstractNumId="15" w15:restartNumberingAfterBreak="0">
+  <w:abstractNum w:abstractNumId="17" w15:restartNumberingAfterBreak="0">
     <w:nsid w:val="2955620D"/>
     <w:multiLevelType w:val="multilevel"/>
     <w:tmpl w:val="B63E1EAC"/>
@@ -7230,7 +7886,7 @@
       </w:rPr>
     </w:lvl>
   </w:abstractNum>
-  <w:abstractNum w:abstractNumId="16" w15:restartNumberingAfterBreak="0">
+  <w:abstractNum w:abstractNumId="18" w15:restartNumberingAfterBreak="0">
     <w:nsid w:val="2FDF4433"/>
     <w:multiLevelType w:val="multilevel"/>
     <w:tmpl w:val="21006E32"/>
@@ -7343,7 +7999,7 @@
       </w:pPr>
     </w:lvl>
   </w:abstractNum>
-  <w:abstractNum w:abstractNumId="17" w15:restartNumberingAfterBreak="0">
+  <w:abstractNum w:abstractNumId="19" w15:restartNumberingAfterBreak="0">
     <w:nsid w:val="31B948A4"/>
     <w:multiLevelType w:val="multilevel"/>
     <w:tmpl w:val="06DC64A6"/>
@@ -7492,7 +8148,7 @@
       </w:rPr>
     </w:lvl>
   </w:abstractNum>
-  <w:abstractNum w:abstractNumId="18" w15:restartNumberingAfterBreak="0">
+  <w:abstractNum w:abstractNumId="20" w15:restartNumberingAfterBreak="0">
     <w:nsid w:val="35F10E6A"/>
     <w:multiLevelType w:val="multilevel"/>
     <w:tmpl w:val="7668EB2C"/>
@@ -7641,7 +8297,7 @@
       </w:rPr>
     </w:lvl>
   </w:abstractNum>
-  <w:abstractNum w:abstractNumId="19" w15:restartNumberingAfterBreak="0">
+  <w:abstractNum w:abstractNumId="21" w15:restartNumberingAfterBreak="0">
     <w:nsid w:val="365A4F16"/>
     <w:multiLevelType w:val="multilevel"/>
     <w:tmpl w:val="657233D0"/>
@@ -7790,7 +8446,7 @@
       </w:rPr>
     </w:lvl>
   </w:abstractNum>
-  <w:abstractNum w:abstractNumId="20" w15:restartNumberingAfterBreak="0">
+  <w:abstractNum w:abstractNumId="22" w15:restartNumberingAfterBreak="0">
     <w:nsid w:val="383916B1"/>
     <w:multiLevelType w:val="multilevel"/>
     <w:tmpl w:val="6CA21336"/>
@@ -7939,7 +8595,7 @@
       </w:rPr>
     </w:lvl>
   </w:abstractNum>
-  <w:abstractNum w:abstractNumId="21" w15:restartNumberingAfterBreak="0">
+  <w:abstractNum w:abstractNumId="23" w15:restartNumberingAfterBreak="0">
     <w:nsid w:val="3E1B47D1"/>
     <w:multiLevelType w:val="multilevel"/>
     <w:tmpl w:val="9F80839E"/>
@@ -8088,7 +8744,7 @@
       </w:rPr>
     </w:lvl>
   </w:abstractNum>
-  <w:abstractNum w:abstractNumId="22" w15:restartNumberingAfterBreak="0">
+  <w:abstractNum w:abstractNumId="24" w15:restartNumberingAfterBreak="0">
     <w:nsid w:val="43F72404"/>
     <w:multiLevelType w:val="multilevel"/>
     <w:tmpl w:val="C566828A"/>
@@ -8237,7 +8893,7 @@
       </w:rPr>
     </w:lvl>
   </w:abstractNum>
-  <w:abstractNum w:abstractNumId="23" w15:restartNumberingAfterBreak="0">
+  <w:abstractNum w:abstractNumId="25" w15:restartNumberingAfterBreak="0">
     <w:nsid w:val="46043C1A"/>
     <w:multiLevelType w:val="multilevel"/>
     <w:tmpl w:val="F3222646"/>
@@ -8386,7 +9042,7 @@
       </w:rPr>
     </w:lvl>
   </w:abstractNum>
-  <w:abstractNum w:abstractNumId="24" w15:restartNumberingAfterBreak="0">
+  <w:abstractNum w:abstractNumId="26" w15:restartNumberingAfterBreak="0">
     <w:nsid w:val="484959E9"/>
     <w:multiLevelType w:val="multilevel"/>
     <w:tmpl w:val="1CB8099C"/>
@@ -8535,7 +9191,7 @@
       </w:rPr>
     </w:lvl>
   </w:abstractNum>
-  <w:abstractNum w:abstractNumId="25" w15:restartNumberingAfterBreak="0">
+  <w:abstractNum w:abstractNumId="27" w15:restartNumberingAfterBreak="0">
     <w:nsid w:val="48FC2351"/>
     <w:multiLevelType w:val="multilevel"/>
     <w:tmpl w:val="1AA0B728"/>
@@ -8684,7 +9340,7 @@
       </w:rPr>
     </w:lvl>
   </w:abstractNum>
-  <w:abstractNum w:abstractNumId="26" w15:restartNumberingAfterBreak="0">
+  <w:abstractNum w:abstractNumId="28" w15:restartNumberingAfterBreak="0">
     <w:nsid w:val="4B703F60"/>
     <w:multiLevelType w:val="multilevel"/>
     <w:tmpl w:val="F7D6893A"/>
@@ -8833,7 +9489,7 @@
       </w:rPr>
     </w:lvl>
   </w:abstractNum>
-  <w:abstractNum w:abstractNumId="27" w15:restartNumberingAfterBreak="0">
+  <w:abstractNum w:abstractNumId="29" w15:restartNumberingAfterBreak="0">
     <w:nsid w:val="54E81964"/>
     <w:multiLevelType w:val="multilevel"/>
     <w:tmpl w:val="8FCE3DAA"/>
@@ -8982,7 +9638,156 @@
       </w:rPr>
     </w:lvl>
   </w:abstractNum>
-  <w:abstractNum w:abstractNumId="28" w15:restartNumberingAfterBreak="0">
+  <w:abstractNum w:abstractNumId="30" w15:restartNumberingAfterBreak="0">
+    <w:nsid w:val="55FD1ABC"/>
+    <w:multiLevelType w:val="multilevel"/>
+    <w:tmpl w:val="C7CC733C"/>
+    <w:lvl w:ilvl="0">
+      <w:start w:val="1"/>
+      <w:numFmt w:val="bullet"/>
+      <w:lvlText w:val=""/>
+      <w:lvlJc w:val="left"/>
+      <w:pPr>
+        <w:tabs>
+          <w:tab w:val="num" w:pos="720"/>
+        </w:tabs>
+        <w:ind w:left="720" w:hanging="360"/>
+      </w:pPr>
+      <w:rPr>
+        <w:rFonts w:ascii="Symbol" w:hAnsi="Symbol" w:hint="default"/>
+        <w:sz w:val="20"/>
+      </w:rPr>
+    </w:lvl>
+    <w:lvl w:ilvl="1" w:tentative="1">
+      <w:start w:val="1"/>
+      <w:numFmt w:val="bullet"/>
+      <w:lvlText w:val="o"/>
+      <w:lvlJc w:val="left"/>
+      <w:pPr>
+        <w:tabs>
+          <w:tab w:val="num" w:pos="1440"/>
+        </w:tabs>
+        <w:ind w:left="1440" w:hanging="360"/>
+      </w:pPr>
+      <w:rPr>
+        <w:rFonts w:ascii="Courier New" w:hAnsi="Courier New" w:hint="default"/>
+        <w:sz w:val="20"/>
+      </w:rPr>
+    </w:lvl>
+    <w:lvl w:ilvl="2" w:tentative="1">
+      <w:start w:val="1"/>
+      <w:numFmt w:val="bullet"/>
+      <w:lvlText w:val=""/>
+      <w:lvlJc w:val="left"/>
+      <w:pPr>
+        <w:tabs>
+          <w:tab w:val="num" w:pos="2160"/>
+        </w:tabs>
+        <w:ind w:left="2160" w:hanging="360"/>
+      </w:pPr>
+      <w:rPr>
+        <w:rFonts w:ascii="Wingdings" w:hAnsi="Wingdings" w:hint="default"/>
+        <w:sz w:val="20"/>
+      </w:rPr>
+    </w:lvl>
+    <w:lvl w:ilvl="3" w:tentative="1">
+      <w:start w:val="1"/>
+      <w:numFmt w:val="bullet"/>
+      <w:lvlText w:val=""/>
+      <w:lvlJc w:val="left"/>
+      <w:pPr>
+        <w:tabs>
+          <w:tab w:val="num" w:pos="2880"/>
+        </w:tabs>
+        <w:ind w:left="2880" w:hanging="360"/>
+      </w:pPr>
+      <w:rPr>
+        <w:rFonts w:ascii="Wingdings" w:hAnsi="Wingdings" w:hint="default"/>
+        <w:sz w:val="20"/>
+      </w:rPr>
+    </w:lvl>
+    <w:lvl w:ilvl="4" w:tentative="1">
+      <w:start w:val="1"/>
+      <w:numFmt w:val="bullet"/>
+      <w:lvlText w:val=""/>
+      <w:lvlJc w:val="left"/>
+      <w:pPr>
+        <w:tabs>
+          <w:tab w:val="num" w:pos="3600"/>
+        </w:tabs>
+        <w:ind w:left="3600" w:hanging="360"/>
+      </w:pPr>
+      <w:rPr>
+        <w:rFonts w:ascii="Wingdings" w:hAnsi="Wingdings" w:hint="default"/>
+        <w:sz w:val="20"/>
+      </w:rPr>
+    </w:lvl>
+    <w:lvl w:ilvl="5" w:tentative="1">
+      <w:start w:val="1"/>
+      <w:numFmt w:val="bullet"/>
+      <w:lvlText w:val=""/>
+      <w:lvlJc w:val="left"/>
+      <w:pPr>
+        <w:tabs>
+          <w:tab w:val="num" w:pos="4320"/>
+        </w:tabs>
+        <w:ind w:left="4320" w:hanging="360"/>
+      </w:pPr>
+      <w:rPr>
+        <w:rFonts w:ascii="Wingdings" w:hAnsi="Wingdings" w:hint="default"/>
+        <w:sz w:val="20"/>
+      </w:rPr>
+    </w:lvl>
+    <w:lvl w:ilvl="6" w:tentative="1">
+      <w:start w:val="1"/>
+      <w:numFmt w:val="bullet"/>
+      <w:lvlText w:val=""/>
+      <w:lvlJc w:val="left"/>
+      <w:pPr>
+        <w:tabs>
+          <w:tab w:val="num" w:pos="5040"/>
+        </w:tabs>
+        <w:ind w:left="5040" w:hanging="360"/>
+      </w:pPr>
+      <w:rPr>
+        <w:rFonts w:ascii="Wingdings" w:hAnsi="Wingdings" w:hint="default"/>
+        <w:sz w:val="20"/>
+      </w:rPr>
+    </w:lvl>
+    <w:lvl w:ilvl="7" w:tentative="1">
+      <w:start w:val="1"/>
+      <w:numFmt w:val="bullet"/>
+      <w:lvlText w:val=""/>
+      <w:lvlJc w:val="left"/>
+      <w:pPr>
+        <w:tabs>
+          <w:tab w:val="num" w:pos="5760"/>
+        </w:tabs>
+        <w:ind w:left="5760" w:hanging="360"/>
+      </w:pPr>
+      <w:rPr>
+        <w:rFonts w:ascii="Wingdings" w:hAnsi="Wingdings" w:hint="default"/>
+        <w:sz w:val="20"/>
+      </w:rPr>
+    </w:lvl>
+    <w:lvl w:ilvl="8" w:tentative="1">
+      <w:start w:val="1"/>
+      <w:numFmt w:val="bullet"/>
+      <w:lvlText w:val=""/>
+      <w:lvlJc w:val="left"/>
+      <w:pPr>
+        <w:tabs>
+          <w:tab w:val="num" w:pos="6480"/>
+        </w:tabs>
+        <w:ind w:left="6480" w:hanging="360"/>
+      </w:pPr>
+      <w:rPr>
+        <w:rFonts w:ascii="Wingdings" w:hAnsi="Wingdings" w:hint="default"/>
+        <w:sz w:val="20"/>
+      </w:rPr>
+    </w:lvl>
+  </w:abstractNum>
+  <w:abstractNum w:abstractNumId="31" w15:restartNumberingAfterBreak="0">
     <w:nsid w:val="575518D8"/>
     <w:multiLevelType w:val="multilevel"/>
     <w:tmpl w:val="9D8C8972"/>
@@ -9131,7 +9936,7 @@
       </w:rPr>
     </w:lvl>
   </w:abstractNum>
-  <w:abstractNum w:abstractNumId="29" w15:restartNumberingAfterBreak="0">
+  <w:abstractNum w:abstractNumId="32" w15:restartNumberingAfterBreak="0">
     <w:nsid w:val="57D00E17"/>
     <w:multiLevelType w:val="multilevel"/>
     <w:tmpl w:val="55A85EB2"/>
@@ -9280,7 +10085,7 @@
       </w:rPr>
     </w:lvl>
   </w:abstractNum>
-  <w:abstractNum w:abstractNumId="30" w15:restartNumberingAfterBreak="0">
+  <w:abstractNum w:abstractNumId="33" w15:restartNumberingAfterBreak="0">
     <w:nsid w:val="605E4F6E"/>
     <w:multiLevelType w:val="multilevel"/>
     <w:tmpl w:val="029C7A7C"/>
@@ -9429,7 +10234,7 @@
       </w:rPr>
     </w:lvl>
   </w:abstractNum>
-  <w:abstractNum w:abstractNumId="31" w15:restartNumberingAfterBreak="0">
+  <w:abstractNum w:abstractNumId="34" w15:restartNumberingAfterBreak="0">
     <w:nsid w:val="67BD7AC0"/>
     <w:multiLevelType w:val="multilevel"/>
     <w:tmpl w:val="DF1CE2A8"/>
@@ -9578,7 +10383,7 @@
       </w:rPr>
     </w:lvl>
   </w:abstractNum>
-  <w:abstractNum w:abstractNumId="32" w15:restartNumberingAfterBreak="0">
+  <w:abstractNum w:abstractNumId="35" w15:restartNumberingAfterBreak="0">
     <w:nsid w:val="6CFB2C04"/>
     <w:multiLevelType w:val="multilevel"/>
     <w:tmpl w:val="9D22A7CE"/>
@@ -9691,7 +10496,7 @@
       </w:pPr>
     </w:lvl>
   </w:abstractNum>
-  <w:abstractNum w:abstractNumId="33" w15:restartNumberingAfterBreak="0">
+  <w:abstractNum w:abstractNumId="36" w15:restartNumberingAfterBreak="0">
     <w:nsid w:val="6E8532F3"/>
     <w:multiLevelType w:val="multilevel"/>
     <w:tmpl w:val="A000A2D6"/>
@@ -9840,7 +10645,7 @@
       </w:rPr>
     </w:lvl>
   </w:abstractNum>
-  <w:abstractNum w:abstractNumId="34" w15:restartNumberingAfterBreak="0">
+  <w:abstractNum w:abstractNumId="37" w15:restartNumberingAfterBreak="0">
     <w:nsid w:val="727123B0"/>
     <w:multiLevelType w:val="multilevel"/>
     <w:tmpl w:val="A392ACB8"/>
@@ -9989,7 +10794,7 @@
       </w:rPr>
     </w:lvl>
   </w:abstractNum>
-  <w:abstractNum w:abstractNumId="35" w15:restartNumberingAfterBreak="0">
+  <w:abstractNum w:abstractNumId="38" w15:restartNumberingAfterBreak="0">
     <w:nsid w:val="73443832"/>
     <w:multiLevelType w:val="multilevel"/>
     <w:tmpl w:val="0CE05C7C"/>
@@ -10138,7 +10943,7 @@
       </w:rPr>
     </w:lvl>
   </w:abstractNum>
-  <w:abstractNum w:abstractNumId="36" w15:restartNumberingAfterBreak="0">
+  <w:abstractNum w:abstractNumId="39" w15:restartNumberingAfterBreak="0">
     <w:nsid w:val="7DEC2CD9"/>
     <w:multiLevelType w:val="multilevel"/>
     <w:tmpl w:val="7352AA6A"/>
@@ -10288,115 +11093,124 @@
     </w:lvl>
   </w:abstractNum>
   <w:num w:numId="1">
+    <w:abstractNumId w:val="8"/>
+  </w:num>
+  <w:num w:numId="2">
+    <w:abstractNumId w:val="11"/>
+  </w:num>
+  <w:num w:numId="3">
+    <w:abstractNumId w:val="19"/>
+  </w:num>
+  <w:num w:numId="4">
+    <w:abstractNumId w:val="20"/>
+  </w:num>
+  <w:num w:numId="5">
+    <w:abstractNumId w:val="25"/>
+  </w:num>
+  <w:num w:numId="6">
+    <w:abstractNumId w:val="26"/>
+  </w:num>
+  <w:num w:numId="7">
+    <w:abstractNumId w:val="34"/>
+  </w:num>
+  <w:num w:numId="8">
+    <w:abstractNumId w:val="33"/>
+  </w:num>
+  <w:num w:numId="9">
+    <w:abstractNumId w:val="22"/>
+  </w:num>
+  <w:num w:numId="10">
+    <w:abstractNumId w:val="31"/>
+  </w:num>
+  <w:num w:numId="11">
+    <w:abstractNumId w:val="15"/>
+  </w:num>
+  <w:num w:numId="12">
+    <w:abstractNumId w:val="27"/>
+  </w:num>
+  <w:num w:numId="13">
+    <w:abstractNumId w:val="39"/>
+  </w:num>
+  <w:num w:numId="14">
+    <w:abstractNumId w:val="14"/>
+  </w:num>
+  <w:num w:numId="15">
+    <w:abstractNumId w:val="12"/>
+  </w:num>
+  <w:num w:numId="16">
+    <w:abstractNumId w:val="24"/>
+  </w:num>
+  <w:num w:numId="17">
+    <w:abstractNumId w:val="13"/>
+  </w:num>
+  <w:num w:numId="18">
+    <w:abstractNumId w:val="38"/>
+  </w:num>
+  <w:num w:numId="19">
+    <w:abstractNumId w:val="28"/>
+  </w:num>
+  <w:num w:numId="20">
+    <w:abstractNumId w:val="36"/>
+  </w:num>
+  <w:num w:numId="21">
+    <w:abstractNumId w:val="5"/>
+  </w:num>
+  <w:num w:numId="22">
+    <w:abstractNumId w:val="21"/>
+  </w:num>
+  <w:num w:numId="23">
+    <w:abstractNumId w:val="9"/>
+  </w:num>
+  <w:num w:numId="24">
+    <w:abstractNumId w:val="17"/>
+  </w:num>
+  <w:num w:numId="25">
+    <w:abstractNumId w:val="4"/>
+  </w:num>
+  <w:num w:numId="26">
     <w:abstractNumId w:val="6"/>
   </w:num>
-  <w:num w:numId="2">
-    <w:abstractNumId w:val="9"/>
-  </w:num>
-  <w:num w:numId="3">
-    <w:abstractNumId w:val="17"/>
-  </w:num>
-  <w:num w:numId="4">
-    <w:abstractNumId w:val="18"/>
-  </w:num>
-  <w:num w:numId="5">
-    <w:abstractNumId w:val="23"/>
-  </w:num>
-  <w:num w:numId="6">
-    <w:abstractNumId w:val="24"/>
-  </w:num>
-  <w:num w:numId="7">
-    <w:abstractNumId w:val="31"/>
-  </w:num>
-  <w:num w:numId="8">
-    <w:abstractNumId w:val="30"/>
-  </w:num>
-  <w:num w:numId="9">
-    <w:abstractNumId w:val="20"/>
-  </w:num>
-  <w:num w:numId="10">
-    <w:abstractNumId w:val="28"/>
-  </w:num>
-  <w:num w:numId="11">
-    <w:abstractNumId w:val="13"/>
-  </w:num>
-  <w:num w:numId="12">
-    <w:abstractNumId w:val="25"/>
-  </w:num>
-  <w:num w:numId="13">
-    <w:abstractNumId w:val="36"/>
-  </w:num>
-  <w:num w:numId="14">
-    <w:abstractNumId w:val="12"/>
-  </w:num>
-  <w:num w:numId="15">
-    <w:abstractNumId w:val="10"/>
-  </w:num>
-  <w:num w:numId="16">
-    <w:abstractNumId w:val="22"/>
-  </w:num>
-  <w:num w:numId="17">
-    <w:abstractNumId w:val="11"/>
-  </w:num>
-  <w:num w:numId="18">
-    <w:abstractNumId w:val="35"/>
-  </w:num>
-  <w:num w:numId="19">
-    <w:abstractNumId w:val="26"/>
-  </w:num>
-  <w:num w:numId="20">
-    <w:abstractNumId w:val="33"/>
-  </w:num>
-  <w:num w:numId="21">
-    <w:abstractNumId w:val="4"/>
-  </w:num>
-  <w:num w:numId="22">
-    <w:abstractNumId w:val="19"/>
-  </w:num>
-  <w:num w:numId="23">
-    <w:abstractNumId w:val="7"/>
-  </w:num>
-  <w:num w:numId="24">
-    <w:abstractNumId w:val="15"/>
-  </w:num>
-  <w:num w:numId="25">
-    <w:abstractNumId w:val="3"/>
-  </w:num>
-  <w:num w:numId="26">
-    <w:abstractNumId w:val="5"/>
-  </w:num>
   <w:num w:numId="27">
-    <w:abstractNumId w:val="27"/>
+    <w:abstractNumId w:val="29"/>
   </w:num>
   <w:num w:numId="28">
     <w:abstractNumId w:val="0"/>
   </w:num>
   <w:num w:numId="29">
-    <w:abstractNumId w:val="29"/>
+    <w:abstractNumId w:val="32"/>
   </w:num>
   <w:num w:numId="30">
+    <w:abstractNumId w:val="3"/>
+  </w:num>
+  <w:num w:numId="31">
+    <w:abstractNumId w:val="10"/>
+  </w:num>
+  <w:num w:numId="32">
+    <w:abstractNumId w:val="18"/>
+  </w:num>
+  <w:num w:numId="33">
+    <w:abstractNumId w:val="37"/>
+  </w:num>
+  <w:num w:numId="34">
+    <w:abstractNumId w:val="35"/>
+  </w:num>
+  <w:num w:numId="35">
     <w:abstractNumId w:val="2"/>
   </w:num>
-  <w:num w:numId="31">
-    <w:abstractNumId w:val="8"/>
-  </w:num>
-  <w:num w:numId="32">
+  <w:num w:numId="36">
     <w:abstractNumId w:val="16"/>
   </w:num>
-  <w:num w:numId="33">
-    <w:abstractNumId w:val="34"/>
+  <w:num w:numId="37">
+    <w:abstractNumId w:val="23"/>
   </w:num>
-  <w:num w:numId="34">
-    <w:abstractNumId w:val="32"/>
+  <w:num w:numId="38">
+    <w:abstractNumId w:val="30"/>
   </w:num>
-  <w:num w:numId="35">
+  <w:num w:numId="39">
+    <w:abstractNumId w:val="7"/>
+  </w:num>
+  <w:num w:numId="40">
     <w:abstractNumId w:val="1"/>
-  </w:num>
-  <w:num w:numId="36">
-    <w:abstractNumId w:val="14"/>
-  </w:num>
-  <w:num w:numId="37">
-    <w:abstractNumId w:val="21"/>
   </w:num>
 </w:numbering>
 </file>
@@ -10794,6 +11608,7 @@
   <w:style w:type="paragraph" w:default="1" w:styleId="Normal">
     <w:name w:val="Normal"/>
     <w:qFormat/>
+    <w:rsid w:val="00283140"/>
   </w:style>
   <w:style w:type="paragraph" w:styleId="Heading1">
     <w:name w:val="heading 1"/>

--- a/docs/04_System_Architecture.docx
+++ b/docs/04_System_Architecture.docx
@@ -5191,7 +5191,22 @@
     </w:p>
     <w:p>
       <w:pPr>
-        <w:spacing w:before="100" w:beforeAutospacing="1" w:after="100" w:afterAutospacing="1" w:line="240" w:lineRule="auto"/>
+        <w:pStyle w:val="NormalWeb"/>
+      </w:pPr>
+    </w:p>
+    <w:p>
+      <w:pPr>
+        <w:pStyle w:val="NormalWeb"/>
+      </w:pPr>
+    </w:p>
+    <w:p>
+      <w:pPr>
+        <w:pStyle w:val="NormalWeb"/>
+      </w:pPr>
+    </w:p>
+    <w:p>
+      <w:pPr>
+        <w:spacing w:after="0" w:line="240" w:lineRule="auto"/>
         <w:outlineLvl w:val="2"/>
         <w:rPr>
           <w:rFonts w:ascii="Times New Roman" w:eastAsia="Times New Roman" w:hAnsi="Times New Roman" w:cs="Times New Roman"/>
@@ -5201,8 +5216,709 @@
           <w:szCs w:val="27"/>
         </w:rPr>
       </w:pPr>
+      <w:r>
+        <w:rPr>
+          <w:rFonts w:ascii="Times New Roman" w:eastAsia="Times New Roman" w:hAnsi="Times New Roman" w:cs="Times New Roman"/>
+          <w:b/>
+          <w:bCs/>
+          <w:sz w:val="27"/>
+          <w:szCs w:val="27"/>
+        </w:rPr>
+        <w:lastRenderedPageBreak/>
+        <w:t>Day 32 Architecture Update</w:t>
+      </w:r>
+    </w:p>
+    <w:p>
+      <w:pPr>
+        <w:spacing w:after="0" w:line="240" w:lineRule="auto"/>
+        <w:outlineLvl w:val="2"/>
+        <w:rPr>
+          <w:rFonts w:ascii="Times New Roman" w:eastAsia="Times New Roman" w:hAnsi="Times New Roman" w:cs="Times New Roman"/>
+          <w:b/>
+          <w:bCs/>
+          <w:sz w:val="27"/>
+          <w:szCs w:val="27"/>
+        </w:rPr>
+      </w:pPr>
+    </w:p>
+    <w:p>
+      <w:pPr>
+        <w:numPr>
+          <w:ilvl w:val="0"/>
+          <w:numId w:val="41"/>
+        </w:numPr>
+        <w:spacing w:after="0" w:line="240" w:lineRule="auto"/>
+        <w:rPr>
+          <w:rFonts w:ascii="Times New Roman" w:eastAsia="Times New Roman" w:hAnsi="Times New Roman" w:cs="Times New Roman"/>
+          <w:sz w:val="24"/>
+          <w:szCs w:val="24"/>
+        </w:rPr>
+      </w:pPr>
+      <w:r>
+        <w:rPr>
+          <w:rFonts w:ascii="Times New Roman" w:eastAsia="Times New Roman" w:hAnsi="Times New Roman" w:cs="Times New Roman"/>
+          <w:sz w:val="24"/>
+          <w:szCs w:val="24"/>
+        </w:rPr>
+        <w:t xml:space="preserve">Added </w:t>
+      </w:r>
+      <w:r>
+        <w:rPr>
+          <w:rFonts w:ascii="Times New Roman" w:eastAsia="Times New Roman" w:hAnsi="Times New Roman" w:cs="Times New Roman"/>
+          <w:b/>
+          <w:bCs/>
+          <w:sz w:val="24"/>
+          <w:szCs w:val="24"/>
+        </w:rPr>
+        <w:t>Dashboard Engine (Module 6)</w:t>
+      </w:r>
+    </w:p>
+    <w:p>
+      <w:pPr>
+        <w:numPr>
+          <w:ilvl w:val="0"/>
+          <w:numId w:val="41"/>
+        </w:numPr>
+        <w:spacing w:after="0" w:line="240" w:lineRule="auto"/>
+        <w:rPr>
+          <w:rFonts w:ascii="Times New Roman" w:eastAsia="Times New Roman" w:hAnsi="Times New Roman" w:cs="Times New Roman"/>
+          <w:sz w:val="24"/>
+          <w:szCs w:val="24"/>
+        </w:rPr>
+      </w:pPr>
+      <w:r>
+        <w:rPr>
+          <w:rFonts w:ascii="Times New Roman" w:eastAsia="Times New Roman" w:hAnsi="Times New Roman" w:cs="Times New Roman"/>
+          <w:sz w:val="24"/>
+          <w:szCs w:val="24"/>
+        </w:rPr>
+        <w:t xml:space="preserve">Added </w:t>
+      </w:r>
+      <w:r>
+        <w:rPr>
+          <w:rFonts w:ascii="Times New Roman" w:eastAsia="Times New Roman" w:hAnsi="Times New Roman" w:cs="Times New Roman"/>
+          <w:b/>
+          <w:bCs/>
+          <w:sz w:val="24"/>
+          <w:szCs w:val="24"/>
+        </w:rPr>
+        <w:t>Export Engine (Module 7)</w:t>
+      </w:r>
+    </w:p>
+    <w:p>
+      <w:pPr>
+        <w:numPr>
+          <w:ilvl w:val="0"/>
+          <w:numId w:val="41"/>
+        </w:numPr>
+        <w:spacing w:after="0" w:line="240" w:lineRule="auto"/>
+        <w:rPr>
+          <w:rFonts w:ascii="Times New Roman" w:eastAsia="Times New Roman" w:hAnsi="Times New Roman" w:cs="Times New Roman"/>
+          <w:sz w:val="24"/>
+          <w:szCs w:val="24"/>
+        </w:rPr>
+      </w:pPr>
+      <w:r>
+        <w:rPr>
+          <w:rFonts w:ascii="Times New Roman" w:eastAsia="Times New Roman" w:hAnsi="Times New Roman" w:cs="Times New Roman"/>
+          <w:sz w:val="24"/>
+          <w:szCs w:val="24"/>
+        </w:rPr>
+        <w:t xml:space="preserve">Added </w:t>
+      </w:r>
+      <w:r>
+        <w:rPr>
+          <w:rFonts w:ascii="Times New Roman" w:eastAsia="Times New Roman" w:hAnsi="Times New Roman" w:cs="Times New Roman"/>
+          <w:b/>
+          <w:bCs/>
+          <w:sz w:val="24"/>
+          <w:szCs w:val="24"/>
+        </w:rPr>
+        <w:t>IPC Integration (Module 8)</w:t>
+      </w:r>
+    </w:p>
+    <w:p>
+      <w:pPr>
+        <w:numPr>
+          <w:ilvl w:val="0"/>
+          <w:numId w:val="41"/>
+        </w:numPr>
+        <w:spacing w:after="0" w:line="240" w:lineRule="auto"/>
+        <w:rPr>
+          <w:rFonts w:ascii="Times New Roman" w:eastAsia="Times New Roman" w:hAnsi="Times New Roman" w:cs="Times New Roman"/>
+          <w:sz w:val="24"/>
+          <w:szCs w:val="24"/>
+        </w:rPr>
+      </w:pPr>
+      <w:r>
+        <w:rPr>
+          <w:rFonts w:ascii="Times New Roman" w:eastAsia="Times New Roman" w:hAnsi="Times New Roman" w:cs="Times New Roman"/>
+          <w:sz w:val="24"/>
+          <w:szCs w:val="24"/>
+        </w:rPr>
+        <w:t xml:space="preserve">Added </w:t>
+      </w:r>
+      <w:r>
+        <w:rPr>
+          <w:rFonts w:ascii="Times New Roman" w:eastAsia="Times New Roman" w:hAnsi="Times New Roman" w:cs="Times New Roman"/>
+          <w:b/>
+          <w:bCs/>
+          <w:sz w:val="24"/>
+          <w:szCs w:val="24"/>
+        </w:rPr>
+        <w:t>Equipment Analysis Layer (Step 5.5)</w:t>
+      </w:r>
+    </w:p>
+    <w:p>
+      <w:pPr>
+        <w:spacing w:after="0" w:line="240" w:lineRule="auto"/>
+        <w:ind w:left="720"/>
+        <w:rPr>
+          <w:rFonts w:ascii="Times New Roman" w:eastAsia="Times New Roman" w:hAnsi="Times New Roman" w:cs="Times New Roman"/>
+          <w:sz w:val="24"/>
+          <w:szCs w:val="24"/>
+        </w:rPr>
+      </w:pPr>
       <w:bookmarkStart w:id="0" w:name="_GoBack"/>
       <w:bookmarkEnd w:id="0"/>
+    </w:p>
+    <w:p>
+      <w:pPr>
+        <w:spacing w:after="0" w:line="240" w:lineRule="auto"/>
+        <w:outlineLvl w:val="2"/>
+        <w:rPr>
+          <w:rFonts w:ascii="Times New Roman" w:eastAsia="Times New Roman" w:hAnsi="Times New Roman" w:cs="Times New Roman"/>
+          <w:b/>
+          <w:bCs/>
+          <w:sz w:val="27"/>
+          <w:szCs w:val="27"/>
+        </w:rPr>
+      </w:pPr>
+      <w:r>
+        <w:rPr>
+          <w:rFonts w:ascii="Times New Roman" w:eastAsia="Times New Roman" w:hAnsi="Times New Roman" w:cs="Times New Roman"/>
+          <w:b/>
+          <w:bCs/>
+          <w:sz w:val="27"/>
+          <w:szCs w:val="27"/>
+        </w:rPr>
+        <w:t>Pipeline (Updated – 13 Steps)</w:t>
+      </w:r>
+    </w:p>
+    <w:p>
+      <w:pPr>
+        <w:numPr>
+          <w:ilvl w:val="0"/>
+          <w:numId w:val="42"/>
+        </w:numPr>
+        <w:spacing w:after="0" w:line="240" w:lineRule="auto"/>
+        <w:rPr>
+          <w:rFonts w:ascii="Times New Roman" w:eastAsia="Times New Roman" w:hAnsi="Times New Roman" w:cs="Times New Roman"/>
+          <w:sz w:val="24"/>
+          <w:szCs w:val="24"/>
+        </w:rPr>
+      </w:pPr>
+      <w:r>
+        <w:rPr>
+          <w:rFonts w:ascii="Times New Roman" w:eastAsia="Times New Roman" w:hAnsi="Times New Roman" w:cs="Times New Roman"/>
+          <w:sz w:val="24"/>
+          <w:szCs w:val="24"/>
+        </w:rPr>
+        <w:t>Ingestion</w:t>
+      </w:r>
+    </w:p>
+    <w:p>
+      <w:pPr>
+        <w:numPr>
+          <w:ilvl w:val="0"/>
+          <w:numId w:val="42"/>
+        </w:numPr>
+        <w:spacing w:after="0" w:line="240" w:lineRule="auto"/>
+        <w:rPr>
+          <w:rFonts w:ascii="Times New Roman" w:eastAsia="Times New Roman" w:hAnsi="Times New Roman" w:cs="Times New Roman"/>
+          <w:sz w:val="24"/>
+          <w:szCs w:val="24"/>
+        </w:rPr>
+      </w:pPr>
+      <w:r>
+        <w:rPr>
+          <w:rFonts w:ascii="Times New Roman" w:eastAsia="Times New Roman" w:hAnsi="Times New Roman" w:cs="Times New Roman"/>
+          <w:sz w:val="24"/>
+          <w:szCs w:val="24"/>
+        </w:rPr>
+        <w:t>Feature Store</w:t>
+      </w:r>
+    </w:p>
+    <w:p>
+      <w:pPr>
+        <w:numPr>
+          <w:ilvl w:val="0"/>
+          <w:numId w:val="42"/>
+        </w:numPr>
+        <w:spacing w:after="0" w:line="240" w:lineRule="auto"/>
+        <w:rPr>
+          <w:rFonts w:ascii="Times New Roman" w:eastAsia="Times New Roman" w:hAnsi="Times New Roman" w:cs="Times New Roman"/>
+          <w:sz w:val="24"/>
+          <w:szCs w:val="24"/>
+        </w:rPr>
+      </w:pPr>
+      <w:r>
+        <w:rPr>
+          <w:rFonts w:ascii="Times New Roman" w:eastAsia="Times New Roman" w:hAnsi="Times New Roman" w:cs="Times New Roman"/>
+          <w:sz w:val="24"/>
+          <w:szCs w:val="24"/>
+        </w:rPr>
+        <w:t>Profiling</w:t>
+      </w:r>
+    </w:p>
+    <w:p>
+      <w:pPr>
+        <w:numPr>
+          <w:ilvl w:val="0"/>
+          <w:numId w:val="42"/>
+        </w:numPr>
+        <w:spacing w:after="0" w:line="240" w:lineRule="auto"/>
+        <w:rPr>
+          <w:rFonts w:ascii="Times New Roman" w:eastAsia="Times New Roman" w:hAnsi="Times New Roman" w:cs="Times New Roman"/>
+          <w:sz w:val="24"/>
+          <w:szCs w:val="24"/>
+        </w:rPr>
+      </w:pPr>
+      <w:r>
+        <w:rPr>
+          <w:rFonts w:ascii="Times New Roman" w:eastAsia="Times New Roman" w:hAnsi="Times New Roman" w:cs="Times New Roman"/>
+          <w:sz w:val="24"/>
+          <w:szCs w:val="24"/>
+        </w:rPr>
+        <w:t>Feature Extraction</w:t>
+      </w:r>
+    </w:p>
+    <w:p>
+      <w:pPr>
+        <w:numPr>
+          <w:ilvl w:val="0"/>
+          <w:numId w:val="42"/>
+        </w:numPr>
+        <w:spacing w:after="0" w:line="240" w:lineRule="auto"/>
+        <w:rPr>
+          <w:rFonts w:ascii="Times New Roman" w:eastAsia="Times New Roman" w:hAnsi="Times New Roman" w:cs="Times New Roman"/>
+          <w:sz w:val="24"/>
+          <w:szCs w:val="24"/>
+        </w:rPr>
+      </w:pPr>
+      <w:r>
+        <w:rPr>
+          <w:rFonts w:ascii="Times New Roman" w:eastAsia="Times New Roman" w:hAnsi="Times New Roman" w:cs="Times New Roman"/>
+          <w:sz w:val="24"/>
+          <w:szCs w:val="24"/>
+        </w:rPr>
+        <w:t>ML Analysis</w:t>
+      </w:r>
+      <w:r>
+        <w:rPr>
+          <w:rFonts w:ascii="Times New Roman" w:eastAsia="Times New Roman" w:hAnsi="Times New Roman" w:cs="Times New Roman"/>
+          <w:sz w:val="24"/>
+          <w:szCs w:val="24"/>
+        </w:rPr>
+        <w:br/>
+        <w:t xml:space="preserve">5.5 Equipment Analysis </w:t>
+      </w:r>
+      <w:r>
+        <w:rPr>
+          <w:rFonts w:ascii="Segoe UI Symbol" w:eastAsia="Times New Roman" w:hAnsi="Segoe UI Symbol" w:cs="Segoe UI Symbol"/>
+          <w:sz w:val="24"/>
+          <w:szCs w:val="24"/>
+        </w:rPr>
+        <w:t>⭐</w:t>
+      </w:r>
+    </w:p>
+    <w:p>
+      <w:pPr>
+        <w:numPr>
+          <w:ilvl w:val="0"/>
+          <w:numId w:val="42"/>
+        </w:numPr>
+        <w:spacing w:after="0" w:line="240" w:lineRule="auto"/>
+        <w:rPr>
+          <w:rFonts w:ascii="Times New Roman" w:eastAsia="Times New Roman" w:hAnsi="Times New Roman" w:cs="Times New Roman"/>
+          <w:sz w:val="24"/>
+          <w:szCs w:val="24"/>
+        </w:rPr>
+      </w:pPr>
+      <w:r>
+        <w:rPr>
+          <w:rFonts w:ascii="Times New Roman" w:eastAsia="Times New Roman" w:hAnsi="Times New Roman" w:cs="Times New Roman"/>
+          <w:sz w:val="24"/>
+          <w:szCs w:val="24"/>
+        </w:rPr>
+        <w:t>Rule Engine</w:t>
+      </w:r>
+    </w:p>
+    <w:p>
+      <w:pPr>
+        <w:numPr>
+          <w:ilvl w:val="0"/>
+          <w:numId w:val="42"/>
+        </w:numPr>
+        <w:spacing w:after="0" w:line="240" w:lineRule="auto"/>
+        <w:rPr>
+          <w:rFonts w:ascii="Times New Roman" w:eastAsia="Times New Roman" w:hAnsi="Times New Roman" w:cs="Times New Roman"/>
+          <w:sz w:val="24"/>
+          <w:szCs w:val="24"/>
+        </w:rPr>
+      </w:pPr>
+      <w:r>
+        <w:rPr>
+          <w:rFonts w:ascii="Times New Roman" w:eastAsia="Times New Roman" w:hAnsi="Times New Roman" w:cs="Times New Roman"/>
+          <w:sz w:val="24"/>
+          <w:szCs w:val="24"/>
+        </w:rPr>
+        <w:t>Orchestration</w:t>
+      </w:r>
+    </w:p>
+    <w:p>
+      <w:pPr>
+        <w:numPr>
+          <w:ilvl w:val="0"/>
+          <w:numId w:val="42"/>
+        </w:numPr>
+        <w:spacing w:after="0" w:line="240" w:lineRule="auto"/>
+        <w:rPr>
+          <w:rFonts w:ascii="Times New Roman" w:eastAsia="Times New Roman" w:hAnsi="Times New Roman" w:cs="Times New Roman"/>
+          <w:sz w:val="24"/>
+          <w:szCs w:val="24"/>
+        </w:rPr>
+      </w:pPr>
+      <w:r>
+        <w:rPr>
+          <w:rFonts w:ascii="Times New Roman" w:eastAsia="Times New Roman" w:hAnsi="Times New Roman" w:cs="Times New Roman"/>
+          <w:sz w:val="24"/>
+          <w:szCs w:val="24"/>
+        </w:rPr>
+        <w:t>Save Insights</w:t>
+      </w:r>
+    </w:p>
+    <w:p>
+      <w:pPr>
+        <w:numPr>
+          <w:ilvl w:val="0"/>
+          <w:numId w:val="42"/>
+        </w:numPr>
+        <w:spacing w:after="0" w:line="240" w:lineRule="auto"/>
+        <w:rPr>
+          <w:rFonts w:ascii="Times New Roman" w:eastAsia="Times New Roman" w:hAnsi="Times New Roman" w:cs="Times New Roman"/>
+          <w:sz w:val="24"/>
+          <w:szCs w:val="24"/>
+        </w:rPr>
+      </w:pPr>
+      <w:r>
+        <w:rPr>
+          <w:rFonts w:ascii="Times New Roman" w:eastAsia="Times New Roman" w:hAnsi="Times New Roman" w:cs="Times New Roman"/>
+          <w:sz w:val="24"/>
+          <w:szCs w:val="24"/>
+        </w:rPr>
+        <w:t>Dashboard Generation</w:t>
+      </w:r>
+    </w:p>
+    <w:p>
+      <w:pPr>
+        <w:numPr>
+          <w:ilvl w:val="0"/>
+          <w:numId w:val="42"/>
+        </w:numPr>
+        <w:spacing w:after="0" w:line="240" w:lineRule="auto"/>
+        <w:rPr>
+          <w:rFonts w:ascii="Times New Roman" w:eastAsia="Times New Roman" w:hAnsi="Times New Roman" w:cs="Times New Roman"/>
+          <w:sz w:val="24"/>
+          <w:szCs w:val="24"/>
+        </w:rPr>
+      </w:pPr>
+      <w:r>
+        <w:rPr>
+          <w:rFonts w:ascii="Times New Roman" w:eastAsia="Times New Roman" w:hAnsi="Times New Roman" w:cs="Times New Roman"/>
+          <w:sz w:val="24"/>
+          <w:szCs w:val="24"/>
+        </w:rPr>
+        <w:t>Export Generation</w:t>
+      </w:r>
+    </w:p>
+    <w:p>
+      <w:pPr>
+        <w:numPr>
+          <w:ilvl w:val="0"/>
+          <w:numId w:val="42"/>
+        </w:numPr>
+        <w:spacing w:after="0" w:line="240" w:lineRule="auto"/>
+        <w:rPr>
+          <w:rFonts w:ascii="Times New Roman" w:eastAsia="Times New Roman" w:hAnsi="Times New Roman" w:cs="Times New Roman"/>
+          <w:sz w:val="24"/>
+          <w:szCs w:val="24"/>
+        </w:rPr>
+      </w:pPr>
+      <w:r>
+        <w:rPr>
+          <w:rFonts w:ascii="Times New Roman" w:eastAsia="Times New Roman" w:hAnsi="Times New Roman" w:cs="Times New Roman"/>
+          <w:sz w:val="24"/>
+          <w:szCs w:val="24"/>
+        </w:rPr>
+        <w:t>Completion</w:t>
+      </w:r>
+    </w:p>
+    <w:p>
+      <w:pPr>
+        <w:spacing w:after="0" w:line="240" w:lineRule="auto"/>
+        <w:ind w:left="720"/>
+        <w:rPr>
+          <w:rFonts w:ascii="Times New Roman" w:eastAsia="Times New Roman" w:hAnsi="Times New Roman" w:cs="Times New Roman"/>
+          <w:sz w:val="24"/>
+          <w:szCs w:val="24"/>
+        </w:rPr>
+      </w:pPr>
+    </w:p>
+    <w:p>
+      <w:pPr>
+        <w:spacing w:after="0" w:line="240" w:lineRule="auto"/>
+        <w:outlineLvl w:val="2"/>
+        <w:rPr>
+          <w:rFonts w:ascii="Times New Roman" w:eastAsia="Times New Roman" w:hAnsi="Times New Roman" w:cs="Times New Roman"/>
+          <w:b/>
+          <w:bCs/>
+          <w:sz w:val="27"/>
+          <w:szCs w:val="27"/>
+        </w:rPr>
+      </w:pPr>
+      <w:r>
+        <w:rPr>
+          <w:rFonts w:ascii="Times New Roman" w:eastAsia="Times New Roman" w:hAnsi="Times New Roman" w:cs="Times New Roman"/>
+          <w:b/>
+          <w:bCs/>
+          <w:sz w:val="27"/>
+          <w:szCs w:val="27"/>
+        </w:rPr>
+        <w:t>Design Principles</w:t>
+      </w:r>
+    </w:p>
+    <w:p>
+      <w:pPr>
+        <w:numPr>
+          <w:ilvl w:val="0"/>
+          <w:numId w:val="43"/>
+        </w:numPr>
+        <w:spacing w:after="0" w:line="240" w:lineRule="auto"/>
+        <w:rPr>
+          <w:rFonts w:ascii="Times New Roman" w:eastAsia="Times New Roman" w:hAnsi="Times New Roman" w:cs="Times New Roman"/>
+          <w:sz w:val="24"/>
+          <w:szCs w:val="24"/>
+        </w:rPr>
+      </w:pPr>
+      <w:r>
+        <w:rPr>
+          <w:rFonts w:ascii="Times New Roman" w:eastAsia="Times New Roman" w:hAnsi="Times New Roman" w:cs="Times New Roman"/>
+          <w:sz w:val="24"/>
+          <w:szCs w:val="24"/>
+        </w:rPr>
+        <w:t>Offline-first</w:t>
+      </w:r>
+    </w:p>
+    <w:p>
+      <w:pPr>
+        <w:numPr>
+          <w:ilvl w:val="0"/>
+          <w:numId w:val="43"/>
+        </w:numPr>
+        <w:spacing w:after="0" w:line="240" w:lineRule="auto"/>
+        <w:rPr>
+          <w:rFonts w:ascii="Times New Roman" w:eastAsia="Times New Roman" w:hAnsi="Times New Roman" w:cs="Times New Roman"/>
+          <w:sz w:val="24"/>
+          <w:szCs w:val="24"/>
+        </w:rPr>
+      </w:pPr>
+      <w:r>
+        <w:rPr>
+          <w:rFonts w:ascii="Times New Roman" w:eastAsia="Times New Roman" w:hAnsi="Times New Roman" w:cs="Times New Roman"/>
+          <w:sz w:val="24"/>
+          <w:szCs w:val="24"/>
+        </w:rPr>
+        <w:t>Deterministic pipeline</w:t>
+      </w:r>
+    </w:p>
+    <w:p>
+      <w:pPr>
+        <w:numPr>
+          <w:ilvl w:val="0"/>
+          <w:numId w:val="43"/>
+        </w:numPr>
+        <w:spacing w:after="0" w:line="240" w:lineRule="auto"/>
+        <w:rPr>
+          <w:rFonts w:ascii="Times New Roman" w:eastAsia="Times New Roman" w:hAnsi="Times New Roman" w:cs="Times New Roman"/>
+          <w:sz w:val="24"/>
+          <w:szCs w:val="24"/>
+        </w:rPr>
+      </w:pPr>
+      <w:r>
+        <w:rPr>
+          <w:rFonts w:ascii="Times New Roman" w:eastAsia="Times New Roman" w:hAnsi="Times New Roman" w:cs="Times New Roman"/>
+          <w:sz w:val="24"/>
+          <w:szCs w:val="24"/>
+        </w:rPr>
+        <w:t>Modular architecture</w:t>
+      </w:r>
+    </w:p>
+    <w:p>
+      <w:pPr>
+        <w:numPr>
+          <w:ilvl w:val="0"/>
+          <w:numId w:val="43"/>
+        </w:numPr>
+        <w:spacing w:after="0" w:line="240" w:lineRule="auto"/>
+        <w:rPr>
+          <w:rFonts w:ascii="Times New Roman" w:eastAsia="Times New Roman" w:hAnsi="Times New Roman" w:cs="Times New Roman"/>
+          <w:sz w:val="24"/>
+          <w:szCs w:val="24"/>
+        </w:rPr>
+      </w:pPr>
+      <w:r>
+        <w:rPr>
+          <w:rFonts w:ascii="Times New Roman" w:eastAsia="Times New Roman" w:hAnsi="Times New Roman" w:cs="Times New Roman"/>
+          <w:sz w:val="24"/>
+          <w:szCs w:val="24"/>
+        </w:rPr>
+        <w:t>Strict separation of concerns</w:t>
+      </w:r>
+    </w:p>
+    <w:p>
+      <w:pPr>
+        <w:spacing w:after="0" w:line="240" w:lineRule="auto"/>
+        <w:ind w:left="720"/>
+        <w:rPr>
+          <w:rFonts w:ascii="Times New Roman" w:eastAsia="Times New Roman" w:hAnsi="Times New Roman" w:cs="Times New Roman"/>
+          <w:sz w:val="24"/>
+          <w:szCs w:val="24"/>
+        </w:rPr>
+      </w:pPr>
+    </w:p>
+    <w:p>
+      <w:pPr>
+        <w:spacing w:after="0" w:line="240" w:lineRule="auto"/>
+        <w:outlineLvl w:val="2"/>
+        <w:rPr>
+          <w:rFonts w:ascii="Times New Roman" w:eastAsia="Times New Roman" w:hAnsi="Times New Roman" w:cs="Times New Roman"/>
+          <w:b/>
+          <w:bCs/>
+          <w:sz w:val="27"/>
+          <w:szCs w:val="27"/>
+        </w:rPr>
+      </w:pPr>
+      <w:r>
+        <w:rPr>
+          <w:rFonts w:ascii="Times New Roman" w:eastAsia="Times New Roman" w:hAnsi="Times New Roman" w:cs="Times New Roman"/>
+          <w:b/>
+          <w:bCs/>
+          <w:sz w:val="27"/>
+          <w:szCs w:val="27"/>
+        </w:rPr>
+        <w:t>System Capabilities (Day 32)</w:t>
+      </w:r>
+    </w:p>
+    <w:p>
+      <w:pPr>
+        <w:numPr>
+          <w:ilvl w:val="0"/>
+          <w:numId w:val="44"/>
+        </w:numPr>
+        <w:spacing w:after="0" w:line="240" w:lineRule="auto"/>
+        <w:rPr>
+          <w:rFonts w:ascii="Times New Roman" w:eastAsia="Times New Roman" w:hAnsi="Times New Roman" w:cs="Times New Roman"/>
+          <w:sz w:val="24"/>
+          <w:szCs w:val="24"/>
+        </w:rPr>
+      </w:pPr>
+      <w:r>
+        <w:rPr>
+          <w:rFonts w:ascii="Times New Roman" w:eastAsia="Times New Roman" w:hAnsi="Times New Roman" w:cs="Times New Roman"/>
+          <w:sz w:val="24"/>
+          <w:szCs w:val="24"/>
+        </w:rPr>
+        <w:t>Dashboard auto-generation</w:t>
+      </w:r>
+    </w:p>
+    <w:p>
+      <w:pPr>
+        <w:numPr>
+          <w:ilvl w:val="0"/>
+          <w:numId w:val="44"/>
+        </w:numPr>
+        <w:spacing w:after="0" w:line="240" w:lineRule="auto"/>
+        <w:rPr>
+          <w:rFonts w:ascii="Times New Roman" w:eastAsia="Times New Roman" w:hAnsi="Times New Roman" w:cs="Times New Roman"/>
+          <w:sz w:val="24"/>
+          <w:szCs w:val="24"/>
+        </w:rPr>
+      </w:pPr>
+      <w:r>
+        <w:rPr>
+          <w:rFonts w:ascii="Times New Roman" w:eastAsia="Times New Roman" w:hAnsi="Times New Roman" w:cs="Times New Roman"/>
+          <w:sz w:val="24"/>
+          <w:szCs w:val="24"/>
+        </w:rPr>
+        <w:t>Multi-format exports</w:t>
+      </w:r>
+    </w:p>
+    <w:p>
+      <w:pPr>
+        <w:numPr>
+          <w:ilvl w:val="0"/>
+          <w:numId w:val="44"/>
+        </w:numPr>
+        <w:spacing w:after="0" w:line="240" w:lineRule="auto"/>
+        <w:rPr>
+          <w:rFonts w:ascii="Times New Roman" w:eastAsia="Times New Roman" w:hAnsi="Times New Roman" w:cs="Times New Roman"/>
+          <w:sz w:val="24"/>
+          <w:szCs w:val="24"/>
+        </w:rPr>
+      </w:pPr>
+      <w:r>
+        <w:rPr>
+          <w:rFonts w:ascii="Times New Roman" w:eastAsia="Times New Roman" w:hAnsi="Times New Roman" w:cs="Times New Roman"/>
+          <w:sz w:val="24"/>
+          <w:szCs w:val="24"/>
+        </w:rPr>
+        <w:t>Equipment intelligence</w:t>
+      </w:r>
+    </w:p>
+    <w:p>
+      <w:pPr>
+        <w:numPr>
+          <w:ilvl w:val="0"/>
+          <w:numId w:val="44"/>
+        </w:numPr>
+        <w:spacing w:after="0" w:line="240" w:lineRule="auto"/>
+        <w:rPr>
+          <w:rFonts w:ascii="Times New Roman" w:eastAsia="Times New Roman" w:hAnsi="Times New Roman" w:cs="Times New Roman"/>
+          <w:sz w:val="24"/>
+          <w:szCs w:val="24"/>
+        </w:rPr>
+      </w:pPr>
+      <w:r>
+        <w:rPr>
+          <w:rFonts w:ascii="Times New Roman" w:eastAsia="Times New Roman" w:hAnsi="Times New Roman" w:cs="Times New Roman"/>
+          <w:sz w:val="24"/>
+          <w:szCs w:val="24"/>
+        </w:rPr>
+        <w:t>Full pipeline automation</w:t>
+      </w:r>
+    </w:p>
+    <w:p>
+      <w:pPr>
+        <w:pStyle w:val="NormalWeb"/>
+        <w:spacing w:before="0" w:beforeAutospacing="0" w:after="0" w:afterAutospacing="0"/>
+        <w:rPr>
+          <w:b/>
+          <w:bCs/>
+          <w:sz w:val="27"/>
+          <w:szCs w:val="27"/>
+        </w:rPr>
+      </w:pPr>
     </w:p>
     <w:p>
       <w:pPr>
@@ -6582,6 +7298,155 @@
     </w:lvl>
   </w:abstractNum>
   <w:abstractNum w:abstractNumId="9" w15:restartNumberingAfterBreak="0">
+    <w:nsid w:val="15076CD1"/>
+    <w:multiLevelType w:val="multilevel"/>
+    <w:tmpl w:val="B1A0D7D4"/>
+    <w:lvl w:ilvl="0">
+      <w:start w:val="1"/>
+      <w:numFmt w:val="bullet"/>
+      <w:lvlText w:val=""/>
+      <w:lvlJc w:val="left"/>
+      <w:pPr>
+        <w:tabs>
+          <w:tab w:val="num" w:pos="720"/>
+        </w:tabs>
+        <w:ind w:left="720" w:hanging="360"/>
+      </w:pPr>
+      <w:rPr>
+        <w:rFonts w:ascii="Symbol" w:hAnsi="Symbol" w:hint="default"/>
+        <w:sz w:val="20"/>
+      </w:rPr>
+    </w:lvl>
+    <w:lvl w:ilvl="1" w:tentative="1">
+      <w:start w:val="1"/>
+      <w:numFmt w:val="bullet"/>
+      <w:lvlText w:val="o"/>
+      <w:lvlJc w:val="left"/>
+      <w:pPr>
+        <w:tabs>
+          <w:tab w:val="num" w:pos="1440"/>
+        </w:tabs>
+        <w:ind w:left="1440" w:hanging="360"/>
+      </w:pPr>
+      <w:rPr>
+        <w:rFonts w:ascii="Courier New" w:hAnsi="Courier New" w:hint="default"/>
+        <w:sz w:val="20"/>
+      </w:rPr>
+    </w:lvl>
+    <w:lvl w:ilvl="2" w:tentative="1">
+      <w:start w:val="1"/>
+      <w:numFmt w:val="bullet"/>
+      <w:lvlText w:val=""/>
+      <w:lvlJc w:val="left"/>
+      <w:pPr>
+        <w:tabs>
+          <w:tab w:val="num" w:pos="2160"/>
+        </w:tabs>
+        <w:ind w:left="2160" w:hanging="360"/>
+      </w:pPr>
+      <w:rPr>
+        <w:rFonts w:ascii="Wingdings" w:hAnsi="Wingdings" w:hint="default"/>
+        <w:sz w:val="20"/>
+      </w:rPr>
+    </w:lvl>
+    <w:lvl w:ilvl="3" w:tentative="1">
+      <w:start w:val="1"/>
+      <w:numFmt w:val="bullet"/>
+      <w:lvlText w:val=""/>
+      <w:lvlJc w:val="left"/>
+      <w:pPr>
+        <w:tabs>
+          <w:tab w:val="num" w:pos="2880"/>
+        </w:tabs>
+        <w:ind w:left="2880" w:hanging="360"/>
+      </w:pPr>
+      <w:rPr>
+        <w:rFonts w:ascii="Wingdings" w:hAnsi="Wingdings" w:hint="default"/>
+        <w:sz w:val="20"/>
+      </w:rPr>
+    </w:lvl>
+    <w:lvl w:ilvl="4" w:tentative="1">
+      <w:start w:val="1"/>
+      <w:numFmt w:val="bullet"/>
+      <w:lvlText w:val=""/>
+      <w:lvlJc w:val="left"/>
+      <w:pPr>
+        <w:tabs>
+          <w:tab w:val="num" w:pos="3600"/>
+        </w:tabs>
+        <w:ind w:left="3600" w:hanging="360"/>
+      </w:pPr>
+      <w:rPr>
+        <w:rFonts w:ascii="Wingdings" w:hAnsi="Wingdings" w:hint="default"/>
+        <w:sz w:val="20"/>
+      </w:rPr>
+    </w:lvl>
+    <w:lvl w:ilvl="5" w:tentative="1">
+      <w:start w:val="1"/>
+      <w:numFmt w:val="bullet"/>
+      <w:lvlText w:val=""/>
+      <w:lvlJc w:val="left"/>
+      <w:pPr>
+        <w:tabs>
+          <w:tab w:val="num" w:pos="4320"/>
+        </w:tabs>
+        <w:ind w:left="4320" w:hanging="360"/>
+      </w:pPr>
+      <w:rPr>
+        <w:rFonts w:ascii="Wingdings" w:hAnsi="Wingdings" w:hint="default"/>
+        <w:sz w:val="20"/>
+      </w:rPr>
+    </w:lvl>
+    <w:lvl w:ilvl="6" w:tentative="1">
+      <w:start w:val="1"/>
+      <w:numFmt w:val="bullet"/>
+      <w:lvlText w:val=""/>
+      <w:lvlJc w:val="left"/>
+      <w:pPr>
+        <w:tabs>
+          <w:tab w:val="num" w:pos="5040"/>
+        </w:tabs>
+        <w:ind w:left="5040" w:hanging="360"/>
+      </w:pPr>
+      <w:rPr>
+        <w:rFonts w:ascii="Wingdings" w:hAnsi="Wingdings" w:hint="default"/>
+        <w:sz w:val="20"/>
+      </w:rPr>
+    </w:lvl>
+    <w:lvl w:ilvl="7" w:tentative="1">
+      <w:start w:val="1"/>
+      <w:numFmt w:val="bullet"/>
+      <w:lvlText w:val=""/>
+      <w:lvlJc w:val="left"/>
+      <w:pPr>
+        <w:tabs>
+          <w:tab w:val="num" w:pos="5760"/>
+        </w:tabs>
+        <w:ind w:left="5760" w:hanging="360"/>
+      </w:pPr>
+      <w:rPr>
+        <w:rFonts w:ascii="Wingdings" w:hAnsi="Wingdings" w:hint="default"/>
+        <w:sz w:val="20"/>
+      </w:rPr>
+    </w:lvl>
+    <w:lvl w:ilvl="8" w:tentative="1">
+      <w:start w:val="1"/>
+      <w:numFmt w:val="bullet"/>
+      <w:lvlText w:val=""/>
+      <w:lvlJc w:val="left"/>
+      <w:pPr>
+        <w:tabs>
+          <w:tab w:val="num" w:pos="6480"/>
+        </w:tabs>
+        <w:ind w:left="6480" w:hanging="360"/>
+      </w:pPr>
+      <w:rPr>
+        <w:rFonts w:ascii="Wingdings" w:hAnsi="Wingdings" w:hint="default"/>
+        <w:sz w:val="20"/>
+      </w:rPr>
+    </w:lvl>
+  </w:abstractNum>
+  <w:abstractNum w:abstractNumId="10" w15:restartNumberingAfterBreak="0">
     <w:nsid w:val="17100083"/>
     <w:multiLevelType w:val="multilevel"/>
     <w:tmpl w:val="8D94F2A4"/>
@@ -6730,7 +7595,7 @@
       </w:rPr>
     </w:lvl>
   </w:abstractNum>
-  <w:abstractNum w:abstractNumId="10" w15:restartNumberingAfterBreak="0">
+  <w:abstractNum w:abstractNumId="11" w15:restartNumberingAfterBreak="0">
     <w:nsid w:val="17C803B7"/>
     <w:multiLevelType w:val="multilevel"/>
     <w:tmpl w:val="49967CCE"/>
@@ -6879,7 +7744,7 @@
       </w:rPr>
     </w:lvl>
   </w:abstractNum>
-  <w:abstractNum w:abstractNumId="11" w15:restartNumberingAfterBreak="0">
+  <w:abstractNum w:abstractNumId="12" w15:restartNumberingAfterBreak="0">
     <w:nsid w:val="1BA54A53"/>
     <w:multiLevelType w:val="multilevel"/>
     <w:tmpl w:val="4612867E"/>
@@ -6992,7 +7857,7 @@
       </w:pPr>
     </w:lvl>
   </w:abstractNum>
-  <w:abstractNum w:abstractNumId="12" w15:restartNumberingAfterBreak="0">
+  <w:abstractNum w:abstractNumId="13" w15:restartNumberingAfterBreak="0">
     <w:nsid w:val="1BFE284C"/>
     <w:multiLevelType w:val="multilevel"/>
     <w:tmpl w:val="524EF916"/>
@@ -7141,7 +8006,7 @@
       </w:rPr>
     </w:lvl>
   </w:abstractNum>
-  <w:abstractNum w:abstractNumId="13" w15:restartNumberingAfterBreak="0">
+  <w:abstractNum w:abstractNumId="14" w15:restartNumberingAfterBreak="0">
     <w:nsid w:val="1FEF5756"/>
     <w:multiLevelType w:val="multilevel"/>
     <w:tmpl w:val="9FEED6DA"/>
@@ -7290,7 +8155,7 @@
       </w:rPr>
     </w:lvl>
   </w:abstractNum>
-  <w:abstractNum w:abstractNumId="14" w15:restartNumberingAfterBreak="0">
+  <w:abstractNum w:abstractNumId="15" w15:restartNumberingAfterBreak="0">
     <w:nsid w:val="21893A0A"/>
     <w:multiLevelType w:val="multilevel"/>
     <w:tmpl w:val="B192CD78"/>
@@ -7439,7 +8304,7 @@
       </w:rPr>
     </w:lvl>
   </w:abstractNum>
-  <w:abstractNum w:abstractNumId="15" w15:restartNumberingAfterBreak="0">
+  <w:abstractNum w:abstractNumId="16" w15:restartNumberingAfterBreak="0">
     <w:nsid w:val="23E8403D"/>
     <w:multiLevelType w:val="multilevel"/>
     <w:tmpl w:val="388A688C"/>
@@ -7588,7 +8453,7 @@
       </w:rPr>
     </w:lvl>
   </w:abstractNum>
-  <w:abstractNum w:abstractNumId="16" w15:restartNumberingAfterBreak="0">
+  <w:abstractNum w:abstractNumId="17" w15:restartNumberingAfterBreak="0">
     <w:nsid w:val="24800EC1"/>
     <w:multiLevelType w:val="multilevel"/>
     <w:tmpl w:val="46826858"/>
@@ -7737,7 +8602,7 @@
       </w:rPr>
     </w:lvl>
   </w:abstractNum>
-  <w:abstractNum w:abstractNumId="17" w15:restartNumberingAfterBreak="0">
+  <w:abstractNum w:abstractNumId="18" w15:restartNumberingAfterBreak="0">
     <w:nsid w:val="2955620D"/>
     <w:multiLevelType w:val="multilevel"/>
     <w:tmpl w:val="B63E1EAC"/>
@@ -7886,7 +8751,7 @@
       </w:rPr>
     </w:lvl>
   </w:abstractNum>
-  <w:abstractNum w:abstractNumId="18" w15:restartNumberingAfterBreak="0">
+  <w:abstractNum w:abstractNumId="19" w15:restartNumberingAfterBreak="0">
     <w:nsid w:val="2FDF4433"/>
     <w:multiLevelType w:val="multilevel"/>
     <w:tmpl w:val="21006E32"/>
@@ -7999,7 +8864,7 @@
       </w:pPr>
     </w:lvl>
   </w:abstractNum>
-  <w:abstractNum w:abstractNumId="19" w15:restartNumberingAfterBreak="0">
+  <w:abstractNum w:abstractNumId="20" w15:restartNumberingAfterBreak="0">
     <w:nsid w:val="31B948A4"/>
     <w:multiLevelType w:val="multilevel"/>
     <w:tmpl w:val="06DC64A6"/>
@@ -8148,7 +9013,120 @@
       </w:rPr>
     </w:lvl>
   </w:abstractNum>
-  <w:abstractNum w:abstractNumId="20" w15:restartNumberingAfterBreak="0">
+  <w:abstractNum w:abstractNumId="21" w15:restartNumberingAfterBreak="0">
+    <w:nsid w:val="32CF6EF2"/>
+    <w:multiLevelType w:val="multilevel"/>
+    <w:tmpl w:val="123252C6"/>
+    <w:lvl w:ilvl="0">
+      <w:start w:val="1"/>
+      <w:numFmt w:val="decimal"/>
+      <w:lvlText w:val="%1."/>
+      <w:lvlJc w:val="left"/>
+      <w:pPr>
+        <w:tabs>
+          <w:tab w:val="num" w:pos="720"/>
+        </w:tabs>
+        <w:ind w:left="720" w:hanging="360"/>
+      </w:pPr>
+    </w:lvl>
+    <w:lvl w:ilvl="1" w:tentative="1">
+      <w:start w:val="1"/>
+      <w:numFmt w:val="decimal"/>
+      <w:lvlText w:val="%2."/>
+      <w:lvlJc w:val="left"/>
+      <w:pPr>
+        <w:tabs>
+          <w:tab w:val="num" w:pos="1440"/>
+        </w:tabs>
+        <w:ind w:left="1440" w:hanging="360"/>
+      </w:pPr>
+    </w:lvl>
+    <w:lvl w:ilvl="2" w:tentative="1">
+      <w:start w:val="1"/>
+      <w:numFmt w:val="decimal"/>
+      <w:lvlText w:val="%3."/>
+      <w:lvlJc w:val="left"/>
+      <w:pPr>
+        <w:tabs>
+          <w:tab w:val="num" w:pos="2160"/>
+        </w:tabs>
+        <w:ind w:left="2160" w:hanging="360"/>
+      </w:pPr>
+    </w:lvl>
+    <w:lvl w:ilvl="3" w:tentative="1">
+      <w:start w:val="1"/>
+      <w:numFmt w:val="decimal"/>
+      <w:lvlText w:val="%4."/>
+      <w:lvlJc w:val="left"/>
+      <w:pPr>
+        <w:tabs>
+          <w:tab w:val="num" w:pos="2880"/>
+        </w:tabs>
+        <w:ind w:left="2880" w:hanging="360"/>
+      </w:pPr>
+    </w:lvl>
+    <w:lvl w:ilvl="4" w:tentative="1">
+      <w:start w:val="1"/>
+      <w:numFmt w:val="decimal"/>
+      <w:lvlText w:val="%5."/>
+      <w:lvlJc w:val="left"/>
+      <w:pPr>
+        <w:tabs>
+          <w:tab w:val="num" w:pos="3600"/>
+        </w:tabs>
+        <w:ind w:left="3600" w:hanging="360"/>
+      </w:pPr>
+    </w:lvl>
+    <w:lvl w:ilvl="5" w:tentative="1">
+      <w:start w:val="1"/>
+      <w:numFmt w:val="decimal"/>
+      <w:lvlText w:val="%6."/>
+      <w:lvlJc w:val="left"/>
+      <w:pPr>
+        <w:tabs>
+          <w:tab w:val="num" w:pos="4320"/>
+        </w:tabs>
+        <w:ind w:left="4320" w:hanging="360"/>
+      </w:pPr>
+    </w:lvl>
+    <w:lvl w:ilvl="6" w:tentative="1">
+      <w:start w:val="1"/>
+      <w:numFmt w:val="decimal"/>
+      <w:lvlText w:val="%7."/>
+      <w:lvlJc w:val="left"/>
+      <w:pPr>
+        <w:tabs>
+          <w:tab w:val="num" w:pos="5040"/>
+        </w:tabs>
+        <w:ind w:left="5040" w:hanging="360"/>
+      </w:pPr>
+    </w:lvl>
+    <w:lvl w:ilvl="7" w:tentative="1">
+      <w:start w:val="1"/>
+      <w:numFmt w:val="decimal"/>
+      <w:lvlText w:val="%8."/>
+      <w:lvlJc w:val="left"/>
+      <w:pPr>
+        <w:tabs>
+          <w:tab w:val="num" w:pos="5760"/>
+        </w:tabs>
+        <w:ind w:left="5760" w:hanging="360"/>
+      </w:pPr>
+    </w:lvl>
+    <w:lvl w:ilvl="8" w:tentative="1">
+      <w:start w:val="1"/>
+      <w:numFmt w:val="decimal"/>
+      <w:lvlText w:val="%9."/>
+      <w:lvlJc w:val="left"/>
+      <w:pPr>
+        <w:tabs>
+          <w:tab w:val="num" w:pos="6480"/>
+        </w:tabs>
+        <w:ind w:left="6480" w:hanging="360"/>
+      </w:pPr>
+    </w:lvl>
+  </w:abstractNum>
+  <w:abstractNum w:abstractNumId="22" w15:restartNumberingAfterBreak="0">
     <w:nsid w:val="35F10E6A"/>
     <w:multiLevelType w:val="multilevel"/>
     <w:tmpl w:val="7668EB2C"/>
@@ -8297,7 +9275,7 @@
       </w:rPr>
     </w:lvl>
   </w:abstractNum>
-  <w:abstractNum w:abstractNumId="21" w15:restartNumberingAfterBreak="0">
+  <w:abstractNum w:abstractNumId="23" w15:restartNumberingAfterBreak="0">
     <w:nsid w:val="365A4F16"/>
     <w:multiLevelType w:val="multilevel"/>
     <w:tmpl w:val="657233D0"/>
@@ -8446,7 +9424,7 @@
       </w:rPr>
     </w:lvl>
   </w:abstractNum>
-  <w:abstractNum w:abstractNumId="22" w15:restartNumberingAfterBreak="0">
+  <w:abstractNum w:abstractNumId="24" w15:restartNumberingAfterBreak="0">
     <w:nsid w:val="383916B1"/>
     <w:multiLevelType w:val="multilevel"/>
     <w:tmpl w:val="6CA21336"/>
@@ -8595,7 +9573,7 @@
       </w:rPr>
     </w:lvl>
   </w:abstractNum>
-  <w:abstractNum w:abstractNumId="23" w15:restartNumberingAfterBreak="0">
+  <w:abstractNum w:abstractNumId="25" w15:restartNumberingAfterBreak="0">
     <w:nsid w:val="3E1B47D1"/>
     <w:multiLevelType w:val="multilevel"/>
     <w:tmpl w:val="9F80839E"/>
@@ -8744,7 +9722,7 @@
       </w:rPr>
     </w:lvl>
   </w:abstractNum>
-  <w:abstractNum w:abstractNumId="24" w15:restartNumberingAfterBreak="0">
+  <w:abstractNum w:abstractNumId="26" w15:restartNumberingAfterBreak="0">
     <w:nsid w:val="43F72404"/>
     <w:multiLevelType w:val="multilevel"/>
     <w:tmpl w:val="C566828A"/>
@@ -8893,7 +9871,7 @@
       </w:rPr>
     </w:lvl>
   </w:abstractNum>
-  <w:abstractNum w:abstractNumId="25" w15:restartNumberingAfterBreak="0">
+  <w:abstractNum w:abstractNumId="27" w15:restartNumberingAfterBreak="0">
     <w:nsid w:val="46043C1A"/>
     <w:multiLevelType w:val="multilevel"/>
     <w:tmpl w:val="F3222646"/>
@@ -9042,7 +10020,7 @@
       </w:rPr>
     </w:lvl>
   </w:abstractNum>
-  <w:abstractNum w:abstractNumId="26" w15:restartNumberingAfterBreak="0">
+  <w:abstractNum w:abstractNumId="28" w15:restartNumberingAfterBreak="0">
     <w:nsid w:val="484959E9"/>
     <w:multiLevelType w:val="multilevel"/>
     <w:tmpl w:val="1CB8099C"/>
@@ -9191,7 +10169,7 @@
       </w:rPr>
     </w:lvl>
   </w:abstractNum>
-  <w:abstractNum w:abstractNumId="27" w15:restartNumberingAfterBreak="0">
+  <w:abstractNum w:abstractNumId="29" w15:restartNumberingAfterBreak="0">
     <w:nsid w:val="48FC2351"/>
     <w:multiLevelType w:val="multilevel"/>
     <w:tmpl w:val="1AA0B728"/>
@@ -9340,7 +10318,7 @@
       </w:rPr>
     </w:lvl>
   </w:abstractNum>
-  <w:abstractNum w:abstractNumId="28" w15:restartNumberingAfterBreak="0">
+  <w:abstractNum w:abstractNumId="30" w15:restartNumberingAfterBreak="0">
     <w:nsid w:val="4B703F60"/>
     <w:multiLevelType w:val="multilevel"/>
     <w:tmpl w:val="F7D6893A"/>
@@ -9489,7 +10467,7 @@
       </w:rPr>
     </w:lvl>
   </w:abstractNum>
-  <w:abstractNum w:abstractNumId="29" w15:restartNumberingAfterBreak="0">
+  <w:abstractNum w:abstractNumId="31" w15:restartNumberingAfterBreak="0">
     <w:nsid w:val="54E81964"/>
     <w:multiLevelType w:val="multilevel"/>
     <w:tmpl w:val="8FCE3DAA"/>
@@ -9638,7 +10616,7 @@
       </w:rPr>
     </w:lvl>
   </w:abstractNum>
-  <w:abstractNum w:abstractNumId="30" w15:restartNumberingAfterBreak="0">
+  <w:abstractNum w:abstractNumId="32" w15:restartNumberingAfterBreak="0">
     <w:nsid w:val="55FD1ABC"/>
     <w:multiLevelType w:val="multilevel"/>
     <w:tmpl w:val="C7CC733C"/>
@@ -9787,7 +10765,7 @@
       </w:rPr>
     </w:lvl>
   </w:abstractNum>
-  <w:abstractNum w:abstractNumId="31" w15:restartNumberingAfterBreak="0">
+  <w:abstractNum w:abstractNumId="33" w15:restartNumberingAfterBreak="0">
     <w:nsid w:val="575518D8"/>
     <w:multiLevelType w:val="multilevel"/>
     <w:tmpl w:val="9D8C8972"/>
@@ -9936,7 +10914,7 @@
       </w:rPr>
     </w:lvl>
   </w:abstractNum>
-  <w:abstractNum w:abstractNumId="32" w15:restartNumberingAfterBreak="0">
+  <w:abstractNum w:abstractNumId="34" w15:restartNumberingAfterBreak="0">
     <w:nsid w:val="57D00E17"/>
     <w:multiLevelType w:val="multilevel"/>
     <w:tmpl w:val="55A85EB2"/>
@@ -10085,7 +11063,7 @@
       </w:rPr>
     </w:lvl>
   </w:abstractNum>
-  <w:abstractNum w:abstractNumId="33" w15:restartNumberingAfterBreak="0">
+  <w:abstractNum w:abstractNumId="35" w15:restartNumberingAfterBreak="0">
     <w:nsid w:val="605E4F6E"/>
     <w:multiLevelType w:val="multilevel"/>
     <w:tmpl w:val="029C7A7C"/>
@@ -10234,7 +11212,7 @@
       </w:rPr>
     </w:lvl>
   </w:abstractNum>
-  <w:abstractNum w:abstractNumId="34" w15:restartNumberingAfterBreak="0">
+  <w:abstractNum w:abstractNumId="36" w15:restartNumberingAfterBreak="0">
     <w:nsid w:val="67BD7AC0"/>
     <w:multiLevelType w:val="multilevel"/>
     <w:tmpl w:val="DF1CE2A8"/>
@@ -10383,7 +11361,156 @@
       </w:rPr>
     </w:lvl>
   </w:abstractNum>
-  <w:abstractNum w:abstractNumId="35" w15:restartNumberingAfterBreak="0">
+  <w:abstractNum w:abstractNumId="37" w15:restartNumberingAfterBreak="0">
+    <w:nsid w:val="67EE68E2"/>
+    <w:multiLevelType w:val="multilevel"/>
+    <w:tmpl w:val="D7AEAF66"/>
+    <w:lvl w:ilvl="0">
+      <w:start w:val="1"/>
+      <w:numFmt w:val="bullet"/>
+      <w:lvlText w:val=""/>
+      <w:lvlJc w:val="left"/>
+      <w:pPr>
+        <w:tabs>
+          <w:tab w:val="num" w:pos="720"/>
+        </w:tabs>
+        <w:ind w:left="720" w:hanging="360"/>
+      </w:pPr>
+      <w:rPr>
+        <w:rFonts w:ascii="Symbol" w:hAnsi="Symbol" w:hint="default"/>
+        <w:sz w:val="20"/>
+      </w:rPr>
+    </w:lvl>
+    <w:lvl w:ilvl="1" w:tentative="1">
+      <w:start w:val="1"/>
+      <w:numFmt w:val="bullet"/>
+      <w:lvlText w:val="o"/>
+      <w:lvlJc w:val="left"/>
+      <w:pPr>
+        <w:tabs>
+          <w:tab w:val="num" w:pos="1440"/>
+        </w:tabs>
+        <w:ind w:left="1440" w:hanging="360"/>
+      </w:pPr>
+      <w:rPr>
+        <w:rFonts w:ascii="Courier New" w:hAnsi="Courier New" w:hint="default"/>
+        <w:sz w:val="20"/>
+      </w:rPr>
+    </w:lvl>
+    <w:lvl w:ilvl="2" w:tentative="1">
+      <w:start w:val="1"/>
+      <w:numFmt w:val="bullet"/>
+      <w:lvlText w:val=""/>
+      <w:lvlJc w:val="left"/>
+      <w:pPr>
+        <w:tabs>
+          <w:tab w:val="num" w:pos="2160"/>
+        </w:tabs>
+        <w:ind w:left="2160" w:hanging="360"/>
+      </w:pPr>
+      <w:rPr>
+        <w:rFonts w:ascii="Wingdings" w:hAnsi="Wingdings" w:hint="default"/>
+        <w:sz w:val="20"/>
+      </w:rPr>
+    </w:lvl>
+    <w:lvl w:ilvl="3" w:tentative="1">
+      <w:start w:val="1"/>
+      <w:numFmt w:val="bullet"/>
+      <w:lvlText w:val=""/>
+      <w:lvlJc w:val="left"/>
+      <w:pPr>
+        <w:tabs>
+          <w:tab w:val="num" w:pos="2880"/>
+        </w:tabs>
+        <w:ind w:left="2880" w:hanging="360"/>
+      </w:pPr>
+      <w:rPr>
+        <w:rFonts w:ascii="Wingdings" w:hAnsi="Wingdings" w:hint="default"/>
+        <w:sz w:val="20"/>
+      </w:rPr>
+    </w:lvl>
+    <w:lvl w:ilvl="4" w:tentative="1">
+      <w:start w:val="1"/>
+      <w:numFmt w:val="bullet"/>
+      <w:lvlText w:val=""/>
+      <w:lvlJc w:val="left"/>
+      <w:pPr>
+        <w:tabs>
+          <w:tab w:val="num" w:pos="3600"/>
+        </w:tabs>
+        <w:ind w:left="3600" w:hanging="360"/>
+      </w:pPr>
+      <w:rPr>
+        <w:rFonts w:ascii="Wingdings" w:hAnsi="Wingdings" w:hint="default"/>
+        <w:sz w:val="20"/>
+      </w:rPr>
+    </w:lvl>
+    <w:lvl w:ilvl="5" w:tentative="1">
+      <w:start w:val="1"/>
+      <w:numFmt w:val="bullet"/>
+      <w:lvlText w:val=""/>
+      <w:lvlJc w:val="left"/>
+      <w:pPr>
+        <w:tabs>
+          <w:tab w:val="num" w:pos="4320"/>
+        </w:tabs>
+        <w:ind w:left="4320" w:hanging="360"/>
+      </w:pPr>
+      <w:rPr>
+        <w:rFonts w:ascii="Wingdings" w:hAnsi="Wingdings" w:hint="default"/>
+        <w:sz w:val="20"/>
+      </w:rPr>
+    </w:lvl>
+    <w:lvl w:ilvl="6" w:tentative="1">
+      <w:start w:val="1"/>
+      <w:numFmt w:val="bullet"/>
+      <w:lvlText w:val=""/>
+      <w:lvlJc w:val="left"/>
+      <w:pPr>
+        <w:tabs>
+          <w:tab w:val="num" w:pos="5040"/>
+        </w:tabs>
+        <w:ind w:left="5040" w:hanging="360"/>
+      </w:pPr>
+      <w:rPr>
+        <w:rFonts w:ascii="Wingdings" w:hAnsi="Wingdings" w:hint="default"/>
+        <w:sz w:val="20"/>
+      </w:rPr>
+    </w:lvl>
+    <w:lvl w:ilvl="7" w:tentative="1">
+      <w:start w:val="1"/>
+      <w:numFmt w:val="bullet"/>
+      <w:lvlText w:val=""/>
+      <w:lvlJc w:val="left"/>
+      <w:pPr>
+        <w:tabs>
+          <w:tab w:val="num" w:pos="5760"/>
+        </w:tabs>
+        <w:ind w:left="5760" w:hanging="360"/>
+      </w:pPr>
+      <w:rPr>
+        <w:rFonts w:ascii="Wingdings" w:hAnsi="Wingdings" w:hint="default"/>
+        <w:sz w:val="20"/>
+      </w:rPr>
+    </w:lvl>
+    <w:lvl w:ilvl="8" w:tentative="1">
+      <w:start w:val="1"/>
+      <w:numFmt w:val="bullet"/>
+      <w:lvlText w:val=""/>
+      <w:lvlJc w:val="left"/>
+      <w:pPr>
+        <w:tabs>
+          <w:tab w:val="num" w:pos="6480"/>
+        </w:tabs>
+        <w:ind w:left="6480" w:hanging="360"/>
+      </w:pPr>
+      <w:rPr>
+        <w:rFonts w:ascii="Wingdings" w:hAnsi="Wingdings" w:hint="default"/>
+        <w:sz w:val="20"/>
+      </w:rPr>
+    </w:lvl>
+  </w:abstractNum>
+  <w:abstractNum w:abstractNumId="38" w15:restartNumberingAfterBreak="0">
     <w:nsid w:val="6CFB2C04"/>
     <w:multiLevelType w:val="multilevel"/>
     <w:tmpl w:val="9D22A7CE"/>
@@ -10496,7 +11623,7 @@
       </w:pPr>
     </w:lvl>
   </w:abstractNum>
-  <w:abstractNum w:abstractNumId="36" w15:restartNumberingAfterBreak="0">
+  <w:abstractNum w:abstractNumId="39" w15:restartNumberingAfterBreak="0">
     <w:nsid w:val="6E8532F3"/>
     <w:multiLevelType w:val="multilevel"/>
     <w:tmpl w:val="A000A2D6"/>
@@ -10645,7 +11772,156 @@
       </w:rPr>
     </w:lvl>
   </w:abstractNum>
-  <w:abstractNum w:abstractNumId="37" w15:restartNumberingAfterBreak="0">
+  <w:abstractNum w:abstractNumId="40" w15:restartNumberingAfterBreak="0">
+    <w:nsid w:val="6EB31495"/>
+    <w:multiLevelType w:val="multilevel"/>
+    <w:tmpl w:val="B2644D1E"/>
+    <w:lvl w:ilvl="0">
+      <w:start w:val="1"/>
+      <w:numFmt w:val="bullet"/>
+      <w:lvlText w:val=""/>
+      <w:lvlJc w:val="left"/>
+      <w:pPr>
+        <w:tabs>
+          <w:tab w:val="num" w:pos="720"/>
+        </w:tabs>
+        <w:ind w:left="720" w:hanging="360"/>
+      </w:pPr>
+      <w:rPr>
+        <w:rFonts w:ascii="Symbol" w:hAnsi="Symbol" w:hint="default"/>
+        <w:sz w:val="20"/>
+      </w:rPr>
+    </w:lvl>
+    <w:lvl w:ilvl="1" w:tentative="1">
+      <w:start w:val="1"/>
+      <w:numFmt w:val="bullet"/>
+      <w:lvlText w:val="o"/>
+      <w:lvlJc w:val="left"/>
+      <w:pPr>
+        <w:tabs>
+          <w:tab w:val="num" w:pos="1440"/>
+        </w:tabs>
+        <w:ind w:left="1440" w:hanging="360"/>
+      </w:pPr>
+      <w:rPr>
+        <w:rFonts w:ascii="Courier New" w:hAnsi="Courier New" w:hint="default"/>
+        <w:sz w:val="20"/>
+      </w:rPr>
+    </w:lvl>
+    <w:lvl w:ilvl="2" w:tentative="1">
+      <w:start w:val="1"/>
+      <w:numFmt w:val="bullet"/>
+      <w:lvlText w:val=""/>
+      <w:lvlJc w:val="left"/>
+      <w:pPr>
+        <w:tabs>
+          <w:tab w:val="num" w:pos="2160"/>
+        </w:tabs>
+        <w:ind w:left="2160" w:hanging="360"/>
+      </w:pPr>
+      <w:rPr>
+        <w:rFonts w:ascii="Wingdings" w:hAnsi="Wingdings" w:hint="default"/>
+        <w:sz w:val="20"/>
+      </w:rPr>
+    </w:lvl>
+    <w:lvl w:ilvl="3" w:tentative="1">
+      <w:start w:val="1"/>
+      <w:numFmt w:val="bullet"/>
+      <w:lvlText w:val=""/>
+      <w:lvlJc w:val="left"/>
+      <w:pPr>
+        <w:tabs>
+          <w:tab w:val="num" w:pos="2880"/>
+        </w:tabs>
+        <w:ind w:left="2880" w:hanging="360"/>
+      </w:pPr>
+      <w:rPr>
+        <w:rFonts w:ascii="Wingdings" w:hAnsi="Wingdings" w:hint="default"/>
+        <w:sz w:val="20"/>
+      </w:rPr>
+    </w:lvl>
+    <w:lvl w:ilvl="4" w:tentative="1">
+      <w:start w:val="1"/>
+      <w:numFmt w:val="bullet"/>
+      <w:lvlText w:val=""/>
+      <w:lvlJc w:val="left"/>
+      <w:pPr>
+        <w:tabs>
+          <w:tab w:val="num" w:pos="3600"/>
+        </w:tabs>
+        <w:ind w:left="3600" w:hanging="360"/>
+      </w:pPr>
+      <w:rPr>
+        <w:rFonts w:ascii="Wingdings" w:hAnsi="Wingdings" w:hint="default"/>
+        <w:sz w:val="20"/>
+      </w:rPr>
+    </w:lvl>
+    <w:lvl w:ilvl="5" w:tentative="1">
+      <w:start w:val="1"/>
+      <w:numFmt w:val="bullet"/>
+      <w:lvlText w:val=""/>
+      <w:lvlJc w:val="left"/>
+      <w:pPr>
+        <w:tabs>
+          <w:tab w:val="num" w:pos="4320"/>
+        </w:tabs>
+        <w:ind w:left="4320" w:hanging="360"/>
+      </w:pPr>
+      <w:rPr>
+        <w:rFonts w:ascii="Wingdings" w:hAnsi="Wingdings" w:hint="default"/>
+        <w:sz w:val="20"/>
+      </w:rPr>
+    </w:lvl>
+    <w:lvl w:ilvl="6" w:tentative="1">
+      <w:start w:val="1"/>
+      <w:numFmt w:val="bullet"/>
+      <w:lvlText w:val=""/>
+      <w:lvlJc w:val="left"/>
+      <w:pPr>
+        <w:tabs>
+          <w:tab w:val="num" w:pos="5040"/>
+        </w:tabs>
+        <w:ind w:left="5040" w:hanging="360"/>
+      </w:pPr>
+      <w:rPr>
+        <w:rFonts w:ascii="Wingdings" w:hAnsi="Wingdings" w:hint="default"/>
+        <w:sz w:val="20"/>
+      </w:rPr>
+    </w:lvl>
+    <w:lvl w:ilvl="7" w:tentative="1">
+      <w:start w:val="1"/>
+      <w:numFmt w:val="bullet"/>
+      <w:lvlText w:val=""/>
+      <w:lvlJc w:val="left"/>
+      <w:pPr>
+        <w:tabs>
+          <w:tab w:val="num" w:pos="5760"/>
+        </w:tabs>
+        <w:ind w:left="5760" w:hanging="360"/>
+      </w:pPr>
+      <w:rPr>
+        <w:rFonts w:ascii="Wingdings" w:hAnsi="Wingdings" w:hint="default"/>
+        <w:sz w:val="20"/>
+      </w:rPr>
+    </w:lvl>
+    <w:lvl w:ilvl="8" w:tentative="1">
+      <w:start w:val="1"/>
+      <w:numFmt w:val="bullet"/>
+      <w:lvlText w:val=""/>
+      <w:lvlJc w:val="left"/>
+      <w:pPr>
+        <w:tabs>
+          <w:tab w:val="num" w:pos="6480"/>
+        </w:tabs>
+        <w:ind w:left="6480" w:hanging="360"/>
+      </w:pPr>
+      <w:rPr>
+        <w:rFonts w:ascii="Wingdings" w:hAnsi="Wingdings" w:hint="default"/>
+        <w:sz w:val="20"/>
+      </w:rPr>
+    </w:lvl>
+  </w:abstractNum>
+  <w:abstractNum w:abstractNumId="41" w15:restartNumberingAfterBreak="0">
     <w:nsid w:val="727123B0"/>
     <w:multiLevelType w:val="multilevel"/>
     <w:tmpl w:val="A392ACB8"/>
@@ -10794,7 +12070,7 @@
       </w:rPr>
     </w:lvl>
   </w:abstractNum>
-  <w:abstractNum w:abstractNumId="38" w15:restartNumberingAfterBreak="0">
+  <w:abstractNum w:abstractNumId="42" w15:restartNumberingAfterBreak="0">
     <w:nsid w:val="73443832"/>
     <w:multiLevelType w:val="multilevel"/>
     <w:tmpl w:val="0CE05C7C"/>
@@ -10943,7 +12219,7 @@
       </w:rPr>
     </w:lvl>
   </w:abstractNum>
-  <w:abstractNum w:abstractNumId="39" w15:restartNumberingAfterBreak="0">
+  <w:abstractNum w:abstractNumId="43" w15:restartNumberingAfterBreak="0">
     <w:nsid w:val="7DEC2CD9"/>
     <w:multiLevelType w:val="multilevel"/>
     <w:tmpl w:val="7352AA6A"/>
@@ -11096,73 +12372,73 @@
     <w:abstractNumId w:val="8"/>
   </w:num>
   <w:num w:numId="2">
-    <w:abstractNumId w:val="11"/>
+    <w:abstractNumId w:val="12"/>
   </w:num>
   <w:num w:numId="3">
-    <w:abstractNumId w:val="19"/>
+    <w:abstractNumId w:val="20"/>
   </w:num>
   <w:num w:numId="4">
-    <w:abstractNumId w:val="20"/>
+    <w:abstractNumId w:val="22"/>
   </w:num>
   <w:num w:numId="5">
-    <w:abstractNumId w:val="25"/>
+    <w:abstractNumId w:val="27"/>
   </w:num>
   <w:num w:numId="6">
+    <w:abstractNumId w:val="28"/>
+  </w:num>
+  <w:num w:numId="7">
+    <w:abstractNumId w:val="36"/>
+  </w:num>
+  <w:num w:numId="8">
+    <w:abstractNumId w:val="35"/>
+  </w:num>
+  <w:num w:numId="9">
+    <w:abstractNumId w:val="24"/>
+  </w:num>
+  <w:num w:numId="10">
+    <w:abstractNumId w:val="33"/>
+  </w:num>
+  <w:num w:numId="11">
+    <w:abstractNumId w:val="16"/>
+  </w:num>
+  <w:num w:numId="12">
+    <w:abstractNumId w:val="29"/>
+  </w:num>
+  <w:num w:numId="13">
+    <w:abstractNumId w:val="43"/>
+  </w:num>
+  <w:num w:numId="14">
+    <w:abstractNumId w:val="15"/>
+  </w:num>
+  <w:num w:numId="15">
+    <w:abstractNumId w:val="13"/>
+  </w:num>
+  <w:num w:numId="16">
     <w:abstractNumId w:val="26"/>
   </w:num>
-  <w:num w:numId="7">
-    <w:abstractNumId w:val="34"/>
-  </w:num>
-  <w:num w:numId="8">
-    <w:abstractNumId w:val="33"/>
-  </w:num>
-  <w:num w:numId="9">
-    <w:abstractNumId w:val="22"/>
-  </w:num>
-  <w:num w:numId="10">
-    <w:abstractNumId w:val="31"/>
-  </w:num>
-  <w:num w:numId="11">
-    <w:abstractNumId w:val="15"/>
-  </w:num>
-  <w:num w:numId="12">
-    <w:abstractNumId w:val="27"/>
-  </w:num>
-  <w:num w:numId="13">
-    <w:abstractNumId w:val="39"/>
-  </w:num>
-  <w:num w:numId="14">
+  <w:num w:numId="17">
     <w:abstractNumId w:val="14"/>
   </w:num>
-  <w:num w:numId="15">
-    <w:abstractNumId w:val="12"/>
-  </w:num>
-  <w:num w:numId="16">
-    <w:abstractNumId w:val="24"/>
-  </w:num>
-  <w:num w:numId="17">
-    <w:abstractNumId w:val="13"/>
-  </w:num>
   <w:num w:numId="18">
-    <w:abstractNumId w:val="38"/>
+    <w:abstractNumId w:val="42"/>
   </w:num>
   <w:num w:numId="19">
-    <w:abstractNumId w:val="28"/>
+    <w:abstractNumId w:val="30"/>
   </w:num>
   <w:num w:numId="20">
-    <w:abstractNumId w:val="36"/>
+    <w:abstractNumId w:val="39"/>
   </w:num>
   <w:num w:numId="21">
     <w:abstractNumId w:val="5"/>
   </w:num>
   <w:num w:numId="22">
-    <w:abstractNumId w:val="21"/>
+    <w:abstractNumId w:val="23"/>
   </w:num>
   <w:num w:numId="23">
-    <w:abstractNumId w:val="9"/>
+    <w:abstractNumId w:val="10"/>
   </w:num>
   <w:num w:numId="24">
-    <w:abstractNumId w:val="17"/>
+    <w:abstractNumId w:val="18"/>
   </w:num>
   <w:num w:numId="25">
     <w:abstractNumId w:val="4"/>
@@ -11171,46 +12447,58 @@
     <w:abstractNumId w:val="6"/>
   </w:num>
   <w:num w:numId="27">
-    <w:abstractNumId w:val="29"/>
+    <w:abstractNumId w:val="31"/>
   </w:num>
   <w:num w:numId="28">
     <w:abstractNumId w:val="0"/>
   </w:num>
   <w:num w:numId="29">
-    <w:abstractNumId w:val="32"/>
+    <w:abstractNumId w:val="34"/>
   </w:num>
   <w:num w:numId="30">
     <w:abstractNumId w:val="3"/>
   </w:num>
   <w:num w:numId="31">
-    <w:abstractNumId w:val="10"/>
+    <w:abstractNumId w:val="11"/>
   </w:num>
   <w:num w:numId="32">
-    <w:abstractNumId w:val="18"/>
+    <w:abstractNumId w:val="19"/>
   </w:num>
   <w:num w:numId="33">
-    <w:abstractNumId w:val="37"/>
+    <w:abstractNumId w:val="41"/>
   </w:num>
   <w:num w:numId="34">
-    <w:abstractNumId w:val="35"/>
+    <w:abstractNumId w:val="38"/>
   </w:num>
   <w:num w:numId="35">
     <w:abstractNumId w:val="2"/>
   </w:num>
   <w:num w:numId="36">
-    <w:abstractNumId w:val="16"/>
+    <w:abstractNumId w:val="17"/>
   </w:num>
   <w:num w:numId="37">
-    <w:abstractNumId w:val="23"/>
+    <w:abstractNumId w:val="25"/>
   </w:num>
   <w:num w:numId="38">
-    <w:abstractNumId w:val="30"/>
+    <w:abstractNumId w:val="32"/>
   </w:num>
   <w:num w:numId="39">
     <w:abstractNumId w:val="7"/>
   </w:num>
   <w:num w:numId="40">
     <w:abstractNumId w:val="1"/>
+  </w:num>
+  <w:num w:numId="41">
+    <w:abstractNumId w:val="9"/>
+  </w:num>
+  <w:num w:numId="42">
+    <w:abstractNumId w:val="21"/>
+  </w:num>
+  <w:num w:numId="43">
+    <w:abstractNumId w:val="40"/>
+  </w:num>
+  <w:num w:numId="44">
+    <w:abstractNumId w:val="37"/>
   </w:num>
 </w:numbering>
 </file>
